--- a/docs/atlas/ATL-12_Don-hang-ban.docx
+++ b/docs/atlas/ATL-12_Don-hang-ban.docx
@@ -2131,6 +2131,393 @@
           </w:p>
         </w:tc>
       </w:tr>
+      <w:tr>
+        <w:trPr>
+          <w:cantSplit/>
+        </w:trPr>
+        <w:tc>
+          <w:tcPr>
+            <w:tcW w:type="dxa" w:w="596"/>
+            <w:tcBorders>
+              <w:top w:val="single" w:color="A6A6A6" w:sz="4"/>
+              <w:left w:val="single" w:color="A6A6A6" w:sz="4"/>
+              <w:bottom w:val="single" w:color="A6A6A6" w:sz="4"/>
+              <w:right w:val="single" w:color="A6A6A6" w:sz="4"/>
+            </w:tcBorders>
+            <w:tcMar>
+              <w:top w:type="dxa" w:w="60"/>
+              <w:left w:type="dxa" w:w="100"/>
+              <w:bottom w:type="dxa" w:w="60"/>
+              <w:right w:type="dxa" w:w="100"/>
+            </w:tcMar>
+            <w:vAlign w:val="top"/>
+          </w:tcPr>
+          <w:p>
+            <w:pPr>
+              <w:spacing w:after="20" w:line="270"/>
+            </w:pPr>
+            <w:r>
+              <w:rPr>
+                <w:rFonts w:ascii="Arial" w:cs="Arial" w:eastAsia="Arial" w:hAnsi="Arial"/>
+                <w:sz w:val="19"/>
+                <w:szCs w:val="19"/>
+              </w:rPr>
+              <w:t xml:space="preserve">9</w:t>
+            </w:r>
+          </w:p>
+        </w:tc>
+        <w:tc>
+          <w:tcPr>
+            <w:tcW w:type="dxa" w:w="1490"/>
+            <w:tcBorders>
+              <w:top w:val="single" w:color="A6A6A6" w:sz="4"/>
+              <w:left w:val="single" w:color="A6A6A6" w:sz="4"/>
+              <w:bottom w:val="single" w:color="A6A6A6" w:sz="4"/>
+              <w:right w:val="single" w:color="A6A6A6" w:sz="4"/>
+            </w:tcBorders>
+            <w:tcMar>
+              <w:top w:type="dxa" w:w="60"/>
+              <w:left w:type="dxa" w:w="100"/>
+              <w:bottom w:type="dxa" w:w="60"/>
+              <w:right w:type="dxa" w:w="100"/>
+            </w:tcMar>
+            <w:vAlign w:val="top"/>
+          </w:tcPr>
+          <w:p>
+            <w:pPr>
+              <w:spacing w:after="20" w:line="270"/>
+            </w:pPr>
+            <w:r>
+              <w:rPr>
+                <w:rFonts w:ascii="Arial" w:cs="Arial" w:eastAsia="Arial" w:hAnsi="Arial"/>
+                <w:sz w:val="19"/>
+                <w:szCs w:val="19"/>
+              </w:rPr>
+              <w:t xml:space="preserve">Sale</w:t>
+            </w:r>
+          </w:p>
+        </w:tc>
+        <w:tc>
+          <w:tcPr>
+            <w:tcW w:type="dxa" w:w="3974"/>
+            <w:tcBorders>
+              <w:top w:val="single" w:color="A6A6A6" w:sz="4"/>
+              <w:left w:val="single" w:color="A6A6A6" w:sz="4"/>
+              <w:bottom w:val="single" w:color="A6A6A6" w:sz="4"/>
+              <w:right w:val="single" w:color="A6A6A6" w:sz="4"/>
+            </w:tcBorders>
+            <w:tcMar>
+              <w:top w:type="dxa" w:w="60"/>
+              <w:left w:type="dxa" w:w="100"/>
+              <w:bottom w:type="dxa" w:w="60"/>
+              <w:right w:type="dxa" w:w="100"/>
+            </w:tcMar>
+            <w:vAlign w:val="top"/>
+          </w:tcPr>
+          <w:p>
+            <w:pPr>
+              <w:spacing w:after="20" w:line="270"/>
+            </w:pPr>
+            <w:r>
+              <w:rPr>
+                <w:rFonts w:ascii="Arial" w:cs="Arial" w:eastAsia="Arial" w:hAnsi="Arial"/>
+                <w:sz w:val="19"/>
+                <w:szCs w:val="19"/>
+              </w:rPr>
+              <w:t xml:space="preserve">Chọn "Thu tiền ngay" ở thanh Thu tiền (đầu chứng từ) và tài khoản nhận tiền.</w:t>
+            </w:r>
+          </w:p>
+        </w:tc>
+        <w:tc>
+          <w:tcPr>
+            <w:tcW w:type="dxa" w:w="3578"/>
+            <w:tcBorders>
+              <w:top w:val="single" w:color="A6A6A6" w:sz="4"/>
+              <w:left w:val="single" w:color="A6A6A6" w:sz="4"/>
+              <w:bottom w:val="single" w:color="A6A6A6" w:sz="4"/>
+              <w:right w:val="single" w:color="A6A6A6" w:sz="4"/>
+            </w:tcBorders>
+            <w:tcMar>
+              <w:top w:type="dxa" w:w="60"/>
+              <w:left w:type="dxa" w:w="100"/>
+              <w:bottom w:type="dxa" w:w="60"/>
+              <w:right w:type="dxa" w:w="100"/>
+            </w:tcMar>
+            <w:vAlign w:val="top"/>
+          </w:tcPr>
+          <w:p>
+            <w:pPr>
+              <w:spacing w:after="20" w:line="270"/>
+            </w:pPr>
+            <w:r>
+              <w:rPr>
+                <w:rFonts w:ascii="Arial" w:cs="Arial" w:eastAsia="Arial" w:hAnsi="Arial"/>
+                <w:sz w:val="19"/>
+                <w:szCs w:val="19"/>
+              </w:rPr>
+              <w:t xml:space="preserve">Đơn nhớ lựa chọn. Mặc định là "Chưa thu tiền". Chỉ đổi được khi đơn còn sửa được.</w:t>
+            </w:r>
+          </w:p>
+        </w:tc>
+      </w:tr>
+      <w:tr>
+        <w:trPr>
+          <w:cantSplit/>
+        </w:trPr>
+        <w:tc>
+          <w:tcPr>
+            <w:tcW w:type="dxa" w:w="596"/>
+            <w:tcBorders>
+              <w:top w:val="single" w:color="A6A6A6" w:sz="4"/>
+              <w:left w:val="single" w:color="A6A6A6" w:sz="4"/>
+              <w:bottom w:val="single" w:color="A6A6A6" w:sz="4"/>
+              <w:right w:val="single" w:color="A6A6A6" w:sz="4"/>
+            </w:tcBorders>
+            <w:tcMar>
+              <w:top w:type="dxa" w:w="60"/>
+              <w:left w:type="dxa" w:w="100"/>
+              <w:bottom w:type="dxa" w:w="60"/>
+              <w:right w:type="dxa" w:w="100"/>
+            </w:tcMar>
+            <w:vAlign w:val="top"/>
+          </w:tcPr>
+          <w:p>
+            <w:pPr>
+              <w:spacing w:after="20" w:line="270"/>
+            </w:pPr>
+            <w:r>
+              <w:rPr>
+                <w:rFonts w:ascii="Arial" w:cs="Arial" w:eastAsia="Arial" w:hAnsi="Arial"/>
+                <w:sz w:val="19"/>
+                <w:szCs w:val="19"/>
+              </w:rPr>
+              <w:t xml:space="preserve">10</w:t>
+            </w:r>
+          </w:p>
+        </w:tc>
+        <w:tc>
+          <w:tcPr>
+            <w:tcW w:type="dxa" w:w="1490"/>
+            <w:tcBorders>
+              <w:top w:val="single" w:color="A6A6A6" w:sz="4"/>
+              <w:left w:val="single" w:color="A6A6A6" w:sz="4"/>
+              <w:bottom w:val="single" w:color="A6A6A6" w:sz="4"/>
+              <w:right w:val="single" w:color="A6A6A6" w:sz="4"/>
+            </w:tcBorders>
+            <w:tcMar>
+              <w:top w:type="dxa" w:w="60"/>
+              <w:left w:type="dxa" w:w="100"/>
+              <w:bottom w:type="dxa" w:w="60"/>
+              <w:right w:type="dxa" w:w="100"/>
+            </w:tcMar>
+            <w:vAlign w:val="top"/>
+          </w:tcPr>
+          <w:p>
+            <w:pPr>
+              <w:spacing w:after="20" w:line="270"/>
+            </w:pPr>
+            <w:r>
+              <w:rPr>
+                <w:rFonts w:ascii="Arial" w:cs="Arial" w:eastAsia="Arial" w:hAnsi="Arial"/>
+                <w:sz w:val="19"/>
+                <w:szCs w:val="19"/>
+              </w:rPr>
+              <w:t xml:space="preserve">Quản lý</w:t>
+            </w:r>
+          </w:p>
+        </w:tc>
+        <w:tc>
+          <w:tcPr>
+            <w:tcW w:type="dxa" w:w="3974"/>
+            <w:tcBorders>
+              <w:top w:val="single" w:color="A6A6A6" w:sz="4"/>
+              <w:left w:val="single" w:color="A6A6A6" w:sz="4"/>
+              <w:bottom w:val="single" w:color="A6A6A6" w:sz="4"/>
+              <w:right w:val="single" w:color="A6A6A6" w:sz="4"/>
+            </w:tcBorders>
+            <w:tcMar>
+              <w:top w:type="dxa" w:w="60"/>
+              <w:left w:type="dxa" w:w="100"/>
+              <w:bottom w:type="dxa" w:w="60"/>
+              <w:right w:type="dxa" w:w="100"/>
+            </w:tcMar>
+            <w:vAlign w:val="top"/>
+          </w:tcPr>
+          <w:p>
+            <w:pPr>
+              <w:spacing w:after="20" w:line="270"/>
+            </w:pPr>
+            <w:r>
+              <w:rPr>
+                <w:rFonts w:ascii="Arial" w:cs="Arial" w:eastAsia="Arial" w:hAnsi="Arial"/>
+                <w:sz w:val="19"/>
+                <w:szCs w:val="19"/>
+              </w:rPr>
+              <w:t xml:space="preserve">Mở tab Giá vốn.</w:t>
+            </w:r>
+          </w:p>
+        </w:tc>
+        <w:tc>
+          <w:tcPr>
+            <w:tcW w:type="dxa" w:w="3578"/>
+            <w:tcBorders>
+              <w:top w:val="single" w:color="A6A6A6" w:sz="4"/>
+              <w:left w:val="single" w:color="A6A6A6" w:sz="4"/>
+              <w:bottom w:val="single" w:color="A6A6A6" w:sz="4"/>
+              <w:right w:val="single" w:color="A6A6A6" w:sz="4"/>
+            </w:tcBorders>
+            <w:tcMar>
+              <w:top w:type="dxa" w:w="60"/>
+              <w:left w:type="dxa" w:w="100"/>
+              <w:bottom w:type="dxa" w:w="60"/>
+              <w:right w:type="dxa" w:w="100"/>
+            </w:tcMar>
+            <w:vAlign w:val="top"/>
+          </w:tcPr>
+          <w:p>
+            <w:pPr>
+              <w:spacing w:after="20" w:line="270"/>
+            </w:pPr>
+            <w:r>
+              <w:rPr>
+                <w:rFonts w:ascii="Arial" w:cs="Arial" w:eastAsia="Arial" w:hAnsi="Arial"/>
+                <w:sz w:val="19"/>
+                <w:szCs w:val="19"/>
+              </w:rPr>
+              <w:t xml:space="preserve">Xem từng dòng: giá vốn ước tính, doanh thu thuần, lãi gộp và tỷ suất; dòng chưa có giá vốn được đánh dấu.</w:t>
+            </w:r>
+          </w:p>
+        </w:tc>
+      </w:tr>
+      <w:tr>
+        <w:trPr>
+          <w:cantSplit/>
+        </w:trPr>
+        <w:tc>
+          <w:tcPr>
+            <w:tcW w:type="dxa" w:w="596"/>
+            <w:tcBorders>
+              <w:top w:val="single" w:color="A6A6A6" w:sz="4"/>
+              <w:left w:val="single" w:color="A6A6A6" w:sz="4"/>
+              <w:bottom w:val="single" w:color="A6A6A6" w:sz="4"/>
+              <w:right w:val="single" w:color="A6A6A6" w:sz="4"/>
+            </w:tcBorders>
+            <w:tcMar>
+              <w:top w:type="dxa" w:w="60"/>
+              <w:left w:type="dxa" w:w="100"/>
+              <w:bottom w:type="dxa" w:w="60"/>
+              <w:right w:type="dxa" w:w="100"/>
+            </w:tcMar>
+            <w:vAlign w:val="top"/>
+          </w:tcPr>
+          <w:p>
+            <w:pPr>
+              <w:spacing w:after="20" w:line="270"/>
+            </w:pPr>
+            <w:r>
+              <w:rPr>
+                <w:rFonts w:ascii="Arial" w:cs="Arial" w:eastAsia="Arial" w:hAnsi="Arial"/>
+                <w:sz w:val="19"/>
+                <w:szCs w:val="19"/>
+              </w:rPr>
+              <w:t xml:space="preserve">11</w:t>
+            </w:r>
+          </w:p>
+        </w:tc>
+        <w:tc>
+          <w:tcPr>
+            <w:tcW w:type="dxa" w:w="1490"/>
+            <w:tcBorders>
+              <w:top w:val="single" w:color="A6A6A6" w:sz="4"/>
+              <w:left w:val="single" w:color="A6A6A6" w:sz="4"/>
+              <w:bottom w:val="single" w:color="A6A6A6" w:sz="4"/>
+              <w:right w:val="single" w:color="A6A6A6" w:sz="4"/>
+            </w:tcBorders>
+            <w:tcMar>
+              <w:top w:type="dxa" w:w="60"/>
+              <w:left w:type="dxa" w:w="100"/>
+              <w:bottom w:type="dxa" w:w="60"/>
+              <w:right w:type="dxa" w:w="100"/>
+            </w:tcMar>
+            <w:vAlign w:val="top"/>
+          </w:tcPr>
+          <w:p>
+            <w:pPr>
+              <w:spacing w:after="20" w:line="270"/>
+            </w:pPr>
+            <w:r>
+              <w:rPr>
+                <w:rFonts w:ascii="Arial" w:cs="Arial" w:eastAsia="Arial" w:hAnsi="Arial"/>
+                <w:sz w:val="19"/>
+                <w:szCs w:val="19"/>
+              </w:rPr>
+              <w:t xml:space="preserve">Người dùng</w:t>
+            </w:r>
+          </w:p>
+        </w:tc>
+        <w:tc>
+          <w:tcPr>
+            <w:tcW w:type="dxa" w:w="3974"/>
+            <w:tcBorders>
+              <w:top w:val="single" w:color="A6A6A6" w:sz="4"/>
+              <w:left w:val="single" w:color="A6A6A6" w:sz="4"/>
+              <w:bottom w:val="single" w:color="A6A6A6" w:sz="4"/>
+              <w:right w:val="single" w:color="A6A6A6" w:sz="4"/>
+            </w:tcBorders>
+            <w:tcMar>
+              <w:top w:type="dxa" w:w="60"/>
+              <w:left w:type="dxa" w:w="100"/>
+              <w:bottom w:type="dxa" w:w="60"/>
+              <w:right w:type="dxa" w:w="100"/>
+            </w:tcMar>
+            <w:vAlign w:val="top"/>
+          </w:tcPr>
+          <w:p>
+            <w:pPr>
+              <w:spacing w:after="20" w:line="270"/>
+            </w:pPr>
+            <w:r>
+              <w:rPr>
+                <w:rFonts w:ascii="Arial" w:cs="Arial" w:eastAsia="Arial" w:hAnsi="Arial"/>
+                <w:sz w:val="19"/>
+                <w:szCs w:val="19"/>
+              </w:rPr>
+              <w:t xml:space="preserve">Dùng nút ‹ › ở thanh dưới.</w:t>
+            </w:r>
+          </w:p>
+        </w:tc>
+        <w:tc>
+          <w:tcPr>
+            <w:tcW w:type="dxa" w:w="3578"/>
+            <w:tcBorders>
+              <w:top w:val="single" w:color="A6A6A6" w:sz="4"/>
+              <w:left w:val="single" w:color="A6A6A6" w:sz="4"/>
+              <w:bottom w:val="single" w:color="A6A6A6" w:sz="4"/>
+              <w:right w:val="single" w:color="A6A6A6" w:sz="4"/>
+            </w:tcBorders>
+            <w:tcMar>
+              <w:top w:type="dxa" w:w="60"/>
+              <w:left w:type="dxa" w:w="100"/>
+              <w:bottom w:type="dxa" w:w="60"/>
+              <w:right w:type="dxa" w:w="100"/>
+            </w:tcMar>
+            <w:vAlign w:val="top"/>
+          </w:tcPr>
+          <w:p>
+            <w:pPr>
+              <w:spacing w:after="20" w:line="270"/>
+            </w:pPr>
+            <w:r>
+              <w:rPr>
+                <w:rFonts w:ascii="Arial" w:cs="Arial" w:eastAsia="Arial" w:hAnsi="Arial"/>
+                <w:sz w:val="19"/>
+                <w:szCs w:val="19"/>
+              </w:rPr>
+              <w:t xml:space="preserve">Chuyển sang đơn liền trước / liền sau theo số chứng từ; hiện vị trí "23/26".</w:t>
+            </w:r>
+          </w:p>
+        </w:tc>
+      </w:tr>
     </w:tbl>
     <w:p>
       <w:pPr>
@@ -2437,6 +2824,341 @@
                 <w:szCs w:val="19"/>
               </w:rPr>
               <w:t xml:space="preserve">Mỗi dòng: Đặt · Đã giao · Còn lại · Giao lần này · Kho xuất · Tồn tại kho; ngày giao, ghi chú (ví dụ "Giao đợt 1, khách ký nhận"); hiện giá trị phải thu và hạn thanh toán; "Xác nhận giao hàng".</w:t>
+            </w:r>
+          </w:p>
+        </w:tc>
+      </w:tr>
+      <w:tr>
+        <w:trPr>
+          <w:cantSplit/>
+        </w:trPr>
+        <w:tc>
+          <w:tcPr>
+            <w:tcW w:type="dxa" w:w="2409"/>
+            <w:tcBorders>
+              <w:top w:val="single" w:color="A6A6A6" w:sz="4"/>
+              <w:left w:val="single" w:color="A6A6A6" w:sz="4"/>
+              <w:bottom w:val="single" w:color="A6A6A6" w:sz="4"/>
+              <w:right w:val="single" w:color="A6A6A6" w:sz="4"/>
+            </w:tcBorders>
+            <w:tcMar>
+              <w:top w:type="dxa" w:w="60"/>
+              <w:left w:type="dxa" w:w="100"/>
+              <w:bottom w:type="dxa" w:w="60"/>
+              <w:right w:type="dxa" w:w="100"/>
+            </w:tcMar>
+            <w:vAlign w:val="top"/>
+          </w:tcPr>
+          <w:p>
+            <w:pPr>
+              <w:spacing w:after="20" w:line="270"/>
+            </w:pPr>
+            <w:r>
+              <w:rPr>
+                <w:rFonts w:ascii="Arial" w:cs="Arial" w:eastAsia="Arial" w:hAnsi="Arial"/>
+                <w:sz w:val="19"/>
+                <w:szCs w:val="19"/>
+              </w:rPr>
+              <w:t xml:space="preserve">Thanh Thu tiền</w:t>
+            </w:r>
+          </w:p>
+        </w:tc>
+        <w:tc>
+          <w:tcPr>
+            <w:tcW w:type="dxa" w:w="7229"/>
+            <w:tcBorders>
+              <w:top w:val="single" w:color="A6A6A6" w:sz="4"/>
+              <w:left w:val="single" w:color="A6A6A6" w:sz="4"/>
+              <w:bottom w:val="single" w:color="A6A6A6" w:sz="4"/>
+              <w:right w:val="single" w:color="A6A6A6" w:sz="4"/>
+            </w:tcBorders>
+            <w:tcMar>
+              <w:top w:type="dxa" w:w="60"/>
+              <w:left w:type="dxa" w:w="100"/>
+              <w:bottom w:type="dxa" w:w="60"/>
+              <w:right w:type="dxa" w:w="100"/>
+            </w:tcMar>
+            <w:vAlign w:val="top"/>
+          </w:tcPr>
+          <w:p>
+            <w:pPr>
+              <w:spacing w:after="20" w:line="270"/>
+            </w:pPr>
+            <w:r>
+              <w:rPr>
+                <w:rFonts w:ascii="Arial" w:cs="Arial" w:eastAsia="Arial" w:hAnsi="Arial"/>
+                <w:sz w:val="19"/>
+                <w:szCs w:val="19"/>
+              </w:rPr>
+              <w:t xml:space="preserve">Trên đầu chứng từ: nút chọn Chưa thu tiền / Thu tiền ngay, kèm ô chọn tài khoản nhận tiền khi chọn Thu tiền ngay và một dòng giải thích. Đơn đã lưu chỉ hiện trạng thái (ví dụ "Thu tiền ngay · Quỹ tiền mặt").</w:t>
+            </w:r>
+          </w:p>
+        </w:tc>
+      </w:tr>
+      <w:tr>
+        <w:trPr>
+          <w:cantSplit/>
+        </w:trPr>
+        <w:tc>
+          <w:tcPr>
+            <w:tcW w:type="dxa" w:w="2409"/>
+            <w:tcBorders>
+              <w:top w:val="single" w:color="A6A6A6" w:sz="4"/>
+              <w:left w:val="single" w:color="A6A6A6" w:sz="4"/>
+              <w:bottom w:val="single" w:color="A6A6A6" w:sz="4"/>
+              <w:right w:val="single" w:color="A6A6A6" w:sz="4"/>
+            </w:tcBorders>
+            <w:tcMar>
+              <w:top w:type="dxa" w:w="60"/>
+              <w:left w:type="dxa" w:w="100"/>
+              <w:bottom w:type="dxa" w:w="60"/>
+              <w:right w:type="dxa" w:w="100"/>
+            </w:tcMar>
+            <w:vAlign w:val="top"/>
+          </w:tcPr>
+          <w:p>
+            <w:pPr>
+              <w:spacing w:after="20" w:line="270"/>
+            </w:pPr>
+            <w:r>
+              <w:rPr>
+                <w:rFonts w:ascii="Arial" w:cs="Arial" w:eastAsia="Arial" w:hAnsi="Arial"/>
+                <w:sz w:val="19"/>
+                <w:szCs w:val="19"/>
+              </w:rPr>
+              <w:t xml:space="preserve">Tham chiếu</w:t>
+            </w:r>
+          </w:p>
+        </w:tc>
+        <w:tc>
+          <w:tcPr>
+            <w:tcW w:type="dxa" w:w="7229"/>
+            <w:tcBorders>
+              <w:top w:val="single" w:color="A6A6A6" w:sz="4"/>
+              <w:left w:val="single" w:color="A6A6A6" w:sz="4"/>
+              <w:bottom w:val="single" w:color="A6A6A6" w:sz="4"/>
+              <w:right w:val="single" w:color="A6A6A6" w:sz="4"/>
+            </w:tcBorders>
+            <w:tcMar>
+              <w:top w:type="dxa" w:w="60"/>
+              <w:left w:type="dxa" w:w="100"/>
+              <w:bottom w:type="dxa" w:w="60"/>
+              <w:right w:type="dxa" w:w="100"/>
+            </w:tcMar>
+            <w:vAlign w:val="top"/>
+          </w:tcPr>
+          <w:p>
+            <w:pPr>
+              <w:spacing w:after="20" w:line="270"/>
+            </w:pPr>
+            <w:r>
+              <w:rPr>
+                <w:rFonts w:ascii="Arial" w:cs="Arial" w:eastAsia="Arial" w:hAnsi="Arial"/>
+                <w:sz w:val="19"/>
+                <w:szCs w:val="19"/>
+              </w:rPr>
+              <w:t xml:space="preserve">Dòng cuối khối đầu phiếu: các chứng từ liên quan của đơn là chuyến giao hàng, phiếu xuất kho, lệnh sản xuất và phiếu thu; bấm để mở. Phiếu xuất kho và phiếu thu cũng có đường dẫn ngược về đơn.</w:t>
+            </w:r>
+          </w:p>
+        </w:tc>
+      </w:tr>
+      <w:tr>
+        <w:trPr>
+          <w:cantSplit/>
+        </w:trPr>
+        <w:tc>
+          <w:tcPr>
+            <w:tcW w:type="dxa" w:w="2409"/>
+            <w:tcBorders>
+              <w:top w:val="single" w:color="A6A6A6" w:sz="4"/>
+              <w:left w:val="single" w:color="A6A6A6" w:sz="4"/>
+              <w:bottom w:val="single" w:color="A6A6A6" w:sz="4"/>
+              <w:right w:val="single" w:color="A6A6A6" w:sz="4"/>
+            </w:tcBorders>
+            <w:tcMar>
+              <w:top w:type="dxa" w:w="60"/>
+              <w:left w:type="dxa" w:w="100"/>
+              <w:bottom w:type="dxa" w:w="60"/>
+              <w:right w:type="dxa" w:w="100"/>
+            </w:tcMar>
+            <w:vAlign w:val="top"/>
+          </w:tcPr>
+          <w:p>
+            <w:pPr>
+              <w:spacing w:after="20" w:line="270"/>
+            </w:pPr>
+            <w:r>
+              <w:rPr>
+                <w:rFonts w:ascii="Arial" w:cs="Arial" w:eastAsia="Arial" w:hAnsi="Arial"/>
+                <w:sz w:val="19"/>
+                <w:szCs w:val="19"/>
+              </w:rPr>
+              <w:t xml:space="preserve">Tab Giá vốn</w:t>
+            </w:r>
+          </w:p>
+        </w:tc>
+        <w:tc>
+          <w:tcPr>
+            <w:tcW w:type="dxa" w:w="7229"/>
+            <w:tcBorders>
+              <w:top w:val="single" w:color="A6A6A6" w:sz="4"/>
+              <w:left w:val="single" w:color="A6A6A6" w:sz="4"/>
+              <w:bottom w:val="single" w:color="A6A6A6" w:sz="4"/>
+              <w:right w:val="single" w:color="A6A6A6" w:sz="4"/>
+            </w:tcBorders>
+            <w:tcMar>
+              <w:top w:type="dxa" w:w="60"/>
+              <w:left w:type="dxa" w:w="100"/>
+              <w:bottom w:type="dxa" w:w="60"/>
+              <w:right w:type="dxa" w:w="100"/>
+            </w:tcMar>
+            <w:vAlign w:val="top"/>
+          </w:tcPr>
+          <w:p>
+            <w:pPr>
+              <w:spacing w:after="20" w:line="270"/>
+            </w:pPr>
+            <w:r>
+              <w:rPr>
+                <w:rFonts w:ascii="Arial" w:cs="Arial" w:eastAsia="Arial" w:hAnsi="Arial"/>
+                <w:sz w:val="19"/>
+                <w:szCs w:val="19"/>
+              </w:rPr>
+              <w:t xml:space="preserve">Bảng cùng dòng hàng với tab Hàng hoá: giá vốn / ĐVT, giá vốn thành tiền, doanh thu thuần, lãi gộp, tỷ suất; dòng Cộng; chú thích đây là giá vốn ước tính.</w:t>
+            </w:r>
+          </w:p>
+        </w:tc>
+      </w:tr>
+      <w:tr>
+        <w:trPr>
+          <w:cantSplit/>
+        </w:trPr>
+        <w:tc>
+          <w:tcPr>
+            <w:tcW w:type="dxa" w:w="2409"/>
+            <w:tcBorders>
+              <w:top w:val="single" w:color="A6A6A6" w:sz="4"/>
+              <w:left w:val="single" w:color="A6A6A6" w:sz="4"/>
+              <w:bottom w:val="single" w:color="A6A6A6" w:sz="4"/>
+              <w:right w:val="single" w:color="A6A6A6" w:sz="4"/>
+            </w:tcBorders>
+            <w:tcMar>
+              <w:top w:type="dxa" w:w="60"/>
+              <w:left w:type="dxa" w:w="100"/>
+              <w:bottom w:type="dxa" w:w="60"/>
+              <w:right w:type="dxa" w:w="100"/>
+            </w:tcMar>
+            <w:vAlign w:val="top"/>
+          </w:tcPr>
+          <w:p>
+            <w:pPr>
+              <w:spacing w:after="20" w:line="270"/>
+            </w:pPr>
+            <w:r>
+              <w:rPr>
+                <w:rFonts w:ascii="Arial" w:cs="Arial" w:eastAsia="Arial" w:hAnsi="Arial"/>
+                <w:sz w:val="19"/>
+                <w:szCs w:val="19"/>
+              </w:rPr>
+              <w:t xml:space="preserve">Chuyển chứng từ</w:t>
+            </w:r>
+          </w:p>
+        </w:tc>
+        <w:tc>
+          <w:tcPr>
+            <w:tcW w:type="dxa" w:w="7229"/>
+            <w:tcBorders>
+              <w:top w:val="single" w:color="A6A6A6" w:sz="4"/>
+              <w:left w:val="single" w:color="A6A6A6" w:sz="4"/>
+              <w:bottom w:val="single" w:color="A6A6A6" w:sz="4"/>
+              <w:right w:val="single" w:color="A6A6A6" w:sz="4"/>
+            </w:tcBorders>
+            <w:tcMar>
+              <w:top w:type="dxa" w:w="60"/>
+              <w:left w:type="dxa" w:w="100"/>
+              <w:bottom w:type="dxa" w:w="60"/>
+              <w:right w:type="dxa" w:w="100"/>
+            </w:tcMar>
+            <w:vAlign w:val="top"/>
+          </w:tcPr>
+          <w:p>
+            <w:pPr>
+              <w:spacing w:after="20" w:line="270"/>
+            </w:pPr>
+            <w:r>
+              <w:rPr>
+                <w:rFonts w:ascii="Arial" w:cs="Arial" w:eastAsia="Arial" w:hAnsi="Arial"/>
+                <w:sz w:val="19"/>
+                <w:szCs w:val="19"/>
+              </w:rPr>
+              <w:t xml:space="preserve">Hai nút ‹ › và vị trí đơn trong tổng số ở góc trái thanh hành động (chỉ khi xem đơn đã lưu).</w:t>
+            </w:r>
+          </w:p>
+        </w:tc>
+      </w:tr>
+      <w:tr>
+        <w:trPr>
+          <w:cantSplit/>
+        </w:trPr>
+        <w:tc>
+          <w:tcPr>
+            <w:tcW w:type="dxa" w:w="2409"/>
+            <w:tcBorders>
+              <w:top w:val="single" w:color="A6A6A6" w:sz="4"/>
+              <w:left w:val="single" w:color="A6A6A6" w:sz="4"/>
+              <w:bottom w:val="single" w:color="A6A6A6" w:sz="4"/>
+              <w:right w:val="single" w:color="A6A6A6" w:sz="4"/>
+            </w:tcBorders>
+            <w:tcMar>
+              <w:top w:type="dxa" w:w="60"/>
+              <w:left w:type="dxa" w:w="100"/>
+              <w:bottom w:type="dxa" w:w="60"/>
+              <w:right w:type="dxa" w:w="100"/>
+            </w:tcMar>
+            <w:vAlign w:val="top"/>
+          </w:tcPr>
+          <w:p>
+            <w:pPr>
+              <w:spacing w:after="20" w:line="270"/>
+            </w:pPr>
+            <w:r>
+              <w:rPr>
+                <w:rFonts w:ascii="Arial" w:cs="Arial" w:eastAsia="Arial" w:hAnsi="Arial"/>
+                <w:sz w:val="19"/>
+                <w:szCs w:val="19"/>
+              </w:rPr>
+              <w:t xml:space="preserve">Loại khách · bảng giá</w:t>
+            </w:r>
+          </w:p>
+        </w:tc>
+        <w:tc>
+          <w:tcPr>
+            <w:tcW w:type="dxa" w:w="7229"/>
+            <w:tcBorders>
+              <w:top w:val="single" w:color="A6A6A6" w:sz="4"/>
+              <w:left w:val="single" w:color="A6A6A6" w:sz="4"/>
+              <w:bottom w:val="single" w:color="A6A6A6" w:sz="4"/>
+              <w:right w:val="single" w:color="A6A6A6" w:sz="4"/>
+            </w:tcBorders>
+            <w:tcMar>
+              <w:top w:type="dxa" w:w="60"/>
+              <w:left w:type="dxa" w:w="100"/>
+              <w:bottom w:type="dxa" w:w="60"/>
+              <w:right w:type="dxa" w:w="100"/>
+            </w:tcMar>
+            <w:vAlign w:val="top"/>
+          </w:tcPr>
+          <w:p>
+            <w:pPr>
+              <w:spacing w:after="20" w:line="270"/>
+            </w:pPr>
+            <w:r>
+              <w:rPr>
+                <w:rFonts w:ascii="Arial" w:cs="Arial" w:eastAsia="Arial" w:hAnsi="Arial"/>
+                <w:sz w:val="19"/>
+                <w:szCs w:val="19"/>
+              </w:rPr>
+              <w:t xml:space="preserve">Trường ghi rõ loại khách và bảng giá (ví dụ "Khách lẻ · giá lẻ"). Chip cạnh tên khách chỉ nói điều khoản thanh toán (Trả ngay / Được nợ N ngày). Thẻ đánh dấu (như "Khách quen") là nhãn riêng, không phải loại khách.</w:t>
             </w:r>
           </w:p>
         </w:tc>
@@ -3727,6 +4449,114 @@
     </w:p>
     <w:p>
       <w:pPr>
+        <w:pStyle w:val="ListParagraph"/>
+        <w:numPr>
+          <w:ilvl w:val="0"/>
+          <w:numId w:val="3"/>
+        </w:numPr>
+        <w:spacing w:after="70" w:line="290"/>
+      </w:pPr>
+      <w:r>
+        <w:rPr>
+          <w:rFonts w:ascii="Arial" w:cs="Arial" w:eastAsia="Arial" w:hAnsi="Arial"/>
+          <w:sz w:val="21"/>
+          <w:szCs w:val="21"/>
+        </w:rPr>
+        <w:t xml:space="preserve"/>
+      </w:r>
+      <w:r>
+        <w:rPr>
+          <w:rFonts w:ascii="Arial" w:cs="Arial" w:eastAsia="Arial" w:hAnsi="Arial"/>
+          <w:b/>
+          <w:bCs/>
+          <w:sz w:val="21"/>
+          <w:szCs w:val="21"/>
+        </w:rPr>
+        <w:t xml:space="preserve">Thu tiền ngay:</w:t>
+      </w:r>
+      <w:r>
+        <w:rPr>
+          <w:rFonts w:ascii="Arial" w:cs="Arial" w:eastAsia="Arial" w:hAnsi="Arial"/>
+          <w:sz w:val="21"/>
+          <w:szCs w:val="21"/>
+        </w:rPr>
+        <w:t xml:space="preserve"> mỗi lần khách nhận hàng (giao trực tiếp hoặc chốt giao trên chuyến), hệ thống tự lập một phiếu thu đúng phần vừa nhận vào tài khoản đã chọn, đối trừ thẳng vào đơn này; công nợ của đơn về 0. Bỏ chốt giao thì phiếu thu tự lập gần nhất được huỷ. Chọn Thu tiền ngay mà chưa chọn tài khoản thì không lưu được.</w:t>
+      </w:r>
+    </w:p>
+    <w:p>
+      <w:pPr>
+        <w:pStyle w:val="ListParagraph"/>
+        <w:numPr>
+          <w:ilvl w:val="0"/>
+          <w:numId w:val="3"/>
+        </w:numPr>
+        <w:spacing w:after="70" w:line="290"/>
+      </w:pPr>
+      <w:r>
+        <w:rPr>
+          <w:rFonts w:ascii="Arial" w:cs="Arial" w:eastAsia="Arial" w:hAnsi="Arial"/>
+          <w:sz w:val="21"/>
+          <w:szCs w:val="21"/>
+        </w:rPr>
+        <w:t xml:space="preserve"/>
+      </w:r>
+      <w:r>
+        <w:rPr>
+          <w:rFonts w:ascii="Arial" w:cs="Arial" w:eastAsia="Arial" w:hAnsi="Arial"/>
+          <w:b/>
+          <w:bCs/>
+          <w:sz w:val="21"/>
+          <w:szCs w:val="21"/>
+        </w:rPr>
+        <w:t xml:space="preserve">Giá vốn trên chứng từ</w:t>
+      </w:r>
+      <w:r>
+        <w:rPr>
+          <w:rFonts w:ascii="Arial" w:cs="Arial" w:eastAsia="Arial" w:hAnsi="Arial"/>
+          <w:sz w:val="21"/>
+          <w:szCs w:val="21"/>
+        </w:rPr>
+        <w:t xml:space="preserve"> là ước tính (giá nhập gần nhất; thành phẩm = định mức × giá vật tư; dịch vụ không có giá vốn), tính theo số lượng đặt; chưa phải giá vốn chốt khi giao.</w:t>
+      </w:r>
+    </w:p>
+    <w:p>
+      <w:pPr>
+        <w:pStyle w:val="ListParagraph"/>
+        <w:numPr>
+          <w:ilvl w:val="0"/>
+          <w:numId w:val="3"/>
+        </w:numPr>
+        <w:spacing w:after="70" w:line="290"/>
+      </w:pPr>
+      <w:r>
+        <w:rPr>
+          <w:rFonts w:ascii="Arial" w:cs="Arial" w:eastAsia="Arial" w:hAnsi="Arial"/>
+          <w:sz w:val="21"/>
+          <w:szCs w:val="21"/>
+        </w:rPr>
+        <w:t xml:space="preserve"/>
+      </w:r>
+      <w:r>
+        <w:rPr>
+          <w:rFonts w:ascii="Arial" w:cs="Arial" w:eastAsia="Arial" w:hAnsi="Arial"/>
+          <w:b/>
+          <w:bCs/>
+          <w:sz w:val="21"/>
+          <w:szCs w:val="21"/>
+        </w:rPr>
+        <w:t xml:space="preserve">Tham chiếu</w:t>
+      </w:r>
+      <w:r>
+        <w:rPr>
+          <w:rFonts w:ascii="Arial" w:cs="Arial" w:eastAsia="Arial" w:hAnsi="Arial"/>
+          <w:sz w:val="21"/>
+          <w:szCs w:val="21"/>
+        </w:rPr>
+        <w:t xml:space="preserve"> chỉ liệt kê chứng từ chưa huỷ. Phiếu thu được nhận ra khi đối trừ thẳng vào đơn (Thu tiền ngay hoặc chọn tay) hoặc diễn giải có ghi số đơn.</w:t>
+      </w:r>
+    </w:p>
+    <w:p>
+      <w:pPr>
         <w:pStyle w:val="Heading1"/>
         <w:keepNext/>
         <w:spacing w:after="120" w:before="320"/>
@@ -4550,6 +5380,104 @@
                 <w:szCs w:val="19"/>
               </w:rPr>
               <w:t xml:space="preserve">Trạng thái, chuyến đang chạy, ngày kết thúc, lý do huỷ.</w:t>
+            </w:r>
+          </w:p>
+        </w:tc>
+      </w:tr>
+      <w:tr>
+        <w:trPr>
+          <w:cantSplit/>
+        </w:trPr>
+        <w:tc>
+          <w:tcPr>
+            <w:tcW w:type="dxa" w:w="2409"/>
+            <w:tcBorders>
+              <w:top w:val="single" w:color="A6A6A6" w:sz="4"/>
+              <w:left w:val="single" w:color="A6A6A6" w:sz="4"/>
+              <w:bottom w:val="single" w:color="A6A6A6" w:sz="4"/>
+              <w:right w:val="single" w:color="A6A6A6" w:sz="4"/>
+            </w:tcBorders>
+            <w:tcMar>
+              <w:top w:type="dxa" w:w="60"/>
+              <w:left w:type="dxa" w:w="100"/>
+              <w:bottom w:type="dxa" w:w="60"/>
+              <w:right w:type="dxa" w:w="100"/>
+            </w:tcMar>
+            <w:vAlign w:val="top"/>
+          </w:tcPr>
+          <w:p>
+            <w:pPr>
+              <w:spacing w:after="20" w:line="270"/>
+            </w:pPr>
+            <w:r>
+              <w:rPr>
+                <w:rFonts w:ascii="Arial" w:cs="Arial" w:eastAsia="Arial" w:hAnsi="Arial"/>
+                <w:sz w:val="19"/>
+                <w:szCs w:val="19"/>
+              </w:rPr>
+              <w:t xml:space="preserve">payNowAccountId</w:t>
+            </w:r>
+          </w:p>
+        </w:tc>
+        <w:tc>
+          <w:tcPr>
+            <w:tcW w:type="dxa" w:w="2007"/>
+            <w:tcBorders>
+              <w:top w:val="single" w:color="A6A6A6" w:sz="4"/>
+              <w:left w:val="single" w:color="A6A6A6" w:sz="4"/>
+              <w:bottom w:val="single" w:color="A6A6A6" w:sz="4"/>
+              <w:right w:val="single" w:color="A6A6A6" w:sz="4"/>
+            </w:tcBorders>
+            <w:tcMar>
+              <w:top w:type="dxa" w:w="60"/>
+              <w:left w:type="dxa" w:w="100"/>
+              <w:bottom w:type="dxa" w:w="60"/>
+              <w:right w:type="dxa" w:w="100"/>
+            </w:tcMar>
+            <w:vAlign w:val="top"/>
+          </w:tcPr>
+          <w:p>
+            <w:pPr>
+              <w:spacing w:after="20" w:line="270"/>
+            </w:pPr>
+            <w:r>
+              <w:rPr>
+                <w:rFonts w:ascii="Arial" w:cs="Arial" w:eastAsia="Arial" w:hAnsi="Arial"/>
+                <w:sz w:val="19"/>
+                <w:szCs w:val="19"/>
+              </w:rPr>
+              <w:t xml:space="preserve">Mã tài khoản</w:t>
+            </w:r>
+          </w:p>
+        </w:tc>
+        <w:tc>
+          <w:tcPr>
+            <w:tcW w:type="dxa" w:w="5222"/>
+            <w:tcBorders>
+              <w:top w:val="single" w:color="A6A6A6" w:sz="4"/>
+              <w:left w:val="single" w:color="A6A6A6" w:sz="4"/>
+              <w:bottom w:val="single" w:color="A6A6A6" w:sz="4"/>
+              <w:right w:val="single" w:color="A6A6A6" w:sz="4"/>
+            </w:tcBorders>
+            <w:tcMar>
+              <w:top w:type="dxa" w:w="60"/>
+              <w:left w:type="dxa" w:w="100"/>
+              <w:bottom w:type="dxa" w:w="60"/>
+              <w:right w:type="dxa" w:w="100"/>
+            </w:tcMar>
+            <w:vAlign w:val="top"/>
+          </w:tcPr>
+          <w:p>
+            <w:pPr>
+              <w:spacing w:after="20" w:line="270"/>
+            </w:pPr>
+            <w:r>
+              <w:rPr>
+                <w:rFonts w:ascii="Arial" w:cs="Arial" w:eastAsia="Arial" w:hAnsi="Arial"/>
+                <w:sz w:val="19"/>
+                <w:szCs w:val="19"/>
+              </w:rPr>
+              <w:t xml:space="preserve">Tài khoản nhận tiền khi chọn "Thu tiền ngay"; trống = chưa thu tiền.</w:t>
             </w:r>
           </w:p>
         </w:tc>
@@ -4931,6 +5859,73 @@
           </w:p>
         </w:tc>
       </w:tr>
+      <w:tr>
+        <w:trPr>
+          <w:cantSplit/>
+        </w:trPr>
+        <w:tc>
+          <w:tcPr>
+            <w:tcW w:type="dxa" w:w="3011"/>
+            <w:tcBorders>
+              <w:top w:val="single" w:color="A6A6A6" w:sz="4"/>
+              <w:left w:val="single" w:color="A6A6A6" w:sz="4"/>
+              <w:bottom w:val="single" w:color="A6A6A6" w:sz="4"/>
+              <w:right w:val="single" w:color="A6A6A6" w:sz="4"/>
+            </w:tcBorders>
+            <w:tcMar>
+              <w:top w:type="dxa" w:w="60"/>
+              <w:left w:type="dxa" w:w="100"/>
+              <w:bottom w:type="dxa" w:w="60"/>
+              <w:right w:type="dxa" w:w="100"/>
+            </w:tcMar>
+            <w:vAlign w:val="top"/>
+          </w:tcPr>
+          <w:p>
+            <w:pPr>
+              <w:spacing w:after="20" w:line="270"/>
+            </w:pPr>
+            <w:r>
+              <w:rPr>
+                <w:rFonts w:ascii="Arial" w:cs="Arial" w:eastAsia="Arial" w:hAnsi="Arial"/>
+                <w:sz w:val="19"/>
+                <w:szCs w:val="19"/>
+              </w:rPr>
+              <w:t xml:space="preserve">Giao hàng khi đã chọn Thu tiền ngay</w:t>
+            </w:r>
+          </w:p>
+        </w:tc>
+        <w:tc>
+          <w:tcPr>
+            <w:tcW w:type="dxa" w:w="6627"/>
+            <w:tcBorders>
+              <w:top w:val="single" w:color="A6A6A6" w:sz="4"/>
+              <w:left w:val="single" w:color="A6A6A6" w:sz="4"/>
+              <w:bottom w:val="single" w:color="A6A6A6" w:sz="4"/>
+              <w:right w:val="single" w:color="A6A6A6" w:sz="4"/>
+            </w:tcBorders>
+            <w:tcMar>
+              <w:top w:type="dxa" w:w="60"/>
+              <w:left w:type="dxa" w:w="100"/>
+              <w:bottom w:type="dxa" w:w="60"/>
+              <w:right w:type="dxa" w:w="100"/>
+            </w:tcMar>
+            <w:vAlign w:val="top"/>
+          </w:tcPr>
+          <w:p>
+            <w:pPr>
+              <w:spacing w:after="20" w:line="270"/>
+            </w:pPr>
+            <w:r>
+              <w:rPr>
+                <w:rFonts w:ascii="Arial" w:cs="Arial" w:eastAsia="Arial" w:hAnsi="Arial"/>
+                <w:sz w:val="19"/>
+                <w:szCs w:val="19"/>
+              </w:rPr>
+              <w:t xml:space="preserve">Ngoài phiếu xuất kho và công nợ: tự lập phiếu thu, tăng số dư tài khoản, trừ hết công nợ của lần giao.</w:t>
+            </w:r>
+          </w:p>
+        </w:tc>
+      </w:tr>
     </w:tbl>
     <w:p>
       <w:pPr>
@@ -5438,6 +6433,73 @@
                 <w:szCs w:val="19"/>
               </w:rPr>
               <w:t xml:space="preserve">Gắn thẻ; nguồn số liệu doanh thu.</w:t>
+            </w:r>
+          </w:p>
+        </w:tc>
+      </w:tr>
+      <w:tr>
+        <w:trPr>
+          <w:cantSplit/>
+        </w:trPr>
+        <w:tc>
+          <w:tcPr>
+            <w:tcW w:type="dxa" w:w="2610"/>
+            <w:tcBorders>
+              <w:top w:val="single" w:color="A6A6A6" w:sz="4"/>
+              <w:left w:val="single" w:color="A6A6A6" w:sz="4"/>
+              <w:bottom w:val="single" w:color="A6A6A6" w:sz="4"/>
+              <w:right w:val="single" w:color="A6A6A6" w:sz="4"/>
+            </w:tcBorders>
+            <w:tcMar>
+              <w:top w:type="dxa" w:w="60"/>
+              <w:left w:type="dxa" w:w="100"/>
+              <w:bottom w:type="dxa" w:w="60"/>
+              <w:right w:type="dxa" w:w="100"/>
+            </w:tcMar>
+            <w:vAlign w:val="top"/>
+          </w:tcPr>
+          <w:p>
+            <w:pPr>
+              <w:spacing w:after="20" w:line="270"/>
+            </w:pPr>
+            <w:r>
+              <w:rPr>
+                <w:rFonts w:ascii="Arial" w:cs="Arial" w:eastAsia="Arial" w:hAnsi="Arial"/>
+                <w:sz w:val="19"/>
+                <w:szCs w:val="19"/>
+              </w:rPr>
+              <w:t xml:space="preserve">Phiếu thu chi (ATL-16)</w:t>
+            </w:r>
+          </w:p>
+        </w:tc>
+        <w:tc>
+          <w:tcPr>
+            <w:tcW w:type="dxa" w:w="7028"/>
+            <w:tcBorders>
+              <w:top w:val="single" w:color="A6A6A6" w:sz="4"/>
+              <w:left w:val="single" w:color="A6A6A6" w:sz="4"/>
+              <w:bottom w:val="single" w:color="A6A6A6" w:sz="4"/>
+              <w:right w:val="single" w:color="A6A6A6" w:sz="4"/>
+            </w:tcBorders>
+            <w:tcMar>
+              <w:top w:type="dxa" w:w="60"/>
+              <w:left w:type="dxa" w:w="100"/>
+              <w:bottom w:type="dxa" w:w="60"/>
+              <w:right w:type="dxa" w:w="100"/>
+            </w:tcMar>
+            <w:vAlign w:val="top"/>
+          </w:tcPr>
+          <w:p>
+            <w:pPr>
+              <w:spacing w:after="20" w:line="270"/>
+            </w:pPr>
+            <w:r>
+              <w:rPr>
+                <w:rFonts w:ascii="Arial" w:cs="Arial" w:eastAsia="Arial" w:hAnsi="Arial"/>
+                <w:sz w:val="19"/>
+                <w:szCs w:val="19"/>
+              </w:rPr>
+              <w:t xml:space="preserve">Phiếu thu tự lập khi Thu tiền ngay; dòng đối trừ trong phiếu bấm mở về đơn.</w:t>
             </w:r>
           </w:p>
         </w:tc>
@@ -5815,6 +6877,73 @@
                 <w:szCs w:val="19"/>
               </w:rPr>
               <w:t xml:space="preserve">Tự chuyển sang /don-hang/them-moi.</w:t>
+            </w:r>
+          </w:p>
+        </w:tc>
+      </w:tr>
+      <w:tr>
+        <w:trPr>
+          <w:cantSplit/>
+        </w:trPr>
+        <w:tc>
+          <w:tcPr>
+            <w:tcW w:type="dxa" w:w="3614"/>
+            <w:tcBorders>
+              <w:top w:val="single" w:color="A6A6A6" w:sz="4"/>
+              <w:left w:val="single" w:color="A6A6A6" w:sz="4"/>
+              <w:bottom w:val="single" w:color="A6A6A6" w:sz="4"/>
+              <w:right w:val="single" w:color="A6A6A6" w:sz="4"/>
+            </w:tcBorders>
+            <w:tcMar>
+              <w:top w:type="dxa" w:w="60"/>
+              <w:left w:type="dxa" w:w="100"/>
+              <w:bottom w:type="dxa" w:w="60"/>
+              <w:right w:type="dxa" w:w="100"/>
+            </w:tcMar>
+            <w:vAlign w:val="top"/>
+          </w:tcPr>
+          <w:p>
+            <w:pPr>
+              <w:spacing w:after="20" w:line="270"/>
+            </w:pPr>
+            <w:r>
+              <w:rPr>
+                <w:rFonts w:ascii="Arial" w:cs="Arial" w:eastAsia="Arial" w:hAnsi="Arial"/>
+                <w:sz w:val="19"/>
+                <w:szCs w:val="19"/>
+              </w:rPr>
+              <w:t xml:space="preserve">Thu tiền ngay mà tài khoản đã bị ngừng dùng</w:t>
+            </w:r>
+          </w:p>
+        </w:tc>
+        <w:tc>
+          <w:tcPr>
+            <w:tcW w:type="dxa" w:w="6024"/>
+            <w:tcBorders>
+              <w:top w:val="single" w:color="A6A6A6" w:sz="4"/>
+              <w:left w:val="single" w:color="A6A6A6" w:sz="4"/>
+              <w:bottom w:val="single" w:color="A6A6A6" w:sz="4"/>
+              <w:right w:val="single" w:color="A6A6A6" w:sz="4"/>
+            </w:tcBorders>
+            <w:tcMar>
+              <w:top w:type="dxa" w:w="60"/>
+              <w:left w:type="dxa" w:w="100"/>
+              <w:bottom w:type="dxa" w:w="60"/>
+              <w:right w:type="dxa" w:w="100"/>
+            </w:tcMar>
+            <w:vAlign w:val="top"/>
+          </w:tcPr>
+          <w:p>
+            <w:pPr>
+              <w:spacing w:after="20" w:line="270"/>
+            </w:pPr>
+            <w:r>
+              <w:rPr>
+                <w:rFonts w:ascii="Arial" w:cs="Arial" w:eastAsia="Arial" w:hAnsi="Arial"/>
+                <w:sz w:val="19"/>
+                <w:szCs w:val="19"/>
+              </w:rPr>
+              <w:t xml:space="preserve">Không tự lập phiếu thu; đơn vẫn giao và ghi công nợ bình thường.</w:t>
             </w:r>
           </w:p>
         </w:tc>
@@ -5926,6 +7055,24 @@
           <w:szCs w:val="21"/>
         </w:rPr>
         <w:t xml:space="preserve">Trạng thái đơn không sửa tay: luôn suy ra từ giao hàng và sản xuất.</w:t>
+      </w:r>
+    </w:p>
+    <w:p>
+      <w:pPr>
+        <w:pStyle w:val="ListParagraph"/>
+        <w:numPr>
+          <w:ilvl w:val="0"/>
+          <w:numId w:val="2"/>
+        </w:numPr>
+        <w:spacing w:after="60" w:line="290"/>
+      </w:pPr>
+      <w:r>
+        <w:rPr>
+          <w:rFonts w:ascii="Arial" w:cs="Arial" w:eastAsia="Arial" w:hAnsi="Arial"/>
+          <w:sz w:val="21"/>
+          <w:szCs w:val="21"/>
+        </w:rPr>
+        <w:t xml:space="preserve">Chưa có cột tài khoản kế toán, hoá đơn điện tử và mã cơ quan thuế như MISA — hệ thống chưa có hệ thống tài khoản; cân nhắc khi cần nối kế toán.</w:t>
       </w:r>
     </w:p>
     <w:p>

--- a/docs/atlas/ATL-12_Don-hang-ban.docx
+++ b/docs/atlas/ATL-12_Don-hang-ban.docx
@@ -313,7 +313,7 @@
                 <w:sz w:val="19"/>
                 <w:szCs w:val="19"/>
               </w:rPr>
-              <w:t xml:space="preserve">1.0 — 22/10/2026</w:t>
+              <w:t xml:space="preserve">1.1 — 23/10/2026</w:t>
             </w:r>
           </w:p>
         </w:tc>
@@ -573,7 +573,7 @@
           <w:sz w:val="19"/>
           <w:szCs w:val="19"/>
         </w:rPr>
-        <w:t xml:space="preserve">Lưu ý: các mã quyền là danh mục đã định nghĩa (xem ATL-23); giao diện hiện chưa kiểm tra quyền — mọi tài khoản đăng nhập đều xem và dùng được mọi chức năng.</w:t>
+        <w:t xml:space="preserve">Lưu ý: quyền được kiểm tra ở cả hai nơi — giao diện ẩn trang, mục menu và nút mà chức vụ không có quyền; máy chủ kiểm tra lại ở mọi API (thiếu quyền thì báo "Chức vụ của bạn chưa có quyền…"). Danh mục quyền: ATL-23.</w:t>
       </w:r>
     </w:p>
     <w:p>
@@ -7090,7 +7090,43 @@
           <w:sz w:val="21"/>
           <w:szCs w:val="21"/>
         </w:rPr>
-        <w:t xml:space="preserve">Hệ thống hiện chạy trên dữ liệu mô phỏng (mock) trong trình duyệt; các quy tắc dưới đây là hành vi đã cài đặt ở giao diện và sẽ ánh xạ 1:1 sang API backend.</w:t>
+        <w:t xml:space="preserve">Dữ liệu được lưu ở máy chủ (cơ sở dữ liệu PostgreSQL) và đọc / ghi qua API; các quy tắc nghiệp vụ trong tài liệu này được áp ở máy chủ, giao diện báo lỗi sớm cho người dùng. Mỗi thao tác ghi để lại một dòng Nhật ký hoạt động (ATL-27).</w:t>
+      </w:r>
+    </w:p>
+    <w:p>
+      <w:pPr>
+        <w:pStyle w:val="ListParagraph"/>
+        <w:numPr>
+          <w:ilvl w:val="0"/>
+          <w:numId w:val="2"/>
+        </w:numPr>
+        <w:spacing w:after="60" w:line="290"/>
+      </w:pPr>
+      <w:r>
+        <w:rPr>
+          <w:rFonts w:ascii="Arial" w:cs="Arial" w:eastAsia="Arial" w:hAnsi="Arial"/>
+          <w:sz w:val="21"/>
+          <w:szCs w:val="21"/>
+        </w:rPr>
+        <w:t xml:space="preserve">Trang chi tiết có mục </w:t>
+      </w:r>
+      <w:r>
+        <w:rPr>
+          <w:rFonts w:ascii="Arial" w:cs="Arial" w:eastAsia="Arial" w:hAnsi="Arial"/>
+          <w:b/>
+          <w:bCs/>
+          <w:sz w:val="21"/>
+          <w:szCs w:val="21"/>
+        </w:rPr>
+        <w:t xml:space="preserve">Nhật ký</w:t>
+      </w:r>
+      <w:r>
+        <w:rPr>
+          <w:rFonts w:ascii="Arial" w:cs="Arial" w:eastAsia="Arial" w:hAnsi="Arial"/>
+          <w:sz w:val="21"/>
+          <w:szCs w:val="21"/>
+        </w:rPr>
+        <w:t xml:space="preserve">: mọi thao tác trên bản ghi này — ai, lúc nào (đến giây), trường nào đổi từ giá trị nào sang giá trị nào, kể cả thao tác từ chứng từ liên quan. Xem ATL-27.</w:t>
       </w:r>
     </w:p>
     <w:sectPr>

--- a/docs/atlas/ATL-12_Don-hang-ban.docx
+++ b/docs/atlas/ATL-12_Don-hang-ban.docx
@@ -1,6 +1,6 @@
 
 <file path=word/document.xml><?xml version="1.0" encoding="utf-8"?>
-<w:document xmlns:wpc="http://schemas.microsoft.com/office/word/2010/wordprocessingCanvas" xmlns:mc="http://schemas.openxmlformats.org/markup-compatibility/2006" xmlns:o="urn:schemas-microsoft-com:office:office" xmlns:r="http://schemas.openxmlformats.org/officeDocument/2006/relationships" xmlns:m="http://schemas.openxmlformats.org/officeDocument/2006/math" xmlns:v="urn:schemas-microsoft-com:vml" xmlns:wp14="http://schemas.microsoft.com/office/word/2010/wordprocessingDrawing" xmlns:wp="http://schemas.openxmlformats.org/drawingml/2006/wordprocessingDrawing" xmlns:w10="urn:schemas-microsoft-com:office:word" xmlns:w="http://schemas.openxmlformats.org/wordprocessingml/2006/main" xmlns:w14="http://schemas.microsoft.com/office/word/2010/wordml" xmlns:w15="http://schemas.microsoft.com/office/word/2012/wordml" xmlns:wpg="http://schemas.microsoft.com/office/word/2010/wordprocessingGroup" xmlns:wpi="http://schemas.microsoft.com/office/word/2010/wordprocessingInk" xmlns:wne="http://schemas.microsoft.com/office/word/2006/wordml" xmlns:wps="http://schemas.microsoft.com/office/word/2010/wordprocessingShape" xmlns:cx="http://schemas.microsoft.com/office/drawing/2014/chartex" xmlns:cx1="http://schemas.microsoft.com/office/drawing/2015/9/8/chartex" xmlns:cx2="http://schemas.microsoft.com/office/drawing/2015/10/21/chartex" xmlns:cx3="http://schemas.microsoft.com/office/drawing/2016/5/9/chartex" xmlns:cx4="http://schemas.microsoft.com/office/drawing/2016/5/10/chartex" xmlns:cx5="http://schemas.microsoft.com/office/drawing/2016/5/11/chartex" xmlns:cx6="http://schemas.microsoft.com/office/drawing/2016/5/12/chartex" xmlns:cx7="http://schemas.microsoft.com/office/drawing/2016/5/13/chartex" xmlns:cx8="http://schemas.microsoft.com/office/drawing/2016/5/14/chartex" xmlns:aink="http://schemas.microsoft.com/office/drawing/2016/ink" xmlns:am3d="http://schemas.microsoft.com/office/drawing/2017/model3d" xmlns:w16cex="http://schemas.microsoft.com/office/word/2018/wordml/cex" xmlns:w16cid="http://schemas.microsoft.com/office/word/2016/wordml/cid" xmlns:w16="http://schemas.microsoft.com/office/word/2018/wordml" xmlns:w16sdtdh="http://schemas.microsoft.com/office/word/2020/wordml/sdtdatahash" xmlns:w16se="http://schemas.microsoft.com/office/word/2015/wordml/symex" mc:Ignorable="w14 w15 wp14">
+<w:document xmlns:r="http://schemas.openxmlformats.org/officeDocument/2006/relationships" xmlns:w="http://schemas.openxmlformats.org/wordprocessingml/2006/main">
   <w:body>
     <w:p>
       <w:pPr>
@@ -313,7 +313,7 @@
                 <w:sz w:val="19"/>
                 <w:szCs w:val="19"/>
               </w:rPr>
-              <w:t xml:space="preserve">1.1 — 23/10/2026</w:t>
+              <w:t xml:space="preserve">1.2 — 29/10/2026</w:t>
             </w:r>
           </w:p>
         </w:tc>
@@ -386,11 +386,6 @@
         </w:tc>
       </w:tr>
     </w:tbl>
-    <w:p>
-      <w:pPr>
-        <w:spacing w:after="80"/>
-      </w:pPr>
-    </w:p>
     <w:p>
       <w:pPr>
         <w:pStyle w:val="Heading1"/>
@@ -437,7 +432,43 @@
           <w:sz w:val="21"/>
           <w:szCs w:val="21"/>
         </w:rPr>
-        <w:t xml:space="preserve">Chứng từ trung tâm của bán hàng, giao diện kiểu chứng từ MISA: chọn khách, thêm dòng hàng với đơn giá theo loại khách, chiết khấu theo dòng và cả đơn, thuế GTGT theo dòng. Từ đơn có thể Lập lệnh sản xuất, Giao hàng, hoặc xếp lên Chuyến giao hàng.</w:t>
+        <w:t xml:space="preserve">Chứng từ trung tâm của bán hàng, giao diện kiểu chứng từ MISA: chọn khách, thêm dòng hàng với đơn giá theo bảng giá của khách, khuyến mãi tự áp, chiết khấu theo dòng và cả đơn, thuế GTGT theo dòng; bán trong nước hoặc xuất khẩu (thu bằng ngoại tệ). Từ đơn có thể Lập lệnh sản xuất, Giao hàng tại kho, xếp lên Chuyến giao hàng, nhận hàng khách trả lại và xem trước hoá đơn GTGT. Lập đơn </w:t>
+      </w:r>
+      <w:r>
+        <w:rPr>
+          <w:rFonts w:ascii="Arial" w:cs="Arial" w:eastAsia="Arial" w:hAnsi="Arial"/>
+          <w:b/>
+          <w:bCs/>
+          <w:sz w:val="21"/>
+          <w:szCs w:val="21"/>
+        </w:rPr>
+        <w:t xml:space="preserve">chưa</w:t>
+      </w:r>
+      <w:r>
+        <w:rPr>
+          <w:rFonts w:ascii="Arial" w:cs="Arial" w:eastAsia="Arial" w:hAnsi="Arial"/>
+          <w:sz w:val="21"/>
+          <w:szCs w:val="21"/>
+        </w:rPr>
+        <w:t xml:space="preserve"> trừ kho và </w:t>
+      </w:r>
+      <w:r>
+        <w:rPr>
+          <w:rFonts w:ascii="Arial" w:cs="Arial" w:eastAsia="Arial" w:hAnsi="Arial"/>
+          <w:b/>
+          <w:bCs/>
+          <w:sz w:val="21"/>
+          <w:szCs w:val="21"/>
+        </w:rPr>
+        <w:t xml:space="preserve">chưa</w:t>
+      </w:r>
+      <w:r>
+        <w:rPr>
+          <w:rFonts w:ascii="Arial" w:cs="Arial" w:eastAsia="Arial" w:hAnsi="Arial"/>
+          <w:sz w:val="21"/>
+          <w:szCs w:val="21"/>
+        </w:rPr>
+        <w:t xml:space="preserve"> ghi công nợ.</w:t>
       </w:r>
     </w:p>
     <w:p>
@@ -463,7 +494,7 @@
         <w:pStyle w:val="ListParagraph"/>
         <w:numPr>
           <w:ilvl w:val="0"/>
-          <w:numId w:val="2"/>
+          <w:numId w:val="1"/>
         </w:numPr>
         <w:spacing w:after="60" w:line="290"/>
       </w:pPr>
@@ -473,7 +504,7 @@
           <w:sz w:val="21"/>
           <w:szCs w:val="21"/>
         </w:rPr>
-        <w:t xml:space="preserve">Sale: lập, sửa, huỷ đơn.</w:t>
+        <w:t xml:space="preserve">Sale: lập, sửa, huỷ đơn của mình; lập đơn từ báo giá.</w:t>
       </w:r>
     </w:p>
     <w:p>
@@ -481,7 +512,7 @@
         <w:pStyle w:val="ListParagraph"/>
         <w:numPr>
           <w:ilvl w:val="0"/>
-          <w:numId w:val="2"/>
+          <w:numId w:val="1"/>
         </w:numPr>
         <w:spacing w:after="60" w:line="290"/>
       </w:pPr>
@@ -491,7 +522,7 @@
           <w:sz w:val="21"/>
           <w:szCs w:val="21"/>
         </w:rPr>
-        <w:t xml:space="preserve">Quản lý: duyệt, lập lệnh sản xuất.</w:t>
+        <w:t xml:space="preserve">Quản lý: duyệt, lập lệnh sản xuất, cho bán dưới giá tối thiểu / chiết khấu ngoài khuyến mãi.</w:t>
       </w:r>
     </w:p>
     <w:p>
@@ -499,7 +530,7 @@
         <w:pStyle w:val="ListParagraph"/>
         <w:numPr>
           <w:ilvl w:val="0"/>
-          <w:numId w:val="2"/>
+          <w:numId w:val="1"/>
         </w:numPr>
         <w:spacing w:after="60" w:line="290"/>
       </w:pPr>
@@ -509,7 +540,7 @@
           <w:sz w:val="21"/>
           <w:szCs w:val="21"/>
         </w:rPr>
-        <w:t xml:space="preserve">Nhân viên giao hàng: xem đơn được giao.</w:t>
+        <w:t xml:space="preserve">Thủ kho / Nhân viên giao hàng: xem đơn để soạn và giao.</w:t>
       </w:r>
     </w:p>
     <w:p>
@@ -517,7 +548,7 @@
         <w:pStyle w:val="ListParagraph"/>
         <w:numPr>
           <w:ilvl w:val="0"/>
-          <w:numId w:val="2"/>
+          <w:numId w:val="1"/>
         </w:numPr>
         <w:spacing w:after="60" w:line="290"/>
       </w:pPr>
@@ -527,7 +558,7 @@
           <w:sz w:val="21"/>
           <w:szCs w:val="21"/>
         </w:rPr>
-        <w:t xml:space="preserve">Kế toán: xem công nợ phát sinh.</w:t>
+        <w:t xml:space="preserve">Kế toán: công nợ, nhận hàng trả lại, hoá đơn.</w:t>
       </w:r>
     </w:p>
     <w:p>
@@ -558,7 +589,7 @@
           <w:sz w:val="21"/>
           <w:szCs w:val="21"/>
         </w:rPr>
-        <w:t xml:space="preserve">order.* (xem, lập, sửa, huỷ, giao, kết thúc).</w:t>
+        <w:t xml:space="preserve">order.view; order.view_all (xem đơn của mọi người bán — không có thì người bán chỉ thấy và chỉ thao tác đơn mình bán hoặc mình lập); order.create / update / cancel; order.update_price (sửa đơn giá khác bảng giá); order.discount (chiết khấu ngoài khuyến mãi); order.below_min_price (bán dưới giá tối thiểu); order.return (nhận hàng trả lại); debt.adjust (cho qua hạn mức công nợ).</w:t>
       </w:r>
     </w:p>
     <w:p>
@@ -650,7 +681,7 @@
                 <w:sz w:val="18"/>
                 <w:szCs w:val="18"/>
               </w:rPr>
-              <w:t xml:space="preserve">Lập đơn</w:t>
+              <w:t xml:space="preserve">Báo giá (tuỳ chọn)</w:t>
             </w:r>
           </w:p>
         </w:tc>
@@ -719,7 +750,7 @@
                 <w:sz w:val="18"/>
                 <w:szCs w:val="18"/>
               </w:rPr>
-              <w:t xml:space="preserve">Lập lệnh sản xuất (thành phẩm)</w:t>
+              <w:t xml:space="preserve">Lập đơn</w:t>
             </w:r>
           </w:p>
         </w:tc>
@@ -788,7 +819,7 @@
                 <w:sz w:val="18"/>
                 <w:szCs w:val="18"/>
               </w:rPr>
-              <w:t xml:space="preserve">Chờ giao hàng</w:t>
+              <w:t xml:space="preserve">Lập lệnh sản xuất (thành phẩm)</w:t>
             </w:r>
           </w:p>
         </w:tc>
@@ -857,12 +888,17 @@
                 <w:sz w:val="18"/>
                 <w:szCs w:val="18"/>
               </w:rPr>
-              <w:t xml:space="preserve">Giao hàng (trực tiếp hoặc theo chuyến)</w:t>
+              <w:t xml:space="preserve">Chờ giao hàng</w:t>
             </w:r>
           </w:p>
         </w:tc>
       </w:tr>
     </w:tbl>
+    <w:p>
+      <w:pPr>
+        <w:spacing w:after="0" w:line="120" w:lineRule="exact"/>
+      </w:pPr>
+    </w:p>
     <w:p>
       <w:pPr>
         <w:spacing w:after="40" w:before="40" w:line="300"/>
@@ -880,7 +916,7 @@
     </w:p>
     <w:tbl>
       <w:tblPr>
-        <w:tblW w:type="dxa" w:w="2100"/>
+        <w:tblW w:type="dxa" w:w="9636"/>
         <w:tblBorders>
           <w:top w:val="single" w:color="auto" w:sz="4"/>
           <w:left w:val="single" w:color="auto" w:sz="4"/>
@@ -892,6 +928,12 @@
       </w:tblPr>
       <w:tblGrid>
         <w:gridCol w:w="2100"/>
+        <w:gridCol w:w="412"/>
+        <w:gridCol w:w="2100"/>
+        <w:gridCol w:w="412"/>
+        <w:gridCol w:w="2100"/>
+        <w:gridCol w:w="412"/>
+        <w:gridCol w:w="2100"/>
       </w:tblGrid>
       <w:tr>
         <w:trPr>
@@ -928,7 +970,214 @@
                 <w:sz w:val="18"/>
                 <w:szCs w:val="18"/>
               </w:rPr>
-              <w:t xml:space="preserve">Hoàn thành / Giao một phần</w:t>
+              <w:t xml:space="preserve">Giao tại kho hoặc theo chuyến</w:t>
+            </w:r>
+          </w:p>
+        </w:tc>
+        <w:tc>
+          <w:tcPr>
+            <w:tcW w:type="dxa" w:w="412"/>
+            <w:tcBorders>
+              <w:top w:val="none" w:color="FFFFFF" w:sz="0"/>
+              <w:left w:val="none" w:color="FFFFFF" w:sz="0"/>
+              <w:bottom w:val="none" w:color="FFFFFF" w:sz="0"/>
+              <w:right w:val="none" w:color="FFFFFF" w:sz="0"/>
+            </w:tcBorders>
+            <w:tcMar>
+              <w:top w:type="dxa" w:w="60"/>
+              <w:left w:type="dxa" w:w="100"/>
+              <w:bottom w:type="dxa" w:w="60"/>
+              <w:right w:type="dxa" w:w="100"/>
+            </w:tcMar>
+            <w:vAlign w:val="center"/>
+          </w:tcPr>
+          <w:p>
+            <w:pPr>
+              <w:spacing w:after="20" w:line="270"/>
+              <w:jc w:val="center"/>
+            </w:pPr>
+            <w:r>
+              <w:rPr>
+                <w:rFonts w:ascii="Arial" w:cs="Arial" w:eastAsia="Arial" w:hAnsi="Arial"/>
+                <w:b/>
+                <w:bCs/>
+                <w:sz w:val="26"/>
+                <w:szCs w:val="26"/>
+              </w:rPr>
+              <w:t xml:space="preserve">→</w:t>
+            </w:r>
+          </w:p>
+        </w:tc>
+        <w:tc>
+          <w:tcPr>
+            <w:tcW w:type="dxa" w:w="2100"/>
+            <w:tcBorders>
+              <w:top w:val="single" w:color="A6A6A6" w:sz="4"/>
+              <w:left w:val="single" w:color="A6A6A6" w:sz="4"/>
+              <w:bottom w:val="single" w:color="A6A6A6" w:sz="4"/>
+              <w:right w:val="single" w:color="A6A6A6" w:sz="4"/>
+            </w:tcBorders>
+            <w:shd w:fill="DEEAF6" w:color="auto" w:val="clear"/>
+            <w:tcMar>
+              <w:top w:type="dxa" w:w="60"/>
+              <w:left w:type="dxa" w:w="100"/>
+              <w:bottom w:type="dxa" w:w="60"/>
+              <w:right w:type="dxa" w:w="100"/>
+            </w:tcMar>
+            <w:vAlign w:val="center"/>
+          </w:tcPr>
+          <w:p>
+            <w:pPr>
+              <w:spacing w:after="20" w:line="270"/>
+              <w:jc w:val="center"/>
+            </w:pPr>
+            <w:r>
+              <w:rPr>
+                <w:rFonts w:ascii="Arial" w:cs="Arial" w:eastAsia="Arial" w:hAnsi="Arial"/>
+                <w:b/>
+                <w:bCs/>
+                <w:sz w:val="18"/>
+                <w:szCs w:val="18"/>
+              </w:rPr>
+              <w:t xml:space="preserve">Mỗi đợt khách nhận = 1 khoản công nợ</w:t>
+            </w:r>
+          </w:p>
+        </w:tc>
+        <w:tc>
+          <w:tcPr>
+            <w:tcW w:type="dxa" w:w="412"/>
+            <w:tcBorders>
+              <w:top w:val="none" w:color="FFFFFF" w:sz="0"/>
+              <w:left w:val="none" w:color="FFFFFF" w:sz="0"/>
+              <w:bottom w:val="none" w:color="FFFFFF" w:sz="0"/>
+              <w:right w:val="none" w:color="FFFFFF" w:sz="0"/>
+            </w:tcBorders>
+            <w:tcMar>
+              <w:top w:type="dxa" w:w="60"/>
+              <w:left w:type="dxa" w:w="100"/>
+              <w:bottom w:type="dxa" w:w="60"/>
+              <w:right w:type="dxa" w:w="100"/>
+            </w:tcMar>
+            <w:vAlign w:val="center"/>
+          </w:tcPr>
+          <w:p>
+            <w:pPr>
+              <w:spacing w:after="20" w:line="270"/>
+              <w:jc w:val="center"/>
+            </w:pPr>
+            <w:r>
+              <w:rPr>
+                <w:rFonts w:ascii="Arial" w:cs="Arial" w:eastAsia="Arial" w:hAnsi="Arial"/>
+                <w:b/>
+                <w:bCs/>
+                <w:sz w:val="26"/>
+                <w:szCs w:val="26"/>
+              </w:rPr>
+              <w:t xml:space="preserve">→</w:t>
+            </w:r>
+          </w:p>
+        </w:tc>
+        <w:tc>
+          <w:tcPr>
+            <w:tcW w:type="dxa" w:w="2100"/>
+            <w:tcBorders>
+              <w:top w:val="single" w:color="A6A6A6" w:sz="4"/>
+              <w:left w:val="single" w:color="A6A6A6" w:sz="4"/>
+              <w:bottom w:val="single" w:color="A6A6A6" w:sz="4"/>
+              <w:right w:val="single" w:color="A6A6A6" w:sz="4"/>
+            </w:tcBorders>
+            <w:shd w:fill="DEEAF6" w:color="auto" w:val="clear"/>
+            <w:tcMar>
+              <w:top w:type="dxa" w:w="60"/>
+              <w:left w:type="dxa" w:w="100"/>
+              <w:bottom w:type="dxa" w:w="60"/>
+              <w:right w:type="dxa" w:w="100"/>
+            </w:tcMar>
+            <w:vAlign w:val="center"/>
+          </w:tcPr>
+          <w:p>
+            <w:pPr>
+              <w:spacing w:after="20" w:line="270"/>
+              <w:jc w:val="center"/>
+            </w:pPr>
+            <w:r>
+              <w:rPr>
+                <w:rFonts w:ascii="Arial" w:cs="Arial" w:eastAsia="Arial" w:hAnsi="Arial"/>
+                <w:b/>
+                <w:bCs/>
+                <w:sz w:val="18"/>
+                <w:szCs w:val="18"/>
+              </w:rPr>
+              <w:t xml:space="preserve">Thu tiền</w:t>
+            </w:r>
+          </w:p>
+        </w:tc>
+        <w:tc>
+          <w:tcPr>
+            <w:tcW w:type="dxa" w:w="412"/>
+            <w:tcBorders>
+              <w:top w:val="none" w:color="FFFFFF" w:sz="0"/>
+              <w:left w:val="none" w:color="FFFFFF" w:sz="0"/>
+              <w:bottom w:val="none" w:color="FFFFFF" w:sz="0"/>
+              <w:right w:val="none" w:color="FFFFFF" w:sz="0"/>
+            </w:tcBorders>
+            <w:tcMar>
+              <w:top w:type="dxa" w:w="60"/>
+              <w:left w:type="dxa" w:w="100"/>
+              <w:bottom w:type="dxa" w:w="60"/>
+              <w:right w:type="dxa" w:w="100"/>
+            </w:tcMar>
+            <w:vAlign w:val="center"/>
+          </w:tcPr>
+          <w:p>
+            <w:pPr>
+              <w:spacing w:after="20" w:line="270"/>
+              <w:jc w:val="center"/>
+            </w:pPr>
+            <w:r>
+              <w:rPr>
+                <w:rFonts w:ascii="Arial" w:cs="Arial" w:eastAsia="Arial" w:hAnsi="Arial"/>
+                <w:b/>
+                <w:bCs/>
+                <w:sz w:val="26"/>
+                <w:szCs w:val="26"/>
+              </w:rPr>
+              <w:t xml:space="preserve">→</w:t>
+            </w:r>
+          </w:p>
+        </w:tc>
+        <w:tc>
+          <w:tcPr>
+            <w:tcW w:type="dxa" w:w="2100"/>
+            <w:tcBorders>
+              <w:top w:val="single" w:color="A6A6A6" w:sz="4"/>
+              <w:left w:val="single" w:color="A6A6A6" w:sz="4"/>
+              <w:bottom w:val="single" w:color="A6A6A6" w:sz="4"/>
+              <w:right w:val="single" w:color="A6A6A6" w:sz="4"/>
+            </w:tcBorders>
+            <w:shd w:fill="DEEAF6" w:color="auto" w:val="clear"/>
+            <w:tcMar>
+              <w:top w:type="dxa" w:w="60"/>
+              <w:left w:type="dxa" w:w="100"/>
+              <w:bottom w:type="dxa" w:w="60"/>
+              <w:right w:type="dxa" w:w="100"/>
+            </w:tcMar>
+            <w:vAlign w:val="center"/>
+          </w:tcPr>
+          <w:p>
+            <w:pPr>
+              <w:spacing w:after="20" w:line="270"/>
+              <w:jc w:val="center"/>
+            </w:pPr>
+            <w:r>
+              <w:rPr>
+                <w:rFonts w:ascii="Arial" w:cs="Arial" w:eastAsia="Arial" w:hAnsi="Arial"/>
+                <w:b/>
+                <w:bCs/>
+                <w:sz w:val="18"/>
+                <w:szCs w:val="18"/>
+              </w:rPr>
+              <w:t xml:space="preserve">Trả hàng (nếu có)</w:t>
             </w:r>
           </w:p>
         </w:tc>
@@ -936,7 +1185,7 @@
     </w:tbl>
     <w:p>
       <w:pPr>
-        <w:spacing w:after="80"/>
+        <w:spacing w:after="0" w:line="120" w:lineRule="exact"/>
       </w:pPr>
     </w:p>
     <w:tbl>
@@ -952,10 +1201,10 @@
         </w:tblBorders>
       </w:tblPr>
       <w:tblGrid>
-        <w:gridCol w:w="596"/>
-        <w:gridCol w:w="1490"/>
-        <w:gridCol w:w="3974"/>
-        <w:gridCol w:w="3578"/>
+        <w:gridCol w:w="660"/>
+        <w:gridCol w:w="1100"/>
+        <w:gridCol w:w="3577"/>
+        <w:gridCol w:w="4301"/>
       </w:tblGrid>
       <w:tr>
         <w:trPr>
@@ -964,7 +1213,7 @@
         </w:trPr>
         <w:tc>
           <w:tcPr>
-            <w:tcW w:type="dxa" w:w="596"/>
+            <w:tcW w:type="dxa" w:w="660"/>
             <w:tcBorders>
               <w:top w:val="single" w:color="A6A6A6" w:sz="4"/>
               <w:left w:val="single" w:color="A6A6A6" w:sz="4"/>
@@ -998,7 +1247,7 @@
         </w:tc>
         <w:tc>
           <w:tcPr>
-            <w:tcW w:type="dxa" w:w="1490"/>
+            <w:tcW w:type="dxa" w:w="1100"/>
             <w:tcBorders>
               <w:top w:val="single" w:color="A6A6A6" w:sz="4"/>
               <w:left w:val="single" w:color="A6A6A6" w:sz="4"/>
@@ -1032,7 +1281,7 @@
         </w:tc>
         <w:tc>
           <w:tcPr>
-            <w:tcW w:type="dxa" w:w="3974"/>
+            <w:tcW w:type="dxa" w:w="3577"/>
             <w:tcBorders>
               <w:top w:val="single" w:color="A6A6A6" w:sz="4"/>
               <w:left w:val="single" w:color="A6A6A6" w:sz="4"/>
@@ -1066,7 +1315,7 @@
         </w:tc>
         <w:tc>
           <w:tcPr>
-            <w:tcW w:type="dxa" w:w="3578"/>
+            <w:tcW w:type="dxa" w:w="4301"/>
             <w:tcBorders>
               <w:top w:val="single" w:color="A6A6A6" w:sz="4"/>
               <w:left w:val="single" w:color="A6A6A6" w:sz="4"/>
@@ -1105,7 +1354,7 @@
         </w:trPr>
         <w:tc>
           <w:tcPr>
-            <w:tcW w:type="dxa" w:w="596"/>
+            <w:tcW w:type="dxa" w:w="660"/>
             <w:tcBorders>
               <w:top w:val="single" w:color="A6A6A6" w:sz="4"/>
               <w:left w:val="single" w:color="A6A6A6" w:sz="4"/>
@@ -1136,7 +1385,7 @@
         </w:tc>
         <w:tc>
           <w:tcPr>
-            <w:tcW w:type="dxa" w:w="1490"/>
+            <w:tcW w:type="dxa" w:w="1100"/>
             <w:tcBorders>
               <w:top w:val="single" w:color="A6A6A6" w:sz="4"/>
               <w:left w:val="single" w:color="A6A6A6" w:sz="4"/>
@@ -1167,63 +1416,63 @@
         </w:tc>
         <w:tc>
           <w:tcPr>
-            <w:tcW w:type="dxa" w:w="3974"/>
-            <w:tcBorders>
-              <w:top w:val="single" w:color="A6A6A6" w:sz="4"/>
-              <w:left w:val="single" w:color="A6A6A6" w:sz="4"/>
-              <w:bottom w:val="single" w:color="A6A6A6" w:sz="4"/>
-              <w:right w:val="single" w:color="A6A6A6" w:sz="4"/>
-            </w:tcBorders>
-            <w:tcMar>
-              <w:top w:type="dxa" w:w="60"/>
-              <w:left w:type="dxa" w:w="100"/>
-              <w:bottom w:type="dxa" w:w="60"/>
-              <w:right w:type="dxa" w:w="100"/>
-            </w:tcMar>
-            <w:vAlign w:val="top"/>
-          </w:tcPr>
-          <w:p>
-            <w:pPr>
-              <w:spacing w:after="20" w:line="270"/>
-            </w:pPr>
-            <w:r>
-              <w:rPr>
-                <w:rFonts w:ascii="Arial" w:cs="Arial" w:eastAsia="Arial" w:hAnsi="Arial"/>
-                <w:sz w:val="19"/>
-                <w:szCs w:val="19"/>
-              </w:rPr>
-              <w:t xml:space="preserve">Thêm mới: chọn khách (điện thoại, địa chỉ giao điền sẵn), người nhận, nguồn đơn (Zalo, Facebook, khách quen…), ngày đặt, ngày cần giao, nhân viên bán, thẻ đánh dấu, diễn giải.</w:t>
-            </w:r>
-          </w:p>
-        </w:tc>
-        <w:tc>
-          <w:tcPr>
-            <w:tcW w:type="dxa" w:w="3578"/>
-            <w:tcBorders>
-              <w:top w:val="single" w:color="A6A6A6" w:sz="4"/>
-              <w:left w:val="single" w:color="A6A6A6" w:sz="4"/>
-              <w:bottom w:val="single" w:color="A6A6A6" w:sz="4"/>
-              <w:right w:val="single" w:color="A6A6A6" w:sz="4"/>
-            </w:tcBorders>
-            <w:tcMar>
-              <w:top w:type="dxa" w:w="60"/>
-              <w:left w:type="dxa" w:w="100"/>
-              <w:bottom w:type="dxa" w:w="60"/>
-              <w:right w:type="dxa" w:w="100"/>
-            </w:tcMar>
-            <w:vAlign w:val="top"/>
-          </w:tcPr>
-          <w:p>
-            <w:pPr>
-              <w:spacing w:after="20" w:line="270"/>
-            </w:pPr>
-            <w:r>
-              <w:rPr>
-                <w:rFonts w:ascii="Arial" w:cs="Arial" w:eastAsia="Arial" w:hAnsi="Arial"/>
-                <w:sz w:val="19"/>
-                <w:szCs w:val="19"/>
-              </w:rPr>
-              <w:t xml:space="preserve">Đơn nháp trên form; chưa có số đơn. Hạn thanh toán và Bảng giá áp dụng hiện theo loại khách.</w:t>
+            <w:tcW w:type="dxa" w:w="3577"/>
+            <w:tcBorders>
+              <w:top w:val="single" w:color="A6A6A6" w:sz="4"/>
+              <w:left w:val="single" w:color="A6A6A6" w:sz="4"/>
+              <w:bottom w:val="single" w:color="A6A6A6" w:sz="4"/>
+              <w:right w:val="single" w:color="A6A6A6" w:sz="4"/>
+            </w:tcBorders>
+            <w:tcMar>
+              <w:top w:type="dxa" w:w="60"/>
+              <w:left w:type="dxa" w:w="100"/>
+              <w:bottom w:type="dxa" w:w="60"/>
+              <w:right w:type="dxa" w:w="100"/>
+            </w:tcMar>
+            <w:vAlign w:val="top"/>
+          </w:tcPr>
+          <w:p>
+            <w:pPr>
+              <w:spacing w:after="20" w:line="270"/>
+            </w:pPr>
+            <w:r>
+              <w:rPr>
+                <w:rFonts w:ascii="Arial" w:cs="Arial" w:eastAsia="Arial" w:hAnsi="Arial"/>
+                <w:sz w:val="19"/>
+                <w:szCs w:val="19"/>
+              </w:rPr>
+              <w:t xml:space="preserve">Thêm mới (hoặc "Lập đơn hàng" từ báo giá — ATL-28): chọn khách (điện thoại, địa chỉ giao điền sẵn), người nhận, nguồn đơn, ngày đặt, ngày cần giao, nhân viên bán, loại bán hàng (trong nước / xuất khẩu), thẻ, diễn giải.</w:t>
+            </w:r>
+          </w:p>
+        </w:tc>
+        <w:tc>
+          <w:tcPr>
+            <w:tcW w:type="dxa" w:w="4301"/>
+            <w:tcBorders>
+              <w:top w:val="single" w:color="A6A6A6" w:sz="4"/>
+              <w:left w:val="single" w:color="A6A6A6" w:sz="4"/>
+              <w:bottom w:val="single" w:color="A6A6A6" w:sz="4"/>
+              <w:right w:val="single" w:color="A6A6A6" w:sz="4"/>
+            </w:tcBorders>
+            <w:tcMar>
+              <w:top w:type="dxa" w:w="60"/>
+              <w:left w:type="dxa" w:w="100"/>
+              <w:bottom w:type="dxa" w:w="60"/>
+              <w:right w:type="dxa" w:w="100"/>
+            </w:tcMar>
+            <w:vAlign w:val="top"/>
+          </w:tcPr>
+          <w:p>
+            <w:pPr>
+              <w:spacing w:after="20" w:line="270"/>
+            </w:pPr>
+            <w:r>
+              <w:rPr>
+                <w:rFonts w:ascii="Arial" w:cs="Arial" w:eastAsia="Arial" w:hAnsi="Arial"/>
+                <w:sz w:val="19"/>
+                <w:szCs w:val="19"/>
+              </w:rPr>
+              <w:t xml:space="preserve">Đơn nháp trên form; chưa có số đơn. Hiện "Loại khách · bảng giá" và hạn thanh toán của khách.</w:t>
             </w:r>
           </w:p>
         </w:tc>
@@ -1234,7 +1483,7 @@
         </w:trPr>
         <w:tc>
           <w:tcPr>
-            <w:tcW w:type="dxa" w:w="596"/>
+            <w:tcW w:type="dxa" w:w="660"/>
             <w:tcBorders>
               <w:top w:val="single" w:color="A6A6A6" w:sz="4"/>
               <w:left w:val="single" w:color="A6A6A6" w:sz="4"/>
@@ -1265,7 +1514,7 @@
         </w:tc>
         <w:tc>
           <w:tcPr>
-            <w:tcW w:type="dxa" w:w="1490"/>
+            <w:tcW w:type="dxa" w:w="1100"/>
             <w:tcBorders>
               <w:top w:val="single" w:color="A6A6A6" w:sz="4"/>
               <w:left w:val="single" w:color="A6A6A6" w:sz="4"/>
@@ -1296,63 +1545,63 @@
         </w:tc>
         <w:tc>
           <w:tcPr>
-            <w:tcW w:type="dxa" w:w="3974"/>
-            <w:tcBorders>
-              <w:top w:val="single" w:color="A6A6A6" w:sz="4"/>
-              <w:left w:val="single" w:color="A6A6A6" w:sz="4"/>
-              <w:bottom w:val="single" w:color="A6A6A6" w:sz="4"/>
-              <w:right w:val="single" w:color="A6A6A6" w:sz="4"/>
-            </w:tcBorders>
-            <w:tcMar>
-              <w:top w:type="dxa" w:w="60"/>
-              <w:left w:type="dxa" w:w="100"/>
-              <w:bottom w:type="dxa" w:w="60"/>
-              <w:right w:type="dxa" w:w="100"/>
-            </w:tcMar>
-            <w:vAlign w:val="top"/>
-          </w:tcPr>
-          <w:p>
-            <w:pPr>
-              <w:spacing w:after="20" w:line="270"/>
-            </w:pPr>
-            <w:r>
-              <w:rPr>
-                <w:rFonts w:ascii="Arial" w:cs="Arial" w:eastAsia="Arial" w:hAnsi="Arial"/>
-                <w:sz w:val="19"/>
-                <w:szCs w:val="19"/>
-              </w:rPr>
-              <w:t xml:space="preserve">Thêm dòng hàng: hàng, ĐVT (chính hoặc quy đổi), số lượng, đơn giá, % chiết khấu dòng, thuế GTGT, kho xuất.</w:t>
-            </w:r>
-          </w:p>
-        </w:tc>
-        <w:tc>
-          <w:tcPr>
-            <w:tcW w:type="dxa" w:w="3578"/>
-            <w:tcBorders>
-              <w:top w:val="single" w:color="A6A6A6" w:sz="4"/>
-              <w:left w:val="single" w:color="A6A6A6" w:sz="4"/>
-              <w:bottom w:val="single" w:color="A6A6A6" w:sz="4"/>
-              <w:right w:val="single" w:color="A6A6A6" w:sz="4"/>
-            </w:tcBorders>
-            <w:tcMar>
-              <w:top w:type="dxa" w:w="60"/>
-              <w:left w:type="dxa" w:w="100"/>
-              <w:bottom w:type="dxa" w:w="60"/>
-              <w:right w:type="dxa" w:w="100"/>
-            </w:tcMar>
-            <w:vAlign w:val="top"/>
-          </w:tcPr>
-          <w:p>
-            <w:pPr>
-              <w:spacing w:after="20" w:line="270"/>
-            </w:pPr>
-            <w:r>
-              <w:rPr>
-                <w:rFonts w:ascii="Arial" w:cs="Arial" w:eastAsia="Arial" w:hAnsi="Arial"/>
-                <w:sz w:val="19"/>
-                <w:szCs w:val="19"/>
-              </w:rPr>
-              <w:t xml:space="preserve">Đơn giá lấy theo loại khách và ĐVT; thành tiền = SL × đơn giá; hàng thành phẩm có kích thước cắt.</w:t>
+            <w:tcW w:type="dxa" w:w="3577"/>
+            <w:tcBorders>
+              <w:top w:val="single" w:color="A6A6A6" w:sz="4"/>
+              <w:left w:val="single" w:color="A6A6A6" w:sz="4"/>
+              <w:bottom w:val="single" w:color="A6A6A6" w:sz="4"/>
+              <w:right w:val="single" w:color="A6A6A6" w:sz="4"/>
+            </w:tcBorders>
+            <w:tcMar>
+              <w:top w:type="dxa" w:w="60"/>
+              <w:left w:type="dxa" w:w="100"/>
+              <w:bottom w:type="dxa" w:w="60"/>
+              <w:right w:type="dxa" w:w="100"/>
+            </w:tcMar>
+            <w:vAlign w:val="top"/>
+          </w:tcPr>
+          <w:p>
+            <w:pPr>
+              <w:spacing w:after="20" w:line="270"/>
+            </w:pPr>
+            <w:r>
+              <w:rPr>
+                <w:rFonts w:ascii="Arial" w:cs="Arial" w:eastAsia="Arial" w:hAnsi="Arial"/>
+                <w:sz w:val="19"/>
+                <w:szCs w:val="19"/>
+              </w:rPr>
+              <w:t xml:space="preserve">Thêm dòng hàng: hàng (ô chọn xếp theo mã), ĐVT (chính hoặc quy đổi), số lượng, đơn giá, % chiết khấu dòng, thuế GTGT, kho xuất.</w:t>
+            </w:r>
+          </w:p>
+        </w:tc>
+        <w:tc>
+          <w:tcPr>
+            <w:tcW w:type="dxa" w:w="4301"/>
+            <w:tcBorders>
+              <w:top w:val="single" w:color="A6A6A6" w:sz="4"/>
+              <w:left w:val="single" w:color="A6A6A6" w:sz="4"/>
+              <w:bottom w:val="single" w:color="A6A6A6" w:sz="4"/>
+              <w:right w:val="single" w:color="A6A6A6" w:sz="4"/>
+            </w:tcBorders>
+            <w:tcMar>
+              <w:top w:type="dxa" w:w="60"/>
+              <w:left w:type="dxa" w:w="100"/>
+              <w:bottom w:type="dxa" w:w="60"/>
+              <w:right w:type="dxa" w:w="100"/>
+            </w:tcMar>
+            <w:vAlign w:val="top"/>
+          </w:tcPr>
+          <w:p>
+            <w:pPr>
+              <w:spacing w:after="20" w:line="270"/>
+            </w:pPr>
+            <w:r>
+              <w:rPr>
+                <w:rFonts w:ascii="Arial" w:cs="Arial" w:eastAsia="Arial" w:hAnsi="Arial"/>
+                <w:sz w:val="19"/>
+                <w:szCs w:val="19"/>
+              </w:rPr>
+              <w:t xml:space="preserve">Đơn giá theo bảng giá riêng của khách, nếu không theo loại khách và ĐVT; khuyến mãi đang chạy tự điền chiết khấu và dòng hàng tặng (công tắc "Áp khuyến mãi"); mỗi dòng hiện tồn tại kho xuất và "Thiếu …" khi đặt vượt tồn.</w:t>
             </w:r>
           </w:p>
         </w:tc>
@@ -1363,7 +1612,7 @@
         </w:trPr>
         <w:tc>
           <w:tcPr>
-            <w:tcW w:type="dxa" w:w="596"/>
+            <w:tcW w:type="dxa" w:w="660"/>
             <w:tcBorders>
               <w:top w:val="single" w:color="A6A6A6" w:sz="4"/>
               <w:left w:val="single" w:color="A6A6A6" w:sz="4"/>
@@ -1394,7 +1643,7 @@
         </w:tc>
         <w:tc>
           <w:tcPr>
-            <w:tcW w:type="dxa" w:w="1490"/>
+            <w:tcW w:type="dxa" w:w="1100"/>
             <w:tcBorders>
               <w:top w:val="single" w:color="A6A6A6" w:sz="4"/>
               <w:left w:val="single" w:color="A6A6A6" w:sz="4"/>
@@ -1425,38 +1674,38 @@
         </w:tc>
         <w:tc>
           <w:tcPr>
-            <w:tcW w:type="dxa" w:w="3974"/>
-            <w:tcBorders>
-              <w:top w:val="single" w:color="A6A6A6" w:sz="4"/>
-              <w:left w:val="single" w:color="A6A6A6" w:sz="4"/>
-              <w:bottom w:val="single" w:color="A6A6A6" w:sz="4"/>
-              <w:right w:val="single" w:color="A6A6A6" w:sz="4"/>
-            </w:tcBorders>
-            <w:tcMar>
-              <w:top w:type="dxa" w:w="60"/>
-              <w:left w:type="dxa" w:w="100"/>
-              <w:bottom w:type="dxa" w:w="60"/>
-              <w:right w:type="dxa" w:w="100"/>
-            </w:tcMar>
-            <w:vAlign w:val="top"/>
-          </w:tcPr>
-          <w:p>
-            <w:pPr>
-              <w:spacing w:after="20" w:line="270"/>
-            </w:pPr>
-            <w:r>
-              <w:rPr>
-                <w:rFonts w:ascii="Arial" w:cs="Arial" w:eastAsia="Arial" w:hAnsi="Arial"/>
-                <w:sz w:val="19"/>
-                <w:szCs w:val="19"/>
-              </w:rPr>
-              <w:t xml:space="preserve">Nhập chiết khấu cả đơn (số tiền).</w:t>
-            </w:r>
-          </w:p>
-        </w:tc>
-        <w:tc>
-          <w:tcPr>
-            <w:tcW w:type="dxa" w:w="3578"/>
+            <w:tcW w:type="dxa" w:w="3577"/>
+            <w:tcBorders>
+              <w:top w:val="single" w:color="A6A6A6" w:sz="4"/>
+              <w:left w:val="single" w:color="A6A6A6" w:sz="4"/>
+              <w:bottom w:val="single" w:color="A6A6A6" w:sz="4"/>
+              <w:right w:val="single" w:color="A6A6A6" w:sz="4"/>
+            </w:tcBorders>
+            <w:tcMar>
+              <w:top w:type="dxa" w:w="60"/>
+              <w:left w:type="dxa" w:w="100"/>
+              <w:bottom w:type="dxa" w:w="60"/>
+              <w:right w:type="dxa" w:w="100"/>
+            </w:tcMar>
+            <w:vAlign w:val="top"/>
+          </w:tcPr>
+          <w:p>
+            <w:pPr>
+              <w:spacing w:after="20" w:line="270"/>
+            </w:pPr>
+            <w:r>
+              <w:rPr>
+                <w:rFonts w:ascii="Arial" w:cs="Arial" w:eastAsia="Arial" w:hAnsi="Arial"/>
+                <w:sz w:val="19"/>
+                <w:szCs w:val="19"/>
+              </w:rPr>
+              <w:t xml:space="preserve">Nhập chiết khấu cả đơn (số tiền), hoặc để khuyến mãi theo đơn tự điền.</w:t>
+            </w:r>
+          </w:p>
+        </w:tc>
+        <w:tc>
+          <w:tcPr>
+            <w:tcW w:type="dxa" w:w="4301"/>
             <w:tcBorders>
               <w:top w:val="single" w:color="A6A6A6" w:sz="4"/>
               <w:left w:val="single" w:color="A6A6A6" w:sz="4"/>
@@ -1492,7 +1741,7 @@
         </w:trPr>
         <w:tc>
           <w:tcPr>
-            <w:tcW w:type="dxa" w:w="596"/>
+            <w:tcW w:type="dxa" w:w="660"/>
             <w:tcBorders>
               <w:top w:val="single" w:color="A6A6A6" w:sz="4"/>
               <w:left w:val="single" w:color="A6A6A6" w:sz="4"/>
@@ -1523,7 +1772,7 @@
         </w:tc>
         <w:tc>
           <w:tcPr>
-            <w:tcW w:type="dxa" w:w="1490"/>
+            <w:tcW w:type="dxa" w:w="1100"/>
             <w:tcBorders>
               <w:top w:val="single" w:color="A6A6A6" w:sz="4"/>
               <w:left w:val="single" w:color="A6A6A6" w:sz="4"/>
@@ -1554,63 +1803,63 @@
         </w:tc>
         <w:tc>
           <w:tcPr>
-            <w:tcW w:type="dxa" w:w="3974"/>
-            <w:tcBorders>
-              <w:top w:val="single" w:color="A6A6A6" w:sz="4"/>
-              <w:left w:val="single" w:color="A6A6A6" w:sz="4"/>
-              <w:bottom w:val="single" w:color="A6A6A6" w:sz="4"/>
-              <w:right w:val="single" w:color="A6A6A6" w:sz="4"/>
-            </w:tcBorders>
-            <w:tcMar>
-              <w:top w:type="dxa" w:w="60"/>
-              <w:left w:type="dxa" w:w="100"/>
-              <w:bottom w:type="dxa" w:w="60"/>
-              <w:right w:type="dxa" w:w="100"/>
-            </w:tcMar>
-            <w:vAlign w:val="top"/>
-          </w:tcPr>
-          <w:p>
-            <w:pPr>
-              <w:spacing w:after="20" w:line="270"/>
-            </w:pPr>
-            <w:r>
-              <w:rPr>
-                <w:rFonts w:ascii="Arial" w:cs="Arial" w:eastAsia="Arial" w:hAnsi="Arial"/>
-                <w:sz w:val="19"/>
-                <w:szCs w:val="19"/>
-              </w:rPr>
-              <w:t xml:space="preserve">Lưu đơn.</w:t>
-            </w:r>
-          </w:p>
-        </w:tc>
-        <w:tc>
-          <w:tcPr>
-            <w:tcW w:type="dxa" w:w="3578"/>
-            <w:tcBorders>
-              <w:top w:val="single" w:color="A6A6A6" w:sz="4"/>
-              <w:left w:val="single" w:color="A6A6A6" w:sz="4"/>
-              <w:bottom w:val="single" w:color="A6A6A6" w:sz="4"/>
-              <w:right w:val="single" w:color="A6A6A6" w:sz="4"/>
-            </w:tcBorders>
-            <w:tcMar>
-              <w:top w:type="dxa" w:w="60"/>
-              <w:left w:type="dxa" w:w="100"/>
-              <w:bottom w:type="dxa" w:w="60"/>
-              <w:right w:type="dxa" w:w="100"/>
-            </w:tcMar>
-            <w:vAlign w:val="top"/>
-          </w:tcPr>
-          <w:p>
-            <w:pPr>
-              <w:spacing w:after="20" w:line="270"/>
-            </w:pPr>
-            <w:r>
-              <w:rPr>
-                <w:rFonts w:ascii="Arial" w:cs="Arial" w:eastAsia="Arial" w:hAnsi="Arial"/>
-                <w:sz w:val="19"/>
-                <w:szCs w:val="19"/>
-              </w:rPr>
-              <w:t xml:space="preserve">Cấp số DH…; trạng thái tự suy ra: Chờ sản xuất nếu có thành phẩm chưa có lệnh, ngược lại Chờ giao hàng.</w:t>
+            <w:tcW w:type="dxa" w:w="3577"/>
+            <w:tcBorders>
+              <w:top w:val="single" w:color="A6A6A6" w:sz="4"/>
+              <w:left w:val="single" w:color="A6A6A6" w:sz="4"/>
+              <w:bottom w:val="single" w:color="A6A6A6" w:sz="4"/>
+              <w:right w:val="single" w:color="A6A6A6" w:sz="4"/>
+            </w:tcBorders>
+            <w:tcMar>
+              <w:top w:type="dxa" w:w="60"/>
+              <w:left w:type="dxa" w:w="100"/>
+              <w:bottom w:type="dxa" w:w="60"/>
+              <w:right w:type="dxa" w:w="100"/>
+            </w:tcMar>
+            <w:vAlign w:val="top"/>
+          </w:tcPr>
+          <w:p>
+            <w:pPr>
+              <w:spacing w:after="20" w:line="270"/>
+            </w:pPr>
+            <w:r>
+              <w:rPr>
+                <w:rFonts w:ascii="Arial" w:cs="Arial" w:eastAsia="Arial" w:hAnsi="Arial"/>
+                <w:sz w:val="19"/>
+                <w:szCs w:val="19"/>
+              </w:rPr>
+              <w:t xml:space="preserve">Đơn xuất khẩu thu bằng ngoại tệ: chọn loại tiền, nhập tỷ giá, nhập đơn giá nguyên tệ.</w:t>
+            </w:r>
+          </w:p>
+        </w:tc>
+        <w:tc>
+          <w:tcPr>
+            <w:tcW w:type="dxa" w:w="4301"/>
+            <w:tcBorders>
+              <w:top w:val="single" w:color="A6A6A6" w:sz="4"/>
+              <w:left w:val="single" w:color="A6A6A6" w:sz="4"/>
+              <w:bottom w:val="single" w:color="A6A6A6" w:sz="4"/>
+              <w:right w:val="single" w:color="A6A6A6" w:sz="4"/>
+            </w:tcBorders>
+            <w:tcMar>
+              <w:top w:type="dxa" w:w="60"/>
+              <w:left w:type="dxa" w:w="100"/>
+              <w:bottom w:type="dxa" w:w="60"/>
+              <w:right w:type="dxa" w:w="100"/>
+            </w:tcMar>
+            <w:vAlign w:val="top"/>
+          </w:tcPr>
+          <w:p>
+            <w:pPr>
+              <w:spacing w:after="20" w:line="270"/>
+            </w:pPr>
+            <w:r>
+              <w:rPr>
+                <w:rFonts w:ascii="Arial" w:cs="Arial" w:eastAsia="Arial" w:hAnsi="Arial"/>
+                <w:sz w:val="19"/>
+                <w:szCs w:val="19"/>
+              </w:rPr>
+              <w:t xml:space="preserve">Đơn giá VND tự quy đổi theo tỷ giá; công nợ và doanh thu ghi bằng VND quy đổi.</w:t>
             </w:r>
           </w:p>
         </w:tc>
@@ -1621,7 +1870,7 @@
         </w:trPr>
         <w:tc>
           <w:tcPr>
-            <w:tcW w:type="dxa" w:w="596"/>
+            <w:tcW w:type="dxa" w:w="660"/>
             <w:tcBorders>
               <w:top w:val="single" w:color="A6A6A6" w:sz="4"/>
               <w:left w:val="single" w:color="A6A6A6" w:sz="4"/>
@@ -1652,94 +1901,94 @@
         </w:tc>
         <w:tc>
           <w:tcPr>
-            <w:tcW w:type="dxa" w:w="1490"/>
-            <w:tcBorders>
-              <w:top w:val="single" w:color="A6A6A6" w:sz="4"/>
-              <w:left w:val="single" w:color="A6A6A6" w:sz="4"/>
-              <w:bottom w:val="single" w:color="A6A6A6" w:sz="4"/>
-              <w:right w:val="single" w:color="A6A6A6" w:sz="4"/>
-            </w:tcBorders>
-            <w:tcMar>
-              <w:top w:type="dxa" w:w="60"/>
-              <w:left w:type="dxa" w:w="100"/>
-              <w:bottom w:type="dxa" w:w="60"/>
-              <w:right w:type="dxa" w:w="100"/>
-            </w:tcMar>
-            <w:vAlign w:val="top"/>
-          </w:tcPr>
-          <w:p>
-            <w:pPr>
-              <w:spacing w:after="20" w:line="270"/>
-            </w:pPr>
-            <w:r>
-              <w:rPr>
-                <w:rFonts w:ascii="Arial" w:cs="Arial" w:eastAsia="Arial" w:hAnsi="Arial"/>
-                <w:sz w:val="19"/>
-                <w:szCs w:val="19"/>
-              </w:rPr>
-              <w:t xml:space="preserve">Sale / Quản lý</w:t>
-            </w:r>
-          </w:p>
-        </w:tc>
-        <w:tc>
-          <w:tcPr>
-            <w:tcW w:type="dxa" w:w="3974"/>
-            <w:tcBorders>
-              <w:top w:val="single" w:color="A6A6A6" w:sz="4"/>
-              <w:left w:val="single" w:color="A6A6A6" w:sz="4"/>
-              <w:bottom w:val="single" w:color="A6A6A6" w:sz="4"/>
-              <w:right w:val="single" w:color="A6A6A6" w:sz="4"/>
-            </w:tcBorders>
-            <w:tcMar>
-              <w:top w:type="dxa" w:w="60"/>
-              <w:left w:type="dxa" w:w="100"/>
-              <w:bottom w:type="dxa" w:w="60"/>
-              <w:right w:type="dxa" w:w="100"/>
-            </w:tcMar>
-            <w:vAlign w:val="top"/>
-          </w:tcPr>
-          <w:p>
-            <w:pPr>
-              <w:spacing w:after="20" w:line="270"/>
-            </w:pPr>
-            <w:r>
-              <w:rPr>
-                <w:rFonts w:ascii="Arial" w:cs="Arial" w:eastAsia="Arial" w:hAnsi="Arial"/>
-                <w:sz w:val="19"/>
-                <w:szCs w:val="19"/>
-              </w:rPr>
-              <w:t xml:space="preserve">Với dòng thành phẩm bấm Lập lệnh sản xuất.</w:t>
-            </w:r>
-          </w:p>
-        </w:tc>
-        <w:tc>
-          <w:tcPr>
-            <w:tcW w:type="dxa" w:w="3578"/>
-            <w:tcBorders>
-              <w:top w:val="single" w:color="A6A6A6" w:sz="4"/>
-              <w:left w:val="single" w:color="A6A6A6" w:sz="4"/>
-              <w:bottom w:val="single" w:color="A6A6A6" w:sz="4"/>
-              <w:right w:val="single" w:color="A6A6A6" w:sz="4"/>
-            </w:tcBorders>
-            <w:tcMar>
-              <w:top w:type="dxa" w:w="60"/>
-              <w:left w:type="dxa" w:w="100"/>
-              <w:bottom w:type="dxa" w:w="60"/>
-              <w:right w:type="dxa" w:w="100"/>
-            </w:tcMar>
-            <w:vAlign w:val="top"/>
-          </w:tcPr>
-          <w:p>
-            <w:pPr>
-              <w:spacing w:after="20" w:line="270"/>
-            </w:pPr>
-            <w:r>
-              <w:rPr>
-                <w:rFonts w:ascii="Arial" w:cs="Arial" w:eastAsia="Arial" w:hAnsi="Arial"/>
-                <w:sz w:val="19"/>
-                <w:szCs w:val="19"/>
-              </w:rPr>
-              <w:t xml:space="preserve">Sinh lệnh Nháp; trạng thái đơn đổi theo tiến độ lệnh (xem ATL-07).</w:t>
+            <w:tcW w:type="dxa" w:w="1100"/>
+            <w:tcBorders>
+              <w:top w:val="single" w:color="A6A6A6" w:sz="4"/>
+              <w:left w:val="single" w:color="A6A6A6" w:sz="4"/>
+              <w:bottom w:val="single" w:color="A6A6A6" w:sz="4"/>
+              <w:right w:val="single" w:color="A6A6A6" w:sz="4"/>
+            </w:tcBorders>
+            <w:tcMar>
+              <w:top w:type="dxa" w:w="60"/>
+              <w:left w:type="dxa" w:w="100"/>
+              <w:bottom w:type="dxa" w:w="60"/>
+              <w:right w:type="dxa" w:w="100"/>
+            </w:tcMar>
+            <w:vAlign w:val="top"/>
+          </w:tcPr>
+          <w:p>
+            <w:pPr>
+              <w:spacing w:after="20" w:line="270"/>
+            </w:pPr>
+            <w:r>
+              <w:rPr>
+                <w:rFonts w:ascii="Arial" w:cs="Arial" w:eastAsia="Arial" w:hAnsi="Arial"/>
+                <w:sz w:val="19"/>
+                <w:szCs w:val="19"/>
+              </w:rPr>
+              <w:t xml:space="preserve">Sale</w:t>
+            </w:r>
+          </w:p>
+        </w:tc>
+        <w:tc>
+          <w:tcPr>
+            <w:tcW w:type="dxa" w:w="3577"/>
+            <w:tcBorders>
+              <w:top w:val="single" w:color="A6A6A6" w:sz="4"/>
+              <w:left w:val="single" w:color="A6A6A6" w:sz="4"/>
+              <w:bottom w:val="single" w:color="A6A6A6" w:sz="4"/>
+              <w:right w:val="single" w:color="A6A6A6" w:sz="4"/>
+            </w:tcBorders>
+            <w:tcMar>
+              <w:top w:type="dxa" w:w="60"/>
+              <w:left w:type="dxa" w:w="100"/>
+              <w:bottom w:type="dxa" w:w="60"/>
+              <w:right w:type="dxa" w:w="100"/>
+            </w:tcMar>
+            <w:vAlign w:val="top"/>
+          </w:tcPr>
+          <w:p>
+            <w:pPr>
+              <w:spacing w:after="20" w:line="270"/>
+            </w:pPr>
+            <w:r>
+              <w:rPr>
+                <w:rFonts w:ascii="Arial" w:cs="Arial" w:eastAsia="Arial" w:hAnsi="Arial"/>
+                <w:sz w:val="19"/>
+                <w:szCs w:val="19"/>
+              </w:rPr>
+              <w:t xml:space="preserve">Chọn "Chưa thu tiền" hoặc "Thu tiền ngay" + tài khoản nhận tiền (thanh Thu tiền đầu chứng từ).</w:t>
+            </w:r>
+          </w:p>
+        </w:tc>
+        <w:tc>
+          <w:tcPr>
+            <w:tcW w:type="dxa" w:w="4301"/>
+            <w:tcBorders>
+              <w:top w:val="single" w:color="A6A6A6" w:sz="4"/>
+              <w:left w:val="single" w:color="A6A6A6" w:sz="4"/>
+              <w:bottom w:val="single" w:color="A6A6A6" w:sz="4"/>
+              <w:right w:val="single" w:color="A6A6A6" w:sz="4"/>
+            </w:tcBorders>
+            <w:tcMar>
+              <w:top w:type="dxa" w:w="60"/>
+              <w:left w:type="dxa" w:w="100"/>
+              <w:bottom w:type="dxa" w:w="60"/>
+              <w:right w:type="dxa" w:w="100"/>
+            </w:tcMar>
+            <w:vAlign w:val="top"/>
+          </w:tcPr>
+          <w:p>
+            <w:pPr>
+              <w:spacing w:after="20" w:line="270"/>
+            </w:pPr>
+            <w:r>
+              <w:rPr>
+                <w:rFonts w:ascii="Arial" w:cs="Arial" w:eastAsia="Arial" w:hAnsi="Arial"/>
+                <w:sz w:val="19"/>
+                <w:szCs w:val="19"/>
+              </w:rPr>
+              <w:t xml:space="preserve">Đơn nhớ lựa chọn; chỉ đổi được khi đơn còn sửa được.</w:t>
             </w:r>
           </w:p>
         </w:tc>
@@ -1750,7 +1999,7 @@
         </w:trPr>
         <w:tc>
           <w:tcPr>
-            <w:tcW w:type="dxa" w:w="596"/>
+            <w:tcW w:type="dxa" w:w="660"/>
             <w:tcBorders>
               <w:top w:val="single" w:color="A6A6A6" w:sz="4"/>
               <w:left w:val="single" w:color="A6A6A6" w:sz="4"/>
@@ -1781,94 +2030,94 @@
         </w:tc>
         <w:tc>
           <w:tcPr>
-            <w:tcW w:type="dxa" w:w="1490"/>
-            <w:tcBorders>
-              <w:top w:val="single" w:color="A6A6A6" w:sz="4"/>
-              <w:left w:val="single" w:color="A6A6A6" w:sz="4"/>
-              <w:bottom w:val="single" w:color="A6A6A6" w:sz="4"/>
-              <w:right w:val="single" w:color="A6A6A6" w:sz="4"/>
-            </w:tcBorders>
-            <w:tcMar>
-              <w:top w:type="dxa" w:w="60"/>
-              <w:left w:type="dxa" w:w="100"/>
-              <w:bottom w:type="dxa" w:w="60"/>
-              <w:right w:type="dxa" w:w="100"/>
-            </w:tcMar>
-            <w:vAlign w:val="top"/>
-          </w:tcPr>
-          <w:p>
-            <w:pPr>
-              <w:spacing w:after="20" w:line="270"/>
-            </w:pPr>
-            <w:r>
-              <w:rPr>
-                <w:rFonts w:ascii="Arial" w:cs="Arial" w:eastAsia="Arial" w:hAnsi="Arial"/>
-                <w:sz w:val="19"/>
-                <w:szCs w:val="19"/>
-              </w:rPr>
-              <w:t xml:space="preserve">Giao hàng</w:t>
-            </w:r>
-          </w:p>
-        </w:tc>
-        <w:tc>
-          <w:tcPr>
-            <w:tcW w:type="dxa" w:w="3974"/>
-            <w:tcBorders>
-              <w:top w:val="single" w:color="A6A6A6" w:sz="4"/>
-              <w:left w:val="single" w:color="A6A6A6" w:sz="4"/>
-              <w:bottom w:val="single" w:color="A6A6A6" w:sz="4"/>
-              <w:right w:val="single" w:color="A6A6A6" w:sz="4"/>
-            </w:tcBorders>
-            <w:tcMar>
-              <w:top w:type="dxa" w:w="60"/>
-              <w:left w:type="dxa" w:w="100"/>
-              <w:bottom w:type="dxa" w:w="60"/>
-              <w:right w:type="dxa" w:w="100"/>
-            </w:tcMar>
-            <w:vAlign w:val="top"/>
-          </w:tcPr>
-          <w:p>
-            <w:pPr>
-              <w:spacing w:after="20" w:line="270"/>
-            </w:pPr>
-            <w:r>
-              <w:rPr>
-                <w:rFonts w:ascii="Arial" w:cs="Arial" w:eastAsia="Arial" w:hAnsi="Arial"/>
-                <w:sz w:val="19"/>
-                <w:szCs w:val="19"/>
-              </w:rPr>
-              <w:t xml:space="preserve">Giao hàng trực tiếp trên đơn, hoặc xếp đơn lên Chuyến giao hàng.</w:t>
-            </w:r>
-          </w:p>
-        </w:tc>
-        <w:tc>
-          <w:tcPr>
-            <w:tcW w:type="dxa" w:w="3578"/>
-            <w:tcBorders>
-              <w:top w:val="single" w:color="A6A6A6" w:sz="4"/>
-              <w:left w:val="single" w:color="A6A6A6" w:sz="4"/>
-              <w:bottom w:val="single" w:color="A6A6A6" w:sz="4"/>
-              <w:right w:val="single" w:color="A6A6A6" w:sz="4"/>
-            </w:tcBorders>
-            <w:tcMar>
-              <w:top w:type="dxa" w:w="60"/>
-              <w:left w:type="dxa" w:w="100"/>
-              <w:bottom w:type="dxa" w:w="60"/>
-              <w:right w:type="dxa" w:w="100"/>
-            </w:tcMar>
-            <w:vAlign w:val="top"/>
-          </w:tcPr>
-          <w:p>
-            <w:pPr>
-              <w:spacing w:after="20" w:line="270"/>
-            </w:pPr>
-            <w:r>
-              <w:rPr>
-                <w:rFonts w:ascii="Arial" w:cs="Arial" w:eastAsia="Arial" w:hAnsi="Arial"/>
-                <w:sz w:val="19"/>
-                <w:szCs w:val="19"/>
-              </w:rPr>
-              <w:t xml:space="preserve">Giao trực tiếp: nhập số khách thực nhận (toàn bộ hoặc một phần) → phiếu xuất kho, công nợ phải thu. Theo chuyến: xem ATL-13.</w:t>
+            <w:tcW w:type="dxa" w:w="1100"/>
+            <w:tcBorders>
+              <w:top w:val="single" w:color="A6A6A6" w:sz="4"/>
+              <w:left w:val="single" w:color="A6A6A6" w:sz="4"/>
+              <w:bottom w:val="single" w:color="A6A6A6" w:sz="4"/>
+              <w:right w:val="single" w:color="A6A6A6" w:sz="4"/>
+            </w:tcBorders>
+            <w:tcMar>
+              <w:top w:type="dxa" w:w="60"/>
+              <w:left w:type="dxa" w:w="100"/>
+              <w:bottom w:type="dxa" w:w="60"/>
+              <w:right w:type="dxa" w:w="100"/>
+            </w:tcMar>
+            <w:vAlign w:val="top"/>
+          </w:tcPr>
+          <w:p>
+            <w:pPr>
+              <w:spacing w:after="20" w:line="270"/>
+            </w:pPr>
+            <w:r>
+              <w:rPr>
+                <w:rFonts w:ascii="Arial" w:cs="Arial" w:eastAsia="Arial" w:hAnsi="Arial"/>
+                <w:sz w:val="19"/>
+                <w:szCs w:val="19"/>
+              </w:rPr>
+              <w:t xml:space="preserve">Sale</w:t>
+            </w:r>
+          </w:p>
+        </w:tc>
+        <w:tc>
+          <w:tcPr>
+            <w:tcW w:type="dxa" w:w="3577"/>
+            <w:tcBorders>
+              <w:top w:val="single" w:color="A6A6A6" w:sz="4"/>
+              <w:left w:val="single" w:color="A6A6A6" w:sz="4"/>
+              <w:bottom w:val="single" w:color="A6A6A6" w:sz="4"/>
+              <w:right w:val="single" w:color="A6A6A6" w:sz="4"/>
+            </w:tcBorders>
+            <w:tcMar>
+              <w:top w:type="dxa" w:w="60"/>
+              <w:left w:type="dxa" w:w="100"/>
+              <w:bottom w:type="dxa" w:w="60"/>
+              <w:right w:type="dxa" w:w="100"/>
+            </w:tcMar>
+            <w:vAlign w:val="top"/>
+          </w:tcPr>
+          <w:p>
+            <w:pPr>
+              <w:spacing w:after="20" w:line="270"/>
+            </w:pPr>
+            <w:r>
+              <w:rPr>
+                <w:rFonts w:ascii="Arial" w:cs="Arial" w:eastAsia="Arial" w:hAnsi="Arial"/>
+                <w:sz w:val="19"/>
+                <w:szCs w:val="19"/>
+              </w:rPr>
+              <w:t xml:space="preserve">Lưu đơn.</w:t>
+            </w:r>
+          </w:p>
+        </w:tc>
+        <w:tc>
+          <w:tcPr>
+            <w:tcW w:type="dxa" w:w="4301"/>
+            <w:tcBorders>
+              <w:top w:val="single" w:color="A6A6A6" w:sz="4"/>
+              <w:left w:val="single" w:color="A6A6A6" w:sz="4"/>
+              <w:bottom w:val="single" w:color="A6A6A6" w:sz="4"/>
+              <w:right w:val="single" w:color="A6A6A6" w:sz="4"/>
+            </w:tcBorders>
+            <w:tcMar>
+              <w:top w:type="dxa" w:w="60"/>
+              <w:left w:type="dxa" w:w="100"/>
+              <w:bottom w:type="dxa" w:w="60"/>
+              <w:right w:type="dxa" w:w="100"/>
+            </w:tcMar>
+            <w:vAlign w:val="top"/>
+          </w:tcPr>
+          <w:p>
+            <w:pPr>
+              <w:spacing w:after="20" w:line="270"/>
+            </w:pPr>
+            <w:r>
+              <w:rPr>
+                <w:rFonts w:ascii="Arial" w:cs="Arial" w:eastAsia="Arial" w:hAnsi="Arial"/>
+                <w:sz w:val="19"/>
+                <w:szCs w:val="19"/>
+              </w:rPr>
+              <w:t xml:space="preserve">Cấp số DH…; máy chủ kiểm giá tối thiểu, chiết khấu, hạn mức công nợ; trạng thái tự suy ra: Chờ sản xuất nếu có thành phẩm chưa có lệnh, ngược lại Chờ giao hàng.</w:t>
             </w:r>
           </w:p>
         </w:tc>
@@ -1879,7 +2128,7 @@
         </w:trPr>
         <w:tc>
           <w:tcPr>
-            <w:tcW w:type="dxa" w:w="596"/>
+            <w:tcW w:type="dxa" w:w="660"/>
             <w:tcBorders>
               <w:top w:val="single" w:color="A6A6A6" w:sz="4"/>
               <w:left w:val="single" w:color="A6A6A6" w:sz="4"/>
@@ -1910,94 +2159,94 @@
         </w:tc>
         <w:tc>
           <w:tcPr>
-            <w:tcW w:type="dxa" w:w="1490"/>
-            <w:tcBorders>
-              <w:top w:val="single" w:color="A6A6A6" w:sz="4"/>
-              <w:left w:val="single" w:color="A6A6A6" w:sz="4"/>
-              <w:bottom w:val="single" w:color="A6A6A6" w:sz="4"/>
-              <w:right w:val="single" w:color="A6A6A6" w:sz="4"/>
-            </w:tcBorders>
-            <w:tcMar>
-              <w:top w:type="dxa" w:w="60"/>
-              <w:left w:type="dxa" w:w="100"/>
-              <w:bottom w:type="dxa" w:w="60"/>
-              <w:right w:type="dxa" w:w="100"/>
-            </w:tcMar>
-            <w:vAlign w:val="top"/>
-          </w:tcPr>
-          <w:p>
-            <w:pPr>
-              <w:spacing w:after="20" w:line="270"/>
-            </w:pPr>
-            <w:r>
-              <w:rPr>
-                <w:rFonts w:ascii="Arial" w:cs="Arial" w:eastAsia="Arial" w:hAnsi="Arial"/>
-                <w:sz w:val="19"/>
-                <w:szCs w:val="19"/>
-              </w:rPr>
-              <w:t xml:space="preserve">Sale</w:t>
-            </w:r>
-          </w:p>
-        </w:tc>
-        <w:tc>
-          <w:tcPr>
-            <w:tcW w:type="dxa" w:w="3974"/>
-            <w:tcBorders>
-              <w:top w:val="single" w:color="A6A6A6" w:sz="4"/>
-              <w:left w:val="single" w:color="A6A6A6" w:sz="4"/>
-              <w:bottom w:val="single" w:color="A6A6A6" w:sz="4"/>
-              <w:right w:val="single" w:color="A6A6A6" w:sz="4"/>
-            </w:tcBorders>
-            <w:tcMar>
-              <w:top w:type="dxa" w:w="60"/>
-              <w:left w:type="dxa" w:w="100"/>
-              <w:bottom w:type="dxa" w:w="60"/>
-              <w:right w:type="dxa" w:w="100"/>
-            </w:tcMar>
-            <w:vAlign w:val="top"/>
-          </w:tcPr>
-          <w:p>
-            <w:pPr>
-              <w:spacing w:after="20" w:line="270"/>
-            </w:pPr>
-            <w:r>
-              <w:rPr>
-                <w:rFonts w:ascii="Arial" w:cs="Arial" w:eastAsia="Arial" w:hAnsi="Arial"/>
-                <w:sz w:val="19"/>
-                <w:szCs w:val="19"/>
-              </w:rPr>
-              <w:t xml:space="preserve">Kết thúc đơn khi khách không lấy phần còn lại.</w:t>
-            </w:r>
-          </w:p>
-        </w:tc>
-        <w:tc>
-          <w:tcPr>
-            <w:tcW w:type="dxa" w:w="3578"/>
-            <w:tcBorders>
-              <w:top w:val="single" w:color="A6A6A6" w:sz="4"/>
-              <w:left w:val="single" w:color="A6A6A6" w:sz="4"/>
-              <w:bottom w:val="single" w:color="A6A6A6" w:sz="4"/>
-              <w:right w:val="single" w:color="A6A6A6" w:sz="4"/>
-            </w:tcBorders>
-            <w:tcMar>
-              <w:top w:type="dxa" w:w="60"/>
-              <w:left w:type="dxa" w:w="100"/>
-              <w:bottom w:type="dxa" w:w="60"/>
-              <w:right w:type="dxa" w:w="100"/>
-            </w:tcMar>
-            <w:vAlign w:val="top"/>
-          </w:tcPr>
-          <w:p>
-            <w:pPr>
-              <w:spacing w:after="20" w:line="270"/>
-            </w:pPr>
-            <w:r>
-              <w:rPr>
-                <w:rFonts w:ascii="Arial" w:cs="Arial" w:eastAsia="Arial" w:hAnsi="Arial"/>
-                <w:sz w:val="19"/>
-                <w:szCs w:val="19"/>
-              </w:rPr>
-              <w:t xml:space="preserve">Đơn giữ trạng thái Giao một phần, không giao thêm.</w:t>
+            <w:tcW w:type="dxa" w:w="1100"/>
+            <w:tcBorders>
+              <w:top w:val="single" w:color="A6A6A6" w:sz="4"/>
+              <w:left w:val="single" w:color="A6A6A6" w:sz="4"/>
+              <w:bottom w:val="single" w:color="A6A6A6" w:sz="4"/>
+              <w:right w:val="single" w:color="A6A6A6" w:sz="4"/>
+            </w:tcBorders>
+            <w:tcMar>
+              <w:top w:type="dxa" w:w="60"/>
+              <w:left w:type="dxa" w:w="100"/>
+              <w:bottom w:type="dxa" w:w="60"/>
+              <w:right w:type="dxa" w:w="100"/>
+            </w:tcMar>
+            <w:vAlign w:val="top"/>
+          </w:tcPr>
+          <w:p>
+            <w:pPr>
+              <w:spacing w:after="20" w:line="270"/>
+            </w:pPr>
+            <w:r>
+              <w:rPr>
+                <w:rFonts w:ascii="Arial" w:cs="Arial" w:eastAsia="Arial" w:hAnsi="Arial"/>
+                <w:sz w:val="19"/>
+                <w:szCs w:val="19"/>
+              </w:rPr>
+              <w:t xml:space="preserve">Sale / Quản lý</w:t>
+            </w:r>
+          </w:p>
+        </w:tc>
+        <w:tc>
+          <w:tcPr>
+            <w:tcW w:type="dxa" w:w="3577"/>
+            <w:tcBorders>
+              <w:top w:val="single" w:color="A6A6A6" w:sz="4"/>
+              <w:left w:val="single" w:color="A6A6A6" w:sz="4"/>
+              <w:bottom w:val="single" w:color="A6A6A6" w:sz="4"/>
+              <w:right w:val="single" w:color="A6A6A6" w:sz="4"/>
+            </w:tcBorders>
+            <w:tcMar>
+              <w:top w:type="dxa" w:w="60"/>
+              <w:left w:type="dxa" w:w="100"/>
+              <w:bottom w:type="dxa" w:w="60"/>
+              <w:right w:type="dxa" w:w="100"/>
+            </w:tcMar>
+            <w:vAlign w:val="top"/>
+          </w:tcPr>
+          <w:p>
+            <w:pPr>
+              <w:spacing w:after="20" w:line="270"/>
+            </w:pPr>
+            <w:r>
+              <w:rPr>
+                <w:rFonts w:ascii="Arial" w:cs="Arial" w:eastAsia="Arial" w:hAnsi="Arial"/>
+                <w:sz w:val="19"/>
+                <w:szCs w:val="19"/>
+              </w:rPr>
+              <w:t xml:space="preserve">Với dòng thành phẩm bấm Lập lệnh sản xuất.</w:t>
+            </w:r>
+          </w:p>
+        </w:tc>
+        <w:tc>
+          <w:tcPr>
+            <w:tcW w:type="dxa" w:w="4301"/>
+            <w:tcBorders>
+              <w:top w:val="single" w:color="A6A6A6" w:sz="4"/>
+              <w:left w:val="single" w:color="A6A6A6" w:sz="4"/>
+              <w:bottom w:val="single" w:color="A6A6A6" w:sz="4"/>
+              <w:right w:val="single" w:color="A6A6A6" w:sz="4"/>
+            </w:tcBorders>
+            <w:tcMar>
+              <w:top w:type="dxa" w:w="60"/>
+              <w:left w:type="dxa" w:w="100"/>
+              <w:bottom w:type="dxa" w:w="60"/>
+              <w:right w:type="dxa" w:w="100"/>
+            </w:tcMar>
+            <w:vAlign w:val="top"/>
+          </w:tcPr>
+          <w:p>
+            <w:pPr>
+              <w:spacing w:after="20" w:line="270"/>
+            </w:pPr>
+            <w:r>
+              <w:rPr>
+                <w:rFonts w:ascii="Arial" w:cs="Arial" w:eastAsia="Arial" w:hAnsi="Arial"/>
+                <w:sz w:val="19"/>
+                <w:szCs w:val="19"/>
+              </w:rPr>
+              <w:t xml:space="preserve">Sinh lệnh Nháp; trạng thái đơn đổi theo tiến độ lệnh (ATL-07).</w:t>
             </w:r>
           </w:p>
         </w:tc>
@@ -2008,7 +2257,7 @@
         </w:trPr>
         <w:tc>
           <w:tcPr>
-            <w:tcW w:type="dxa" w:w="596"/>
+            <w:tcW w:type="dxa" w:w="660"/>
             <w:tcBorders>
               <w:top w:val="single" w:color="A6A6A6" w:sz="4"/>
               <w:left w:val="single" w:color="A6A6A6" w:sz="4"/>
@@ -2039,94 +2288,112 @@
         </w:tc>
         <w:tc>
           <w:tcPr>
-            <w:tcW w:type="dxa" w:w="1490"/>
-            <w:tcBorders>
-              <w:top w:val="single" w:color="A6A6A6" w:sz="4"/>
-              <w:left w:val="single" w:color="A6A6A6" w:sz="4"/>
-              <w:bottom w:val="single" w:color="A6A6A6" w:sz="4"/>
-              <w:right w:val="single" w:color="A6A6A6" w:sz="4"/>
-            </w:tcBorders>
-            <w:tcMar>
-              <w:top w:type="dxa" w:w="60"/>
-              <w:left w:type="dxa" w:w="100"/>
-              <w:bottom w:type="dxa" w:w="60"/>
-              <w:right w:type="dxa" w:w="100"/>
-            </w:tcMar>
-            <w:vAlign w:val="top"/>
-          </w:tcPr>
-          <w:p>
-            <w:pPr>
-              <w:spacing w:after="20" w:line="270"/>
-            </w:pPr>
-            <w:r>
-              <w:rPr>
-                <w:rFonts w:ascii="Arial" w:cs="Arial" w:eastAsia="Arial" w:hAnsi="Arial"/>
-                <w:sz w:val="19"/>
-                <w:szCs w:val="19"/>
-              </w:rPr>
-              <w:t xml:space="preserve">Sale</w:t>
-            </w:r>
-          </w:p>
-        </w:tc>
-        <w:tc>
-          <w:tcPr>
-            <w:tcW w:type="dxa" w:w="3974"/>
-            <w:tcBorders>
-              <w:top w:val="single" w:color="A6A6A6" w:sz="4"/>
-              <w:left w:val="single" w:color="A6A6A6" w:sz="4"/>
-              <w:bottom w:val="single" w:color="A6A6A6" w:sz="4"/>
-              <w:right w:val="single" w:color="A6A6A6" w:sz="4"/>
-            </w:tcBorders>
-            <w:tcMar>
-              <w:top w:type="dxa" w:w="60"/>
-              <w:left w:type="dxa" w:w="100"/>
-              <w:bottom w:type="dxa" w:w="60"/>
-              <w:right w:type="dxa" w:w="100"/>
-            </w:tcMar>
-            <w:vAlign w:val="top"/>
-          </w:tcPr>
-          <w:p>
-            <w:pPr>
-              <w:spacing w:after="20" w:line="270"/>
-            </w:pPr>
-            <w:r>
-              <w:rPr>
-                <w:rFonts w:ascii="Arial" w:cs="Arial" w:eastAsia="Arial" w:hAnsi="Arial"/>
-                <w:sz w:val="19"/>
-                <w:szCs w:val="19"/>
-              </w:rPr>
-              <w:t xml:space="preserve">Huỷ đơn (chưa giao và không Đang giao), nhập lý do.</w:t>
-            </w:r>
-          </w:p>
-        </w:tc>
-        <w:tc>
-          <w:tcPr>
-            <w:tcW w:type="dxa" w:w="3578"/>
-            <w:tcBorders>
-              <w:top w:val="single" w:color="A6A6A6" w:sz="4"/>
-              <w:left w:val="single" w:color="A6A6A6" w:sz="4"/>
-              <w:bottom w:val="single" w:color="A6A6A6" w:sz="4"/>
-              <w:right w:val="single" w:color="A6A6A6" w:sz="4"/>
-            </w:tcBorders>
-            <w:tcMar>
-              <w:top w:type="dxa" w:w="60"/>
-              <w:left w:type="dxa" w:w="100"/>
-              <w:bottom w:type="dxa" w:w="60"/>
-              <w:right w:type="dxa" w:w="100"/>
-            </w:tcMar>
-            <w:vAlign w:val="top"/>
-          </w:tcPr>
-          <w:p>
-            <w:pPr>
-              <w:spacing w:after="20" w:line="270"/>
-            </w:pPr>
-            <w:r>
-              <w:rPr>
-                <w:rFonts w:ascii="Arial" w:cs="Arial" w:eastAsia="Arial" w:hAnsi="Arial"/>
-                <w:sz w:val="19"/>
-                <w:szCs w:val="19"/>
-              </w:rPr>
-              <w:t xml:space="preserve">Đơn Đã huỷ; lệnh sản xuất Nháp / Đang sản xuất của đơn cũng huỷ.</w:t>
+            <w:tcW w:type="dxa" w:w="1100"/>
+            <w:tcBorders>
+              <w:top w:val="single" w:color="A6A6A6" w:sz="4"/>
+              <w:left w:val="single" w:color="A6A6A6" w:sz="4"/>
+              <w:bottom w:val="single" w:color="A6A6A6" w:sz="4"/>
+              <w:right w:val="single" w:color="A6A6A6" w:sz="4"/>
+            </w:tcBorders>
+            <w:tcMar>
+              <w:top w:type="dxa" w:w="60"/>
+              <w:left w:type="dxa" w:w="100"/>
+              <w:bottom w:type="dxa" w:w="60"/>
+              <w:right w:type="dxa" w:w="100"/>
+            </w:tcMar>
+            <w:vAlign w:val="top"/>
+          </w:tcPr>
+          <w:p>
+            <w:pPr>
+              <w:spacing w:after="20" w:line="270"/>
+            </w:pPr>
+            <w:r>
+              <w:rPr>
+                <w:rFonts w:ascii="Arial" w:cs="Arial" w:eastAsia="Arial" w:hAnsi="Arial"/>
+                <w:sz w:val="19"/>
+                <w:szCs w:val="19"/>
+              </w:rPr>
+              <w:t xml:space="preserve">Thủ kho / Giao hàng</w:t>
+            </w:r>
+          </w:p>
+        </w:tc>
+        <w:tc>
+          <w:tcPr>
+            <w:tcW w:type="dxa" w:w="3577"/>
+            <w:tcBorders>
+              <w:top w:val="single" w:color="A6A6A6" w:sz="4"/>
+              <w:left w:val="single" w:color="A6A6A6" w:sz="4"/>
+              <w:bottom w:val="single" w:color="A6A6A6" w:sz="4"/>
+              <w:right w:val="single" w:color="A6A6A6" w:sz="4"/>
+            </w:tcBorders>
+            <w:tcMar>
+              <w:top w:type="dxa" w:w="60"/>
+              <w:left w:type="dxa" w:w="100"/>
+              <w:bottom w:type="dxa" w:w="60"/>
+              <w:right w:type="dxa" w:w="100"/>
+            </w:tcMar>
+            <w:vAlign w:val="top"/>
+          </w:tcPr>
+          <w:p>
+            <w:pPr>
+              <w:spacing w:after="20" w:line="270"/>
+            </w:pPr>
+            <w:r>
+              <w:rPr>
+                <w:rFonts w:ascii="Arial" w:cs="Arial" w:eastAsia="Arial" w:hAnsi="Arial"/>
+                <w:sz w:val="19"/>
+                <w:szCs w:val="19"/>
+              </w:rPr>
+              <w:t xml:space="preserve">Giao hàng tại kho: chọn ngày khách nhận, số giao lần này từng dòng, kho xuất. Hoặc xếp đơn lên Chuyến giao hàng (ATL-13).</w:t>
+            </w:r>
+          </w:p>
+        </w:tc>
+        <w:tc>
+          <w:tcPr>
+            <w:tcW w:type="dxa" w:w="4301"/>
+            <w:tcBorders>
+              <w:top w:val="single" w:color="A6A6A6" w:sz="4"/>
+              <w:left w:val="single" w:color="A6A6A6" w:sz="4"/>
+              <w:bottom w:val="single" w:color="A6A6A6" w:sz="4"/>
+              <w:right w:val="single" w:color="A6A6A6" w:sz="4"/>
+            </w:tcBorders>
+            <w:tcMar>
+              <w:top w:type="dxa" w:w="60"/>
+              <w:left w:type="dxa" w:w="100"/>
+              <w:bottom w:type="dxa" w:w="60"/>
+              <w:right w:type="dxa" w:w="100"/>
+            </w:tcMar>
+            <w:vAlign w:val="top"/>
+          </w:tcPr>
+          <w:p>
+            <w:pPr>
+              <w:spacing w:after="20" w:line="270"/>
+            </w:pPr>
+            <w:r>
+              <w:rPr>
+                <w:rFonts w:ascii="Arial" w:cs="Arial" w:eastAsia="Arial" w:hAnsi="Arial"/>
+                <w:sz w:val="19"/>
+                <w:szCs w:val="19"/>
+              </w:rPr>
+              <w:t xml:space="preserve">Mỗi lần giao là một </w:t>
+            </w:r>
+            <w:r>
+              <w:rPr>
+                <w:rFonts w:ascii="Arial" w:cs="Arial" w:eastAsia="Arial" w:hAnsi="Arial"/>
+                <w:b/>
+                <w:bCs/>
+                <w:sz w:val="19"/>
+                <w:szCs w:val="19"/>
+              </w:rPr>
+              <w:t xml:space="preserve">đợt</w:t>
+            </w:r>
+            <w:r>
+              <w:rPr>
+                <w:rFonts w:ascii="Arial" w:cs="Arial" w:eastAsia="Arial" w:hAnsi="Arial"/>
+                <w:sz w:val="19"/>
+                <w:szCs w:val="19"/>
+              </w:rPr>
+              <w:t xml:space="preserve">: phiếu xuất kho (chốt giá vốn), một khoản công nợ phải thu có hạn riêng, doanh thu ghi vào ngày nhận; có "Thu tiền ngay" thì tự lập phiếu thu của đợt.</w:t>
             </w:r>
           </w:p>
         </w:tc>
@@ -2137,7 +2404,7 @@
         </w:trPr>
         <w:tc>
           <w:tcPr>
-            <w:tcW w:type="dxa" w:w="596"/>
+            <w:tcW w:type="dxa" w:w="660"/>
             <w:tcBorders>
               <w:top w:val="single" w:color="A6A6A6" w:sz="4"/>
               <w:left w:val="single" w:color="A6A6A6" w:sz="4"/>
@@ -2168,7 +2435,7 @@
         </w:tc>
         <w:tc>
           <w:tcPr>
-            <w:tcW w:type="dxa" w:w="1490"/>
+            <w:tcW w:type="dxa" w:w="1100"/>
             <w:tcBorders>
               <w:top w:val="single" w:color="A6A6A6" w:sz="4"/>
               <w:left w:val="single" w:color="A6A6A6" w:sz="4"/>
@@ -2199,63 +2466,63 @@
         </w:tc>
         <w:tc>
           <w:tcPr>
-            <w:tcW w:type="dxa" w:w="3974"/>
-            <w:tcBorders>
-              <w:top w:val="single" w:color="A6A6A6" w:sz="4"/>
-              <w:left w:val="single" w:color="A6A6A6" w:sz="4"/>
-              <w:bottom w:val="single" w:color="A6A6A6" w:sz="4"/>
-              <w:right w:val="single" w:color="A6A6A6" w:sz="4"/>
-            </w:tcBorders>
-            <w:tcMar>
-              <w:top w:type="dxa" w:w="60"/>
-              <w:left w:type="dxa" w:w="100"/>
-              <w:bottom w:type="dxa" w:w="60"/>
-              <w:right w:type="dxa" w:w="100"/>
-            </w:tcMar>
-            <w:vAlign w:val="top"/>
-          </w:tcPr>
-          <w:p>
-            <w:pPr>
-              <w:spacing w:after="20" w:line="270"/>
-            </w:pPr>
-            <w:r>
-              <w:rPr>
-                <w:rFonts w:ascii="Arial" w:cs="Arial" w:eastAsia="Arial" w:hAnsi="Arial"/>
-                <w:sz w:val="19"/>
-                <w:szCs w:val="19"/>
-              </w:rPr>
-              <w:t xml:space="preserve">Chọn "Thu tiền ngay" ở thanh Thu tiền (đầu chứng từ) và tài khoản nhận tiền.</w:t>
-            </w:r>
-          </w:p>
-        </w:tc>
-        <w:tc>
-          <w:tcPr>
-            <w:tcW w:type="dxa" w:w="3578"/>
-            <w:tcBorders>
-              <w:top w:val="single" w:color="A6A6A6" w:sz="4"/>
-              <w:left w:val="single" w:color="A6A6A6" w:sz="4"/>
-              <w:bottom w:val="single" w:color="A6A6A6" w:sz="4"/>
-              <w:right w:val="single" w:color="A6A6A6" w:sz="4"/>
-            </w:tcBorders>
-            <w:tcMar>
-              <w:top w:type="dxa" w:w="60"/>
-              <w:left w:type="dxa" w:w="100"/>
-              <w:bottom w:type="dxa" w:w="60"/>
-              <w:right w:type="dxa" w:w="100"/>
-            </w:tcMar>
-            <w:vAlign w:val="top"/>
-          </w:tcPr>
-          <w:p>
-            <w:pPr>
-              <w:spacing w:after="20" w:line="270"/>
-            </w:pPr>
-            <w:r>
-              <w:rPr>
-                <w:rFonts w:ascii="Arial" w:cs="Arial" w:eastAsia="Arial" w:hAnsi="Arial"/>
-                <w:sz w:val="19"/>
-                <w:szCs w:val="19"/>
-              </w:rPr>
-              <w:t xml:space="preserve">Đơn nhớ lựa chọn. Mặc định là "Chưa thu tiền". Chỉ đổi được khi đơn còn sửa được.</w:t>
+            <w:tcW w:type="dxa" w:w="3577"/>
+            <w:tcBorders>
+              <w:top w:val="single" w:color="A6A6A6" w:sz="4"/>
+              <w:left w:val="single" w:color="A6A6A6" w:sz="4"/>
+              <w:bottom w:val="single" w:color="A6A6A6" w:sz="4"/>
+              <w:right w:val="single" w:color="A6A6A6" w:sz="4"/>
+            </w:tcBorders>
+            <w:tcMar>
+              <w:top w:type="dxa" w:w="60"/>
+              <w:left w:type="dxa" w:w="100"/>
+              <w:bottom w:type="dxa" w:w="60"/>
+              <w:right w:type="dxa" w:w="100"/>
+            </w:tcMar>
+            <w:vAlign w:val="top"/>
+          </w:tcPr>
+          <w:p>
+            <w:pPr>
+              <w:spacing w:after="20" w:line="270"/>
+            </w:pPr>
+            <w:r>
+              <w:rPr>
+                <w:rFonts w:ascii="Arial" w:cs="Arial" w:eastAsia="Arial" w:hAnsi="Arial"/>
+                <w:sz w:val="19"/>
+                <w:szCs w:val="19"/>
+              </w:rPr>
+              <w:t xml:space="preserve">Kết thúc đơn khi khách không lấy phần còn lại.</w:t>
+            </w:r>
+          </w:p>
+        </w:tc>
+        <w:tc>
+          <w:tcPr>
+            <w:tcW w:type="dxa" w:w="4301"/>
+            <w:tcBorders>
+              <w:top w:val="single" w:color="A6A6A6" w:sz="4"/>
+              <w:left w:val="single" w:color="A6A6A6" w:sz="4"/>
+              <w:bottom w:val="single" w:color="A6A6A6" w:sz="4"/>
+              <w:right w:val="single" w:color="A6A6A6" w:sz="4"/>
+            </w:tcBorders>
+            <w:tcMar>
+              <w:top w:type="dxa" w:w="60"/>
+              <w:left w:type="dxa" w:w="100"/>
+              <w:bottom w:type="dxa" w:w="60"/>
+              <w:right w:type="dxa" w:w="100"/>
+            </w:tcMar>
+            <w:vAlign w:val="top"/>
+          </w:tcPr>
+          <w:p>
+            <w:pPr>
+              <w:spacing w:after="20" w:line="270"/>
+            </w:pPr>
+            <w:r>
+              <w:rPr>
+                <w:rFonts w:ascii="Arial" w:cs="Arial" w:eastAsia="Arial" w:hAnsi="Arial"/>
+                <w:sz w:val="19"/>
+                <w:szCs w:val="19"/>
+              </w:rPr>
+              <w:t xml:space="preserve">Đơn giữ Giao một phần, không giao thêm; công nợ giữ đúng số khách đã nhận.</w:t>
             </w:r>
           </w:p>
         </w:tc>
@@ -2266,7 +2533,7 @@
         </w:trPr>
         <w:tc>
           <w:tcPr>
-            <w:tcW w:type="dxa" w:w="596"/>
+            <w:tcW w:type="dxa" w:w="660"/>
             <w:tcBorders>
               <w:top w:val="single" w:color="A6A6A6" w:sz="4"/>
               <w:left w:val="single" w:color="A6A6A6" w:sz="4"/>
@@ -2297,94 +2564,94 @@
         </w:tc>
         <w:tc>
           <w:tcPr>
-            <w:tcW w:type="dxa" w:w="1490"/>
-            <w:tcBorders>
-              <w:top w:val="single" w:color="A6A6A6" w:sz="4"/>
-              <w:left w:val="single" w:color="A6A6A6" w:sz="4"/>
-              <w:bottom w:val="single" w:color="A6A6A6" w:sz="4"/>
-              <w:right w:val="single" w:color="A6A6A6" w:sz="4"/>
-            </w:tcBorders>
-            <w:tcMar>
-              <w:top w:type="dxa" w:w="60"/>
-              <w:left w:type="dxa" w:w="100"/>
-              <w:bottom w:type="dxa" w:w="60"/>
-              <w:right w:type="dxa" w:w="100"/>
-            </w:tcMar>
-            <w:vAlign w:val="top"/>
-          </w:tcPr>
-          <w:p>
-            <w:pPr>
-              <w:spacing w:after="20" w:line="270"/>
-            </w:pPr>
-            <w:r>
-              <w:rPr>
-                <w:rFonts w:ascii="Arial" w:cs="Arial" w:eastAsia="Arial" w:hAnsi="Arial"/>
-                <w:sz w:val="19"/>
-                <w:szCs w:val="19"/>
-              </w:rPr>
-              <w:t xml:space="preserve">Quản lý</w:t>
-            </w:r>
-          </w:p>
-        </w:tc>
-        <w:tc>
-          <w:tcPr>
-            <w:tcW w:type="dxa" w:w="3974"/>
-            <w:tcBorders>
-              <w:top w:val="single" w:color="A6A6A6" w:sz="4"/>
-              <w:left w:val="single" w:color="A6A6A6" w:sz="4"/>
-              <w:bottom w:val="single" w:color="A6A6A6" w:sz="4"/>
-              <w:right w:val="single" w:color="A6A6A6" w:sz="4"/>
-            </w:tcBorders>
-            <w:tcMar>
-              <w:top w:type="dxa" w:w="60"/>
-              <w:left w:type="dxa" w:w="100"/>
-              <w:bottom w:type="dxa" w:w="60"/>
-              <w:right w:type="dxa" w:w="100"/>
-            </w:tcMar>
-            <w:vAlign w:val="top"/>
-          </w:tcPr>
-          <w:p>
-            <w:pPr>
-              <w:spacing w:after="20" w:line="270"/>
-            </w:pPr>
-            <w:r>
-              <w:rPr>
-                <w:rFonts w:ascii="Arial" w:cs="Arial" w:eastAsia="Arial" w:hAnsi="Arial"/>
-                <w:sz w:val="19"/>
-                <w:szCs w:val="19"/>
-              </w:rPr>
-              <w:t xml:space="preserve">Mở tab Giá vốn.</w:t>
-            </w:r>
-          </w:p>
-        </w:tc>
-        <w:tc>
-          <w:tcPr>
-            <w:tcW w:type="dxa" w:w="3578"/>
-            <w:tcBorders>
-              <w:top w:val="single" w:color="A6A6A6" w:sz="4"/>
-              <w:left w:val="single" w:color="A6A6A6" w:sz="4"/>
-              <w:bottom w:val="single" w:color="A6A6A6" w:sz="4"/>
-              <w:right w:val="single" w:color="A6A6A6" w:sz="4"/>
-            </w:tcBorders>
-            <w:tcMar>
-              <w:top w:type="dxa" w:w="60"/>
-              <w:left w:type="dxa" w:w="100"/>
-              <w:bottom w:type="dxa" w:w="60"/>
-              <w:right w:type="dxa" w:w="100"/>
-            </w:tcMar>
-            <w:vAlign w:val="top"/>
-          </w:tcPr>
-          <w:p>
-            <w:pPr>
-              <w:spacing w:after="20" w:line="270"/>
-            </w:pPr>
-            <w:r>
-              <w:rPr>
-                <w:rFonts w:ascii="Arial" w:cs="Arial" w:eastAsia="Arial" w:hAnsi="Arial"/>
-                <w:sz w:val="19"/>
-                <w:szCs w:val="19"/>
-              </w:rPr>
-              <w:t xml:space="preserve">Xem từng dòng: giá vốn ước tính, doanh thu thuần, lãi gộp và tỷ suất; dòng chưa có giá vốn được đánh dấu.</w:t>
+            <w:tcW w:type="dxa" w:w="1100"/>
+            <w:tcBorders>
+              <w:top w:val="single" w:color="A6A6A6" w:sz="4"/>
+              <w:left w:val="single" w:color="A6A6A6" w:sz="4"/>
+              <w:bottom w:val="single" w:color="A6A6A6" w:sz="4"/>
+              <w:right w:val="single" w:color="A6A6A6" w:sz="4"/>
+            </w:tcBorders>
+            <w:tcMar>
+              <w:top w:type="dxa" w:w="60"/>
+              <w:left w:type="dxa" w:w="100"/>
+              <w:bottom w:type="dxa" w:w="60"/>
+              <w:right w:type="dxa" w:w="100"/>
+            </w:tcMar>
+            <w:vAlign w:val="top"/>
+          </w:tcPr>
+          <w:p>
+            <w:pPr>
+              <w:spacing w:after="20" w:line="270"/>
+            </w:pPr>
+            <w:r>
+              <w:rPr>
+                <w:rFonts w:ascii="Arial" w:cs="Arial" w:eastAsia="Arial" w:hAnsi="Arial"/>
+                <w:sz w:val="19"/>
+                <w:szCs w:val="19"/>
+              </w:rPr>
+              <w:t xml:space="preserve">Kế toán</w:t>
+            </w:r>
+          </w:p>
+        </w:tc>
+        <w:tc>
+          <w:tcPr>
+            <w:tcW w:type="dxa" w:w="3577"/>
+            <w:tcBorders>
+              <w:top w:val="single" w:color="A6A6A6" w:sz="4"/>
+              <w:left w:val="single" w:color="A6A6A6" w:sz="4"/>
+              <w:bottom w:val="single" w:color="A6A6A6" w:sz="4"/>
+              <w:right w:val="single" w:color="A6A6A6" w:sz="4"/>
+            </w:tcBorders>
+            <w:tcMar>
+              <w:top w:type="dxa" w:w="60"/>
+              <w:left w:type="dxa" w:w="100"/>
+              <w:bottom w:type="dxa" w:w="60"/>
+              <w:right w:type="dxa" w:w="100"/>
+            </w:tcMar>
+            <w:vAlign w:val="top"/>
+          </w:tcPr>
+          <w:p>
+            <w:pPr>
+              <w:spacing w:after="20" w:line="270"/>
+            </w:pPr>
+            <w:r>
+              <w:rPr>
+                <w:rFonts w:ascii="Arial" w:cs="Arial" w:eastAsia="Arial" w:hAnsi="Arial"/>
+                <w:sz w:val="19"/>
+                <w:szCs w:val="19"/>
+              </w:rPr>
+              <w:t xml:space="preserve">Nhận hàng trả lại: ngày trả, lý do, kho, số trả từng dòng (≤ đã nhận − đã trả).</w:t>
+            </w:r>
+          </w:p>
+        </w:tc>
+        <w:tc>
+          <w:tcPr>
+            <w:tcW w:type="dxa" w:w="4301"/>
+            <w:tcBorders>
+              <w:top w:val="single" w:color="A6A6A6" w:sz="4"/>
+              <w:left w:val="single" w:color="A6A6A6" w:sz="4"/>
+              <w:bottom w:val="single" w:color="A6A6A6" w:sz="4"/>
+              <w:right w:val="single" w:color="A6A6A6" w:sz="4"/>
+            </w:tcBorders>
+            <w:tcMar>
+              <w:top w:type="dxa" w:w="60"/>
+              <w:left w:type="dxa" w:w="100"/>
+              <w:bottom w:type="dxa" w:w="60"/>
+              <w:right w:type="dxa" w:w="100"/>
+            </w:tcMar>
+            <w:vAlign w:val="top"/>
+          </w:tcPr>
+          <w:p>
+            <w:pPr>
+              <w:spacing w:after="20" w:line="270"/>
+            </w:pPr>
+            <w:r>
+              <w:rPr>
+                <w:rFonts w:ascii="Arial" w:cs="Arial" w:eastAsia="Arial" w:hAnsi="Arial"/>
+                <w:sz w:val="19"/>
+                <w:szCs w:val="19"/>
+              </w:rPr>
+              <w:t xml:space="preserve">Phiếu TH…; hàng nhập lại kho ("Nhập trả về"); công nợ phải thu và doanh thu giảm vào ngày trả. Huỷ phiếu trả được; tiền đã thu thừa thì hoàn bằng phiếu chi.</w:t>
             </w:r>
           </w:p>
         </w:tc>
@@ -2395,7 +2662,7 @@
         </w:trPr>
         <w:tc>
           <w:tcPr>
-            <w:tcW w:type="dxa" w:w="596"/>
+            <w:tcW w:type="dxa" w:w="660"/>
             <w:tcBorders>
               <w:top w:val="single" w:color="A6A6A6" w:sz="4"/>
               <w:left w:val="single" w:color="A6A6A6" w:sz="4"/>
@@ -2426,7 +2693,265 @@
         </w:tc>
         <w:tc>
           <w:tcPr>
-            <w:tcW w:type="dxa" w:w="1490"/>
+            <w:tcW w:type="dxa" w:w="1100"/>
+            <w:tcBorders>
+              <w:top w:val="single" w:color="A6A6A6" w:sz="4"/>
+              <w:left w:val="single" w:color="A6A6A6" w:sz="4"/>
+              <w:bottom w:val="single" w:color="A6A6A6" w:sz="4"/>
+              <w:right w:val="single" w:color="A6A6A6" w:sz="4"/>
+            </w:tcBorders>
+            <w:tcMar>
+              <w:top w:type="dxa" w:w="60"/>
+              <w:left w:type="dxa" w:w="100"/>
+              <w:bottom w:type="dxa" w:w="60"/>
+              <w:right w:type="dxa" w:w="100"/>
+            </w:tcMar>
+            <w:vAlign w:val="top"/>
+          </w:tcPr>
+          <w:p>
+            <w:pPr>
+              <w:spacing w:after="20" w:line="270"/>
+            </w:pPr>
+            <w:r>
+              <w:rPr>
+                <w:rFonts w:ascii="Arial" w:cs="Arial" w:eastAsia="Arial" w:hAnsi="Arial"/>
+                <w:sz w:val="19"/>
+                <w:szCs w:val="19"/>
+              </w:rPr>
+              <w:t xml:space="preserve">Kế toán</w:t>
+            </w:r>
+          </w:p>
+        </w:tc>
+        <w:tc>
+          <w:tcPr>
+            <w:tcW w:type="dxa" w:w="3577"/>
+            <w:tcBorders>
+              <w:top w:val="single" w:color="A6A6A6" w:sz="4"/>
+              <w:left w:val="single" w:color="A6A6A6" w:sz="4"/>
+              <w:bottom w:val="single" w:color="A6A6A6" w:sz="4"/>
+              <w:right w:val="single" w:color="A6A6A6" w:sz="4"/>
+            </w:tcBorders>
+            <w:tcMar>
+              <w:top w:type="dxa" w:w="60"/>
+              <w:left w:type="dxa" w:w="100"/>
+              <w:bottom w:type="dxa" w:w="60"/>
+              <w:right w:type="dxa" w:w="100"/>
+            </w:tcMar>
+            <w:vAlign w:val="top"/>
+          </w:tcPr>
+          <w:p>
+            <w:pPr>
+              <w:spacing w:after="20" w:line="270"/>
+            </w:pPr>
+            <w:r>
+              <w:rPr>
+                <w:rFonts w:ascii="Arial" w:cs="Arial" w:eastAsia="Arial" w:hAnsi="Arial"/>
+                <w:sz w:val="19"/>
+                <w:szCs w:val="19"/>
+              </w:rPr>
+              <w:t xml:space="preserve">Xem trước hoá đơn GTGT: chọn đợt giao; mỗi phiếu trả hàng có bản xem trước hoá đơn điều chỉnh giảm.</w:t>
+            </w:r>
+          </w:p>
+        </w:tc>
+        <w:tc>
+          <w:tcPr>
+            <w:tcW w:type="dxa" w:w="4301"/>
+            <w:tcBorders>
+              <w:top w:val="single" w:color="A6A6A6" w:sz="4"/>
+              <w:left w:val="single" w:color="A6A6A6" w:sz="4"/>
+              <w:bottom w:val="single" w:color="A6A6A6" w:sz="4"/>
+              <w:right w:val="single" w:color="A6A6A6" w:sz="4"/>
+            </w:tcBorders>
+            <w:tcMar>
+              <w:top w:type="dxa" w:w="60"/>
+              <w:left w:type="dxa" w:w="100"/>
+              <w:bottom w:type="dxa" w:w="60"/>
+              <w:right w:type="dxa" w:w="100"/>
+            </w:tcMar>
+            <w:vAlign w:val="top"/>
+          </w:tcPr>
+          <w:p>
+            <w:pPr>
+              <w:spacing w:after="20" w:line="270"/>
+            </w:pPr>
+            <w:r>
+              <w:rPr>
+                <w:rFonts w:ascii="Arial" w:cs="Arial" w:eastAsia="Arial" w:hAnsi="Arial"/>
+                <w:sz w:val="19"/>
+                <w:szCs w:val="19"/>
+              </w:rPr>
+              <w:t xml:space="preserve">Bản xem trước theo mẫu hoá đơn (chưa phát hành, chưa có số, mã cơ quan thuế, chữ ký số); in A4.</w:t>
+            </w:r>
+          </w:p>
+        </w:tc>
+      </w:tr>
+      <w:tr>
+        <w:trPr>
+          <w:cantSplit/>
+        </w:trPr>
+        <w:tc>
+          <w:tcPr>
+            <w:tcW w:type="dxa" w:w="660"/>
+            <w:tcBorders>
+              <w:top w:val="single" w:color="A6A6A6" w:sz="4"/>
+              <w:left w:val="single" w:color="A6A6A6" w:sz="4"/>
+              <w:bottom w:val="single" w:color="A6A6A6" w:sz="4"/>
+              <w:right w:val="single" w:color="A6A6A6" w:sz="4"/>
+            </w:tcBorders>
+            <w:tcMar>
+              <w:top w:type="dxa" w:w="60"/>
+              <w:left w:type="dxa" w:w="100"/>
+              <w:bottom w:type="dxa" w:w="60"/>
+              <w:right w:type="dxa" w:w="100"/>
+            </w:tcMar>
+            <w:vAlign w:val="top"/>
+          </w:tcPr>
+          <w:p>
+            <w:pPr>
+              <w:spacing w:after="20" w:line="270"/>
+            </w:pPr>
+            <w:r>
+              <w:rPr>
+                <w:rFonts w:ascii="Arial" w:cs="Arial" w:eastAsia="Arial" w:hAnsi="Arial"/>
+                <w:sz w:val="19"/>
+                <w:szCs w:val="19"/>
+              </w:rPr>
+              <w:t xml:space="preserve">12</w:t>
+            </w:r>
+          </w:p>
+        </w:tc>
+        <w:tc>
+          <w:tcPr>
+            <w:tcW w:type="dxa" w:w="1100"/>
+            <w:tcBorders>
+              <w:top w:val="single" w:color="A6A6A6" w:sz="4"/>
+              <w:left w:val="single" w:color="A6A6A6" w:sz="4"/>
+              <w:bottom w:val="single" w:color="A6A6A6" w:sz="4"/>
+              <w:right w:val="single" w:color="A6A6A6" w:sz="4"/>
+            </w:tcBorders>
+            <w:tcMar>
+              <w:top w:type="dxa" w:w="60"/>
+              <w:left w:type="dxa" w:w="100"/>
+              <w:bottom w:type="dxa" w:w="60"/>
+              <w:right w:type="dxa" w:w="100"/>
+            </w:tcMar>
+            <w:vAlign w:val="top"/>
+          </w:tcPr>
+          <w:p>
+            <w:pPr>
+              <w:spacing w:after="20" w:line="270"/>
+            </w:pPr>
+            <w:r>
+              <w:rPr>
+                <w:rFonts w:ascii="Arial" w:cs="Arial" w:eastAsia="Arial" w:hAnsi="Arial"/>
+                <w:sz w:val="19"/>
+                <w:szCs w:val="19"/>
+              </w:rPr>
+              <w:t xml:space="preserve">Sale</w:t>
+            </w:r>
+          </w:p>
+        </w:tc>
+        <w:tc>
+          <w:tcPr>
+            <w:tcW w:type="dxa" w:w="3577"/>
+            <w:tcBorders>
+              <w:top w:val="single" w:color="A6A6A6" w:sz="4"/>
+              <w:left w:val="single" w:color="A6A6A6" w:sz="4"/>
+              <w:bottom w:val="single" w:color="A6A6A6" w:sz="4"/>
+              <w:right w:val="single" w:color="A6A6A6" w:sz="4"/>
+            </w:tcBorders>
+            <w:tcMar>
+              <w:top w:type="dxa" w:w="60"/>
+              <w:left w:type="dxa" w:w="100"/>
+              <w:bottom w:type="dxa" w:w="60"/>
+              <w:right w:type="dxa" w:w="100"/>
+            </w:tcMar>
+            <w:vAlign w:val="top"/>
+          </w:tcPr>
+          <w:p>
+            <w:pPr>
+              <w:spacing w:after="20" w:line="270"/>
+            </w:pPr>
+            <w:r>
+              <w:rPr>
+                <w:rFonts w:ascii="Arial" w:cs="Arial" w:eastAsia="Arial" w:hAnsi="Arial"/>
+                <w:sz w:val="19"/>
+                <w:szCs w:val="19"/>
+              </w:rPr>
+              <w:t xml:space="preserve">Huỷ đơn (chưa giao, không Đang giao và không nằm trên chuyến chưa về kho), nhập lý do.</w:t>
+            </w:r>
+          </w:p>
+        </w:tc>
+        <w:tc>
+          <w:tcPr>
+            <w:tcW w:type="dxa" w:w="4301"/>
+            <w:tcBorders>
+              <w:top w:val="single" w:color="A6A6A6" w:sz="4"/>
+              <w:left w:val="single" w:color="A6A6A6" w:sz="4"/>
+              <w:bottom w:val="single" w:color="A6A6A6" w:sz="4"/>
+              <w:right w:val="single" w:color="A6A6A6" w:sz="4"/>
+            </w:tcBorders>
+            <w:tcMar>
+              <w:top w:type="dxa" w:w="60"/>
+              <w:left w:type="dxa" w:w="100"/>
+              <w:bottom w:type="dxa" w:w="60"/>
+              <w:right w:type="dxa" w:w="100"/>
+            </w:tcMar>
+            <w:vAlign w:val="top"/>
+          </w:tcPr>
+          <w:p>
+            <w:pPr>
+              <w:spacing w:after="20" w:line="270"/>
+            </w:pPr>
+            <w:r>
+              <w:rPr>
+                <w:rFonts w:ascii="Arial" w:cs="Arial" w:eastAsia="Arial" w:hAnsi="Arial"/>
+                <w:sz w:val="19"/>
+                <w:szCs w:val="19"/>
+              </w:rPr>
+              <w:t xml:space="preserve">Đơn Đã huỷ; lệnh sản xuất chưa hoàn tất của đơn cũng huỷ.</w:t>
+            </w:r>
+          </w:p>
+        </w:tc>
+      </w:tr>
+      <w:tr>
+        <w:trPr>
+          <w:cantSplit/>
+        </w:trPr>
+        <w:tc>
+          <w:tcPr>
+            <w:tcW w:type="dxa" w:w="660"/>
+            <w:tcBorders>
+              <w:top w:val="single" w:color="A6A6A6" w:sz="4"/>
+              <w:left w:val="single" w:color="A6A6A6" w:sz="4"/>
+              <w:bottom w:val="single" w:color="A6A6A6" w:sz="4"/>
+              <w:right w:val="single" w:color="A6A6A6" w:sz="4"/>
+            </w:tcBorders>
+            <w:tcMar>
+              <w:top w:type="dxa" w:w="60"/>
+              <w:left w:type="dxa" w:w="100"/>
+              <w:bottom w:type="dxa" w:w="60"/>
+              <w:right w:type="dxa" w:w="100"/>
+            </w:tcMar>
+            <w:vAlign w:val="top"/>
+          </w:tcPr>
+          <w:p>
+            <w:pPr>
+              <w:spacing w:after="20" w:line="270"/>
+            </w:pPr>
+            <w:r>
+              <w:rPr>
+                <w:rFonts w:ascii="Arial" w:cs="Arial" w:eastAsia="Arial" w:hAnsi="Arial"/>
+                <w:sz w:val="19"/>
+                <w:szCs w:val="19"/>
+              </w:rPr>
+              <w:t xml:space="preserve">13</w:t>
+            </w:r>
+          </w:p>
+        </w:tc>
+        <w:tc>
+          <w:tcPr>
+            <w:tcW w:type="dxa" w:w="1100"/>
             <w:tcBorders>
               <w:top w:val="single" w:color="A6A6A6" w:sz="4"/>
               <w:left w:val="single" w:color="A6A6A6" w:sz="4"/>
@@ -2457,7 +2982,7 @@
         </w:tc>
         <w:tc>
           <w:tcPr>
-            <w:tcW w:type="dxa" w:w="3974"/>
+            <w:tcW w:type="dxa" w:w="3577"/>
             <w:tcBorders>
               <w:top w:val="single" w:color="A6A6A6" w:sz="4"/>
               <w:left w:val="single" w:color="A6A6A6" w:sz="4"/>
@@ -2488,37 +3013,42 @@
         </w:tc>
         <w:tc>
           <w:tcPr>
-            <w:tcW w:type="dxa" w:w="3578"/>
-            <w:tcBorders>
-              <w:top w:val="single" w:color="A6A6A6" w:sz="4"/>
-              <w:left w:val="single" w:color="A6A6A6" w:sz="4"/>
-              <w:bottom w:val="single" w:color="A6A6A6" w:sz="4"/>
-              <w:right w:val="single" w:color="A6A6A6" w:sz="4"/>
-            </w:tcBorders>
-            <w:tcMar>
-              <w:top w:type="dxa" w:w="60"/>
-              <w:left w:type="dxa" w:w="100"/>
-              <w:bottom w:type="dxa" w:w="60"/>
-              <w:right w:type="dxa" w:w="100"/>
-            </w:tcMar>
-            <w:vAlign w:val="top"/>
-          </w:tcPr>
-          <w:p>
-            <w:pPr>
-              <w:spacing w:after="20" w:line="270"/>
-            </w:pPr>
-            <w:r>
-              <w:rPr>
-                <w:rFonts w:ascii="Arial" w:cs="Arial" w:eastAsia="Arial" w:hAnsi="Arial"/>
-                <w:sz w:val="19"/>
-                <w:szCs w:val="19"/>
-              </w:rPr>
-              <w:t xml:space="preserve">Chuyển sang đơn liền trước / liền sau theo số chứng từ; hiện vị trí "23/26".</w:t>
+            <w:tcW w:type="dxa" w:w="4301"/>
+            <w:tcBorders>
+              <w:top w:val="single" w:color="A6A6A6" w:sz="4"/>
+              <w:left w:val="single" w:color="A6A6A6" w:sz="4"/>
+              <w:bottom w:val="single" w:color="A6A6A6" w:sz="4"/>
+              <w:right w:val="single" w:color="A6A6A6" w:sz="4"/>
+            </w:tcBorders>
+            <w:tcMar>
+              <w:top w:type="dxa" w:w="60"/>
+              <w:left w:type="dxa" w:w="100"/>
+              <w:bottom w:type="dxa" w:w="60"/>
+              <w:right w:type="dxa" w:w="100"/>
+            </w:tcMar>
+            <w:vAlign w:val="top"/>
+          </w:tcPr>
+          <w:p>
+            <w:pPr>
+              <w:spacing w:after="20" w:line="270"/>
+            </w:pPr>
+            <w:r>
+              <w:rPr>
+                <w:rFonts w:ascii="Arial" w:cs="Arial" w:eastAsia="Arial" w:hAnsi="Arial"/>
+                <w:sz w:val="19"/>
+                <w:szCs w:val="19"/>
+              </w:rPr>
+              <w:t xml:space="preserve">Sang đơn liền trước / liền sau; hiện vị trí "23/26".</w:t>
             </w:r>
           </w:p>
         </w:tc>
       </w:tr>
     </w:tbl>
+    <w:p>
+      <w:pPr>
+        <w:spacing w:after="60"/>
+      </w:pPr>
+    </w:p>
     <w:p>
       <w:pPr>
         <w:pStyle w:val="Heading1"/>
@@ -2550,8 +3080,8 @@
         </w:tblBorders>
       </w:tblPr>
       <w:tblGrid>
-        <w:gridCol w:w="2409"/>
-        <w:gridCol w:w="7229"/>
+        <w:gridCol w:w="1430"/>
+        <w:gridCol w:w="8208"/>
       </w:tblGrid>
       <w:tr>
         <w:trPr>
@@ -2560,7 +3090,7 @@
         </w:trPr>
         <w:tc>
           <w:tcPr>
-            <w:tcW w:type="dxa" w:w="2409"/>
+            <w:tcW w:type="dxa" w:w="1430"/>
             <w:tcBorders>
               <w:top w:val="single" w:color="A6A6A6" w:sz="4"/>
               <w:left w:val="single" w:color="A6A6A6" w:sz="4"/>
@@ -2594,7 +3124,7 @@
         </w:tc>
         <w:tc>
           <w:tcPr>
-            <w:tcW w:type="dxa" w:w="7229"/>
+            <w:tcW w:type="dxa" w:w="8208"/>
             <w:tcBorders>
               <w:top w:val="single" w:color="A6A6A6" w:sz="4"/>
               <w:left w:val="single" w:color="A6A6A6" w:sz="4"/>
@@ -2633,7 +3163,7 @@
         </w:trPr>
         <w:tc>
           <w:tcPr>
-            <w:tcW w:type="dxa" w:w="2409"/>
+            <w:tcW w:type="dxa" w:w="1430"/>
             <w:tcBorders>
               <w:top w:val="single" w:color="A6A6A6" w:sz="4"/>
               <w:left w:val="single" w:color="A6A6A6" w:sz="4"/>
@@ -2664,32 +3194,32 @@
         </w:tc>
         <w:tc>
           <w:tcPr>
-            <w:tcW w:type="dxa" w:w="7229"/>
-            <w:tcBorders>
-              <w:top w:val="single" w:color="A6A6A6" w:sz="4"/>
-              <w:left w:val="single" w:color="A6A6A6" w:sz="4"/>
-              <w:bottom w:val="single" w:color="A6A6A6" w:sz="4"/>
-              <w:right w:val="single" w:color="A6A6A6" w:sz="4"/>
-            </w:tcBorders>
-            <w:tcMar>
-              <w:top w:type="dxa" w:w="60"/>
-              <w:left w:type="dxa" w:w="100"/>
-              <w:bottom w:type="dxa" w:w="60"/>
-              <w:right w:type="dxa" w:w="100"/>
-            </w:tcMar>
-            <w:vAlign w:val="top"/>
-          </w:tcPr>
-          <w:p>
-            <w:pPr>
-              <w:spacing w:after="20" w:line="270"/>
-            </w:pPr>
-            <w:r>
-              <w:rPr>
-                <w:rFonts w:ascii="Arial" w:cs="Arial" w:eastAsia="Arial" w:hAnsi="Arial"/>
-                <w:sz w:val="19"/>
-                <w:szCs w:val="19"/>
-              </w:rPr>
-              <w:t xml:space="preserve">Tìm theo mã đơn, khách, người nhận, mặt hàng; lọc Trạng thái (kể cả ?status=PENDING|SHIPPING), Nhân viên bán, Người lập, Thẻ, Giá trị đơn, Kỳ, nút "Trễ hẹn giao" (?late=1); sắp xếp; xuất Excel. Cột: Mã đơn, Ngày đặt, Khách hàng, Mặt hàng, Giá trị đơn, Khách đã nhận, Cần giao, Trạng thái, Nhân viên bán, Thẻ.</w:t>
+            <w:tcW w:type="dxa" w:w="8208"/>
+            <w:tcBorders>
+              <w:top w:val="single" w:color="A6A6A6" w:sz="4"/>
+              <w:left w:val="single" w:color="A6A6A6" w:sz="4"/>
+              <w:bottom w:val="single" w:color="A6A6A6" w:sz="4"/>
+              <w:right w:val="single" w:color="A6A6A6" w:sz="4"/>
+            </w:tcBorders>
+            <w:tcMar>
+              <w:top w:type="dxa" w:w="60"/>
+              <w:left w:type="dxa" w:w="100"/>
+              <w:bottom w:type="dxa" w:w="60"/>
+              <w:right w:type="dxa" w:w="100"/>
+            </w:tcMar>
+            <w:vAlign w:val="top"/>
+          </w:tcPr>
+          <w:p>
+            <w:pPr>
+              <w:spacing w:after="20" w:line="270"/>
+            </w:pPr>
+            <w:r>
+              <w:rPr>
+                <w:rFonts w:ascii="Arial" w:cs="Arial" w:eastAsia="Arial" w:hAnsi="Arial"/>
+                <w:sz w:val="19"/>
+                <w:szCs w:val="19"/>
+              </w:rPr>
+              <w:t xml:space="preserve">Phân trang trên máy chủ (lúc đăng nhập chỉ nạp đơn còn mở + 90 ngày gần nhất; đơn cũ đọc khi cần). Tìm không dấu theo mã đơn, khách, người nhận, mặt hàng; lọc Trạng thái (kể cả ?status=PENDING / SHIPPING), Nhân viên bán, Người lập, Khách, Thẻ, Giá trị đơn, Kỳ, nút "Trễ hẹn giao" (?late=1); sắp xếp; xuất Excel mọi đơn khớp lọc. Cột: Mã đơn, Ngày đặt, Khách hàng, Mặt hàng, Giá trị đơn, Khách đã nhận, Cần giao, Trạng thái, Nhân viên bán, Thẻ.</w:t>
             </w:r>
           </w:p>
         </w:tc>
@@ -2700,63 +3230,63 @@
         </w:trPr>
         <w:tc>
           <w:tcPr>
-            <w:tcW w:type="dxa" w:w="2409"/>
-            <w:tcBorders>
-              <w:top w:val="single" w:color="A6A6A6" w:sz="4"/>
-              <w:left w:val="single" w:color="A6A6A6" w:sz="4"/>
-              <w:bottom w:val="single" w:color="A6A6A6" w:sz="4"/>
-              <w:right w:val="single" w:color="A6A6A6" w:sz="4"/>
-            </w:tcBorders>
-            <w:tcMar>
-              <w:top w:type="dxa" w:w="60"/>
-              <w:left w:type="dxa" w:w="100"/>
-              <w:bottom w:type="dxa" w:w="60"/>
-              <w:right w:type="dxa" w:w="100"/>
-            </w:tcMar>
-            <w:vAlign w:val="top"/>
-          </w:tcPr>
-          <w:p>
-            <w:pPr>
-              <w:spacing w:after="20" w:line="270"/>
-            </w:pPr>
-            <w:r>
-              <w:rPr>
-                <w:rFonts w:ascii="Arial" w:cs="Arial" w:eastAsia="Arial" w:hAnsi="Arial"/>
-                <w:sz w:val="19"/>
-                <w:szCs w:val="19"/>
-              </w:rPr>
-              <w:t xml:space="preserve">Màn hình chứng từ</w:t>
-            </w:r>
-          </w:p>
-        </w:tc>
-        <w:tc>
-          <w:tcPr>
-            <w:tcW w:type="dxa" w:w="7229"/>
-            <w:tcBorders>
-              <w:top w:val="single" w:color="A6A6A6" w:sz="4"/>
-              <w:left w:val="single" w:color="A6A6A6" w:sz="4"/>
-              <w:bottom w:val="single" w:color="A6A6A6" w:sz="4"/>
-              <w:right w:val="single" w:color="A6A6A6" w:sz="4"/>
-            </w:tcBorders>
-            <w:tcMar>
-              <w:top w:type="dxa" w:w="60"/>
-              <w:left w:type="dxa" w:w="100"/>
-              <w:bottom w:type="dxa" w:w="60"/>
-              <w:right w:type="dxa" w:w="100"/>
-            </w:tcMar>
-            <w:vAlign w:val="top"/>
-          </w:tcPr>
-          <w:p>
-            <w:pPr>
-              <w:spacing w:after="20" w:line="270"/>
-            </w:pPr>
-            <w:r>
-              <w:rPr>
-                <w:rFonts w:ascii="Arial" w:cs="Arial" w:eastAsia="Arial" w:hAnsi="Arial"/>
-                <w:sz w:val="19"/>
-                <w:szCs w:val="19"/>
-              </w:rPr>
-              <w:t xml:space="preserve">Đầu phiếu (khách, người nhận, điện thoại, địa chỉ giao, nguồn đơn, ngày đặt, ngày cần giao, nhân viên bán, số chứng từ, hạn thanh toán, bảng giá áp dụng, thẻ, diễn giải), lưới hàng có chiết khấu/thuế, ô "Chiết khấu cả đơn", tổng kết; bốn tab: Hàng hoá · Lệnh sản xuất · Phiếu xuất kho · Công nợ; thanh nút theo trạng thái: Sửa, In, Lập lệnh sản xuất, Giao hàng, Lập phiếu thu, Kết thúc đơn, Huỷ đơn.</w:t>
+            <w:tcW w:type="dxa" w:w="1430"/>
+            <w:tcBorders>
+              <w:top w:val="single" w:color="A6A6A6" w:sz="4"/>
+              <w:left w:val="single" w:color="A6A6A6" w:sz="4"/>
+              <w:bottom w:val="single" w:color="A6A6A6" w:sz="4"/>
+              <w:right w:val="single" w:color="A6A6A6" w:sz="4"/>
+            </w:tcBorders>
+            <w:tcMar>
+              <w:top w:type="dxa" w:w="60"/>
+              <w:left w:type="dxa" w:w="100"/>
+              <w:bottom w:type="dxa" w:w="60"/>
+              <w:right w:type="dxa" w:w="100"/>
+            </w:tcMar>
+            <w:vAlign w:val="top"/>
+          </w:tcPr>
+          <w:p>
+            <w:pPr>
+              <w:spacing w:after="20" w:line="270"/>
+            </w:pPr>
+            <w:r>
+              <w:rPr>
+                <w:rFonts w:ascii="Arial" w:cs="Arial" w:eastAsia="Arial" w:hAnsi="Arial"/>
+                <w:sz w:val="19"/>
+                <w:szCs w:val="19"/>
+              </w:rPr>
+              <w:t xml:space="preserve">Đầu chứng từ</w:t>
+            </w:r>
+          </w:p>
+        </w:tc>
+        <w:tc>
+          <w:tcPr>
+            <w:tcW w:type="dxa" w:w="8208"/>
+            <w:tcBorders>
+              <w:top w:val="single" w:color="A6A6A6" w:sz="4"/>
+              <w:left w:val="single" w:color="A6A6A6" w:sz="4"/>
+              <w:bottom w:val="single" w:color="A6A6A6" w:sz="4"/>
+              <w:right w:val="single" w:color="A6A6A6" w:sz="4"/>
+            </w:tcBorders>
+            <w:tcMar>
+              <w:top w:type="dxa" w:w="60"/>
+              <w:left w:type="dxa" w:w="100"/>
+              <w:bottom w:type="dxa" w:w="60"/>
+              <w:right w:type="dxa" w:w="100"/>
+            </w:tcMar>
+            <w:vAlign w:val="top"/>
+          </w:tcPr>
+          <w:p>
+            <w:pPr>
+              <w:spacing w:after="20" w:line="270"/>
+            </w:pPr>
+            <w:r>
+              <w:rPr>
+                <w:rFonts w:ascii="Arial" w:cs="Arial" w:eastAsia="Arial" w:hAnsi="Arial"/>
+                <w:sz w:val="19"/>
+                <w:szCs w:val="19"/>
+              </w:rPr>
+              <w:t xml:space="preserve">Khách, người nhận, điện thoại, địa chỉ giao, nguồn đơn, ngày đặt, ngày cần giao, nhân viên bán, loại bán hàng (+ loại tiền, tỷ giá khi xuất khẩu), số chứng từ, hạn thanh toán, "Loại khách · bảng giá", thẻ, diễn giải; thanh Thu tiền; dòng Tham chiếu.</w:t>
             </w:r>
           </w:p>
         </w:tc>
@@ -2767,63 +3297,63 @@
         </w:trPr>
         <w:tc>
           <w:tcPr>
-            <w:tcW w:type="dxa" w:w="2409"/>
-            <w:tcBorders>
-              <w:top w:val="single" w:color="A6A6A6" w:sz="4"/>
-              <w:left w:val="single" w:color="A6A6A6" w:sz="4"/>
-              <w:bottom w:val="single" w:color="A6A6A6" w:sz="4"/>
-              <w:right w:val="single" w:color="A6A6A6" w:sz="4"/>
-            </w:tcBorders>
-            <w:tcMar>
-              <w:top w:type="dxa" w:w="60"/>
-              <w:left w:type="dxa" w:w="100"/>
-              <w:bottom w:type="dxa" w:w="60"/>
-              <w:right w:type="dxa" w:w="100"/>
-            </w:tcMar>
-            <w:vAlign w:val="top"/>
-          </w:tcPr>
-          <w:p>
-            <w:pPr>
-              <w:spacing w:after="20" w:line="270"/>
-            </w:pPr>
-            <w:r>
-              <w:rPr>
-                <w:rFonts w:ascii="Arial" w:cs="Arial" w:eastAsia="Arial" w:hAnsi="Arial"/>
-                <w:sz w:val="19"/>
-                <w:szCs w:val="19"/>
-              </w:rPr>
-              <w:t xml:space="preserve">Hộp thoại Giao hàng</w:t>
-            </w:r>
-          </w:p>
-        </w:tc>
-        <w:tc>
-          <w:tcPr>
-            <w:tcW w:type="dxa" w:w="7229"/>
-            <w:tcBorders>
-              <w:top w:val="single" w:color="A6A6A6" w:sz="4"/>
-              <w:left w:val="single" w:color="A6A6A6" w:sz="4"/>
-              <w:bottom w:val="single" w:color="A6A6A6" w:sz="4"/>
-              <w:right w:val="single" w:color="A6A6A6" w:sz="4"/>
-            </w:tcBorders>
-            <w:tcMar>
-              <w:top w:type="dxa" w:w="60"/>
-              <w:left w:type="dxa" w:w="100"/>
-              <w:bottom w:type="dxa" w:w="60"/>
-              <w:right w:type="dxa" w:w="100"/>
-            </w:tcMar>
-            <w:vAlign w:val="top"/>
-          </w:tcPr>
-          <w:p>
-            <w:pPr>
-              <w:spacing w:after="20" w:line="270"/>
-            </w:pPr>
-            <w:r>
-              <w:rPr>
-                <w:rFonts w:ascii="Arial" w:cs="Arial" w:eastAsia="Arial" w:hAnsi="Arial"/>
-                <w:sz w:val="19"/>
-                <w:szCs w:val="19"/>
-              </w:rPr>
-              <w:t xml:space="preserve">Mỗi dòng: Đặt · Đã giao · Còn lại · Giao lần này · Kho xuất · Tồn tại kho; ngày giao, ghi chú (ví dụ "Giao đợt 1, khách ký nhận"); hiện giá trị phải thu và hạn thanh toán; "Xác nhận giao hàng".</w:t>
+            <w:tcW w:type="dxa" w:w="1430"/>
+            <w:tcBorders>
+              <w:top w:val="single" w:color="A6A6A6" w:sz="4"/>
+              <w:left w:val="single" w:color="A6A6A6" w:sz="4"/>
+              <w:bottom w:val="single" w:color="A6A6A6" w:sz="4"/>
+              <w:right w:val="single" w:color="A6A6A6" w:sz="4"/>
+            </w:tcBorders>
+            <w:tcMar>
+              <w:top w:type="dxa" w:w="60"/>
+              <w:left w:type="dxa" w:w="100"/>
+              <w:bottom w:type="dxa" w:w="60"/>
+              <w:right w:type="dxa" w:w="100"/>
+            </w:tcMar>
+            <w:vAlign w:val="top"/>
+          </w:tcPr>
+          <w:p>
+            <w:pPr>
+              <w:spacing w:after="20" w:line="270"/>
+            </w:pPr>
+            <w:r>
+              <w:rPr>
+                <w:rFonts w:ascii="Arial" w:cs="Arial" w:eastAsia="Arial" w:hAnsi="Arial"/>
+                <w:sz w:val="19"/>
+                <w:szCs w:val="19"/>
+              </w:rPr>
+              <w:t xml:space="preserve">Lưới hàng</w:t>
+            </w:r>
+          </w:p>
+        </w:tc>
+        <w:tc>
+          <w:tcPr>
+            <w:tcW w:type="dxa" w:w="8208"/>
+            <w:tcBorders>
+              <w:top w:val="single" w:color="A6A6A6" w:sz="4"/>
+              <w:left w:val="single" w:color="A6A6A6" w:sz="4"/>
+              <w:bottom w:val="single" w:color="A6A6A6" w:sz="4"/>
+              <w:right w:val="single" w:color="A6A6A6" w:sz="4"/>
+            </w:tcBorders>
+            <w:tcMar>
+              <w:top w:type="dxa" w:w="60"/>
+              <w:left w:type="dxa" w:w="100"/>
+              <w:bottom w:type="dxa" w:w="60"/>
+              <w:right w:type="dxa" w:w="100"/>
+            </w:tcMar>
+            <w:vAlign w:val="top"/>
+          </w:tcPr>
+          <w:p>
+            <w:pPr>
+              <w:spacing w:after="20" w:line="270"/>
+            </w:pPr>
+            <w:r>
+              <w:rPr>
+                <w:rFonts w:ascii="Arial" w:cs="Arial" w:eastAsia="Arial" w:hAnsi="Arial"/>
+                <w:sz w:val="19"/>
+                <w:szCs w:val="19"/>
+              </w:rPr>
+              <w:t xml:space="preserve">Hàng, ĐVT, số lượng, đơn giá (nguyên tệ khi thu ngoại tệ), chiết khấu (nhãn KM khi do khuyến mãi; dòng "Tặng"), thuế, thành tiền, kho xuất, kích thước thành phẩm (Dài × Rộng cm); dưới tên hàng: tồn tại kho xuất theo ĐVT của dòng, "Thiếu …" và tồn ở kho khác. Thanh cảnh báo phía trên đếm số dòng đặt vượt tồn (đơn vẫn lưu được).</w:t>
             </w:r>
           </w:p>
         </w:tc>
@@ -2834,63 +3364,63 @@
         </w:trPr>
         <w:tc>
           <w:tcPr>
-            <w:tcW w:type="dxa" w:w="2409"/>
-            <w:tcBorders>
-              <w:top w:val="single" w:color="A6A6A6" w:sz="4"/>
-              <w:left w:val="single" w:color="A6A6A6" w:sz="4"/>
-              <w:bottom w:val="single" w:color="A6A6A6" w:sz="4"/>
-              <w:right w:val="single" w:color="A6A6A6" w:sz="4"/>
-            </w:tcBorders>
-            <w:tcMar>
-              <w:top w:type="dxa" w:w="60"/>
-              <w:left w:type="dxa" w:w="100"/>
-              <w:bottom w:type="dxa" w:w="60"/>
-              <w:right w:type="dxa" w:w="100"/>
-            </w:tcMar>
-            <w:vAlign w:val="top"/>
-          </w:tcPr>
-          <w:p>
-            <w:pPr>
-              <w:spacing w:after="20" w:line="270"/>
-            </w:pPr>
-            <w:r>
-              <w:rPr>
-                <w:rFonts w:ascii="Arial" w:cs="Arial" w:eastAsia="Arial" w:hAnsi="Arial"/>
-                <w:sz w:val="19"/>
-                <w:szCs w:val="19"/>
-              </w:rPr>
-              <w:t xml:space="preserve">Thanh Thu tiền</w:t>
-            </w:r>
-          </w:p>
-        </w:tc>
-        <w:tc>
-          <w:tcPr>
-            <w:tcW w:type="dxa" w:w="7229"/>
-            <w:tcBorders>
-              <w:top w:val="single" w:color="A6A6A6" w:sz="4"/>
-              <w:left w:val="single" w:color="A6A6A6" w:sz="4"/>
-              <w:bottom w:val="single" w:color="A6A6A6" w:sz="4"/>
-              <w:right w:val="single" w:color="A6A6A6" w:sz="4"/>
-            </w:tcBorders>
-            <w:tcMar>
-              <w:top w:type="dxa" w:w="60"/>
-              <w:left w:type="dxa" w:w="100"/>
-              <w:bottom w:type="dxa" w:w="60"/>
-              <w:right w:type="dxa" w:w="100"/>
-            </w:tcMar>
-            <w:vAlign w:val="top"/>
-          </w:tcPr>
-          <w:p>
-            <w:pPr>
-              <w:spacing w:after="20" w:line="270"/>
-            </w:pPr>
-            <w:r>
-              <w:rPr>
-                <w:rFonts w:ascii="Arial" w:cs="Arial" w:eastAsia="Arial" w:hAnsi="Arial"/>
-                <w:sz w:val="19"/>
-                <w:szCs w:val="19"/>
-              </w:rPr>
-              <w:t xml:space="preserve">Trên đầu chứng từ: nút chọn Chưa thu tiền / Thu tiền ngay, kèm ô chọn tài khoản nhận tiền khi chọn Thu tiền ngay và một dòng giải thích. Đơn đã lưu chỉ hiện trạng thái (ví dụ "Thu tiền ngay · Quỹ tiền mặt").</w:t>
+            <w:tcW w:type="dxa" w:w="1430"/>
+            <w:tcBorders>
+              <w:top w:val="single" w:color="A6A6A6" w:sz="4"/>
+              <w:left w:val="single" w:color="A6A6A6" w:sz="4"/>
+              <w:bottom w:val="single" w:color="A6A6A6" w:sz="4"/>
+              <w:right w:val="single" w:color="A6A6A6" w:sz="4"/>
+            </w:tcBorders>
+            <w:tcMar>
+              <w:top w:type="dxa" w:w="60"/>
+              <w:left w:type="dxa" w:w="100"/>
+              <w:bottom w:type="dxa" w:w="60"/>
+              <w:right w:type="dxa" w:w="100"/>
+            </w:tcMar>
+            <w:vAlign w:val="top"/>
+          </w:tcPr>
+          <w:p>
+            <w:pPr>
+              <w:spacing w:after="20" w:line="270"/>
+            </w:pPr>
+            <w:r>
+              <w:rPr>
+                <w:rFonts w:ascii="Arial" w:cs="Arial" w:eastAsia="Arial" w:hAnsi="Arial"/>
+                <w:sz w:val="19"/>
+                <w:szCs w:val="19"/>
+              </w:rPr>
+              <w:t xml:space="preserve">Tab</w:t>
+            </w:r>
+          </w:p>
+        </w:tc>
+        <w:tc>
+          <w:tcPr>
+            <w:tcW w:type="dxa" w:w="8208"/>
+            <w:tcBorders>
+              <w:top w:val="single" w:color="A6A6A6" w:sz="4"/>
+              <w:left w:val="single" w:color="A6A6A6" w:sz="4"/>
+              <w:bottom w:val="single" w:color="A6A6A6" w:sz="4"/>
+              <w:right w:val="single" w:color="A6A6A6" w:sz="4"/>
+            </w:tcBorders>
+            <w:tcMar>
+              <w:top w:type="dxa" w:w="60"/>
+              <w:left w:type="dxa" w:w="100"/>
+              <w:bottom w:type="dxa" w:w="60"/>
+              <w:right w:type="dxa" w:w="100"/>
+            </w:tcMar>
+            <w:vAlign w:val="top"/>
+          </w:tcPr>
+          <w:p>
+            <w:pPr>
+              <w:spacing w:after="20" w:line="270"/>
+            </w:pPr>
+            <w:r>
+              <w:rPr>
+                <w:rFonts w:ascii="Arial" w:cs="Arial" w:eastAsia="Arial" w:hAnsi="Arial"/>
+                <w:sz w:val="19"/>
+                <w:szCs w:val="19"/>
+              </w:rPr>
+              <w:t xml:space="preserve">Hàng hoá · Lệnh sản xuất · Phiếu xuất kho · Hàng trả · Công nợ · Giá vốn · Nhật ký.</w:t>
             </w:r>
           </w:p>
         </w:tc>
@@ -2901,63 +3431,81 @@
         </w:trPr>
         <w:tc>
           <w:tcPr>
-            <w:tcW w:type="dxa" w:w="2409"/>
-            <w:tcBorders>
-              <w:top w:val="single" w:color="A6A6A6" w:sz="4"/>
-              <w:left w:val="single" w:color="A6A6A6" w:sz="4"/>
-              <w:bottom w:val="single" w:color="A6A6A6" w:sz="4"/>
-              <w:right w:val="single" w:color="A6A6A6" w:sz="4"/>
-            </w:tcBorders>
-            <w:tcMar>
-              <w:top w:type="dxa" w:w="60"/>
-              <w:left w:type="dxa" w:w="100"/>
-              <w:bottom w:type="dxa" w:w="60"/>
-              <w:right w:type="dxa" w:w="100"/>
-            </w:tcMar>
-            <w:vAlign w:val="top"/>
-          </w:tcPr>
-          <w:p>
-            <w:pPr>
-              <w:spacing w:after="20" w:line="270"/>
-            </w:pPr>
-            <w:r>
-              <w:rPr>
-                <w:rFonts w:ascii="Arial" w:cs="Arial" w:eastAsia="Arial" w:hAnsi="Arial"/>
-                <w:sz w:val="19"/>
-                <w:szCs w:val="19"/>
-              </w:rPr>
-              <w:t xml:space="preserve">Tham chiếu</w:t>
-            </w:r>
-          </w:p>
-        </w:tc>
-        <w:tc>
-          <w:tcPr>
-            <w:tcW w:type="dxa" w:w="7229"/>
-            <w:tcBorders>
-              <w:top w:val="single" w:color="A6A6A6" w:sz="4"/>
-              <w:left w:val="single" w:color="A6A6A6" w:sz="4"/>
-              <w:bottom w:val="single" w:color="A6A6A6" w:sz="4"/>
-              <w:right w:val="single" w:color="A6A6A6" w:sz="4"/>
-            </w:tcBorders>
-            <w:tcMar>
-              <w:top w:type="dxa" w:w="60"/>
-              <w:left w:type="dxa" w:w="100"/>
-              <w:bottom w:type="dxa" w:w="60"/>
-              <w:right w:type="dxa" w:w="100"/>
-            </w:tcMar>
-            <w:vAlign w:val="top"/>
-          </w:tcPr>
-          <w:p>
-            <w:pPr>
-              <w:spacing w:after="20" w:line="270"/>
-            </w:pPr>
-            <w:r>
-              <w:rPr>
-                <w:rFonts w:ascii="Arial" w:cs="Arial" w:eastAsia="Arial" w:hAnsi="Arial"/>
-                <w:sz w:val="19"/>
-                <w:szCs w:val="19"/>
-              </w:rPr>
-              <w:t xml:space="preserve">Dòng cuối khối đầu phiếu: các chứng từ liên quan của đơn là chuyến giao hàng, phiếu xuất kho, lệnh sản xuất và phiếu thu; bấm để mở. Phiếu xuất kho và phiếu thu cũng có đường dẫn ngược về đơn.</w:t>
+            <w:tcW w:type="dxa" w:w="1430"/>
+            <w:tcBorders>
+              <w:top w:val="single" w:color="A6A6A6" w:sz="4"/>
+              <w:left w:val="single" w:color="A6A6A6" w:sz="4"/>
+              <w:bottom w:val="single" w:color="A6A6A6" w:sz="4"/>
+              <w:right w:val="single" w:color="A6A6A6" w:sz="4"/>
+            </w:tcBorders>
+            <w:tcMar>
+              <w:top w:type="dxa" w:w="60"/>
+              <w:left w:type="dxa" w:w="100"/>
+              <w:bottom w:type="dxa" w:w="60"/>
+              <w:right w:type="dxa" w:w="100"/>
+            </w:tcMar>
+            <w:vAlign w:val="top"/>
+          </w:tcPr>
+          <w:p>
+            <w:pPr>
+              <w:spacing w:after="20" w:line="270"/>
+            </w:pPr>
+            <w:r>
+              <w:rPr>
+                <w:rFonts w:ascii="Arial" w:cs="Arial" w:eastAsia="Arial" w:hAnsi="Arial"/>
+                <w:sz w:val="19"/>
+                <w:szCs w:val="19"/>
+              </w:rPr>
+              <w:t xml:space="preserve">Tab Giá vốn</w:t>
+            </w:r>
+          </w:p>
+        </w:tc>
+        <w:tc>
+          <w:tcPr>
+            <w:tcW w:type="dxa" w:w="8208"/>
+            <w:tcBorders>
+              <w:top w:val="single" w:color="A6A6A6" w:sz="4"/>
+              <w:left w:val="single" w:color="A6A6A6" w:sz="4"/>
+              <w:bottom w:val="single" w:color="A6A6A6" w:sz="4"/>
+              <w:right w:val="single" w:color="A6A6A6" w:sz="4"/>
+            </w:tcBorders>
+            <w:tcMar>
+              <w:top w:type="dxa" w:w="60"/>
+              <w:left w:type="dxa" w:w="100"/>
+              <w:bottom w:type="dxa" w:w="60"/>
+              <w:right w:type="dxa" w:w="100"/>
+            </w:tcMar>
+            <w:vAlign w:val="top"/>
+          </w:tcPr>
+          <w:p>
+            <w:pPr>
+              <w:spacing w:after="20" w:line="270"/>
+            </w:pPr>
+            <w:r>
+              <w:rPr>
+                <w:rFonts w:ascii="Arial" w:cs="Arial" w:eastAsia="Arial" w:hAnsi="Arial"/>
+                <w:sz w:val="19"/>
+                <w:szCs w:val="19"/>
+              </w:rPr>
+              <w:t xml:space="preserve">Từng dòng: giá vốn / ĐVT, giá vốn thành tiền, doanh thu thuần, lãi gộp, tỷ suất. Hàng đã giao dùng </w:t>
+            </w:r>
+            <w:r>
+              <w:rPr>
+                <w:rFonts w:ascii="Arial" w:cs="Arial" w:eastAsia="Arial" w:hAnsi="Arial"/>
+                <w:b/>
+                <w:bCs/>
+                <w:sz w:val="19"/>
+                <w:szCs w:val="19"/>
+              </w:rPr>
+              <w:t xml:space="preserve">giá vốn đã chốt</w:t>
+            </w:r>
+            <w:r>
+              <w:rPr>
+                <w:rFonts w:ascii="Arial" w:cs="Arial" w:eastAsia="Arial" w:hAnsi="Arial"/>
+                <w:sz w:val="19"/>
+                <w:szCs w:val="19"/>
+              </w:rPr>
+              <w:t xml:space="preserve"> trên phiếu xuất (như báo cáo Lãi gộp); hàng chưa giao dùng giá vốn bình quân hiện tại. Chỉ hiện với người được xem giá vốn.</w:t>
             </w:r>
           </w:p>
         </w:tc>
@@ -2968,63 +3516,63 @@
         </w:trPr>
         <w:tc>
           <w:tcPr>
-            <w:tcW w:type="dxa" w:w="2409"/>
-            <w:tcBorders>
-              <w:top w:val="single" w:color="A6A6A6" w:sz="4"/>
-              <w:left w:val="single" w:color="A6A6A6" w:sz="4"/>
-              <w:bottom w:val="single" w:color="A6A6A6" w:sz="4"/>
-              <w:right w:val="single" w:color="A6A6A6" w:sz="4"/>
-            </w:tcBorders>
-            <w:tcMar>
-              <w:top w:type="dxa" w:w="60"/>
-              <w:left w:type="dxa" w:w="100"/>
-              <w:bottom w:type="dxa" w:w="60"/>
-              <w:right w:type="dxa" w:w="100"/>
-            </w:tcMar>
-            <w:vAlign w:val="top"/>
-          </w:tcPr>
-          <w:p>
-            <w:pPr>
-              <w:spacing w:after="20" w:line="270"/>
-            </w:pPr>
-            <w:r>
-              <w:rPr>
-                <w:rFonts w:ascii="Arial" w:cs="Arial" w:eastAsia="Arial" w:hAnsi="Arial"/>
-                <w:sz w:val="19"/>
-                <w:szCs w:val="19"/>
-              </w:rPr>
-              <w:t xml:space="preserve">Tab Giá vốn</w:t>
-            </w:r>
-          </w:p>
-        </w:tc>
-        <w:tc>
-          <w:tcPr>
-            <w:tcW w:type="dxa" w:w="7229"/>
-            <w:tcBorders>
-              <w:top w:val="single" w:color="A6A6A6" w:sz="4"/>
-              <w:left w:val="single" w:color="A6A6A6" w:sz="4"/>
-              <w:bottom w:val="single" w:color="A6A6A6" w:sz="4"/>
-              <w:right w:val="single" w:color="A6A6A6" w:sz="4"/>
-            </w:tcBorders>
-            <w:tcMar>
-              <w:top w:type="dxa" w:w="60"/>
-              <w:left w:type="dxa" w:w="100"/>
-              <w:bottom w:type="dxa" w:w="60"/>
-              <w:right w:type="dxa" w:w="100"/>
-            </w:tcMar>
-            <w:vAlign w:val="top"/>
-          </w:tcPr>
-          <w:p>
-            <w:pPr>
-              <w:spacing w:after="20" w:line="270"/>
-            </w:pPr>
-            <w:r>
-              <w:rPr>
-                <w:rFonts w:ascii="Arial" w:cs="Arial" w:eastAsia="Arial" w:hAnsi="Arial"/>
-                <w:sz w:val="19"/>
-                <w:szCs w:val="19"/>
-              </w:rPr>
-              <w:t xml:space="preserve">Bảng cùng dòng hàng với tab Hàng hoá: giá vốn / ĐVT, giá vốn thành tiền, doanh thu thuần, lãi gộp, tỷ suất; dòng Cộng; chú thích đây là giá vốn ước tính.</w:t>
+            <w:tcW w:type="dxa" w:w="1430"/>
+            <w:tcBorders>
+              <w:top w:val="single" w:color="A6A6A6" w:sz="4"/>
+              <w:left w:val="single" w:color="A6A6A6" w:sz="4"/>
+              <w:bottom w:val="single" w:color="A6A6A6" w:sz="4"/>
+              <w:right w:val="single" w:color="A6A6A6" w:sz="4"/>
+            </w:tcBorders>
+            <w:tcMar>
+              <w:top w:type="dxa" w:w="60"/>
+              <w:left w:type="dxa" w:w="100"/>
+              <w:bottom w:type="dxa" w:w="60"/>
+              <w:right w:type="dxa" w:w="100"/>
+            </w:tcMar>
+            <w:vAlign w:val="top"/>
+          </w:tcPr>
+          <w:p>
+            <w:pPr>
+              <w:spacing w:after="20" w:line="270"/>
+            </w:pPr>
+            <w:r>
+              <w:rPr>
+                <w:rFonts w:ascii="Arial" w:cs="Arial" w:eastAsia="Arial" w:hAnsi="Arial"/>
+                <w:sz w:val="19"/>
+                <w:szCs w:val="19"/>
+              </w:rPr>
+              <w:t xml:space="preserve">Hộp thoại Giao hàng</w:t>
+            </w:r>
+          </w:p>
+        </w:tc>
+        <w:tc>
+          <w:tcPr>
+            <w:tcW w:type="dxa" w:w="8208"/>
+            <w:tcBorders>
+              <w:top w:val="single" w:color="A6A6A6" w:sz="4"/>
+              <w:left w:val="single" w:color="A6A6A6" w:sz="4"/>
+              <w:bottom w:val="single" w:color="A6A6A6" w:sz="4"/>
+              <w:right w:val="single" w:color="A6A6A6" w:sz="4"/>
+            </w:tcBorders>
+            <w:tcMar>
+              <w:top w:type="dxa" w:w="60"/>
+              <w:left w:type="dxa" w:w="100"/>
+              <w:bottom w:type="dxa" w:w="60"/>
+              <w:right w:type="dxa" w:w="100"/>
+            </w:tcMar>
+            <w:vAlign w:val="top"/>
+          </w:tcPr>
+          <w:p>
+            <w:pPr>
+              <w:spacing w:after="20" w:line="270"/>
+            </w:pPr>
+            <w:r>
+              <w:rPr>
+                <w:rFonts w:ascii="Arial" w:cs="Arial" w:eastAsia="Arial" w:hAnsi="Arial"/>
+                <w:sz w:val="19"/>
+                <w:szCs w:val="19"/>
+              </w:rPr>
+              <w:t xml:space="preserve">Ngày khách nhận; mỗi dòng: Đặt · Đã giao · Còn lại · Giao lần này · Kho xuất · Tồn tại kho; "Giao đủ tất cả", "Xoá số giao"; ghi chú đợt; giá trị ghi công nợ và hạn thanh toán; "Xác nhận giao hàng".</w:t>
             </w:r>
           </w:p>
         </w:tc>
@@ -3035,63 +3583,63 @@
         </w:trPr>
         <w:tc>
           <w:tcPr>
-            <w:tcW w:type="dxa" w:w="2409"/>
-            <w:tcBorders>
-              <w:top w:val="single" w:color="A6A6A6" w:sz="4"/>
-              <w:left w:val="single" w:color="A6A6A6" w:sz="4"/>
-              <w:bottom w:val="single" w:color="A6A6A6" w:sz="4"/>
-              <w:right w:val="single" w:color="A6A6A6" w:sz="4"/>
-            </w:tcBorders>
-            <w:tcMar>
-              <w:top w:type="dxa" w:w="60"/>
-              <w:left w:type="dxa" w:w="100"/>
-              <w:bottom w:type="dxa" w:w="60"/>
-              <w:right w:type="dxa" w:w="100"/>
-            </w:tcMar>
-            <w:vAlign w:val="top"/>
-          </w:tcPr>
-          <w:p>
-            <w:pPr>
-              <w:spacing w:after="20" w:line="270"/>
-            </w:pPr>
-            <w:r>
-              <w:rPr>
-                <w:rFonts w:ascii="Arial" w:cs="Arial" w:eastAsia="Arial" w:hAnsi="Arial"/>
-                <w:sz w:val="19"/>
-                <w:szCs w:val="19"/>
-              </w:rPr>
-              <w:t xml:space="preserve">Chuyển chứng từ</w:t>
-            </w:r>
-          </w:p>
-        </w:tc>
-        <w:tc>
-          <w:tcPr>
-            <w:tcW w:type="dxa" w:w="7229"/>
-            <w:tcBorders>
-              <w:top w:val="single" w:color="A6A6A6" w:sz="4"/>
-              <w:left w:val="single" w:color="A6A6A6" w:sz="4"/>
-              <w:bottom w:val="single" w:color="A6A6A6" w:sz="4"/>
-              <w:right w:val="single" w:color="A6A6A6" w:sz="4"/>
-            </w:tcBorders>
-            <w:tcMar>
-              <w:top w:type="dxa" w:w="60"/>
-              <w:left w:type="dxa" w:w="100"/>
-              <w:bottom w:type="dxa" w:w="60"/>
-              <w:right w:type="dxa" w:w="100"/>
-            </w:tcMar>
-            <w:vAlign w:val="top"/>
-          </w:tcPr>
-          <w:p>
-            <w:pPr>
-              <w:spacing w:after="20" w:line="270"/>
-            </w:pPr>
-            <w:r>
-              <w:rPr>
-                <w:rFonts w:ascii="Arial" w:cs="Arial" w:eastAsia="Arial" w:hAnsi="Arial"/>
-                <w:sz w:val="19"/>
-                <w:szCs w:val="19"/>
-              </w:rPr>
-              <w:t xml:space="preserve">Hai nút ‹ › và vị trí đơn trong tổng số ở góc trái thanh hành động (chỉ khi xem đơn đã lưu).</w:t>
+            <w:tcW w:type="dxa" w:w="1430"/>
+            <w:tcBorders>
+              <w:top w:val="single" w:color="A6A6A6" w:sz="4"/>
+              <w:left w:val="single" w:color="A6A6A6" w:sz="4"/>
+              <w:bottom w:val="single" w:color="A6A6A6" w:sz="4"/>
+              <w:right w:val="single" w:color="A6A6A6" w:sz="4"/>
+            </w:tcBorders>
+            <w:tcMar>
+              <w:top w:type="dxa" w:w="60"/>
+              <w:left w:type="dxa" w:w="100"/>
+              <w:bottom w:type="dxa" w:w="60"/>
+              <w:right w:type="dxa" w:w="100"/>
+            </w:tcMar>
+            <w:vAlign w:val="top"/>
+          </w:tcPr>
+          <w:p>
+            <w:pPr>
+              <w:spacing w:after="20" w:line="270"/>
+            </w:pPr>
+            <w:r>
+              <w:rPr>
+                <w:rFonts w:ascii="Arial" w:cs="Arial" w:eastAsia="Arial" w:hAnsi="Arial"/>
+                <w:sz w:val="19"/>
+                <w:szCs w:val="19"/>
+              </w:rPr>
+              <w:t xml:space="preserve">Hộp thoại Nhận hàng trả lại</w:t>
+            </w:r>
+          </w:p>
+        </w:tc>
+        <w:tc>
+          <w:tcPr>
+            <w:tcW w:type="dxa" w:w="8208"/>
+            <w:tcBorders>
+              <w:top w:val="single" w:color="A6A6A6" w:sz="4"/>
+              <w:left w:val="single" w:color="A6A6A6" w:sz="4"/>
+              <w:bottom w:val="single" w:color="A6A6A6" w:sz="4"/>
+              <w:right w:val="single" w:color="A6A6A6" w:sz="4"/>
+            </w:tcBorders>
+            <w:tcMar>
+              <w:top w:type="dxa" w:w="60"/>
+              <w:left w:type="dxa" w:w="100"/>
+              <w:bottom w:type="dxa" w:w="60"/>
+              <w:right w:type="dxa" w:w="100"/>
+            </w:tcMar>
+            <w:vAlign w:val="top"/>
+          </w:tcPr>
+          <w:p>
+            <w:pPr>
+              <w:spacing w:after="20" w:line="270"/>
+            </w:pPr>
+            <w:r>
+              <w:rPr>
+                <w:rFonts w:ascii="Arial" w:cs="Arial" w:eastAsia="Arial" w:hAnsi="Arial"/>
+                <w:sz w:val="19"/>
+                <w:szCs w:val="19"/>
+              </w:rPr>
+              <w:t xml:space="preserve">Ngày trả, lý do, kho; mỗi dòng: Khách đã nhận · Đã trả · Còn trả được · Trả lần này; "Trả tất cả còn lại"; giá trị giảm công nợ.</w:t>
             </w:r>
           </w:p>
         </w:tc>
@@ -3102,68 +3650,207 @@
         </w:trPr>
         <w:tc>
           <w:tcPr>
-            <w:tcW w:type="dxa" w:w="2409"/>
-            <w:tcBorders>
-              <w:top w:val="single" w:color="A6A6A6" w:sz="4"/>
-              <w:left w:val="single" w:color="A6A6A6" w:sz="4"/>
-              <w:bottom w:val="single" w:color="A6A6A6" w:sz="4"/>
-              <w:right w:val="single" w:color="A6A6A6" w:sz="4"/>
-            </w:tcBorders>
-            <w:tcMar>
-              <w:top w:type="dxa" w:w="60"/>
-              <w:left w:type="dxa" w:w="100"/>
-              <w:bottom w:type="dxa" w:w="60"/>
-              <w:right w:type="dxa" w:w="100"/>
-            </w:tcMar>
-            <w:vAlign w:val="top"/>
-          </w:tcPr>
-          <w:p>
-            <w:pPr>
-              <w:spacing w:after="20" w:line="270"/>
-            </w:pPr>
-            <w:r>
-              <w:rPr>
-                <w:rFonts w:ascii="Arial" w:cs="Arial" w:eastAsia="Arial" w:hAnsi="Arial"/>
-                <w:sz w:val="19"/>
-                <w:szCs w:val="19"/>
-              </w:rPr>
-              <w:t xml:space="preserve">Loại khách · bảng giá</w:t>
-            </w:r>
-          </w:p>
-        </w:tc>
-        <w:tc>
-          <w:tcPr>
-            <w:tcW w:type="dxa" w:w="7229"/>
-            <w:tcBorders>
-              <w:top w:val="single" w:color="A6A6A6" w:sz="4"/>
-              <w:left w:val="single" w:color="A6A6A6" w:sz="4"/>
-              <w:bottom w:val="single" w:color="A6A6A6" w:sz="4"/>
-              <w:right w:val="single" w:color="A6A6A6" w:sz="4"/>
-            </w:tcBorders>
-            <w:tcMar>
-              <w:top w:type="dxa" w:w="60"/>
-              <w:left w:type="dxa" w:w="100"/>
-              <w:bottom w:type="dxa" w:w="60"/>
-              <w:right w:type="dxa" w:w="100"/>
-            </w:tcMar>
-            <w:vAlign w:val="top"/>
-          </w:tcPr>
-          <w:p>
-            <w:pPr>
-              <w:spacing w:after="20" w:line="270"/>
-            </w:pPr>
-            <w:r>
-              <w:rPr>
-                <w:rFonts w:ascii="Arial" w:cs="Arial" w:eastAsia="Arial" w:hAnsi="Arial"/>
-                <w:sz w:val="19"/>
-                <w:szCs w:val="19"/>
-              </w:rPr>
-              <w:t xml:space="preserve">Trường ghi rõ loại khách và bảng giá (ví dụ "Khách lẻ · giá lẻ"). Chip cạnh tên khách chỉ nói điều khoản thanh toán (Trả ngay / Được nợ N ngày). Thẻ đánh dấu (như "Khách quen") là nhãn riêng, không phải loại khách.</w:t>
+            <w:tcW w:type="dxa" w:w="1430"/>
+            <w:tcBorders>
+              <w:top w:val="single" w:color="A6A6A6" w:sz="4"/>
+              <w:left w:val="single" w:color="A6A6A6" w:sz="4"/>
+              <w:bottom w:val="single" w:color="A6A6A6" w:sz="4"/>
+              <w:right w:val="single" w:color="A6A6A6" w:sz="4"/>
+            </w:tcBorders>
+            <w:tcMar>
+              <w:top w:type="dxa" w:w="60"/>
+              <w:left w:type="dxa" w:w="100"/>
+              <w:bottom w:type="dxa" w:w="60"/>
+              <w:right w:type="dxa" w:w="100"/>
+            </w:tcMar>
+            <w:vAlign w:val="top"/>
+          </w:tcPr>
+          <w:p>
+            <w:pPr>
+              <w:spacing w:after="20" w:line="270"/>
+            </w:pPr>
+            <w:r>
+              <w:rPr>
+                <w:rFonts w:ascii="Arial" w:cs="Arial" w:eastAsia="Arial" w:hAnsi="Arial"/>
+                <w:sz w:val="19"/>
+                <w:szCs w:val="19"/>
+              </w:rPr>
+              <w:t xml:space="preserve">Xem trước hoá đơn</w:t>
+            </w:r>
+          </w:p>
+        </w:tc>
+        <w:tc>
+          <w:tcPr>
+            <w:tcW w:type="dxa" w:w="8208"/>
+            <w:tcBorders>
+              <w:top w:val="single" w:color="A6A6A6" w:sz="4"/>
+              <w:left w:val="single" w:color="A6A6A6" w:sz="4"/>
+              <w:bottom w:val="single" w:color="A6A6A6" w:sz="4"/>
+              <w:right w:val="single" w:color="A6A6A6" w:sz="4"/>
+            </w:tcBorders>
+            <w:tcMar>
+              <w:top w:type="dxa" w:w="60"/>
+              <w:left w:type="dxa" w:w="100"/>
+              <w:bottom w:type="dxa" w:w="60"/>
+              <w:right w:type="dxa" w:w="100"/>
+            </w:tcMar>
+            <w:vAlign w:val="top"/>
+          </w:tcPr>
+          <w:p>
+            <w:pPr>
+              <w:spacing w:after="20" w:line="270"/>
+            </w:pPr>
+            <w:r>
+              <w:rPr>
+                <w:rFonts w:ascii="Arial" w:cs="Arial" w:eastAsia="Arial" w:hAnsi="Arial"/>
+                <w:sz w:val="19"/>
+                <w:szCs w:val="19"/>
+              </w:rPr>
+              <w:t xml:space="preserve">Hoá đơn GTGT song ngữ dựng từ đơn và thông tin công ty, mỗi đợt giao một hoá đơn (ngày lập = ngày giao của đợt, tiền khớp công nợ của đợt); tổng hợp theo thuế suất; đơn ngoại tệ ghi đơn giá, số tiền nguyên tệ, tỷ giá và tổng quy đổi VND; hàng xuất khẩu thuế 0%; mỗi phiếu trả hàng có hoá đơn điều chỉnh giảm (số âm, lý do, đơn gốc). Nhãn "BẢN XEM TRƯỚC".</w:t>
+            </w:r>
+          </w:p>
+        </w:tc>
+      </w:tr>
+      <w:tr>
+        <w:trPr>
+          <w:cantSplit/>
+        </w:trPr>
+        <w:tc>
+          <w:tcPr>
+            <w:tcW w:type="dxa" w:w="1430"/>
+            <w:tcBorders>
+              <w:top w:val="single" w:color="A6A6A6" w:sz="4"/>
+              <w:left w:val="single" w:color="A6A6A6" w:sz="4"/>
+              <w:bottom w:val="single" w:color="A6A6A6" w:sz="4"/>
+              <w:right w:val="single" w:color="A6A6A6" w:sz="4"/>
+            </w:tcBorders>
+            <w:tcMar>
+              <w:top w:type="dxa" w:w="60"/>
+              <w:left w:type="dxa" w:w="100"/>
+              <w:bottom w:type="dxa" w:w="60"/>
+              <w:right w:type="dxa" w:w="100"/>
+            </w:tcMar>
+            <w:vAlign w:val="top"/>
+          </w:tcPr>
+          <w:p>
+            <w:pPr>
+              <w:spacing w:after="20" w:line="270"/>
+            </w:pPr>
+            <w:r>
+              <w:rPr>
+                <w:rFonts w:ascii="Arial" w:cs="Arial" w:eastAsia="Arial" w:hAnsi="Arial"/>
+                <w:sz w:val="19"/>
+                <w:szCs w:val="19"/>
+              </w:rPr>
+              <w:t xml:space="preserve">Thanh nút</w:t>
+            </w:r>
+          </w:p>
+        </w:tc>
+        <w:tc>
+          <w:tcPr>
+            <w:tcW w:type="dxa" w:w="8208"/>
+            <w:tcBorders>
+              <w:top w:val="single" w:color="A6A6A6" w:sz="4"/>
+              <w:left w:val="single" w:color="A6A6A6" w:sz="4"/>
+              <w:bottom w:val="single" w:color="A6A6A6" w:sz="4"/>
+              <w:right w:val="single" w:color="A6A6A6" w:sz="4"/>
+            </w:tcBorders>
+            <w:tcMar>
+              <w:top w:type="dxa" w:w="60"/>
+              <w:left w:type="dxa" w:w="100"/>
+              <w:bottom w:type="dxa" w:w="60"/>
+              <w:right w:type="dxa" w:w="100"/>
+            </w:tcMar>
+            <w:vAlign w:val="top"/>
+          </w:tcPr>
+          <w:p>
+            <w:pPr>
+              <w:spacing w:after="20" w:line="270"/>
+            </w:pPr>
+            <w:r>
+              <w:rPr>
+                <w:rFonts w:ascii="Arial" w:cs="Arial" w:eastAsia="Arial" w:hAnsi="Arial"/>
+                <w:sz w:val="19"/>
+                <w:szCs w:val="19"/>
+              </w:rPr>
+              <w:t xml:space="preserve">Theo trạng thái: Sửa, In (A4 / A5 / K80), Lập lệnh sản xuất, Giao hàng, Nhận hàng trả lại, Xem trước hoá đơn, Lập phiếu thu, Kết thúc đơn, Huỷ đơn; ‹ › chuyển đơn.</w:t>
+            </w:r>
+          </w:p>
+        </w:tc>
+      </w:tr>
+      <w:tr>
+        <w:trPr>
+          <w:cantSplit/>
+        </w:trPr>
+        <w:tc>
+          <w:tcPr>
+            <w:tcW w:type="dxa" w:w="1430"/>
+            <w:tcBorders>
+              <w:top w:val="single" w:color="A6A6A6" w:sz="4"/>
+              <w:left w:val="single" w:color="A6A6A6" w:sz="4"/>
+              <w:bottom w:val="single" w:color="A6A6A6" w:sz="4"/>
+              <w:right w:val="single" w:color="A6A6A6" w:sz="4"/>
+            </w:tcBorders>
+            <w:tcMar>
+              <w:top w:type="dxa" w:w="60"/>
+              <w:left w:type="dxa" w:w="100"/>
+              <w:bottom w:type="dxa" w:w="60"/>
+              <w:right w:type="dxa" w:w="100"/>
+            </w:tcMar>
+            <w:vAlign w:val="top"/>
+          </w:tcPr>
+          <w:p>
+            <w:pPr>
+              <w:spacing w:after="20" w:line="270"/>
+            </w:pPr>
+            <w:r>
+              <w:rPr>
+                <w:rFonts w:ascii="Arial" w:cs="Arial" w:eastAsia="Arial" w:hAnsi="Arial"/>
+                <w:sz w:val="19"/>
+                <w:szCs w:val="19"/>
+              </w:rPr>
+              <w:t xml:space="preserve">Tham chiếu</w:t>
+            </w:r>
+          </w:p>
+        </w:tc>
+        <w:tc>
+          <w:tcPr>
+            <w:tcW w:type="dxa" w:w="8208"/>
+            <w:tcBorders>
+              <w:top w:val="single" w:color="A6A6A6" w:sz="4"/>
+              <w:left w:val="single" w:color="A6A6A6" w:sz="4"/>
+              <w:bottom w:val="single" w:color="A6A6A6" w:sz="4"/>
+              <w:right w:val="single" w:color="A6A6A6" w:sz="4"/>
+            </w:tcBorders>
+            <w:tcMar>
+              <w:top w:type="dxa" w:w="60"/>
+              <w:left w:type="dxa" w:w="100"/>
+              <w:bottom w:type="dxa" w:w="60"/>
+              <w:right w:type="dxa" w:w="100"/>
+            </w:tcMar>
+            <w:vAlign w:val="top"/>
+          </w:tcPr>
+          <w:p>
+            <w:pPr>
+              <w:spacing w:after="20" w:line="270"/>
+            </w:pPr>
+            <w:r>
+              <w:rPr>
+                <w:rFonts w:ascii="Arial" w:cs="Arial" w:eastAsia="Arial" w:hAnsi="Arial"/>
+                <w:sz w:val="19"/>
+                <w:szCs w:val="19"/>
+              </w:rPr>
+              <w:t xml:space="preserve">Báo giá gốc, chuyến giao, phiếu xuất kho, lệnh sản xuất và phiếu thu của đơn (chứng từ chưa huỷ); bấm để mở.</w:t>
             </w:r>
           </w:p>
         </w:tc>
       </w:tr>
     </w:tbl>
+    <w:p>
+      <w:pPr>
+        <w:spacing w:after="60"/>
+      </w:pPr>
+    </w:p>
     <w:p>
       <w:pPr>
         <w:pStyle w:val="Heading1"/>
@@ -3208,9 +3895,9 @@
         </w:tblBorders>
       </w:tblPr>
       <w:tblGrid>
-        <w:gridCol w:w="2007"/>
-        <w:gridCol w:w="4015"/>
-        <w:gridCol w:w="3616"/>
+        <w:gridCol w:w="1146"/>
+        <w:gridCol w:w="4788"/>
+        <w:gridCol w:w="3704"/>
       </w:tblGrid>
       <w:tr>
         <w:trPr>
@@ -3219,7 +3906,7 @@
         </w:trPr>
         <w:tc>
           <w:tcPr>
-            <w:tcW w:type="dxa" w:w="2007"/>
+            <w:tcW w:type="dxa" w:w="1146"/>
             <w:tcBorders>
               <w:top w:val="single" w:color="A6A6A6" w:sz="4"/>
               <w:left w:val="single" w:color="A6A6A6" w:sz="4"/>
@@ -3253,7 +3940,7 @@
         </w:tc>
         <w:tc>
           <w:tcPr>
-            <w:tcW w:type="dxa" w:w="4015"/>
+            <w:tcW w:type="dxa" w:w="4788"/>
             <w:tcBorders>
               <w:top w:val="single" w:color="A6A6A6" w:sz="4"/>
               <w:left w:val="single" w:color="A6A6A6" w:sz="4"/>
@@ -3287,7 +3974,7 @@
         </w:tc>
         <w:tc>
           <w:tcPr>
-            <w:tcW w:type="dxa" w:w="3616"/>
+            <w:tcW w:type="dxa" w:w="3704"/>
             <w:tcBorders>
               <w:top w:val="single" w:color="A6A6A6" w:sz="4"/>
               <w:left w:val="single" w:color="A6A6A6" w:sz="4"/>
@@ -3326,7 +4013,7 @@
         </w:trPr>
         <w:tc>
           <w:tcPr>
-            <w:tcW w:type="dxa" w:w="2007"/>
+            <w:tcW w:type="dxa" w:w="1146"/>
             <w:tcBorders>
               <w:top w:val="single" w:color="A6A6A6" w:sz="4"/>
               <w:left w:val="single" w:color="A6A6A6" w:sz="4"/>
@@ -3357,7 +4044,7 @@
         </w:tc>
         <w:tc>
           <w:tcPr>
-            <w:tcW w:type="dxa" w:w="4015"/>
+            <w:tcW w:type="dxa" w:w="4788"/>
             <w:tcBorders>
               <w:top w:val="single" w:color="A6A6A6" w:sz="4"/>
               <w:left w:val="single" w:color="A6A6A6" w:sz="4"/>
@@ -3388,7 +4075,7 @@
         </w:tc>
         <w:tc>
           <w:tcPr>
-            <w:tcW w:type="dxa" w:w="3616"/>
+            <w:tcW w:type="dxa" w:w="3704"/>
             <w:tcBorders>
               <w:top w:val="single" w:color="A6A6A6" w:sz="4"/>
               <w:left w:val="single" w:color="A6A6A6" w:sz="4"/>
@@ -3424,7 +4111,7 @@
         </w:trPr>
         <w:tc>
           <w:tcPr>
-            <w:tcW w:type="dxa" w:w="2007"/>
+            <w:tcW w:type="dxa" w:w="1146"/>
             <w:tcBorders>
               <w:top w:val="single" w:color="A6A6A6" w:sz="4"/>
               <w:left w:val="single" w:color="A6A6A6" w:sz="4"/>
@@ -3455,38 +4142,38 @@
         </w:tc>
         <w:tc>
           <w:tcPr>
-            <w:tcW w:type="dxa" w:w="4015"/>
-            <w:tcBorders>
-              <w:top w:val="single" w:color="A6A6A6" w:sz="4"/>
-              <w:left w:val="single" w:color="A6A6A6" w:sz="4"/>
-              <w:bottom w:val="single" w:color="A6A6A6" w:sz="4"/>
-              <w:right w:val="single" w:color="A6A6A6" w:sz="4"/>
-            </w:tcBorders>
-            <w:tcMar>
-              <w:top w:type="dxa" w:w="60"/>
-              <w:left w:type="dxa" w:w="100"/>
-              <w:bottom w:type="dxa" w:w="60"/>
-              <w:right w:type="dxa" w:w="100"/>
-            </w:tcMar>
-            <w:vAlign w:val="top"/>
-          </w:tcPr>
-          <w:p>
-            <w:pPr>
-              <w:spacing w:after="20" w:line="270"/>
-            </w:pPr>
-            <w:r>
-              <w:rPr>
-                <w:rFonts w:ascii="Arial" w:cs="Arial" w:eastAsia="Arial" w:hAnsi="Arial"/>
-                <w:sz w:val="19"/>
-                <w:szCs w:val="19"/>
-              </w:rPr>
-              <w:t xml:space="preserve">Có lệnh đang chạy, hoặc mới hoàn tất một phần số lệnh của đơn.</w:t>
-            </w:r>
-          </w:p>
-        </w:tc>
-        <w:tc>
-          <w:tcPr>
-            <w:tcW w:type="dxa" w:w="3616"/>
+            <w:tcW w:type="dxa" w:w="4788"/>
+            <w:tcBorders>
+              <w:top w:val="single" w:color="A6A6A6" w:sz="4"/>
+              <w:left w:val="single" w:color="A6A6A6" w:sz="4"/>
+              <w:bottom w:val="single" w:color="A6A6A6" w:sz="4"/>
+              <w:right w:val="single" w:color="A6A6A6" w:sz="4"/>
+            </w:tcBorders>
+            <w:tcMar>
+              <w:top w:type="dxa" w:w="60"/>
+              <w:left w:type="dxa" w:w="100"/>
+              <w:bottom w:type="dxa" w:w="60"/>
+              <w:right w:type="dxa" w:w="100"/>
+            </w:tcMar>
+            <w:vAlign w:val="top"/>
+          </w:tcPr>
+          <w:p>
+            <w:pPr>
+              <w:spacing w:after="20" w:line="270"/>
+            </w:pPr>
+            <w:r>
+              <w:rPr>
+                <w:rFonts w:ascii="Arial" w:cs="Arial" w:eastAsia="Arial" w:hAnsi="Arial"/>
+                <w:sz w:val="19"/>
+                <w:szCs w:val="19"/>
+              </w:rPr>
+              <w:t xml:space="preserve">Có lệnh đang chạy, hoặc mới hoàn tất một phần.</w:t>
+            </w:r>
+          </w:p>
+        </w:tc>
+        <w:tc>
+          <w:tcPr>
+            <w:tcW w:type="dxa" w:w="3704"/>
             <w:tcBorders>
               <w:top w:val="single" w:color="A6A6A6" w:sz="4"/>
               <w:left w:val="single" w:color="A6A6A6" w:sz="4"/>
@@ -3522,7 +4209,7 @@
         </w:trPr>
         <w:tc>
           <w:tcPr>
-            <w:tcW w:type="dxa" w:w="2007"/>
+            <w:tcW w:type="dxa" w:w="1146"/>
             <w:tcBorders>
               <w:top w:val="single" w:color="A6A6A6" w:sz="4"/>
               <w:left w:val="single" w:color="A6A6A6" w:sz="4"/>
@@ -3553,38 +4240,38 @@
         </w:tc>
         <w:tc>
           <w:tcPr>
-            <w:tcW w:type="dxa" w:w="4015"/>
-            <w:tcBorders>
-              <w:top w:val="single" w:color="A6A6A6" w:sz="4"/>
-              <w:left w:val="single" w:color="A6A6A6" w:sz="4"/>
-              <w:bottom w:val="single" w:color="A6A6A6" w:sz="4"/>
-              <w:right w:val="single" w:color="A6A6A6" w:sz="4"/>
-            </w:tcBorders>
-            <w:tcMar>
-              <w:top w:type="dxa" w:w="60"/>
-              <w:left w:type="dxa" w:w="100"/>
-              <w:bottom w:type="dxa" w:w="60"/>
-              <w:right w:type="dxa" w:w="100"/>
-            </w:tcMar>
-            <w:vAlign w:val="top"/>
-          </w:tcPr>
-          <w:p>
-            <w:pPr>
-              <w:spacing w:after="20" w:line="270"/>
-            </w:pPr>
-            <w:r>
-              <w:rPr>
-                <w:rFonts w:ascii="Arial" w:cs="Arial" w:eastAsia="Arial" w:hAnsi="Arial"/>
-                <w:sz w:val="19"/>
-                <w:szCs w:val="19"/>
-              </w:rPr>
-              <w:t xml:space="preserve">Không có thành phẩm cần sản xuất, hoặc mọi lệnh đã hoàn tất; chưa giao gì.</w:t>
-            </w:r>
-          </w:p>
-        </w:tc>
-        <w:tc>
-          <w:tcPr>
-            <w:tcW w:type="dxa" w:w="3616"/>
+            <w:tcW w:type="dxa" w:w="4788"/>
+            <w:tcBorders>
+              <w:top w:val="single" w:color="A6A6A6" w:sz="4"/>
+              <w:left w:val="single" w:color="A6A6A6" w:sz="4"/>
+              <w:bottom w:val="single" w:color="A6A6A6" w:sz="4"/>
+              <w:right w:val="single" w:color="A6A6A6" w:sz="4"/>
+            </w:tcBorders>
+            <w:tcMar>
+              <w:top w:type="dxa" w:w="60"/>
+              <w:left w:type="dxa" w:w="100"/>
+              <w:bottom w:type="dxa" w:w="60"/>
+              <w:right w:type="dxa" w:w="100"/>
+            </w:tcMar>
+            <w:vAlign w:val="top"/>
+          </w:tcPr>
+          <w:p>
+            <w:pPr>
+              <w:spacing w:after="20" w:line="270"/>
+            </w:pPr>
+            <w:r>
+              <w:rPr>
+                <w:rFonts w:ascii="Arial" w:cs="Arial" w:eastAsia="Arial" w:hAnsi="Arial"/>
+                <w:sz w:val="19"/>
+                <w:szCs w:val="19"/>
+              </w:rPr>
+              <w:t xml:space="preserve">Không cần sản xuất hoặc mọi lệnh đã xong; chưa giao gì.</w:t>
+            </w:r>
+          </w:p>
+        </w:tc>
+        <w:tc>
+          <w:tcPr>
+            <w:tcW w:type="dxa" w:w="3704"/>
             <w:tcBorders>
               <w:top w:val="single" w:color="A6A6A6" w:sz="4"/>
               <w:left w:val="single" w:color="A6A6A6" w:sz="4"/>
@@ -3620,7 +4307,7 @@
         </w:trPr>
         <w:tc>
           <w:tcPr>
-            <w:tcW w:type="dxa" w:w="2007"/>
+            <w:tcW w:type="dxa" w:w="1146"/>
             <w:tcBorders>
               <w:top w:val="single" w:color="A6A6A6" w:sz="4"/>
               <w:left w:val="single" w:color="A6A6A6" w:sz="4"/>
@@ -3651,7 +4338,7 @@
         </w:tc>
         <w:tc>
           <w:tcPr>
-            <w:tcW w:type="dxa" w:w="4015"/>
+            <w:tcW w:type="dxa" w:w="4788"/>
             <w:tcBorders>
               <w:top w:val="single" w:color="A6A6A6" w:sz="4"/>
               <w:left w:val="single" w:color="A6A6A6" w:sz="4"/>
@@ -3682,7 +4369,7 @@
         </w:tc>
         <w:tc>
           <w:tcPr>
-            <w:tcW w:type="dxa" w:w="3616"/>
+            <w:tcW w:type="dxa" w:w="3704"/>
             <w:tcBorders>
               <w:top w:val="single" w:color="A6A6A6" w:sz="4"/>
               <w:left w:val="single" w:color="A6A6A6" w:sz="4"/>
@@ -3718,7 +4405,7 @@
         </w:trPr>
         <w:tc>
           <w:tcPr>
-            <w:tcW w:type="dxa" w:w="2007"/>
+            <w:tcW w:type="dxa" w:w="1146"/>
             <w:tcBorders>
               <w:top w:val="single" w:color="A6A6A6" w:sz="4"/>
               <w:left w:val="single" w:color="A6A6A6" w:sz="4"/>
@@ -3749,7 +4436,7 @@
         </w:tc>
         <w:tc>
           <w:tcPr>
-            <w:tcW w:type="dxa" w:w="4015"/>
+            <w:tcW w:type="dxa" w:w="4788"/>
             <w:tcBorders>
               <w:top w:val="single" w:color="A6A6A6" w:sz="4"/>
               <w:left w:val="single" w:color="A6A6A6" w:sz="4"/>
@@ -3780,32 +4467,32 @@
         </w:tc>
         <w:tc>
           <w:tcPr>
-            <w:tcW w:type="dxa" w:w="3616"/>
-            <w:tcBorders>
-              <w:top w:val="single" w:color="A6A6A6" w:sz="4"/>
-              <w:left w:val="single" w:color="A6A6A6" w:sz="4"/>
-              <w:bottom w:val="single" w:color="A6A6A6" w:sz="4"/>
-              <w:right w:val="single" w:color="A6A6A6" w:sz="4"/>
-            </w:tcBorders>
-            <w:tcMar>
-              <w:top w:type="dxa" w:w="60"/>
-              <w:left w:type="dxa" w:w="100"/>
-              <w:bottom w:type="dxa" w:w="60"/>
-              <w:right w:type="dxa" w:w="100"/>
-            </w:tcMar>
-            <w:vAlign w:val="top"/>
-          </w:tcPr>
-          <w:p>
-            <w:pPr>
-              <w:spacing w:after="20" w:line="270"/>
-            </w:pPr>
-            <w:r>
-              <w:rPr>
-                <w:rFonts w:ascii="Arial" w:cs="Arial" w:eastAsia="Arial" w:hAnsi="Arial"/>
-                <w:sz w:val="19"/>
-                <w:szCs w:val="19"/>
-              </w:rPr>
-              <w:t xml:space="preserve">—</w:t>
+            <w:tcW w:type="dxa" w:w="3704"/>
+            <w:tcBorders>
+              <w:top w:val="single" w:color="A6A6A6" w:sz="4"/>
+              <w:left w:val="single" w:color="A6A6A6" w:sz="4"/>
+              <w:bottom w:val="single" w:color="A6A6A6" w:sz="4"/>
+              <w:right w:val="single" w:color="A6A6A6" w:sz="4"/>
+            </w:tcBorders>
+            <w:tcMar>
+              <w:top w:type="dxa" w:w="60"/>
+              <w:left w:type="dxa" w:w="100"/>
+              <w:bottom w:type="dxa" w:w="60"/>
+              <w:right w:type="dxa" w:w="100"/>
+            </w:tcMar>
+            <w:vAlign w:val="top"/>
+          </w:tcPr>
+          <w:p>
+            <w:pPr>
+              <w:spacing w:after="20" w:line="270"/>
+            </w:pPr>
+            <w:r>
+              <w:rPr>
+                <w:rFonts w:ascii="Arial" w:cs="Arial" w:eastAsia="Arial" w:hAnsi="Arial"/>
+                <w:sz w:val="19"/>
+                <w:szCs w:val="19"/>
+              </w:rPr>
+              <w:t xml:space="preserve">Nhận hàng trả lại</w:t>
             </w:r>
           </w:p>
         </w:tc>
@@ -3816,7 +4503,7 @@
         </w:trPr>
         <w:tc>
           <w:tcPr>
-            <w:tcW w:type="dxa" w:w="2007"/>
+            <w:tcW w:type="dxa" w:w="1146"/>
             <w:tcBorders>
               <w:top w:val="single" w:color="A6A6A6" w:sz="4"/>
               <w:left w:val="single" w:color="A6A6A6" w:sz="4"/>
@@ -3847,7 +4534,7 @@
         </w:tc>
         <w:tc>
           <w:tcPr>
-            <w:tcW w:type="dxa" w:w="4015"/>
+            <w:tcW w:type="dxa" w:w="4788"/>
             <w:tcBorders>
               <w:top w:val="single" w:color="A6A6A6" w:sz="4"/>
               <w:left w:val="single" w:color="A6A6A6" w:sz="4"/>
@@ -3878,32 +4565,32 @@
         </w:tc>
         <w:tc>
           <w:tcPr>
-            <w:tcW w:type="dxa" w:w="3616"/>
-            <w:tcBorders>
-              <w:top w:val="single" w:color="A6A6A6" w:sz="4"/>
-              <w:left w:val="single" w:color="A6A6A6" w:sz="4"/>
-              <w:bottom w:val="single" w:color="A6A6A6" w:sz="4"/>
-              <w:right w:val="single" w:color="A6A6A6" w:sz="4"/>
-            </w:tcBorders>
-            <w:tcMar>
-              <w:top w:type="dxa" w:w="60"/>
-              <w:left w:type="dxa" w:w="100"/>
-              <w:bottom w:type="dxa" w:w="60"/>
-              <w:right w:type="dxa" w:w="100"/>
-            </w:tcMar>
-            <w:vAlign w:val="top"/>
-          </w:tcPr>
-          <w:p>
-            <w:pPr>
-              <w:spacing w:after="20" w:line="270"/>
-            </w:pPr>
-            <w:r>
-              <w:rPr>
-                <w:rFonts w:ascii="Arial" w:cs="Arial" w:eastAsia="Arial" w:hAnsi="Arial"/>
-                <w:sz w:val="19"/>
-                <w:szCs w:val="19"/>
-              </w:rPr>
-              <w:t xml:space="preserve">Giao tiếp; Kết thúc đơn</w:t>
+            <w:tcW w:type="dxa" w:w="3704"/>
+            <w:tcBorders>
+              <w:top w:val="single" w:color="A6A6A6" w:sz="4"/>
+              <w:left w:val="single" w:color="A6A6A6" w:sz="4"/>
+              <w:bottom w:val="single" w:color="A6A6A6" w:sz="4"/>
+              <w:right w:val="single" w:color="A6A6A6" w:sz="4"/>
+            </w:tcBorders>
+            <w:tcMar>
+              <w:top w:type="dxa" w:w="60"/>
+              <w:left w:type="dxa" w:w="100"/>
+              <w:bottom w:type="dxa" w:w="60"/>
+              <w:right w:type="dxa" w:w="100"/>
+            </w:tcMar>
+            <w:vAlign w:val="top"/>
+          </w:tcPr>
+          <w:p>
+            <w:pPr>
+              <w:spacing w:after="20" w:line="270"/>
+            </w:pPr>
+            <w:r>
+              <w:rPr>
+                <w:rFonts w:ascii="Arial" w:cs="Arial" w:eastAsia="Arial" w:hAnsi="Arial"/>
+                <w:sz w:val="19"/>
+                <w:szCs w:val="19"/>
+              </w:rPr>
+              <w:t xml:space="preserve">Giao tiếp; Kết thúc đơn; Nhận hàng trả lại</w:t>
             </w:r>
           </w:p>
         </w:tc>
@@ -3914,7 +4601,7 @@
         </w:trPr>
         <w:tc>
           <w:tcPr>
-            <w:tcW w:type="dxa" w:w="2007"/>
+            <w:tcW w:type="dxa" w:w="1146"/>
             <w:tcBorders>
               <w:top w:val="single" w:color="A6A6A6" w:sz="4"/>
               <w:left w:val="single" w:color="A6A6A6" w:sz="4"/>
@@ -3945,7 +4632,7 @@
         </w:tc>
         <w:tc>
           <w:tcPr>
-            <w:tcW w:type="dxa" w:w="4015"/>
+            <w:tcW w:type="dxa" w:w="4788"/>
             <w:tcBorders>
               <w:top w:val="single" w:color="A6A6A6" w:sz="4"/>
               <w:left w:val="single" w:color="A6A6A6" w:sz="4"/>
@@ -3976,7 +4663,7 @@
         </w:tc>
         <w:tc>
           <w:tcPr>
-            <w:tcW w:type="dxa" w:w="3616"/>
+            <w:tcW w:type="dxa" w:w="3704"/>
             <w:tcBorders>
               <w:top w:val="single" w:color="A6A6A6" w:sz="4"/>
               <w:left w:val="single" w:color="A6A6A6" w:sz="4"/>
@@ -4012,7 +4699,7 @@
         </w:trPr>
         <w:tc>
           <w:tcPr>
-            <w:tcW w:type="dxa" w:w="2007"/>
+            <w:tcW w:type="dxa" w:w="1146"/>
             <w:tcBorders>
               <w:top w:val="single" w:color="A6A6A6" w:sz="4"/>
               <w:left w:val="single" w:color="A6A6A6" w:sz="4"/>
@@ -4043,7 +4730,7 @@
         </w:tc>
         <w:tc>
           <w:tcPr>
-            <w:tcW w:type="dxa" w:w="4015"/>
+            <w:tcW w:type="dxa" w:w="4788"/>
             <w:tcBorders>
               <w:top w:val="single" w:color="A6A6A6" w:sz="4"/>
               <w:left w:val="single" w:color="A6A6A6" w:sz="4"/>
@@ -4074,7 +4761,7 @@
         </w:tc>
         <w:tc>
           <w:tcPr>
-            <w:tcW w:type="dxa" w:w="3616"/>
+            <w:tcW w:type="dxa" w:w="3704"/>
             <w:tcBorders>
               <w:top w:val="single" w:color="A6A6A6" w:sz="4"/>
               <w:left w:val="single" w:color="A6A6A6" w:sz="4"/>
@@ -4105,6 +4792,11 @@
         </w:tc>
       </w:tr>
     </w:tbl>
+    <w:p>
+      <w:pPr>
+        <w:spacing w:after="60"/>
+      </w:pPr>
+    </w:p>
     <w:p>
       <w:pPr>
         <w:pStyle w:val="Heading1"/>
@@ -4128,18 +4820,10 @@
         <w:pStyle w:val="ListParagraph"/>
         <w:numPr>
           <w:ilvl w:val="0"/>
-          <w:numId w:val="3"/>
+          <w:numId w:val="2"/>
         </w:numPr>
         <w:spacing w:after="70" w:line="290"/>
       </w:pPr>
-      <w:r>
-        <w:rPr>
-          <w:rFonts w:ascii="Arial" w:cs="Arial" w:eastAsia="Arial" w:hAnsi="Arial"/>
-          <w:sz w:val="21"/>
-          <w:szCs w:val="21"/>
-        </w:rPr>
-        <w:t xml:space="preserve"/>
-      </w:r>
       <w:r>
         <w:rPr>
           <w:rFonts w:ascii="Arial" w:cs="Arial" w:eastAsia="Arial" w:hAnsi="Arial"/>
@@ -4156,7 +4840,7 @@
           <w:sz w:val="21"/>
           <w:szCs w:val="21"/>
         </w:rPr>
-        <w:t xml:space="preserve">; trừ chiết khấu dòng (theo % hoặc tiền); chiết khấu cả đơn chia theo tỷ lệ giá trị từng dòng sau chiết khấu; </w:t>
+        <w:t xml:space="preserve">; trừ chiết khấu dòng; chiết khấu cả đơn chia theo tỷ lệ giá trị từng dòng sau chiết khấu dòng; </w:t>
       </w:r>
       <w:r>
         <w:rPr>
@@ -4174,7 +4858,7 @@
           <w:sz w:val="21"/>
           <w:szCs w:val="21"/>
         </w:rPr>
-        <w:t xml:space="preserve">. Dòng cuối nhận phần dư làm tròn để tổng chia khớp.</w:t>
+        <w:t xml:space="preserve">. Dòng cuối nhận phần dư làm tròn để tổng khớp.</w:t>
       </w:r>
     </w:p>
     <w:p>
@@ -4182,18 +4866,10 @@
         <w:pStyle w:val="ListParagraph"/>
         <w:numPr>
           <w:ilvl w:val="0"/>
-          <w:numId w:val="3"/>
+          <w:numId w:val="2"/>
         </w:numPr>
         <w:spacing w:after="70" w:line="290"/>
       </w:pPr>
-      <w:r>
-        <w:rPr>
-          <w:rFonts w:ascii="Arial" w:cs="Arial" w:eastAsia="Arial" w:hAnsi="Arial"/>
-          <w:sz w:val="21"/>
-          <w:szCs w:val="21"/>
-        </w:rPr>
-        <w:t xml:space="preserve"/>
-      </w:r>
       <w:r>
         <w:rPr>
           <w:rFonts w:ascii="Arial" w:cs="Arial" w:eastAsia="Arial" w:hAnsi="Arial"/>
@@ -4202,7 +4878,7 @@
           <w:sz w:val="21"/>
           <w:szCs w:val="21"/>
         </w:rPr>
-        <w:t xml:space="preserve">Đơn giá</w:t>
+        <w:t xml:space="preserve">Đơn giá:</w:t>
       </w:r>
       <w:r>
         <w:rPr>
@@ -4210,7 +4886,7 @@
           <w:sz w:val="21"/>
           <w:szCs w:val="21"/>
         </w:rPr>
-        <w:t xml:space="preserve"> lấy theo loại khách (lẻ / sỉ / dropship) và ĐVT; đơn vị quy đổi có giá riêng thì dùng giá đó.</w:t>
+        <w:t xml:space="preserve"> bảng giá riêng của khách đúng ĐVT → giá ĐVT chính của bảng × tỷ lệ → giá lẻ / sỉ / dropship theo loại khách. Người không có quyền sửa đơn giá phải giữ giá đó (máy chủ kiểm). Đơn giá chốt vào dòng khi lưu, không đổi khi bảng giá đổi sau. Tỷ lệ quy đổi luôn lấy từ ĐVT của mặt hàng.</w:t>
       </w:r>
     </w:p>
     <w:p>
@@ -4218,18 +4894,10 @@
         <w:pStyle w:val="ListParagraph"/>
         <w:numPr>
           <w:ilvl w:val="0"/>
-          <w:numId w:val="3"/>
+          <w:numId w:val="2"/>
         </w:numPr>
         <w:spacing w:after="70" w:line="290"/>
       </w:pPr>
-      <w:r>
-        <w:rPr>
-          <w:rFonts w:ascii="Arial" w:cs="Arial" w:eastAsia="Arial" w:hAnsi="Arial"/>
-          <w:sz w:val="21"/>
-          <w:szCs w:val="21"/>
-        </w:rPr>
-        <w:t xml:space="preserve"/>
-      </w:r>
       <w:r>
         <w:rPr>
           <w:rFonts w:ascii="Arial" w:cs="Arial" w:eastAsia="Arial" w:hAnsi="Arial"/>
@@ -4238,7 +4906,7 @@
           <w:sz w:val="21"/>
           <w:szCs w:val="21"/>
         </w:rPr>
-        <w:t xml:space="preserve">Kho xuất mặc định:</w:t>
+        <w:t xml:space="preserve">Khuyến mãi</w:t>
       </w:r>
       <w:r>
         <w:rPr>
@@ -4246,7 +4914,7 @@
           <w:sz w:val="21"/>
           <w:szCs w:val="21"/>
         </w:rPr>
-        <w:t xml:space="preserve"> thành phẩm xuất từ Kho thành phẩm; dịch vụ không có kho và không xuất kho.</w:t>
+        <w:t xml:space="preserve"> (ATL-30) áp theo ngày chứng từ; dòng hàng tặng có chiết khấu 100% (thành tiền 0) nhưng vẫn xuất kho khi giao. Người không có quyền "Chiết khấu ngoài khuyến mãi" chỉ được chiết khấu dòng, chiết khấu cả đơn và hàng tặng trong mức khuyến mãi đang chạy (hoặc giữ mức của chứng từ đã có — đơn sửa lại, đơn lập từ báo giá); form khoá ô chiết khấu với họ.</w:t>
       </w:r>
     </w:p>
     <w:p>
@@ -4254,18 +4922,150 @@
         <w:pStyle w:val="ListParagraph"/>
         <w:numPr>
           <w:ilvl w:val="0"/>
-          <w:numId w:val="3"/>
+          <w:numId w:val="2"/>
         </w:numPr>
         <w:spacing w:after="70" w:line="290"/>
       </w:pPr>
       <w:r>
         <w:rPr>
           <w:rFonts w:ascii="Arial" w:cs="Arial" w:eastAsia="Arial" w:hAnsi="Arial"/>
+          <w:b/>
+          <w:bCs/>
           <w:sz w:val="21"/>
           <w:szCs w:val="21"/>
         </w:rPr>
-        <w:t xml:space="preserve"/>
+        <w:t xml:space="preserve">Giá tối thiểu:</w:t>
       </w:r>
+      <w:r>
+        <w:rPr>
+          <w:rFonts w:ascii="Arial" w:cs="Arial" w:eastAsia="Arial" w:hAnsi="Arial"/>
+          <w:sz w:val="21"/>
+          <w:szCs w:val="21"/>
+        </w:rPr>
+        <w:t xml:space="preserve"> đơn giá thực thu của dòng (sau chiết khấu dòng và phần chiết khấu cả đơn) không thấp hơn giá bán tối thiểu × tỷ lệ quy đổi; form cảnh báo trước khi lưu; người có quyền "Bán dưới giá tối thiểu" hoặc dòng chứng từ đã có với giá đó được qua.</w:t>
+      </w:r>
+    </w:p>
+    <w:p>
+      <w:pPr>
+        <w:pStyle w:val="ListParagraph"/>
+        <w:numPr>
+          <w:ilvl w:val="0"/>
+          <w:numId w:val="2"/>
+        </w:numPr>
+        <w:spacing w:after="70" w:line="290"/>
+      </w:pPr>
+      <w:r>
+        <w:rPr>
+          <w:rFonts w:ascii="Arial" w:cs="Arial" w:eastAsia="Arial" w:hAnsi="Arial"/>
+          <w:b/>
+          <w:bCs/>
+          <w:sz w:val="21"/>
+          <w:szCs w:val="21"/>
+        </w:rPr>
+        <w:t xml:space="preserve">Hạn mức công nợ:</w:t>
+      </w:r>
+      <w:r>
+        <w:rPr>
+          <w:rFonts w:ascii="Arial" w:cs="Arial" w:eastAsia="Arial" w:hAnsi="Arial"/>
+          <w:sz w:val="21"/>
+          <w:szCs w:val="21"/>
+        </w:rPr>
+        <w:t xml:space="preserve"> đơn làm tổng nợ của khách vượt hạn mức bị chặn; người có quyền Điều chỉnh công nợ được "Vẫn lưu đơn (vượt hạn mức)". Báo giá không xét hạn mức.</w:t>
+      </w:r>
+    </w:p>
+    <w:p>
+      <w:pPr>
+        <w:pStyle w:val="ListParagraph"/>
+        <w:numPr>
+          <w:ilvl w:val="0"/>
+          <w:numId w:val="2"/>
+        </w:numPr>
+        <w:spacing w:after="70" w:line="290"/>
+      </w:pPr>
+      <w:r>
+        <w:rPr>
+          <w:rFonts w:ascii="Arial" w:cs="Arial" w:eastAsia="Arial" w:hAnsi="Arial"/>
+          <w:b/>
+          <w:bCs/>
+          <w:sz w:val="21"/>
+          <w:szCs w:val="21"/>
+        </w:rPr>
+        <w:t xml:space="preserve">Lập từ báo giá:</w:t>
+      </w:r>
+      <w:r>
+        <w:rPr>
+          <w:rFonts w:ascii="Arial" w:cs="Arial" w:eastAsia="Arial" w:hAnsi="Arial"/>
+          <w:sz w:val="21"/>
+          <w:szCs w:val="21"/>
+        </w:rPr>
+        <w:t xml:space="preserve"> cùng khách, giữ đơn giá báo (kể cả với người không có quyền sửa đơn giá); báo giá chuyển "Đã lập đơn" và nối với đơn.</w:t>
+      </w:r>
+    </w:p>
+    <w:p>
+      <w:pPr>
+        <w:pStyle w:val="ListParagraph"/>
+        <w:numPr>
+          <w:ilvl w:val="0"/>
+          <w:numId w:val="2"/>
+        </w:numPr>
+        <w:spacing w:after="70" w:line="290"/>
+      </w:pPr>
+      <w:r>
+        <w:rPr>
+          <w:rFonts w:ascii="Arial" w:cs="Arial" w:eastAsia="Arial" w:hAnsi="Arial"/>
+          <w:b/>
+          <w:bCs/>
+          <w:sz w:val="21"/>
+          <w:szCs w:val="21"/>
+        </w:rPr>
+        <w:t xml:space="preserve">Xuất khẩu:</w:t>
+      </w:r>
+      <w:r>
+        <w:rPr>
+          <w:rFonts w:ascii="Arial" w:cs="Arial" w:eastAsia="Arial" w:hAnsi="Arial"/>
+          <w:sz w:val="21"/>
+          <w:szCs w:val="21"/>
+        </w:rPr>
+        <w:t xml:space="preserve"> đơn có loại bán hàng Xuất khẩu; thu ngoại tệ (USD, EUR, JPY, CNY, KRW, AUD, GBP, SGD, THB) thì nhập đơn giá nguyên tệ, máy chủ quy đổi đơn giá VND theo tỷ giá của đơn.</w:t>
+      </w:r>
+    </w:p>
+    <w:p>
+      <w:pPr>
+        <w:pStyle w:val="ListParagraph"/>
+        <w:numPr>
+          <w:ilvl w:val="0"/>
+          <w:numId w:val="2"/>
+        </w:numPr>
+        <w:spacing w:after="70" w:line="290"/>
+      </w:pPr>
+      <w:r>
+        <w:rPr>
+          <w:rFonts w:ascii="Arial" w:cs="Arial" w:eastAsia="Arial" w:hAnsi="Arial"/>
+          <w:b/>
+          <w:bCs/>
+          <w:sz w:val="21"/>
+          <w:szCs w:val="21"/>
+        </w:rPr>
+        <w:t xml:space="preserve">Kho xuất:</w:t>
+      </w:r>
+      <w:r>
+        <w:rPr>
+          <w:rFonts w:ascii="Arial" w:cs="Arial" w:eastAsia="Arial" w:hAnsi="Arial"/>
+          <w:sz w:val="21"/>
+          <w:szCs w:val="21"/>
+        </w:rPr>
+        <w:t xml:space="preserve"> thành phẩm từ Kho thành phẩm; dịch vụ không xuất kho; hàng hoá luôn xuất từ một kho (kho chọn khi giao, không thì kho trên dòng). Đặt vượt tồn chỉ cảnh báo (cộng các dòng cùng hàng cùng kho, kể cả hàng tặng).</w:t>
+      </w:r>
+    </w:p>
+    <w:p>
+      <w:pPr>
+        <w:pStyle w:val="ListParagraph"/>
+        <w:numPr>
+          <w:ilvl w:val="0"/>
+          <w:numId w:val="2"/>
+        </w:numPr>
+        <w:spacing w:after="70" w:line="290"/>
+      </w:pPr>
       <w:r>
         <w:rPr>
           <w:rFonts w:ascii="Arial" w:cs="Arial" w:eastAsia="Arial" w:hAnsi="Arial"/>
@@ -4282,7 +5082,7 @@
           <w:sz w:val="21"/>
           <w:szCs w:val="21"/>
         </w:rPr>
-        <w:t xml:space="preserve"> chỉ khi chưa sản xuất và chưa giao ("Đơn đã sản xuất hoặc đã giao, không sửa được"). Sửa đơn còn lệnh Nháp thì cập nhật lệnh theo dòng thành phẩm.</w:t>
+        <w:t xml:space="preserve"> chỉ khi chưa sản xuất và chưa giao. Sửa đơn còn lệnh Nháp thì cập nhật lệnh theo dòng thành phẩm. Người khác vừa lưu trước thì báo để tải lại.</w:t>
       </w:r>
     </w:p>
     <w:p>
@@ -4290,17 +5090,55 @@
         <w:pStyle w:val="ListParagraph"/>
         <w:numPr>
           <w:ilvl w:val="0"/>
-          <w:numId w:val="3"/>
+          <w:numId w:val="2"/>
         </w:numPr>
         <w:spacing w:after="70" w:line="290"/>
       </w:pPr>
       <w:r>
         <w:rPr>
           <w:rFonts w:ascii="Arial" w:cs="Arial" w:eastAsia="Arial" w:hAnsi="Arial"/>
+          <w:b/>
+          <w:bCs/>
           <w:sz w:val="21"/>
           <w:szCs w:val="21"/>
         </w:rPr>
-        <w:t xml:space="preserve"/>
+        <w:t xml:space="preserve">Huỷ / kết thúc đơn:</w:t>
+      </w:r>
+      <w:r>
+        <w:rPr>
+          <w:rFonts w:ascii="Arial" w:cs="Arial" w:eastAsia="Arial" w:hAnsi="Arial"/>
+          <w:sz w:val="21"/>
+          <w:szCs w:val="21"/>
+        </w:rPr>
+        <w:t xml:space="preserve"> huỷ chỉ khi chưa giao gì; kết thúc chỉ khi Giao một phần. Đơn đang nằm trên chuyến chưa về kho (gom đơn / đã xuất kho) không huỷ, không kết thúc được.</w:t>
+      </w:r>
+    </w:p>
+    <w:p>
+      <w:pPr>
+        <w:pStyle w:val="ListParagraph"/>
+        <w:numPr>
+          <w:ilvl w:val="0"/>
+          <w:numId w:val="2"/>
+        </w:numPr>
+        <w:spacing w:after="70" w:line="290"/>
+      </w:pPr>
+      <w:r>
+        <w:rPr>
+          <w:rFonts w:ascii="Arial" w:cs="Arial" w:eastAsia="Arial" w:hAnsi="Arial"/>
+          <w:b/>
+          <w:bCs/>
+          <w:sz w:val="21"/>
+          <w:szCs w:val="21"/>
+        </w:rPr>
+        <w:t xml:space="preserve">Giao hàng theo đợt:</w:t>
+      </w:r>
+      <w:r>
+        <w:rPr>
+          <w:rFonts w:ascii="Arial" w:cs="Arial" w:eastAsia="Arial" w:hAnsi="Arial"/>
+          <w:sz w:val="21"/>
+          <w:szCs w:val="21"/>
+        </w:rPr>
+        <w:t xml:space="preserve"> mỗi lần khách nhận (giao tại kho hoặc chốt giao trên chuyến) là một đợt ghi số nhận từng dòng; mỗi đợt một khoản công nợ (DH0000012, DH0000012·2…) với </w:t>
       </w:r>
       <w:r>
         <w:rPr>
@@ -4310,7 +5148,7 @@
           <w:sz w:val="21"/>
           <w:szCs w:val="21"/>
         </w:rPr>
-        <w:t xml:space="preserve">Huỷ đơn</w:t>
+        <w:t xml:space="preserve">hạn = ngày nhận + số ngày được nợ của khách</w:t>
       </w:r>
       <w:r>
         <w:rPr>
@@ -4318,7 +5156,7 @@
           <w:sz w:val="21"/>
           <w:szCs w:val="21"/>
         </w:rPr>
-        <w:t xml:space="preserve"> chỉ khi chưa giao gì và đơn không Đang giao.</w:t>
+        <w:t xml:space="preserve">. Doanh thu và công nợ = giá trị khách THỰC NHẬN (đã phân bổ chiết khấu, gồm thuế).</w:t>
       </w:r>
     </w:p>
     <w:p>
@@ -4326,18 +5164,10 @@
         <w:pStyle w:val="ListParagraph"/>
         <w:numPr>
           <w:ilvl w:val="0"/>
-          <w:numId w:val="3"/>
+          <w:numId w:val="2"/>
         </w:numPr>
         <w:spacing w:after="70" w:line="290"/>
       </w:pPr>
-      <w:r>
-        <w:rPr>
-          <w:rFonts w:ascii="Arial" w:cs="Arial" w:eastAsia="Arial" w:hAnsi="Arial"/>
-          <w:sz w:val="21"/>
-          <w:szCs w:val="21"/>
-        </w:rPr>
-        <w:t xml:space="preserve"/>
-      </w:r>
       <w:r>
         <w:rPr>
           <w:rFonts w:ascii="Arial" w:cs="Arial" w:eastAsia="Arial" w:hAnsi="Arial"/>
@@ -4346,7 +5176,7 @@
           <w:sz w:val="21"/>
           <w:szCs w:val="21"/>
         </w:rPr>
-        <w:t xml:space="preserve">Giao hàng:</w:t>
+        <w:t xml:space="preserve">Giao không vượt số còn lại:</w:t>
       </w:r>
       <w:r>
         <w:rPr>
@@ -4354,8 +5184,18 @@
           <w:sz w:val="21"/>
           <w:szCs w:val="21"/>
         </w:rPr>
-        <w:t xml:space="preserve"> doanh thu và công nợ phải thu = giá trị khách THỰC NHẬN (đã phân bổ chiết khấu, gồm thuế), mỗi dòng theo tỷ lệ đã giao; </w:t>
+        <w:t xml:space="preserve"> số giao lớn hơn số còn phải giao bị từ chối (không tự cắt bớt). Hàng đang trên xe chỉ giao qua chốt giao của chuyến.</w:t>
       </w:r>
+    </w:p>
+    <w:p>
+      <w:pPr>
+        <w:pStyle w:val="ListParagraph"/>
+        <w:numPr>
+          <w:ilvl w:val="0"/>
+          <w:numId w:val="2"/>
+        </w:numPr>
+        <w:spacing w:after="70" w:line="290"/>
+      </w:pPr>
       <w:r>
         <w:rPr>
           <w:rFonts w:ascii="Arial" w:cs="Arial" w:eastAsia="Arial" w:hAnsi="Arial"/>
@@ -4364,7 +5204,7 @@
           <w:sz w:val="21"/>
           <w:szCs w:val="21"/>
         </w:rPr>
-        <w:t xml:space="preserve">hạn thanh toán = ngày nhận + số ngày được nợ của khách</w:t>
+        <w:t xml:space="preserve">Ngày giao</w:t>
       </w:r>
       <w:r>
         <w:rPr>
@@ -4372,7 +5212,7 @@
           <w:sz w:val="21"/>
           <w:szCs w:val="21"/>
         </w:rPr>
-        <w:t xml:space="preserve">.</w:t>
+        <w:t xml:space="preserve"> không sau hôm nay, không trước ngày đặt đơn, không thuộc kỳ khoá sổ (giờ Việt Nam).</w:t>
       </w:r>
     </w:p>
     <w:p>
@@ -4380,90 +5220,10 @@
         <w:pStyle w:val="ListParagraph"/>
         <w:numPr>
           <w:ilvl w:val="0"/>
-          <w:numId w:val="3"/>
+          <w:numId w:val="2"/>
         </w:numPr>
         <w:spacing w:after="70" w:line="290"/>
       </w:pPr>
-      <w:r>
-        <w:rPr>
-          <w:rFonts w:ascii="Arial" w:cs="Arial" w:eastAsia="Arial" w:hAnsi="Arial"/>
-          <w:sz w:val="21"/>
-          <w:szCs w:val="21"/>
-        </w:rPr>
-        <w:t xml:space="preserve">Mỗi lần giao sinh một phiếu xuất kho cho mỗi kho; tồn trừ theo ĐVT chính.</w:t>
-      </w:r>
-    </w:p>
-    <w:p>
-      <w:pPr>
-        <w:pStyle w:val="ListParagraph"/>
-        <w:numPr>
-          <w:ilvl w:val="0"/>
-          <w:numId w:val="3"/>
-        </w:numPr>
-        <w:spacing w:after="70" w:line="290"/>
-      </w:pPr>
-      <w:r>
-        <w:rPr>
-          <w:rFonts w:ascii="Arial" w:cs="Arial" w:eastAsia="Arial" w:hAnsi="Arial"/>
-          <w:sz w:val="21"/>
-          <w:szCs w:val="21"/>
-        </w:rPr>
-        <w:t xml:space="preserve"/>
-      </w:r>
-      <w:r>
-        <w:rPr>
-          <w:rFonts w:ascii="Arial" w:cs="Arial" w:eastAsia="Arial" w:hAnsi="Arial"/>
-          <w:b/>
-          <w:bCs/>
-          <w:sz w:val="21"/>
-          <w:szCs w:val="21"/>
-        </w:rPr>
-        <w:t xml:space="preserve">Kết thúc đơn</w:t>
-      </w:r>
-      <w:r>
-        <w:rPr>
-          <w:rFonts w:ascii="Arial" w:cs="Arial" w:eastAsia="Arial" w:hAnsi="Arial"/>
-          <w:sz w:val="21"/>
-          <w:szCs w:val="21"/>
-        </w:rPr>
-        <w:t xml:space="preserve"> chỉ khi đơn Giao một phần và chưa kết thúc.</w:t>
-      </w:r>
-    </w:p>
-    <w:p>
-      <w:pPr>
-        <w:pStyle w:val="ListParagraph"/>
-        <w:numPr>
-          <w:ilvl w:val="0"/>
-          <w:numId w:val="3"/>
-        </w:numPr>
-        <w:spacing w:after="70" w:line="290"/>
-      </w:pPr>
-      <w:r>
-        <w:rPr>
-          <w:rFonts w:ascii="Arial" w:cs="Arial" w:eastAsia="Arial" w:hAnsi="Arial"/>
-          <w:sz w:val="21"/>
-          <w:szCs w:val="21"/>
-        </w:rPr>
-        <w:t xml:space="preserve">Đơn Đã huỷ, và đơn chưa giao, không tính doanh thu.</w:t>
-      </w:r>
-    </w:p>
-    <w:p>
-      <w:pPr>
-        <w:pStyle w:val="ListParagraph"/>
-        <w:numPr>
-          <w:ilvl w:val="0"/>
-          <w:numId w:val="3"/>
-        </w:numPr>
-        <w:spacing w:after="70" w:line="290"/>
-      </w:pPr>
-      <w:r>
-        <w:rPr>
-          <w:rFonts w:ascii="Arial" w:cs="Arial" w:eastAsia="Arial" w:hAnsi="Arial"/>
-          <w:sz w:val="21"/>
-          <w:szCs w:val="21"/>
-        </w:rPr>
-        <w:t xml:space="preserve"/>
-      </w:r>
       <w:r>
         <w:rPr>
           <w:rFonts w:ascii="Arial" w:cs="Arial" w:eastAsia="Arial" w:hAnsi="Arial"/>
@@ -4480,7 +5240,7 @@
           <w:sz w:val="21"/>
           <w:szCs w:val="21"/>
         </w:rPr>
-        <w:t xml:space="preserve"> mỗi lần khách nhận hàng (giao trực tiếp hoặc chốt giao trên chuyến), hệ thống tự lập một phiếu thu đúng phần vừa nhận vào tài khoản đã chọn, đối trừ thẳng vào đơn này; công nợ của đơn về 0. Bỏ chốt giao thì phiếu thu tự lập gần nhất được huỷ. Chọn Thu tiền ngay mà chưa chọn tài khoản thì không lưu được.</w:t>
+        <w:t xml:space="preserve"> mỗi đợt khách nhận, hệ thống tự lập một phiếu thu đúng phần vừa nhận vào tài khoản đã chọn, trỏ tới đơn và đợt đó; công nợ của đợt về 0. Bỏ chốt giao huỷ đúng phiếu của đợt đó, và không được làm quỹ âm (trừ quyền Chi vượt tồn quỹ). Tài khoản đã ngừng dùng thì không tự lập phiếu.</w:t>
       </w:r>
     </w:p>
     <w:p>
@@ -4488,7 +5248,63 @@
         <w:pStyle w:val="ListParagraph"/>
         <w:numPr>
           <w:ilvl w:val="0"/>
-          <w:numId w:val="3"/>
+          <w:numId w:val="2"/>
+        </w:numPr>
+        <w:spacing w:after="70" w:line="290"/>
+      </w:pPr>
+      <w:r>
+        <w:rPr>
+          <w:rFonts w:ascii="Arial" w:cs="Arial" w:eastAsia="Arial" w:hAnsi="Arial"/>
+          <w:b/>
+          <w:bCs/>
+          <w:sz w:val="21"/>
+          <w:szCs w:val="21"/>
+        </w:rPr>
+        <w:t xml:space="preserve">Trả hàng:</w:t>
+      </w:r>
+      <w:r>
+        <w:rPr>
+          <w:rFonts w:ascii="Arial" w:cs="Arial" w:eastAsia="Arial" w:hAnsi="Arial"/>
+          <w:sz w:val="21"/>
+          <w:szCs w:val="21"/>
+        </w:rPr>
+        <w:t xml:space="preserve"> chỉ trả phần khách đã nhận chưa trả; giá trị trả = phần trả của thành tiền dòng (sau chiết khấu, gồm thuế); hàng vào lại kho đúng giá vốn đã xuất; trả hàng khoá dòng đơn khi lưu. Còn phiếu trả hàng chưa huỷ thì không bỏ chốt giao được.</w:t>
+      </w:r>
+    </w:p>
+    <w:p>
+      <w:pPr>
+        <w:pStyle w:val="ListParagraph"/>
+        <w:numPr>
+          <w:ilvl w:val="0"/>
+          <w:numId w:val="2"/>
+        </w:numPr>
+        <w:spacing w:after="70" w:line="290"/>
+      </w:pPr>
+      <w:r>
+        <w:rPr>
+          <w:rFonts w:ascii="Arial" w:cs="Arial" w:eastAsia="Arial" w:hAnsi="Arial"/>
+          <w:b/>
+          <w:bCs/>
+          <w:sz w:val="21"/>
+          <w:szCs w:val="21"/>
+        </w:rPr>
+        <w:t xml:space="preserve">Giá vốn</w:t>
+      </w:r>
+      <w:r>
+        <w:rPr>
+          <w:rFonts w:ascii="Arial" w:cs="Arial" w:eastAsia="Arial" w:hAnsi="Arial"/>
+          <w:sz w:val="21"/>
+          <w:szCs w:val="21"/>
+        </w:rPr>
+        <w:t xml:space="preserve"> chốt trên phiếu xuất lúc giao (bình quân gia quyền di động); lãi gộp của đơn không đổi khi giá nhập sau này thay đổi.</w:t>
+      </w:r>
+    </w:p>
+    <w:p>
+      <w:pPr>
+        <w:pStyle w:val="ListParagraph"/>
+        <w:numPr>
+          <w:ilvl w:val="0"/>
+          <w:numId w:val="2"/>
         </w:numPr>
         <w:spacing w:after="70" w:line="290"/>
       </w:pPr>
@@ -4498,61 +5314,7 @@
           <w:sz w:val="21"/>
           <w:szCs w:val="21"/>
         </w:rPr>
-        <w:t xml:space="preserve"/>
-      </w:r>
-      <w:r>
-        <w:rPr>
-          <w:rFonts w:ascii="Arial" w:cs="Arial" w:eastAsia="Arial" w:hAnsi="Arial"/>
-          <w:b/>
-          <w:bCs/>
-          <w:sz w:val="21"/>
-          <w:szCs w:val="21"/>
-        </w:rPr>
-        <w:t xml:space="preserve">Giá vốn trên chứng từ</w:t>
-      </w:r>
-      <w:r>
-        <w:rPr>
-          <w:rFonts w:ascii="Arial" w:cs="Arial" w:eastAsia="Arial" w:hAnsi="Arial"/>
-          <w:sz w:val="21"/>
-          <w:szCs w:val="21"/>
-        </w:rPr>
-        <w:t xml:space="preserve"> là ước tính (giá nhập gần nhất; thành phẩm = định mức × giá vật tư; dịch vụ không có giá vốn), tính theo số lượng đặt; chưa phải giá vốn chốt khi giao.</w:t>
-      </w:r>
-    </w:p>
-    <w:p>
-      <w:pPr>
-        <w:pStyle w:val="ListParagraph"/>
-        <w:numPr>
-          <w:ilvl w:val="0"/>
-          <w:numId w:val="3"/>
-        </w:numPr>
-        <w:spacing w:after="70" w:line="290"/>
-      </w:pPr>
-      <w:r>
-        <w:rPr>
-          <w:rFonts w:ascii="Arial" w:cs="Arial" w:eastAsia="Arial" w:hAnsi="Arial"/>
-          <w:sz w:val="21"/>
-          <w:szCs w:val="21"/>
-        </w:rPr>
-        <w:t xml:space="preserve"/>
-      </w:r>
-      <w:r>
-        <w:rPr>
-          <w:rFonts w:ascii="Arial" w:cs="Arial" w:eastAsia="Arial" w:hAnsi="Arial"/>
-          <w:b/>
-          <w:bCs/>
-          <w:sz w:val="21"/>
-          <w:szCs w:val="21"/>
-        </w:rPr>
-        <w:t xml:space="preserve">Tham chiếu</w:t>
-      </w:r>
-      <w:r>
-        <w:rPr>
-          <w:rFonts w:ascii="Arial" w:cs="Arial" w:eastAsia="Arial" w:hAnsi="Arial"/>
-          <w:sz w:val="21"/>
-          <w:szCs w:val="21"/>
-        </w:rPr>
-        <w:t xml:space="preserve"> chỉ liệt kê chứng từ chưa huỷ. Phiếu thu được nhận ra khi đối trừ thẳng vào đơn (Thu tiền ngay hoặc chọn tay) hoặc diễn giải có ghi số đơn.</w:t>
+        <w:t xml:space="preserve">Người bán không có quyền xem mọi đơn chỉ thấy và chỉ sửa, huỷ, kết thúc, giao, trả hàng, lập lệnh sản xuất trên đơn mình bán hoặc mình lập; Thủ kho và giao hàng thấy mọi đơn để soạn và giao.</w:t>
       </w:r>
     </w:p>
     <w:p>
@@ -4586,9 +5348,9 @@
         </w:tblBorders>
       </w:tblPr>
       <w:tblGrid>
-        <w:gridCol w:w="2409"/>
-        <w:gridCol w:w="2007"/>
-        <w:gridCol w:w="5222"/>
+        <w:gridCol w:w="2907"/>
+        <w:gridCol w:w="1100"/>
+        <w:gridCol w:w="5631"/>
       </w:tblGrid>
       <w:tr>
         <w:trPr>
@@ -4597,7 +5359,7 @@
         </w:trPr>
         <w:tc>
           <w:tcPr>
-            <w:tcW w:type="dxa" w:w="2409"/>
+            <w:tcW w:type="dxa" w:w="2907"/>
             <w:tcBorders>
               <w:top w:val="single" w:color="A6A6A6" w:sz="4"/>
               <w:left w:val="single" w:color="A6A6A6" w:sz="4"/>
@@ -4631,7 +5393,7 @@
         </w:tc>
         <w:tc>
           <w:tcPr>
-            <w:tcW w:type="dxa" w:w="2007"/>
+            <w:tcW w:type="dxa" w:w="1100"/>
             <w:tcBorders>
               <w:top w:val="single" w:color="A6A6A6" w:sz="4"/>
               <w:left w:val="single" w:color="A6A6A6" w:sz="4"/>
@@ -4665,7 +5427,7 @@
         </w:tc>
         <w:tc>
           <w:tcPr>
-            <w:tcW w:type="dxa" w:w="5222"/>
+            <w:tcW w:type="dxa" w:w="5631"/>
             <w:tcBorders>
               <w:top w:val="single" w:color="A6A6A6" w:sz="4"/>
               <w:left w:val="single" w:color="A6A6A6" w:sz="4"/>
@@ -4704,7 +5466,7 @@
         </w:trPr>
         <w:tc>
           <w:tcPr>
-            <w:tcW w:type="dxa" w:w="2409"/>
+            <w:tcW w:type="dxa" w:w="2907"/>
             <w:tcBorders>
               <w:top w:val="single" w:color="A6A6A6" w:sz="4"/>
               <w:left w:val="single" w:color="A6A6A6" w:sz="4"/>
@@ -4735,7 +5497,7 @@
         </w:tc>
         <w:tc>
           <w:tcPr>
-            <w:tcW w:type="dxa" w:w="2007"/>
+            <w:tcW w:type="dxa" w:w="1100"/>
             <w:tcBorders>
               <w:top w:val="single" w:color="A6A6A6" w:sz="4"/>
               <w:left w:val="single" w:color="A6A6A6" w:sz="4"/>
@@ -4766,7 +5528,7 @@
         </w:tc>
         <w:tc>
           <w:tcPr>
-            <w:tcW w:type="dxa" w:w="5222"/>
+            <w:tcW w:type="dxa" w:w="5631"/>
             <w:tcBorders>
               <w:top w:val="single" w:color="A6A6A6" w:sz="4"/>
               <w:left w:val="single" w:color="A6A6A6" w:sz="4"/>
@@ -4802,7 +5564,7 @@
         </w:trPr>
         <w:tc>
           <w:tcPr>
-            <w:tcW w:type="dxa" w:w="2409"/>
+            <w:tcW w:type="dxa" w:w="2907"/>
             <w:tcBorders>
               <w:top w:val="single" w:color="A6A6A6" w:sz="4"/>
               <w:left w:val="single" w:color="A6A6A6" w:sz="4"/>
@@ -4833,7 +5595,7 @@
         </w:tc>
         <w:tc>
           <w:tcPr>
-            <w:tcW w:type="dxa" w:w="2007"/>
+            <w:tcW w:type="dxa" w:w="1100"/>
             <w:tcBorders>
               <w:top w:val="single" w:color="A6A6A6" w:sz="4"/>
               <w:left w:val="single" w:color="A6A6A6" w:sz="4"/>
@@ -4864,7 +5626,7 @@
         </w:tc>
         <w:tc>
           <w:tcPr>
-            <w:tcW w:type="dxa" w:w="5222"/>
+            <w:tcW w:type="dxa" w:w="5631"/>
             <w:tcBorders>
               <w:top w:val="single" w:color="A6A6A6" w:sz="4"/>
               <w:left w:val="single" w:color="A6A6A6" w:sz="4"/>
@@ -4900,7 +5662,7 @@
         </w:trPr>
         <w:tc>
           <w:tcPr>
-            <w:tcW w:type="dxa" w:w="2409"/>
+            <w:tcW w:type="dxa" w:w="2907"/>
             <w:tcBorders>
               <w:top w:val="single" w:color="A6A6A6" w:sz="4"/>
               <w:left w:val="single" w:color="A6A6A6" w:sz="4"/>
@@ -4931,7 +5693,7 @@
         </w:tc>
         <w:tc>
           <w:tcPr>
-            <w:tcW w:type="dxa" w:w="2007"/>
+            <w:tcW w:type="dxa" w:w="1100"/>
             <w:tcBorders>
               <w:top w:val="single" w:color="A6A6A6" w:sz="4"/>
               <w:left w:val="single" w:color="A6A6A6" w:sz="4"/>
@@ -4962,32 +5724,32 @@
         </w:tc>
         <w:tc>
           <w:tcPr>
-            <w:tcW w:type="dxa" w:w="5222"/>
-            <w:tcBorders>
-              <w:top w:val="single" w:color="A6A6A6" w:sz="4"/>
-              <w:left w:val="single" w:color="A6A6A6" w:sz="4"/>
-              <w:bottom w:val="single" w:color="A6A6A6" w:sz="4"/>
-              <w:right w:val="single" w:color="A6A6A6" w:sz="4"/>
-            </w:tcBorders>
-            <w:tcMar>
-              <w:top w:type="dxa" w:w="60"/>
-              <w:left w:type="dxa" w:w="100"/>
-              <w:bottom w:type="dxa" w:w="60"/>
-              <w:right w:type="dxa" w:w="100"/>
-            </w:tcMar>
-            <w:vAlign w:val="top"/>
-          </w:tcPr>
-          <w:p>
-            <w:pPr>
-              <w:spacing w:after="20" w:line="270"/>
-            </w:pPr>
-            <w:r>
-              <w:rPr>
-                <w:rFonts w:ascii="Arial" w:cs="Arial" w:eastAsia="Arial" w:hAnsi="Arial"/>
-                <w:sz w:val="19"/>
-                <w:szCs w:val="19"/>
-              </w:rPr>
-              <w:t xml:space="preserve">Ngày lập, ngày cần giao, nguồn, thẻ, người bán.</w:t>
+            <w:tcW w:type="dxa" w:w="5631"/>
+            <w:tcBorders>
+              <w:top w:val="single" w:color="A6A6A6" w:sz="4"/>
+              <w:left w:val="single" w:color="A6A6A6" w:sz="4"/>
+              <w:bottom w:val="single" w:color="A6A6A6" w:sz="4"/>
+              <w:right w:val="single" w:color="A6A6A6" w:sz="4"/>
+            </w:tcBorders>
+            <w:tcMar>
+              <w:top w:type="dxa" w:w="60"/>
+              <w:left w:type="dxa" w:w="100"/>
+              <w:bottom w:type="dxa" w:w="60"/>
+              <w:right w:type="dxa" w:w="100"/>
+            </w:tcMar>
+            <w:vAlign w:val="top"/>
+          </w:tcPr>
+          <w:p>
+            <w:pPr>
+              <w:spacing w:after="20" w:line="270"/>
+            </w:pPr>
+            <w:r>
+              <w:rPr>
+                <w:rFonts w:ascii="Arial" w:cs="Arial" w:eastAsia="Arial" w:hAnsi="Arial"/>
+                <w:sz w:val="19"/>
+                <w:szCs w:val="19"/>
+              </w:rPr>
+              <w:t xml:space="preserve">Ngày đặt, ngày cần giao, nguồn, thẻ, người bán.</w:t>
             </w:r>
           </w:p>
         </w:tc>
@@ -4998,94 +5760,94 @@
         </w:trPr>
         <w:tc>
           <w:tcPr>
-            <w:tcW w:type="dxa" w:w="2409"/>
-            <w:tcBorders>
-              <w:top w:val="single" w:color="A6A6A6" w:sz="4"/>
-              <w:left w:val="single" w:color="A6A6A6" w:sz="4"/>
-              <w:bottom w:val="single" w:color="A6A6A6" w:sz="4"/>
-              <w:right w:val="single" w:color="A6A6A6" w:sz="4"/>
-            </w:tcBorders>
-            <w:tcMar>
-              <w:top w:type="dxa" w:w="60"/>
-              <w:left w:type="dxa" w:w="100"/>
-              <w:bottom w:type="dxa" w:w="60"/>
-              <w:right w:type="dxa" w:w="100"/>
-            </w:tcMar>
-            <w:vAlign w:val="top"/>
-          </w:tcPr>
-          <w:p>
-            <w:pPr>
-              <w:spacing w:after="20" w:line="270"/>
-            </w:pPr>
-            <w:r>
-              <w:rPr>
-                <w:rFonts w:ascii="Arial" w:cs="Arial" w:eastAsia="Arial" w:hAnsi="Arial"/>
-                <w:sz w:val="19"/>
-                <w:szCs w:val="19"/>
-              </w:rPr>
-              <w:t xml:space="preserve">lines[]</w:t>
-            </w:r>
-          </w:p>
-        </w:tc>
-        <w:tc>
-          <w:tcPr>
-            <w:tcW w:type="dxa" w:w="2007"/>
-            <w:tcBorders>
-              <w:top w:val="single" w:color="A6A6A6" w:sz="4"/>
-              <w:left w:val="single" w:color="A6A6A6" w:sz="4"/>
-              <w:bottom w:val="single" w:color="A6A6A6" w:sz="4"/>
-              <w:right w:val="single" w:color="A6A6A6" w:sz="4"/>
-            </w:tcBorders>
-            <w:tcMar>
-              <w:top w:type="dxa" w:w="60"/>
-              <w:left w:type="dxa" w:w="100"/>
-              <w:bottom w:type="dxa" w:w="60"/>
-              <w:right w:type="dxa" w:w="100"/>
-            </w:tcMar>
-            <w:vAlign w:val="top"/>
-          </w:tcPr>
-          <w:p>
-            <w:pPr>
-              <w:spacing w:after="20" w:line="270"/>
-            </w:pPr>
-            <w:r>
-              <w:rPr>
-                <w:rFonts w:ascii="Arial" w:cs="Arial" w:eastAsia="Arial" w:hAnsi="Arial"/>
-                <w:sz w:val="19"/>
-                <w:szCs w:val="19"/>
-              </w:rPr>
-              <w:t xml:space="preserve">Danh sách</w:t>
-            </w:r>
-          </w:p>
-        </w:tc>
-        <w:tc>
-          <w:tcPr>
-            <w:tcW w:type="dxa" w:w="5222"/>
-            <w:tcBorders>
-              <w:top w:val="single" w:color="A6A6A6" w:sz="4"/>
-              <w:left w:val="single" w:color="A6A6A6" w:sz="4"/>
-              <w:bottom w:val="single" w:color="A6A6A6" w:sz="4"/>
-              <w:right w:val="single" w:color="A6A6A6" w:sz="4"/>
-            </w:tcBorders>
-            <w:tcMar>
-              <w:top w:type="dxa" w:w="60"/>
-              <w:left w:type="dxa" w:w="100"/>
-              <w:bottom w:type="dxa" w:w="60"/>
-              <w:right w:type="dxa" w:w="100"/>
-            </w:tcMar>
-            <w:vAlign w:val="top"/>
-          </w:tcPr>
-          <w:p>
-            <w:pPr>
-              <w:spacing w:after="20" w:line="270"/>
-            </w:pPr>
-            <w:r>
-              <w:rPr>
-                <w:rFonts w:ascii="Arial" w:cs="Arial" w:eastAsia="Arial" w:hAnsi="Arial"/>
-                <w:sz w:val="19"/>
-                <w:szCs w:val="19"/>
-              </w:rPr>
-              <w:t xml:space="preserve">productId, unit/unitName, ratioToBase, quantity, unitPrice, discountRate/Amount, vatRate, warehouseId, receivedQuantity, kích thước.</w:t>
+            <w:tcW w:type="dxa" w:w="2907"/>
+            <w:tcBorders>
+              <w:top w:val="single" w:color="A6A6A6" w:sz="4"/>
+              <w:left w:val="single" w:color="A6A6A6" w:sz="4"/>
+              <w:bottom w:val="single" w:color="A6A6A6" w:sz="4"/>
+              <w:right w:val="single" w:color="A6A6A6" w:sz="4"/>
+            </w:tcBorders>
+            <w:tcMar>
+              <w:top w:type="dxa" w:w="60"/>
+              <w:left w:type="dxa" w:w="100"/>
+              <w:bottom w:type="dxa" w:w="60"/>
+              <w:right w:type="dxa" w:w="100"/>
+            </w:tcMar>
+            <w:vAlign w:val="top"/>
+          </w:tcPr>
+          <w:p>
+            <w:pPr>
+              <w:spacing w:after="20" w:line="270"/>
+            </w:pPr>
+            <w:r>
+              <w:rPr>
+                <w:rFonts w:ascii="Arial" w:cs="Arial" w:eastAsia="Arial" w:hAnsi="Arial"/>
+                <w:sz w:val="19"/>
+                <w:szCs w:val="19"/>
+              </w:rPr>
+              <w:t xml:space="preserve">saleType, currency, exchangeRate</w:t>
+            </w:r>
+          </w:p>
+        </w:tc>
+        <w:tc>
+          <w:tcPr>
+            <w:tcW w:type="dxa" w:w="1100"/>
+            <w:tcBorders>
+              <w:top w:val="single" w:color="A6A6A6" w:sz="4"/>
+              <w:left w:val="single" w:color="A6A6A6" w:sz="4"/>
+              <w:bottom w:val="single" w:color="A6A6A6" w:sz="4"/>
+              <w:right w:val="single" w:color="A6A6A6" w:sz="4"/>
+            </w:tcBorders>
+            <w:tcMar>
+              <w:top w:type="dxa" w:w="60"/>
+              <w:left w:type="dxa" w:w="100"/>
+              <w:bottom w:type="dxa" w:w="60"/>
+              <w:right w:type="dxa" w:w="100"/>
+            </w:tcMar>
+            <w:vAlign w:val="top"/>
+          </w:tcPr>
+          <w:p>
+            <w:pPr>
+              <w:spacing w:after="20" w:line="270"/>
+            </w:pPr>
+            <w:r>
+              <w:rPr>
+                <w:rFonts w:ascii="Arial" w:cs="Arial" w:eastAsia="Arial" w:hAnsi="Arial"/>
+                <w:sz w:val="19"/>
+                <w:szCs w:val="19"/>
+              </w:rPr>
+              <w:t xml:space="preserve">enum, chuỗi, số</w:t>
+            </w:r>
+          </w:p>
+        </w:tc>
+        <w:tc>
+          <w:tcPr>
+            <w:tcW w:type="dxa" w:w="5631"/>
+            <w:tcBorders>
+              <w:top w:val="single" w:color="A6A6A6" w:sz="4"/>
+              <w:left w:val="single" w:color="A6A6A6" w:sz="4"/>
+              <w:bottom w:val="single" w:color="A6A6A6" w:sz="4"/>
+              <w:right w:val="single" w:color="A6A6A6" w:sz="4"/>
+            </w:tcBorders>
+            <w:tcMar>
+              <w:top w:type="dxa" w:w="60"/>
+              <w:left w:type="dxa" w:w="100"/>
+              <w:bottom w:type="dxa" w:w="60"/>
+              <w:right w:type="dxa" w:w="100"/>
+            </w:tcMar>
+            <w:vAlign w:val="top"/>
+          </w:tcPr>
+          <w:p>
+            <w:pPr>
+              <w:spacing w:after="20" w:line="270"/>
+            </w:pPr>
+            <w:r>
+              <w:rPr>
+                <w:rFonts w:ascii="Arial" w:cs="Arial" w:eastAsia="Arial" w:hAnsi="Arial"/>
+                <w:sz w:val="19"/>
+                <w:szCs w:val="19"/>
+              </w:rPr>
+              <w:t xml:space="preserve">TRONG_NUOC / XUAT_KHAU; loại tiền và tỷ giá khi thu ngoại tệ.</w:t>
             </w:r>
           </w:p>
         </w:tc>
@@ -5096,94 +5858,94 @@
         </w:trPr>
         <w:tc>
           <w:tcPr>
-            <w:tcW w:type="dxa" w:w="2409"/>
-            <w:tcBorders>
-              <w:top w:val="single" w:color="A6A6A6" w:sz="4"/>
-              <w:left w:val="single" w:color="A6A6A6" w:sz="4"/>
-              <w:bottom w:val="single" w:color="A6A6A6" w:sz="4"/>
-              <w:right w:val="single" w:color="A6A6A6" w:sz="4"/>
-            </w:tcBorders>
-            <w:tcMar>
-              <w:top w:type="dxa" w:w="60"/>
-              <w:left w:type="dxa" w:w="100"/>
-              <w:bottom w:type="dxa" w:w="60"/>
-              <w:right w:type="dxa" w:w="100"/>
-            </w:tcMar>
-            <w:vAlign w:val="top"/>
-          </w:tcPr>
-          <w:p>
-            <w:pPr>
-              <w:spacing w:after="20" w:line="270"/>
-            </w:pPr>
-            <w:r>
-              <w:rPr>
-                <w:rFonts w:ascii="Arial" w:cs="Arial" w:eastAsia="Arial" w:hAnsi="Arial"/>
-                <w:sz w:val="19"/>
-                <w:szCs w:val="19"/>
-              </w:rPr>
-              <w:t xml:space="preserve">discountAmount, totalGoods, vatAmount, totalOrder</w:t>
-            </w:r>
-          </w:p>
-        </w:tc>
-        <w:tc>
-          <w:tcPr>
-            <w:tcW w:type="dxa" w:w="2007"/>
-            <w:tcBorders>
-              <w:top w:val="single" w:color="A6A6A6" w:sz="4"/>
-              <w:left w:val="single" w:color="A6A6A6" w:sz="4"/>
-              <w:bottom w:val="single" w:color="A6A6A6" w:sz="4"/>
-              <w:right w:val="single" w:color="A6A6A6" w:sz="4"/>
-            </w:tcBorders>
-            <w:tcMar>
-              <w:top w:type="dxa" w:w="60"/>
-              <w:left w:type="dxa" w:w="100"/>
-              <w:bottom w:type="dxa" w:w="60"/>
-              <w:right w:type="dxa" w:w="100"/>
-            </w:tcMar>
-            <w:vAlign w:val="top"/>
-          </w:tcPr>
-          <w:p>
-            <w:pPr>
-              <w:spacing w:after="20" w:line="270"/>
-            </w:pPr>
-            <w:r>
-              <w:rPr>
-                <w:rFonts w:ascii="Arial" w:cs="Arial" w:eastAsia="Arial" w:hAnsi="Arial"/>
-                <w:sz w:val="19"/>
-                <w:szCs w:val="19"/>
-              </w:rPr>
-              <w:t xml:space="preserve">Số (₫)</w:t>
-            </w:r>
-          </w:p>
-        </w:tc>
-        <w:tc>
-          <w:tcPr>
-            <w:tcW w:type="dxa" w:w="5222"/>
-            <w:tcBorders>
-              <w:top w:val="single" w:color="A6A6A6" w:sz="4"/>
-              <w:left w:val="single" w:color="A6A6A6" w:sz="4"/>
-              <w:bottom w:val="single" w:color="A6A6A6" w:sz="4"/>
-              <w:right w:val="single" w:color="A6A6A6" w:sz="4"/>
-            </w:tcBorders>
-            <w:tcMar>
-              <w:top w:type="dxa" w:w="60"/>
-              <w:left w:type="dxa" w:w="100"/>
-              <w:bottom w:type="dxa" w:w="60"/>
-              <w:right w:type="dxa" w:w="100"/>
-            </w:tcMar>
-            <w:vAlign w:val="top"/>
-          </w:tcPr>
-          <w:p>
-            <w:pPr>
-              <w:spacing w:after="20" w:line="270"/>
-            </w:pPr>
-            <w:r>
-              <w:rPr>
-                <w:rFonts w:ascii="Arial" w:cs="Arial" w:eastAsia="Arial" w:hAnsi="Arial"/>
-                <w:sz w:val="19"/>
-                <w:szCs w:val="19"/>
-              </w:rPr>
-              <w:t xml:space="preserve">Chiết khấu cả đơn, tiền hàng, thuế, tổng thanh toán.</w:t>
+            <w:tcW w:type="dxa" w:w="2907"/>
+            <w:tcBorders>
+              <w:top w:val="single" w:color="A6A6A6" w:sz="4"/>
+              <w:left w:val="single" w:color="A6A6A6" w:sz="4"/>
+              <w:bottom w:val="single" w:color="A6A6A6" w:sz="4"/>
+              <w:right w:val="single" w:color="A6A6A6" w:sz="4"/>
+            </w:tcBorders>
+            <w:tcMar>
+              <w:top w:type="dxa" w:w="60"/>
+              <w:left w:type="dxa" w:w="100"/>
+              <w:bottom w:type="dxa" w:w="60"/>
+              <w:right w:type="dxa" w:w="100"/>
+            </w:tcMar>
+            <w:vAlign w:val="top"/>
+          </w:tcPr>
+          <w:p>
+            <w:pPr>
+              <w:spacing w:after="20" w:line="270"/>
+            </w:pPr>
+            <w:r>
+              <w:rPr>
+                <w:rFonts w:ascii="Arial" w:cs="Arial" w:eastAsia="Arial" w:hAnsi="Arial"/>
+                <w:sz w:val="19"/>
+                <w:szCs w:val="19"/>
+              </w:rPr>
+              <w:t xml:space="preserve">quotationId, promotionId</w:t>
+            </w:r>
+          </w:p>
+        </w:tc>
+        <w:tc>
+          <w:tcPr>
+            <w:tcW w:type="dxa" w:w="1100"/>
+            <w:tcBorders>
+              <w:top w:val="single" w:color="A6A6A6" w:sz="4"/>
+              <w:left w:val="single" w:color="A6A6A6" w:sz="4"/>
+              <w:bottom w:val="single" w:color="A6A6A6" w:sz="4"/>
+              <w:right w:val="single" w:color="A6A6A6" w:sz="4"/>
+            </w:tcBorders>
+            <w:tcMar>
+              <w:top w:type="dxa" w:w="60"/>
+              <w:left w:type="dxa" w:w="100"/>
+              <w:bottom w:type="dxa" w:w="60"/>
+              <w:right w:type="dxa" w:w="100"/>
+            </w:tcMar>
+            <w:vAlign w:val="top"/>
+          </w:tcPr>
+          <w:p>
+            <w:pPr>
+              <w:spacing w:after="20" w:line="270"/>
+            </w:pPr>
+            <w:r>
+              <w:rPr>
+                <w:rFonts w:ascii="Arial" w:cs="Arial" w:eastAsia="Arial" w:hAnsi="Arial"/>
+                <w:sz w:val="19"/>
+                <w:szCs w:val="19"/>
+              </w:rPr>
+              <w:t xml:space="preserve">Mã</w:t>
+            </w:r>
+          </w:p>
+        </w:tc>
+        <w:tc>
+          <w:tcPr>
+            <w:tcW w:type="dxa" w:w="5631"/>
+            <w:tcBorders>
+              <w:top w:val="single" w:color="A6A6A6" w:sz="4"/>
+              <w:left w:val="single" w:color="A6A6A6" w:sz="4"/>
+              <w:bottom w:val="single" w:color="A6A6A6" w:sz="4"/>
+              <w:right w:val="single" w:color="A6A6A6" w:sz="4"/>
+            </w:tcBorders>
+            <w:tcMar>
+              <w:top w:type="dxa" w:w="60"/>
+              <w:left w:type="dxa" w:w="100"/>
+              <w:bottom w:type="dxa" w:w="60"/>
+              <w:right w:type="dxa" w:w="100"/>
+            </w:tcMar>
+            <w:vAlign w:val="top"/>
+          </w:tcPr>
+          <w:p>
+            <w:pPr>
+              <w:spacing w:after="20" w:line="270"/>
+            </w:pPr>
+            <w:r>
+              <w:rPr>
+                <w:rFonts w:ascii="Arial" w:cs="Arial" w:eastAsia="Arial" w:hAnsi="Arial"/>
+                <w:sz w:val="19"/>
+                <w:szCs w:val="19"/>
+              </w:rPr>
+              <w:t xml:space="preserve">Báo giá gốc; khuyến mãi theo đơn.</w:t>
             </w:r>
           </w:p>
         </w:tc>
@@ -5194,94 +5956,94 @@
         </w:trPr>
         <w:tc>
           <w:tcPr>
-            <w:tcW w:type="dxa" w:w="2409"/>
-            <w:tcBorders>
-              <w:top w:val="single" w:color="A6A6A6" w:sz="4"/>
-              <w:left w:val="single" w:color="A6A6A6" w:sz="4"/>
-              <w:bottom w:val="single" w:color="A6A6A6" w:sz="4"/>
-              <w:right w:val="single" w:color="A6A6A6" w:sz="4"/>
-            </w:tcBorders>
-            <w:tcMar>
-              <w:top w:type="dxa" w:w="60"/>
-              <w:left w:type="dxa" w:w="100"/>
-              <w:bottom w:type="dxa" w:w="60"/>
-              <w:right w:type="dxa" w:w="100"/>
-            </w:tcMar>
-            <w:vAlign w:val="top"/>
-          </w:tcPr>
-          <w:p>
-            <w:pPr>
-              <w:spacing w:after="20" w:line="270"/>
-            </w:pPr>
-            <w:r>
-              <w:rPr>
-                <w:rFonts w:ascii="Arial" w:cs="Arial" w:eastAsia="Arial" w:hAnsi="Arial"/>
-                <w:sz w:val="19"/>
-                <w:szCs w:val="19"/>
-              </w:rPr>
-              <w:t xml:space="preserve">receivedValue, deliveredDate, dueDate</w:t>
-            </w:r>
-          </w:p>
-        </w:tc>
-        <w:tc>
-          <w:tcPr>
-            <w:tcW w:type="dxa" w:w="2007"/>
-            <w:tcBorders>
-              <w:top w:val="single" w:color="A6A6A6" w:sz="4"/>
-              <w:left w:val="single" w:color="A6A6A6" w:sz="4"/>
-              <w:bottom w:val="single" w:color="A6A6A6" w:sz="4"/>
-              <w:right w:val="single" w:color="A6A6A6" w:sz="4"/>
-            </w:tcBorders>
-            <w:tcMar>
-              <w:top w:type="dxa" w:w="60"/>
-              <w:left w:type="dxa" w:w="100"/>
-              <w:bottom w:type="dxa" w:w="60"/>
-              <w:right w:type="dxa" w:w="100"/>
-            </w:tcMar>
-            <w:vAlign w:val="top"/>
-          </w:tcPr>
-          <w:p>
-            <w:pPr>
-              <w:spacing w:after="20" w:line="270"/>
-            </w:pPr>
-            <w:r>
-              <w:rPr>
-                <w:rFonts w:ascii="Arial" w:cs="Arial" w:eastAsia="Arial" w:hAnsi="Arial"/>
-                <w:sz w:val="19"/>
-                <w:szCs w:val="19"/>
-              </w:rPr>
-              <w:t xml:space="preserve">Số, ngày</w:t>
-            </w:r>
-          </w:p>
-        </w:tc>
-        <w:tc>
-          <w:tcPr>
-            <w:tcW w:type="dxa" w:w="5222"/>
-            <w:tcBorders>
-              <w:top w:val="single" w:color="A6A6A6" w:sz="4"/>
-              <w:left w:val="single" w:color="A6A6A6" w:sz="4"/>
-              <w:bottom w:val="single" w:color="A6A6A6" w:sz="4"/>
-              <w:right w:val="single" w:color="A6A6A6" w:sz="4"/>
-            </w:tcBorders>
-            <w:tcMar>
-              <w:top w:type="dxa" w:w="60"/>
-              <w:left w:type="dxa" w:w="100"/>
-              <w:bottom w:type="dxa" w:w="60"/>
-              <w:right w:type="dxa" w:w="100"/>
-            </w:tcMar>
-            <w:vAlign w:val="top"/>
-          </w:tcPr>
-          <w:p>
-            <w:pPr>
-              <w:spacing w:after="20" w:line="270"/>
-            </w:pPr>
-            <w:r>
-              <w:rPr>
-                <w:rFonts w:ascii="Arial" w:cs="Arial" w:eastAsia="Arial" w:hAnsi="Arial"/>
-                <w:sz w:val="19"/>
-                <w:szCs w:val="19"/>
-              </w:rPr>
-              <w:t xml:space="preserve">Giá trị thực nhận (= công nợ phải thu), ngày giao, hạn thanh toán.</w:t>
+            <w:tcW w:type="dxa" w:w="2907"/>
+            <w:tcBorders>
+              <w:top w:val="single" w:color="A6A6A6" w:sz="4"/>
+              <w:left w:val="single" w:color="A6A6A6" w:sz="4"/>
+              <w:bottom w:val="single" w:color="A6A6A6" w:sz="4"/>
+              <w:right w:val="single" w:color="A6A6A6" w:sz="4"/>
+            </w:tcBorders>
+            <w:tcMar>
+              <w:top w:type="dxa" w:w="60"/>
+              <w:left w:type="dxa" w:w="100"/>
+              <w:bottom w:type="dxa" w:w="60"/>
+              <w:right w:type="dxa" w:w="100"/>
+            </w:tcMar>
+            <w:vAlign w:val="top"/>
+          </w:tcPr>
+          <w:p>
+            <w:pPr>
+              <w:spacing w:after="20" w:line="270"/>
+            </w:pPr>
+            <w:r>
+              <w:rPr>
+                <w:rFonts w:ascii="Arial" w:cs="Arial" w:eastAsia="Arial" w:hAnsi="Arial"/>
+                <w:sz w:val="19"/>
+                <w:szCs w:val="19"/>
+              </w:rPr>
+              <w:t xml:space="preserve">lines[]</w:t>
+            </w:r>
+          </w:p>
+        </w:tc>
+        <w:tc>
+          <w:tcPr>
+            <w:tcW w:type="dxa" w:w="1100"/>
+            <w:tcBorders>
+              <w:top w:val="single" w:color="A6A6A6" w:sz="4"/>
+              <w:left w:val="single" w:color="A6A6A6" w:sz="4"/>
+              <w:bottom w:val="single" w:color="A6A6A6" w:sz="4"/>
+              <w:right w:val="single" w:color="A6A6A6" w:sz="4"/>
+            </w:tcBorders>
+            <w:tcMar>
+              <w:top w:type="dxa" w:w="60"/>
+              <w:left w:type="dxa" w:w="100"/>
+              <w:bottom w:type="dxa" w:w="60"/>
+              <w:right w:type="dxa" w:w="100"/>
+            </w:tcMar>
+            <w:vAlign w:val="top"/>
+          </w:tcPr>
+          <w:p>
+            <w:pPr>
+              <w:spacing w:after="20" w:line="270"/>
+            </w:pPr>
+            <w:r>
+              <w:rPr>
+                <w:rFonts w:ascii="Arial" w:cs="Arial" w:eastAsia="Arial" w:hAnsi="Arial"/>
+                <w:sz w:val="19"/>
+                <w:szCs w:val="19"/>
+              </w:rPr>
+              <w:t xml:space="preserve">Danh sách</w:t>
+            </w:r>
+          </w:p>
+        </w:tc>
+        <w:tc>
+          <w:tcPr>
+            <w:tcW w:type="dxa" w:w="5631"/>
+            <w:tcBorders>
+              <w:top w:val="single" w:color="A6A6A6" w:sz="4"/>
+              <w:left w:val="single" w:color="A6A6A6" w:sz="4"/>
+              <w:bottom w:val="single" w:color="A6A6A6" w:sz="4"/>
+              <w:right w:val="single" w:color="A6A6A6" w:sz="4"/>
+            </w:tcBorders>
+            <w:tcMar>
+              <w:top w:type="dxa" w:w="60"/>
+              <w:left w:type="dxa" w:w="100"/>
+              <w:bottom w:type="dxa" w:w="60"/>
+              <w:right w:type="dxa" w:w="100"/>
+            </w:tcMar>
+            <w:vAlign w:val="top"/>
+          </w:tcPr>
+          <w:p>
+            <w:pPr>
+              <w:spacing w:after="20" w:line="270"/>
+            </w:pPr>
+            <w:r>
+              <w:rPr>
+                <w:rFonts w:ascii="Arial" w:cs="Arial" w:eastAsia="Arial" w:hAnsi="Arial"/>
+                <w:sz w:val="19"/>
+                <w:szCs w:val="19"/>
+              </w:rPr>
+              <w:t xml:space="preserve">productId, unitName, ratioToBase, quantity, unitPrice, unitPriceFx (nguyên tệ), discountRate/Amount, isGift, promotionId, vatRate, warehouseId, receivedQuantity, kích thước.</w:t>
             </w:r>
           </w:p>
         </w:tc>
@@ -5292,94 +6054,94 @@
         </w:trPr>
         <w:tc>
           <w:tcPr>
-            <w:tcW w:type="dxa" w:w="2409"/>
-            <w:tcBorders>
-              <w:top w:val="single" w:color="A6A6A6" w:sz="4"/>
-              <w:left w:val="single" w:color="A6A6A6" w:sz="4"/>
-              <w:bottom w:val="single" w:color="A6A6A6" w:sz="4"/>
-              <w:right w:val="single" w:color="A6A6A6" w:sz="4"/>
-            </w:tcBorders>
-            <w:tcMar>
-              <w:top w:type="dxa" w:w="60"/>
-              <w:left w:type="dxa" w:w="100"/>
-              <w:bottom w:type="dxa" w:w="60"/>
-              <w:right w:type="dxa" w:w="100"/>
-            </w:tcMar>
-            <w:vAlign w:val="top"/>
-          </w:tcPr>
-          <w:p>
-            <w:pPr>
-              <w:spacing w:after="20" w:line="270"/>
-            </w:pPr>
-            <w:r>
-              <w:rPr>
-                <w:rFonts w:ascii="Arial" w:cs="Arial" w:eastAsia="Arial" w:hAnsi="Arial"/>
-                <w:sz w:val="19"/>
-                <w:szCs w:val="19"/>
-              </w:rPr>
-              <w:t xml:space="preserve">status, tripId, closedDate, cancelReason</w:t>
-            </w:r>
-          </w:p>
-        </w:tc>
-        <w:tc>
-          <w:tcPr>
-            <w:tcW w:type="dxa" w:w="2007"/>
-            <w:tcBorders>
-              <w:top w:val="single" w:color="A6A6A6" w:sz="4"/>
-              <w:left w:val="single" w:color="A6A6A6" w:sz="4"/>
-              <w:bottom w:val="single" w:color="A6A6A6" w:sz="4"/>
-              <w:right w:val="single" w:color="A6A6A6" w:sz="4"/>
-            </w:tcBorders>
-            <w:tcMar>
-              <w:top w:type="dxa" w:w="60"/>
-              <w:left w:type="dxa" w:w="100"/>
-              <w:bottom w:type="dxa" w:w="60"/>
-              <w:right w:type="dxa" w:w="100"/>
-            </w:tcMar>
-            <w:vAlign w:val="top"/>
-          </w:tcPr>
-          <w:p>
-            <w:pPr>
-              <w:spacing w:after="20" w:line="270"/>
-            </w:pPr>
-            <w:r>
-              <w:rPr>
-                <w:rFonts w:ascii="Arial" w:cs="Arial" w:eastAsia="Arial" w:hAnsi="Arial"/>
-                <w:sz w:val="19"/>
-                <w:szCs w:val="19"/>
-              </w:rPr>
-              <w:t xml:space="preserve">Khác</w:t>
-            </w:r>
-          </w:p>
-        </w:tc>
-        <w:tc>
-          <w:tcPr>
-            <w:tcW w:type="dxa" w:w="5222"/>
-            <w:tcBorders>
-              <w:top w:val="single" w:color="A6A6A6" w:sz="4"/>
-              <w:left w:val="single" w:color="A6A6A6" w:sz="4"/>
-              <w:bottom w:val="single" w:color="A6A6A6" w:sz="4"/>
-              <w:right w:val="single" w:color="A6A6A6" w:sz="4"/>
-            </w:tcBorders>
-            <w:tcMar>
-              <w:top w:type="dxa" w:w="60"/>
-              <w:left w:type="dxa" w:w="100"/>
-              <w:bottom w:type="dxa" w:w="60"/>
-              <w:right w:type="dxa" w:w="100"/>
-            </w:tcMar>
-            <w:vAlign w:val="top"/>
-          </w:tcPr>
-          <w:p>
-            <w:pPr>
-              <w:spacing w:after="20" w:line="270"/>
-            </w:pPr>
-            <w:r>
-              <w:rPr>
-                <w:rFonts w:ascii="Arial" w:cs="Arial" w:eastAsia="Arial" w:hAnsi="Arial"/>
-                <w:sz w:val="19"/>
-                <w:szCs w:val="19"/>
-              </w:rPr>
-              <w:t xml:space="preserve">Trạng thái, chuyến đang chạy, ngày kết thúc, lý do huỷ.</w:t>
+            <w:tcW w:type="dxa" w:w="2907"/>
+            <w:tcBorders>
+              <w:top w:val="single" w:color="A6A6A6" w:sz="4"/>
+              <w:left w:val="single" w:color="A6A6A6" w:sz="4"/>
+              <w:bottom w:val="single" w:color="A6A6A6" w:sz="4"/>
+              <w:right w:val="single" w:color="A6A6A6" w:sz="4"/>
+            </w:tcBorders>
+            <w:tcMar>
+              <w:top w:type="dxa" w:w="60"/>
+              <w:left w:type="dxa" w:w="100"/>
+              <w:bottom w:type="dxa" w:w="60"/>
+              <w:right w:type="dxa" w:w="100"/>
+            </w:tcMar>
+            <w:vAlign w:val="top"/>
+          </w:tcPr>
+          <w:p>
+            <w:pPr>
+              <w:spacing w:after="20" w:line="270"/>
+            </w:pPr>
+            <w:r>
+              <w:rPr>
+                <w:rFonts w:ascii="Arial" w:cs="Arial" w:eastAsia="Arial" w:hAnsi="Arial"/>
+                <w:sz w:val="19"/>
+                <w:szCs w:val="19"/>
+              </w:rPr>
+              <w:t xml:space="preserve">discountAmount, totalGoods, vatAmount, totalOrder</w:t>
+            </w:r>
+          </w:p>
+        </w:tc>
+        <w:tc>
+          <w:tcPr>
+            <w:tcW w:type="dxa" w:w="1100"/>
+            <w:tcBorders>
+              <w:top w:val="single" w:color="A6A6A6" w:sz="4"/>
+              <w:left w:val="single" w:color="A6A6A6" w:sz="4"/>
+              <w:bottom w:val="single" w:color="A6A6A6" w:sz="4"/>
+              <w:right w:val="single" w:color="A6A6A6" w:sz="4"/>
+            </w:tcBorders>
+            <w:tcMar>
+              <w:top w:type="dxa" w:w="60"/>
+              <w:left w:type="dxa" w:w="100"/>
+              <w:bottom w:type="dxa" w:w="60"/>
+              <w:right w:type="dxa" w:w="100"/>
+            </w:tcMar>
+            <w:vAlign w:val="top"/>
+          </w:tcPr>
+          <w:p>
+            <w:pPr>
+              <w:spacing w:after="20" w:line="270"/>
+            </w:pPr>
+            <w:r>
+              <w:rPr>
+                <w:rFonts w:ascii="Arial" w:cs="Arial" w:eastAsia="Arial" w:hAnsi="Arial"/>
+                <w:sz w:val="19"/>
+                <w:szCs w:val="19"/>
+              </w:rPr>
+              <w:t xml:space="preserve">Số (₫)</w:t>
+            </w:r>
+          </w:p>
+        </w:tc>
+        <w:tc>
+          <w:tcPr>
+            <w:tcW w:type="dxa" w:w="5631"/>
+            <w:tcBorders>
+              <w:top w:val="single" w:color="A6A6A6" w:sz="4"/>
+              <w:left w:val="single" w:color="A6A6A6" w:sz="4"/>
+              <w:bottom w:val="single" w:color="A6A6A6" w:sz="4"/>
+              <w:right w:val="single" w:color="A6A6A6" w:sz="4"/>
+            </w:tcBorders>
+            <w:tcMar>
+              <w:top w:type="dxa" w:w="60"/>
+              <w:left w:type="dxa" w:w="100"/>
+              <w:bottom w:type="dxa" w:w="60"/>
+              <w:right w:type="dxa" w:w="100"/>
+            </w:tcMar>
+            <w:vAlign w:val="top"/>
+          </w:tcPr>
+          <w:p>
+            <w:pPr>
+              <w:spacing w:after="20" w:line="270"/>
+            </w:pPr>
+            <w:r>
+              <w:rPr>
+                <w:rFonts w:ascii="Arial" w:cs="Arial" w:eastAsia="Arial" w:hAnsi="Arial"/>
+                <w:sz w:val="19"/>
+                <w:szCs w:val="19"/>
+              </w:rPr>
+              <w:t xml:space="preserve">Chiết khấu cả đơn, tiền hàng, thuế, tổng thanh toán (suy ra từ dòng).</w:t>
             </w:r>
           </w:p>
         </w:tc>
@@ -5390,7 +6152,301 @@
         </w:trPr>
         <w:tc>
           <w:tcPr>
-            <w:tcW w:type="dxa" w:w="2409"/>
+            <w:tcW w:type="dxa" w:w="2907"/>
+            <w:tcBorders>
+              <w:top w:val="single" w:color="A6A6A6" w:sz="4"/>
+              <w:left w:val="single" w:color="A6A6A6" w:sz="4"/>
+              <w:bottom w:val="single" w:color="A6A6A6" w:sz="4"/>
+              <w:right w:val="single" w:color="A6A6A6" w:sz="4"/>
+            </w:tcBorders>
+            <w:tcMar>
+              <w:top w:type="dxa" w:w="60"/>
+              <w:left w:type="dxa" w:w="100"/>
+              <w:bottom w:type="dxa" w:w="60"/>
+              <w:right w:type="dxa" w:w="100"/>
+            </w:tcMar>
+            <w:vAlign w:val="top"/>
+          </w:tcPr>
+          <w:p>
+            <w:pPr>
+              <w:spacing w:after="20" w:line="270"/>
+            </w:pPr>
+            <w:r>
+              <w:rPr>
+                <w:rFonts w:ascii="Arial" w:cs="Arial" w:eastAsia="Arial" w:hAnsi="Arial"/>
+                <w:sz w:val="19"/>
+                <w:szCs w:val="19"/>
+              </w:rPr>
+              <w:t xml:space="preserve">deliveries[]</w:t>
+            </w:r>
+          </w:p>
+        </w:tc>
+        <w:tc>
+          <w:tcPr>
+            <w:tcW w:type="dxa" w:w="1100"/>
+            <w:tcBorders>
+              <w:top w:val="single" w:color="A6A6A6" w:sz="4"/>
+              <w:left w:val="single" w:color="A6A6A6" w:sz="4"/>
+              <w:bottom w:val="single" w:color="A6A6A6" w:sz="4"/>
+              <w:right w:val="single" w:color="A6A6A6" w:sz="4"/>
+            </w:tcBorders>
+            <w:tcMar>
+              <w:top w:type="dxa" w:w="60"/>
+              <w:left w:type="dxa" w:w="100"/>
+              <w:bottom w:type="dxa" w:w="60"/>
+              <w:right w:type="dxa" w:w="100"/>
+            </w:tcMar>
+            <w:vAlign w:val="top"/>
+          </w:tcPr>
+          <w:p>
+            <w:pPr>
+              <w:spacing w:after="20" w:line="270"/>
+            </w:pPr>
+            <w:r>
+              <w:rPr>
+                <w:rFonts w:ascii="Arial" w:cs="Arial" w:eastAsia="Arial" w:hAnsi="Arial"/>
+                <w:sz w:val="19"/>
+                <w:szCs w:val="19"/>
+              </w:rPr>
+              <w:t xml:space="preserve">Danh sách</w:t>
+            </w:r>
+          </w:p>
+        </w:tc>
+        <w:tc>
+          <w:tcPr>
+            <w:tcW w:type="dxa" w:w="5631"/>
+            <w:tcBorders>
+              <w:top w:val="single" w:color="A6A6A6" w:sz="4"/>
+              <w:left w:val="single" w:color="A6A6A6" w:sz="4"/>
+              <w:bottom w:val="single" w:color="A6A6A6" w:sz="4"/>
+              <w:right w:val="single" w:color="A6A6A6" w:sz="4"/>
+            </w:tcBorders>
+            <w:tcMar>
+              <w:top w:type="dxa" w:w="60"/>
+              <w:left w:type="dxa" w:w="100"/>
+              <w:bottom w:type="dxa" w:w="60"/>
+              <w:right w:type="dxa" w:w="100"/>
+            </w:tcMar>
+            <w:vAlign w:val="top"/>
+          </w:tcPr>
+          <w:p>
+            <w:pPr>
+              <w:spacing w:after="20" w:line="270"/>
+            </w:pPr>
+            <w:r>
+              <w:rPr>
+                <w:rFonts w:ascii="Arial" w:cs="Arial" w:eastAsia="Arial" w:hAnsi="Arial"/>
+                <w:sz w:val="19"/>
+                <w:szCs w:val="19"/>
+              </w:rPr>
+              <w:t xml:space="preserve">Mỗi đợt giao: ngày, chuyến (nếu có), số nhận từng dòng — nguồn của công nợ và hoá đơn theo đợt.</w:t>
+            </w:r>
+          </w:p>
+        </w:tc>
+      </w:tr>
+      <w:tr>
+        <w:trPr>
+          <w:cantSplit/>
+        </w:trPr>
+        <w:tc>
+          <w:tcPr>
+            <w:tcW w:type="dxa" w:w="2907"/>
+            <w:tcBorders>
+              <w:top w:val="single" w:color="A6A6A6" w:sz="4"/>
+              <w:left w:val="single" w:color="A6A6A6" w:sz="4"/>
+              <w:bottom w:val="single" w:color="A6A6A6" w:sz="4"/>
+              <w:right w:val="single" w:color="A6A6A6" w:sz="4"/>
+            </w:tcBorders>
+            <w:tcMar>
+              <w:top w:type="dxa" w:w="60"/>
+              <w:left w:type="dxa" w:w="100"/>
+              <w:bottom w:type="dxa" w:w="60"/>
+              <w:right w:type="dxa" w:w="100"/>
+            </w:tcMar>
+            <w:vAlign w:val="top"/>
+          </w:tcPr>
+          <w:p>
+            <w:pPr>
+              <w:spacing w:after="20" w:line="270"/>
+            </w:pPr>
+            <w:r>
+              <w:rPr>
+                <w:rFonts w:ascii="Arial" w:cs="Arial" w:eastAsia="Arial" w:hAnsi="Arial"/>
+                <w:sz w:val="19"/>
+                <w:szCs w:val="19"/>
+              </w:rPr>
+              <w:t xml:space="preserve">returns[]</w:t>
+            </w:r>
+          </w:p>
+        </w:tc>
+        <w:tc>
+          <w:tcPr>
+            <w:tcW w:type="dxa" w:w="1100"/>
+            <w:tcBorders>
+              <w:top w:val="single" w:color="A6A6A6" w:sz="4"/>
+              <w:left w:val="single" w:color="A6A6A6" w:sz="4"/>
+              <w:bottom w:val="single" w:color="A6A6A6" w:sz="4"/>
+              <w:right w:val="single" w:color="A6A6A6" w:sz="4"/>
+            </w:tcBorders>
+            <w:tcMar>
+              <w:top w:type="dxa" w:w="60"/>
+              <w:left w:type="dxa" w:w="100"/>
+              <w:bottom w:type="dxa" w:w="60"/>
+              <w:right w:type="dxa" w:w="100"/>
+            </w:tcMar>
+            <w:vAlign w:val="top"/>
+          </w:tcPr>
+          <w:p>
+            <w:pPr>
+              <w:spacing w:after="20" w:line="270"/>
+            </w:pPr>
+            <w:r>
+              <w:rPr>
+                <w:rFonts w:ascii="Arial" w:cs="Arial" w:eastAsia="Arial" w:hAnsi="Arial"/>
+                <w:sz w:val="19"/>
+                <w:szCs w:val="19"/>
+              </w:rPr>
+              <w:t xml:space="preserve">Danh sách</w:t>
+            </w:r>
+          </w:p>
+        </w:tc>
+        <w:tc>
+          <w:tcPr>
+            <w:tcW w:type="dxa" w:w="5631"/>
+            <w:tcBorders>
+              <w:top w:val="single" w:color="A6A6A6" w:sz="4"/>
+              <w:left w:val="single" w:color="A6A6A6" w:sz="4"/>
+              <w:bottom w:val="single" w:color="A6A6A6" w:sz="4"/>
+              <w:right w:val="single" w:color="A6A6A6" w:sz="4"/>
+            </w:tcBorders>
+            <w:tcMar>
+              <w:top w:type="dxa" w:w="60"/>
+              <w:left w:type="dxa" w:w="100"/>
+              <w:bottom w:type="dxa" w:w="60"/>
+              <w:right w:type="dxa" w:w="100"/>
+            </w:tcMar>
+            <w:vAlign w:val="top"/>
+          </w:tcPr>
+          <w:p>
+            <w:pPr>
+              <w:spacing w:after="20" w:line="270"/>
+            </w:pPr>
+            <w:r>
+              <w:rPr>
+                <w:rFonts w:ascii="Arial" w:cs="Arial" w:eastAsia="Arial" w:hAnsi="Arial"/>
+                <w:sz w:val="19"/>
+                <w:szCs w:val="19"/>
+              </w:rPr>
+              <w:t xml:space="preserve">Phiếu trả hàng TH…: ngày, lý do, kho, số trả từng dòng, giá trị, đã huỷ.</w:t>
+            </w:r>
+          </w:p>
+        </w:tc>
+      </w:tr>
+      <w:tr>
+        <w:trPr>
+          <w:cantSplit/>
+        </w:trPr>
+        <w:tc>
+          <w:tcPr>
+            <w:tcW w:type="dxa" w:w="2907"/>
+            <w:tcBorders>
+              <w:top w:val="single" w:color="A6A6A6" w:sz="4"/>
+              <w:left w:val="single" w:color="A6A6A6" w:sz="4"/>
+              <w:bottom w:val="single" w:color="A6A6A6" w:sz="4"/>
+              <w:right w:val="single" w:color="A6A6A6" w:sz="4"/>
+            </w:tcBorders>
+            <w:tcMar>
+              <w:top w:type="dxa" w:w="60"/>
+              <w:left w:type="dxa" w:w="100"/>
+              <w:bottom w:type="dxa" w:w="60"/>
+              <w:right w:type="dxa" w:w="100"/>
+            </w:tcMar>
+            <w:vAlign w:val="top"/>
+          </w:tcPr>
+          <w:p>
+            <w:pPr>
+              <w:spacing w:after="20" w:line="270"/>
+            </w:pPr>
+            <w:r>
+              <w:rPr>
+                <w:rFonts w:ascii="Arial" w:cs="Arial" w:eastAsia="Arial" w:hAnsi="Arial"/>
+                <w:sz w:val="19"/>
+                <w:szCs w:val="19"/>
+              </w:rPr>
+              <w:t xml:space="preserve">status, closedDate, cancelReason</w:t>
+            </w:r>
+          </w:p>
+        </w:tc>
+        <w:tc>
+          <w:tcPr>
+            <w:tcW w:type="dxa" w:w="1100"/>
+            <w:tcBorders>
+              <w:top w:val="single" w:color="A6A6A6" w:sz="4"/>
+              <w:left w:val="single" w:color="A6A6A6" w:sz="4"/>
+              <w:bottom w:val="single" w:color="A6A6A6" w:sz="4"/>
+              <w:right w:val="single" w:color="A6A6A6" w:sz="4"/>
+            </w:tcBorders>
+            <w:tcMar>
+              <w:top w:type="dxa" w:w="60"/>
+              <w:left w:type="dxa" w:w="100"/>
+              <w:bottom w:type="dxa" w:w="60"/>
+              <w:right w:type="dxa" w:w="100"/>
+            </w:tcMar>
+            <w:vAlign w:val="top"/>
+          </w:tcPr>
+          <w:p>
+            <w:pPr>
+              <w:spacing w:after="20" w:line="270"/>
+            </w:pPr>
+            <w:r>
+              <w:rPr>
+                <w:rFonts w:ascii="Arial" w:cs="Arial" w:eastAsia="Arial" w:hAnsi="Arial"/>
+                <w:sz w:val="19"/>
+                <w:szCs w:val="19"/>
+              </w:rPr>
+              <w:t xml:space="preserve">Khác</w:t>
+            </w:r>
+          </w:p>
+        </w:tc>
+        <w:tc>
+          <w:tcPr>
+            <w:tcW w:type="dxa" w:w="5631"/>
+            <w:tcBorders>
+              <w:top w:val="single" w:color="A6A6A6" w:sz="4"/>
+              <w:left w:val="single" w:color="A6A6A6" w:sz="4"/>
+              <w:bottom w:val="single" w:color="A6A6A6" w:sz="4"/>
+              <w:right w:val="single" w:color="A6A6A6" w:sz="4"/>
+            </w:tcBorders>
+            <w:tcMar>
+              <w:top w:type="dxa" w:w="60"/>
+              <w:left w:type="dxa" w:w="100"/>
+              <w:bottom w:type="dxa" w:w="60"/>
+              <w:right w:type="dxa" w:w="100"/>
+            </w:tcMar>
+            <w:vAlign w:val="top"/>
+          </w:tcPr>
+          <w:p>
+            <w:pPr>
+              <w:spacing w:after="20" w:line="270"/>
+            </w:pPr>
+            <w:r>
+              <w:rPr>
+                <w:rFonts w:ascii="Arial" w:cs="Arial" w:eastAsia="Arial" w:hAnsi="Arial"/>
+                <w:sz w:val="19"/>
+                <w:szCs w:val="19"/>
+              </w:rPr>
+              <w:t xml:space="preserve">Trạng thái, ngày kết thúc, lý do huỷ.</w:t>
+            </w:r>
+          </w:p>
+        </w:tc>
+      </w:tr>
+      <w:tr>
+        <w:trPr>
+          <w:cantSplit/>
+        </w:trPr>
+        <w:tc>
+          <w:tcPr>
+            <w:tcW w:type="dxa" w:w="2907"/>
             <w:tcBorders>
               <w:top w:val="single" w:color="A6A6A6" w:sz="4"/>
               <w:left w:val="single" w:color="A6A6A6" w:sz="4"/>
@@ -5421,7 +6477,7 @@
         </w:tc>
         <w:tc>
           <w:tcPr>
-            <w:tcW w:type="dxa" w:w="2007"/>
+            <w:tcW w:type="dxa" w:w="1100"/>
             <w:tcBorders>
               <w:top w:val="single" w:color="A6A6A6" w:sz="4"/>
               <w:left w:val="single" w:color="A6A6A6" w:sz="4"/>
@@ -5452,37 +6508,42 @@
         </w:tc>
         <w:tc>
           <w:tcPr>
-            <w:tcW w:type="dxa" w:w="5222"/>
-            <w:tcBorders>
-              <w:top w:val="single" w:color="A6A6A6" w:sz="4"/>
-              <w:left w:val="single" w:color="A6A6A6" w:sz="4"/>
-              <w:bottom w:val="single" w:color="A6A6A6" w:sz="4"/>
-              <w:right w:val="single" w:color="A6A6A6" w:sz="4"/>
-            </w:tcBorders>
-            <w:tcMar>
-              <w:top w:type="dxa" w:w="60"/>
-              <w:left w:type="dxa" w:w="100"/>
-              <w:bottom w:type="dxa" w:w="60"/>
-              <w:right w:type="dxa" w:w="100"/>
-            </w:tcMar>
-            <w:vAlign w:val="top"/>
-          </w:tcPr>
-          <w:p>
-            <w:pPr>
-              <w:spacing w:after="20" w:line="270"/>
-            </w:pPr>
-            <w:r>
-              <w:rPr>
-                <w:rFonts w:ascii="Arial" w:cs="Arial" w:eastAsia="Arial" w:hAnsi="Arial"/>
-                <w:sz w:val="19"/>
-                <w:szCs w:val="19"/>
-              </w:rPr>
-              <w:t xml:space="preserve">Tài khoản nhận tiền khi chọn "Thu tiền ngay"; trống = chưa thu tiền.</w:t>
+            <w:tcW w:type="dxa" w:w="5631"/>
+            <w:tcBorders>
+              <w:top w:val="single" w:color="A6A6A6" w:sz="4"/>
+              <w:left w:val="single" w:color="A6A6A6" w:sz="4"/>
+              <w:bottom w:val="single" w:color="A6A6A6" w:sz="4"/>
+              <w:right w:val="single" w:color="A6A6A6" w:sz="4"/>
+            </w:tcBorders>
+            <w:tcMar>
+              <w:top w:type="dxa" w:w="60"/>
+              <w:left w:type="dxa" w:w="100"/>
+              <w:bottom w:type="dxa" w:w="60"/>
+              <w:right w:type="dxa" w:w="100"/>
+            </w:tcMar>
+            <w:vAlign w:val="top"/>
+          </w:tcPr>
+          <w:p>
+            <w:pPr>
+              <w:spacing w:after="20" w:line="270"/>
+            </w:pPr>
+            <w:r>
+              <w:rPr>
+                <w:rFonts w:ascii="Arial" w:cs="Arial" w:eastAsia="Arial" w:hAnsi="Arial"/>
+                <w:sz w:val="19"/>
+                <w:szCs w:val="19"/>
+              </w:rPr>
+              <w:t xml:space="preserve">Tài khoản nhận tiền khi "Thu tiền ngay"; trống = chưa thu tiền.</w:t>
             </w:r>
           </w:p>
         </w:tc>
       </w:tr>
     </w:tbl>
+    <w:p>
+      <w:pPr>
+        <w:spacing w:after="60"/>
+      </w:pPr>
+    </w:p>
     <w:p>
       <w:pPr>
         <w:pStyle w:val="Heading1"/>
@@ -5514,8 +6575,8 @@
         </w:tblBorders>
       </w:tblPr>
       <w:tblGrid>
-        <w:gridCol w:w="3011"/>
-        <w:gridCol w:w="6627"/>
+        <w:gridCol w:w="2520"/>
+        <w:gridCol w:w="7118"/>
       </w:tblGrid>
       <w:tr>
         <w:trPr>
@@ -5524,7 +6585,7 @@
         </w:trPr>
         <w:tc>
           <w:tcPr>
-            <w:tcW w:type="dxa" w:w="3011"/>
+            <w:tcW w:type="dxa" w:w="2520"/>
             <w:tcBorders>
               <w:top w:val="single" w:color="A6A6A6" w:sz="4"/>
               <w:left w:val="single" w:color="A6A6A6" w:sz="4"/>
@@ -5558,7 +6619,7 @@
         </w:tc>
         <w:tc>
           <w:tcPr>
-            <w:tcW w:type="dxa" w:w="6627"/>
+            <w:tcW w:type="dxa" w:w="7118"/>
             <w:tcBorders>
               <w:top w:val="single" w:color="A6A6A6" w:sz="4"/>
               <w:left w:val="single" w:color="A6A6A6" w:sz="4"/>
@@ -5597,7 +6658,7 @@
         </w:trPr>
         <w:tc>
           <w:tcPr>
-            <w:tcW w:type="dxa" w:w="3011"/>
+            <w:tcW w:type="dxa" w:w="2520"/>
             <w:tcBorders>
               <w:top w:val="single" w:color="A6A6A6" w:sz="4"/>
               <w:left w:val="single" w:color="A6A6A6" w:sz="4"/>
@@ -5628,32 +6689,32 @@
         </w:tc>
         <w:tc>
           <w:tcPr>
-            <w:tcW w:type="dxa" w:w="6627"/>
-            <w:tcBorders>
-              <w:top w:val="single" w:color="A6A6A6" w:sz="4"/>
-              <w:left w:val="single" w:color="A6A6A6" w:sz="4"/>
-              <w:bottom w:val="single" w:color="A6A6A6" w:sz="4"/>
-              <w:right w:val="single" w:color="A6A6A6" w:sz="4"/>
-            </w:tcBorders>
-            <w:tcMar>
-              <w:top w:type="dxa" w:w="60"/>
-              <w:left w:type="dxa" w:w="100"/>
-              <w:bottom w:type="dxa" w:w="60"/>
-              <w:right w:type="dxa" w:w="100"/>
-            </w:tcMar>
-            <w:vAlign w:val="top"/>
-          </w:tcPr>
-          <w:p>
-            <w:pPr>
-              <w:spacing w:after="20" w:line="270"/>
-            </w:pPr>
-            <w:r>
-              <w:rPr>
-                <w:rFonts w:ascii="Arial" w:cs="Arial" w:eastAsia="Arial" w:hAnsi="Arial"/>
-                <w:sz w:val="19"/>
-                <w:szCs w:val="19"/>
-              </w:rPr>
-              <w:t xml:space="preserve">Chưa đổi kho hay công nợ; hàng chiếm vào cột "Đã đặt" ở Tồn kho.</w:t>
+            <w:tcW w:type="dxa" w:w="7118"/>
+            <w:tcBorders>
+              <w:top w:val="single" w:color="A6A6A6" w:sz="4"/>
+              <w:left w:val="single" w:color="A6A6A6" w:sz="4"/>
+              <w:bottom w:val="single" w:color="A6A6A6" w:sz="4"/>
+              <w:right w:val="single" w:color="A6A6A6" w:sz="4"/>
+            </w:tcBorders>
+            <w:tcMar>
+              <w:top w:type="dxa" w:w="60"/>
+              <w:left w:type="dxa" w:w="100"/>
+              <w:bottom w:type="dxa" w:w="60"/>
+              <w:right w:type="dxa" w:w="100"/>
+            </w:tcMar>
+            <w:vAlign w:val="top"/>
+          </w:tcPr>
+          <w:p>
+            <w:pPr>
+              <w:spacing w:after="20" w:line="270"/>
+            </w:pPr>
+            <w:r>
+              <w:rPr>
+                <w:rFonts w:ascii="Arial" w:cs="Arial" w:eastAsia="Arial" w:hAnsi="Arial"/>
+                <w:sz w:val="19"/>
+                <w:szCs w:val="19"/>
+              </w:rPr>
+              <w:t xml:space="preserve">Chưa đổi kho hay công nợ; hàng chiếm vào cột "Khách đã đặt" ở Tồn kho.</w:t>
             </w:r>
           </w:p>
         </w:tc>
@@ -5664,63 +6725,63 @@
         </w:trPr>
         <w:tc>
           <w:tcPr>
-            <w:tcW w:type="dxa" w:w="3011"/>
-            <w:tcBorders>
-              <w:top w:val="single" w:color="A6A6A6" w:sz="4"/>
-              <w:left w:val="single" w:color="A6A6A6" w:sz="4"/>
-              <w:bottom w:val="single" w:color="A6A6A6" w:sz="4"/>
-              <w:right w:val="single" w:color="A6A6A6" w:sz="4"/>
-            </w:tcBorders>
-            <w:tcMar>
-              <w:top w:type="dxa" w:w="60"/>
-              <w:left w:type="dxa" w:w="100"/>
-              <w:bottom w:type="dxa" w:w="60"/>
-              <w:right w:type="dxa" w:w="100"/>
-            </w:tcMar>
-            <w:vAlign w:val="top"/>
-          </w:tcPr>
-          <w:p>
-            <w:pPr>
-              <w:spacing w:after="20" w:line="270"/>
-            </w:pPr>
-            <w:r>
-              <w:rPr>
-                <w:rFonts w:ascii="Arial" w:cs="Arial" w:eastAsia="Arial" w:hAnsi="Arial"/>
-                <w:sz w:val="19"/>
-                <w:szCs w:val="19"/>
-              </w:rPr>
-              <w:t xml:space="preserve">Giao hàng trực tiếp</w:t>
-            </w:r>
-          </w:p>
-        </w:tc>
-        <w:tc>
-          <w:tcPr>
-            <w:tcW w:type="dxa" w:w="6627"/>
-            <w:tcBorders>
-              <w:top w:val="single" w:color="A6A6A6" w:sz="4"/>
-              <w:left w:val="single" w:color="A6A6A6" w:sz="4"/>
-              <w:bottom w:val="single" w:color="A6A6A6" w:sz="4"/>
-              <w:right w:val="single" w:color="A6A6A6" w:sz="4"/>
-            </w:tcBorders>
-            <w:tcMar>
-              <w:top w:type="dxa" w:w="60"/>
-              <w:left w:type="dxa" w:w="100"/>
-              <w:bottom w:type="dxa" w:w="60"/>
-              <w:right w:type="dxa" w:w="100"/>
-            </w:tcMar>
-            <w:vAlign w:val="top"/>
-          </w:tcPr>
-          <w:p>
-            <w:pPr>
-              <w:spacing w:after="20" w:line="270"/>
-            </w:pPr>
-            <w:r>
-              <w:rPr>
-                <w:rFonts w:ascii="Arial" w:cs="Arial" w:eastAsia="Arial" w:hAnsi="Arial"/>
-                <w:sz w:val="19"/>
-                <w:szCs w:val="19"/>
-              </w:rPr>
-              <w:t xml:space="preserve">Phiếu xuất kho; công nợ phải thu + theo số thực nhận.</w:t>
+            <w:tcW w:type="dxa" w:w="2520"/>
+            <w:tcBorders>
+              <w:top w:val="single" w:color="A6A6A6" w:sz="4"/>
+              <w:left w:val="single" w:color="A6A6A6" w:sz="4"/>
+              <w:bottom w:val="single" w:color="A6A6A6" w:sz="4"/>
+              <w:right w:val="single" w:color="A6A6A6" w:sz="4"/>
+            </w:tcBorders>
+            <w:tcMar>
+              <w:top w:type="dxa" w:w="60"/>
+              <w:left w:type="dxa" w:w="100"/>
+              <w:bottom w:type="dxa" w:w="60"/>
+              <w:right w:type="dxa" w:w="100"/>
+            </w:tcMar>
+            <w:vAlign w:val="top"/>
+          </w:tcPr>
+          <w:p>
+            <w:pPr>
+              <w:spacing w:after="20" w:line="270"/>
+            </w:pPr>
+            <w:r>
+              <w:rPr>
+                <w:rFonts w:ascii="Arial" w:cs="Arial" w:eastAsia="Arial" w:hAnsi="Arial"/>
+                <w:sz w:val="19"/>
+                <w:szCs w:val="19"/>
+              </w:rPr>
+              <w:t xml:space="preserve">Giao hàng tại kho</w:t>
+            </w:r>
+          </w:p>
+        </w:tc>
+        <w:tc>
+          <w:tcPr>
+            <w:tcW w:type="dxa" w:w="7118"/>
+            <w:tcBorders>
+              <w:top w:val="single" w:color="A6A6A6" w:sz="4"/>
+              <w:left w:val="single" w:color="A6A6A6" w:sz="4"/>
+              <w:bottom w:val="single" w:color="A6A6A6" w:sz="4"/>
+              <w:right w:val="single" w:color="A6A6A6" w:sz="4"/>
+            </w:tcBorders>
+            <w:tcMar>
+              <w:top w:type="dxa" w:w="60"/>
+              <w:left w:type="dxa" w:w="100"/>
+              <w:bottom w:type="dxa" w:w="60"/>
+              <w:right w:type="dxa" w:w="100"/>
+            </w:tcMar>
+            <w:vAlign w:val="top"/>
+          </w:tcPr>
+          <w:p>
+            <w:pPr>
+              <w:spacing w:after="20" w:line="270"/>
+            </w:pPr>
+            <w:r>
+              <w:rPr>
+                <w:rFonts w:ascii="Arial" w:cs="Arial" w:eastAsia="Arial" w:hAnsi="Arial"/>
+                <w:sz w:val="19"/>
+                <w:szCs w:val="19"/>
+              </w:rPr>
+              <w:t xml:space="preserve">Phiếu xuất kho (chốt giá vốn); công nợ phải thu + một khoản theo số thực nhận; doanh thu vào ngày nhận.</w:t>
             </w:r>
           </w:p>
         </w:tc>
@@ -5731,7 +6792,7 @@
         </w:trPr>
         <w:tc>
           <w:tcPr>
-            <w:tcW w:type="dxa" w:w="3011"/>
+            <w:tcW w:type="dxa" w:w="2520"/>
             <w:tcBorders>
               <w:top w:val="single" w:color="A6A6A6" w:sz="4"/>
               <w:left w:val="single" w:color="A6A6A6" w:sz="4"/>
@@ -5762,32 +6823,32 @@
         </w:tc>
         <w:tc>
           <w:tcPr>
-            <w:tcW w:type="dxa" w:w="6627"/>
-            <w:tcBorders>
-              <w:top w:val="single" w:color="A6A6A6" w:sz="4"/>
-              <w:left w:val="single" w:color="A6A6A6" w:sz="4"/>
-              <w:bottom w:val="single" w:color="A6A6A6" w:sz="4"/>
-              <w:right w:val="single" w:color="A6A6A6" w:sz="4"/>
-            </w:tcBorders>
-            <w:tcMar>
-              <w:top w:type="dxa" w:w="60"/>
-              <w:left w:type="dxa" w:w="100"/>
-              <w:bottom w:type="dxa" w:w="60"/>
-              <w:right w:type="dxa" w:w="100"/>
-            </w:tcMar>
-            <w:vAlign w:val="top"/>
-          </w:tcPr>
-          <w:p>
-            <w:pPr>
-              <w:spacing w:after="20" w:line="270"/>
-            </w:pPr>
-            <w:r>
-              <w:rPr>
-                <w:rFonts w:ascii="Arial" w:cs="Arial" w:eastAsia="Arial" w:hAnsi="Arial"/>
-                <w:sz w:val="19"/>
-                <w:szCs w:val="19"/>
-              </w:rPr>
-              <w:t xml:space="preserve">Xuất kho khi xuất chuyến; công nợ + khi chốt giao.</w:t>
+            <w:tcW w:type="dxa" w:w="7118"/>
+            <w:tcBorders>
+              <w:top w:val="single" w:color="A6A6A6" w:sz="4"/>
+              <w:left w:val="single" w:color="A6A6A6" w:sz="4"/>
+              <w:bottom w:val="single" w:color="A6A6A6" w:sz="4"/>
+              <w:right w:val="single" w:color="A6A6A6" w:sz="4"/>
+            </w:tcBorders>
+            <w:tcMar>
+              <w:top w:type="dxa" w:w="60"/>
+              <w:left w:type="dxa" w:w="100"/>
+              <w:bottom w:type="dxa" w:w="60"/>
+              <w:right w:type="dxa" w:w="100"/>
+            </w:tcMar>
+            <w:vAlign w:val="top"/>
+          </w:tcPr>
+          <w:p>
+            <w:pPr>
+              <w:spacing w:after="20" w:line="270"/>
+            </w:pPr>
+            <w:r>
+              <w:rPr>
+                <w:rFonts w:ascii="Arial" w:cs="Arial" w:eastAsia="Arial" w:hAnsi="Arial"/>
+                <w:sz w:val="19"/>
+                <w:szCs w:val="19"/>
+              </w:rPr>
+              <w:t xml:space="preserve">Xuất kho khi xuất chuyến; công nợ + khi chốt giao (ATL-13).</w:t>
             </w:r>
           </w:p>
         </w:tc>
@@ -5798,63 +6859,63 @@
         </w:trPr>
         <w:tc>
           <w:tcPr>
-            <w:tcW w:type="dxa" w:w="3011"/>
-            <w:tcBorders>
-              <w:top w:val="single" w:color="A6A6A6" w:sz="4"/>
-              <w:left w:val="single" w:color="A6A6A6" w:sz="4"/>
-              <w:bottom w:val="single" w:color="A6A6A6" w:sz="4"/>
-              <w:right w:val="single" w:color="A6A6A6" w:sz="4"/>
-            </w:tcBorders>
-            <w:tcMar>
-              <w:top w:type="dxa" w:w="60"/>
-              <w:left w:type="dxa" w:w="100"/>
-              <w:bottom w:type="dxa" w:w="60"/>
-              <w:right w:type="dxa" w:w="100"/>
-            </w:tcMar>
-            <w:vAlign w:val="top"/>
-          </w:tcPr>
-          <w:p>
-            <w:pPr>
-              <w:spacing w:after="20" w:line="270"/>
-            </w:pPr>
-            <w:r>
-              <w:rPr>
-                <w:rFonts w:ascii="Arial" w:cs="Arial" w:eastAsia="Arial" w:hAnsi="Arial"/>
-                <w:sz w:val="19"/>
-                <w:szCs w:val="19"/>
-              </w:rPr>
-              <w:t xml:space="preserve">Huỷ đơn</w:t>
-            </w:r>
-          </w:p>
-        </w:tc>
-        <w:tc>
-          <w:tcPr>
-            <w:tcW w:type="dxa" w:w="6627"/>
-            <w:tcBorders>
-              <w:top w:val="single" w:color="A6A6A6" w:sz="4"/>
-              <w:left w:val="single" w:color="A6A6A6" w:sz="4"/>
-              <w:bottom w:val="single" w:color="A6A6A6" w:sz="4"/>
-              <w:right w:val="single" w:color="A6A6A6" w:sz="4"/>
-            </w:tcBorders>
-            <w:tcMar>
-              <w:top w:type="dxa" w:w="60"/>
-              <w:left w:type="dxa" w:w="100"/>
-              <w:bottom w:type="dxa" w:w="60"/>
-              <w:right w:type="dxa" w:w="100"/>
-            </w:tcMar>
-            <w:vAlign w:val="top"/>
-          </w:tcPr>
-          <w:p>
-            <w:pPr>
-              <w:spacing w:after="20" w:line="270"/>
-            </w:pPr>
-            <w:r>
-              <w:rPr>
-                <w:rFonts w:ascii="Arial" w:cs="Arial" w:eastAsia="Arial" w:hAnsi="Arial"/>
-                <w:sz w:val="19"/>
-                <w:szCs w:val="19"/>
-              </w:rPr>
-              <w:t xml:space="preserve">Huỷ lệnh sản xuất chưa xong của đơn (vật tư đã xuất không hoàn lại).</w:t>
+            <w:tcW w:type="dxa" w:w="2520"/>
+            <w:tcBorders>
+              <w:top w:val="single" w:color="A6A6A6" w:sz="4"/>
+              <w:left w:val="single" w:color="A6A6A6" w:sz="4"/>
+              <w:bottom w:val="single" w:color="A6A6A6" w:sz="4"/>
+              <w:right w:val="single" w:color="A6A6A6" w:sz="4"/>
+            </w:tcBorders>
+            <w:tcMar>
+              <w:top w:type="dxa" w:w="60"/>
+              <w:left w:type="dxa" w:w="100"/>
+              <w:bottom w:type="dxa" w:w="60"/>
+              <w:right w:type="dxa" w:w="100"/>
+            </w:tcMar>
+            <w:vAlign w:val="top"/>
+          </w:tcPr>
+          <w:p>
+            <w:pPr>
+              <w:spacing w:after="20" w:line="270"/>
+            </w:pPr>
+            <w:r>
+              <w:rPr>
+                <w:rFonts w:ascii="Arial" w:cs="Arial" w:eastAsia="Arial" w:hAnsi="Arial"/>
+                <w:sz w:val="19"/>
+                <w:szCs w:val="19"/>
+              </w:rPr>
+              <w:t xml:space="preserve">Giao hàng khi đã chọn Thu tiền ngay</w:t>
+            </w:r>
+          </w:p>
+        </w:tc>
+        <w:tc>
+          <w:tcPr>
+            <w:tcW w:type="dxa" w:w="7118"/>
+            <w:tcBorders>
+              <w:top w:val="single" w:color="A6A6A6" w:sz="4"/>
+              <w:left w:val="single" w:color="A6A6A6" w:sz="4"/>
+              <w:bottom w:val="single" w:color="A6A6A6" w:sz="4"/>
+              <w:right w:val="single" w:color="A6A6A6" w:sz="4"/>
+            </w:tcBorders>
+            <w:tcMar>
+              <w:top w:type="dxa" w:w="60"/>
+              <w:left w:type="dxa" w:w="100"/>
+              <w:bottom w:type="dxa" w:w="60"/>
+              <w:right w:type="dxa" w:w="100"/>
+            </w:tcMar>
+            <w:vAlign w:val="top"/>
+          </w:tcPr>
+          <w:p>
+            <w:pPr>
+              <w:spacing w:after="20" w:line="270"/>
+            </w:pPr>
+            <w:r>
+              <w:rPr>
+                <w:rFonts w:ascii="Arial" w:cs="Arial" w:eastAsia="Arial" w:hAnsi="Arial"/>
+                <w:sz w:val="19"/>
+                <w:szCs w:val="19"/>
+              </w:rPr>
+              <w:t xml:space="preserve">Thêm phiếu thu tự lập cho đợt: quỹ +, công nợ của đợt về 0.</w:t>
             </w:r>
           </w:p>
         </w:tc>
@@ -5865,68 +6926,207 @@
         </w:trPr>
         <w:tc>
           <w:tcPr>
-            <w:tcW w:type="dxa" w:w="3011"/>
-            <w:tcBorders>
-              <w:top w:val="single" w:color="A6A6A6" w:sz="4"/>
-              <w:left w:val="single" w:color="A6A6A6" w:sz="4"/>
-              <w:bottom w:val="single" w:color="A6A6A6" w:sz="4"/>
-              <w:right w:val="single" w:color="A6A6A6" w:sz="4"/>
-            </w:tcBorders>
-            <w:tcMar>
-              <w:top w:type="dxa" w:w="60"/>
-              <w:left w:type="dxa" w:w="100"/>
-              <w:bottom w:type="dxa" w:w="60"/>
-              <w:right w:type="dxa" w:w="100"/>
-            </w:tcMar>
-            <w:vAlign w:val="top"/>
-          </w:tcPr>
-          <w:p>
-            <w:pPr>
-              <w:spacing w:after="20" w:line="270"/>
-            </w:pPr>
-            <w:r>
-              <w:rPr>
-                <w:rFonts w:ascii="Arial" w:cs="Arial" w:eastAsia="Arial" w:hAnsi="Arial"/>
-                <w:sz w:val="19"/>
-                <w:szCs w:val="19"/>
-              </w:rPr>
-              <w:t xml:space="preserve">Giao hàng khi đã chọn Thu tiền ngay</w:t>
-            </w:r>
-          </w:p>
-        </w:tc>
-        <w:tc>
-          <w:tcPr>
-            <w:tcW w:type="dxa" w:w="6627"/>
-            <w:tcBorders>
-              <w:top w:val="single" w:color="A6A6A6" w:sz="4"/>
-              <w:left w:val="single" w:color="A6A6A6" w:sz="4"/>
-              <w:bottom w:val="single" w:color="A6A6A6" w:sz="4"/>
-              <w:right w:val="single" w:color="A6A6A6" w:sz="4"/>
-            </w:tcBorders>
-            <w:tcMar>
-              <w:top w:type="dxa" w:w="60"/>
-              <w:left w:type="dxa" w:w="100"/>
-              <w:bottom w:type="dxa" w:w="60"/>
-              <w:right w:type="dxa" w:w="100"/>
-            </w:tcMar>
-            <w:vAlign w:val="top"/>
-          </w:tcPr>
-          <w:p>
-            <w:pPr>
-              <w:spacing w:after="20" w:line="270"/>
-            </w:pPr>
-            <w:r>
-              <w:rPr>
-                <w:rFonts w:ascii="Arial" w:cs="Arial" w:eastAsia="Arial" w:hAnsi="Arial"/>
-                <w:sz w:val="19"/>
-                <w:szCs w:val="19"/>
-              </w:rPr>
-              <w:t xml:space="preserve">Ngoài phiếu xuất kho và công nợ: tự lập phiếu thu, tăng số dư tài khoản, trừ hết công nợ của lần giao.</w:t>
+            <w:tcW w:type="dxa" w:w="2520"/>
+            <w:tcBorders>
+              <w:top w:val="single" w:color="A6A6A6" w:sz="4"/>
+              <w:left w:val="single" w:color="A6A6A6" w:sz="4"/>
+              <w:bottom w:val="single" w:color="A6A6A6" w:sz="4"/>
+              <w:right w:val="single" w:color="A6A6A6" w:sz="4"/>
+            </w:tcBorders>
+            <w:tcMar>
+              <w:top w:type="dxa" w:w="60"/>
+              <w:left w:type="dxa" w:w="100"/>
+              <w:bottom w:type="dxa" w:w="60"/>
+              <w:right w:type="dxa" w:w="100"/>
+            </w:tcMar>
+            <w:vAlign w:val="top"/>
+          </w:tcPr>
+          <w:p>
+            <w:pPr>
+              <w:spacing w:after="20" w:line="270"/>
+            </w:pPr>
+            <w:r>
+              <w:rPr>
+                <w:rFonts w:ascii="Arial" w:cs="Arial" w:eastAsia="Arial" w:hAnsi="Arial"/>
+                <w:sz w:val="19"/>
+                <w:szCs w:val="19"/>
+              </w:rPr>
+              <w:t xml:space="preserve">Nhận hàng trả lại</w:t>
+            </w:r>
+          </w:p>
+        </w:tc>
+        <w:tc>
+          <w:tcPr>
+            <w:tcW w:type="dxa" w:w="7118"/>
+            <w:tcBorders>
+              <w:top w:val="single" w:color="A6A6A6" w:sz="4"/>
+              <w:left w:val="single" w:color="A6A6A6" w:sz="4"/>
+              <w:bottom w:val="single" w:color="A6A6A6" w:sz="4"/>
+              <w:right w:val="single" w:color="A6A6A6" w:sz="4"/>
+            </w:tcBorders>
+            <w:tcMar>
+              <w:top w:type="dxa" w:w="60"/>
+              <w:left w:type="dxa" w:w="100"/>
+              <w:bottom w:type="dxa" w:w="60"/>
+              <w:right w:type="dxa" w:w="100"/>
+            </w:tcMar>
+            <w:vAlign w:val="top"/>
+          </w:tcPr>
+          <w:p>
+            <w:pPr>
+              <w:spacing w:after="20" w:line="270"/>
+            </w:pPr>
+            <w:r>
+              <w:rPr>
+                <w:rFonts w:ascii="Arial" w:cs="Arial" w:eastAsia="Arial" w:hAnsi="Arial"/>
+                <w:sz w:val="19"/>
+                <w:szCs w:val="19"/>
+              </w:rPr>
+              <w:t xml:space="preserve">Phiếu nhập trả về (tồn +); công nợ phải thu − và doanh thu − vào ngày trả.</w:t>
+            </w:r>
+          </w:p>
+        </w:tc>
+      </w:tr>
+      <w:tr>
+        <w:trPr>
+          <w:cantSplit/>
+        </w:trPr>
+        <w:tc>
+          <w:tcPr>
+            <w:tcW w:type="dxa" w:w="2520"/>
+            <w:tcBorders>
+              <w:top w:val="single" w:color="A6A6A6" w:sz="4"/>
+              <w:left w:val="single" w:color="A6A6A6" w:sz="4"/>
+              <w:bottom w:val="single" w:color="A6A6A6" w:sz="4"/>
+              <w:right w:val="single" w:color="A6A6A6" w:sz="4"/>
+            </w:tcBorders>
+            <w:tcMar>
+              <w:top w:type="dxa" w:w="60"/>
+              <w:left w:type="dxa" w:w="100"/>
+              <w:bottom w:type="dxa" w:w="60"/>
+              <w:right w:type="dxa" w:w="100"/>
+            </w:tcMar>
+            <w:vAlign w:val="top"/>
+          </w:tcPr>
+          <w:p>
+            <w:pPr>
+              <w:spacing w:after="20" w:line="270"/>
+            </w:pPr>
+            <w:r>
+              <w:rPr>
+                <w:rFonts w:ascii="Arial" w:cs="Arial" w:eastAsia="Arial" w:hAnsi="Arial"/>
+                <w:sz w:val="19"/>
+                <w:szCs w:val="19"/>
+              </w:rPr>
+              <w:t xml:space="preserve">Huỷ phiếu trả</w:t>
+            </w:r>
+          </w:p>
+        </w:tc>
+        <w:tc>
+          <w:tcPr>
+            <w:tcW w:type="dxa" w:w="7118"/>
+            <w:tcBorders>
+              <w:top w:val="single" w:color="A6A6A6" w:sz="4"/>
+              <w:left w:val="single" w:color="A6A6A6" w:sz="4"/>
+              <w:bottom w:val="single" w:color="A6A6A6" w:sz="4"/>
+              <w:right w:val="single" w:color="A6A6A6" w:sz="4"/>
+            </w:tcBorders>
+            <w:tcMar>
+              <w:top w:type="dxa" w:w="60"/>
+              <w:left w:type="dxa" w:w="100"/>
+              <w:bottom w:type="dxa" w:w="60"/>
+              <w:right w:type="dxa" w:w="100"/>
+            </w:tcMar>
+            <w:vAlign w:val="top"/>
+          </w:tcPr>
+          <w:p>
+            <w:pPr>
+              <w:spacing w:after="20" w:line="270"/>
+            </w:pPr>
+            <w:r>
+              <w:rPr>
+                <w:rFonts w:ascii="Arial" w:cs="Arial" w:eastAsia="Arial" w:hAnsi="Arial"/>
+                <w:sz w:val="19"/>
+                <w:szCs w:val="19"/>
+              </w:rPr>
+              <w:t xml:space="preserve">Đảo phiếu kho; công nợ và doanh thu trở lại.</w:t>
+            </w:r>
+          </w:p>
+        </w:tc>
+      </w:tr>
+      <w:tr>
+        <w:trPr>
+          <w:cantSplit/>
+        </w:trPr>
+        <w:tc>
+          <w:tcPr>
+            <w:tcW w:type="dxa" w:w="2520"/>
+            <w:tcBorders>
+              <w:top w:val="single" w:color="A6A6A6" w:sz="4"/>
+              <w:left w:val="single" w:color="A6A6A6" w:sz="4"/>
+              <w:bottom w:val="single" w:color="A6A6A6" w:sz="4"/>
+              <w:right w:val="single" w:color="A6A6A6" w:sz="4"/>
+            </w:tcBorders>
+            <w:tcMar>
+              <w:top w:type="dxa" w:w="60"/>
+              <w:left w:type="dxa" w:w="100"/>
+              <w:bottom w:type="dxa" w:w="60"/>
+              <w:right w:type="dxa" w:w="100"/>
+            </w:tcMar>
+            <w:vAlign w:val="top"/>
+          </w:tcPr>
+          <w:p>
+            <w:pPr>
+              <w:spacing w:after="20" w:line="270"/>
+            </w:pPr>
+            <w:r>
+              <w:rPr>
+                <w:rFonts w:ascii="Arial" w:cs="Arial" w:eastAsia="Arial" w:hAnsi="Arial"/>
+                <w:sz w:val="19"/>
+                <w:szCs w:val="19"/>
+              </w:rPr>
+              <w:t xml:space="preserve">Huỷ đơn</w:t>
+            </w:r>
+          </w:p>
+        </w:tc>
+        <w:tc>
+          <w:tcPr>
+            <w:tcW w:type="dxa" w:w="7118"/>
+            <w:tcBorders>
+              <w:top w:val="single" w:color="A6A6A6" w:sz="4"/>
+              <w:left w:val="single" w:color="A6A6A6" w:sz="4"/>
+              <w:bottom w:val="single" w:color="A6A6A6" w:sz="4"/>
+              <w:right w:val="single" w:color="A6A6A6" w:sz="4"/>
+            </w:tcBorders>
+            <w:tcMar>
+              <w:top w:type="dxa" w:w="60"/>
+              <w:left w:type="dxa" w:w="100"/>
+              <w:bottom w:type="dxa" w:w="60"/>
+              <w:right w:type="dxa" w:w="100"/>
+            </w:tcMar>
+            <w:vAlign w:val="top"/>
+          </w:tcPr>
+          <w:p>
+            <w:pPr>
+              <w:spacing w:after="20" w:line="270"/>
+            </w:pPr>
+            <w:r>
+              <w:rPr>
+                <w:rFonts w:ascii="Arial" w:cs="Arial" w:eastAsia="Arial" w:hAnsi="Arial"/>
+                <w:sz w:val="19"/>
+                <w:szCs w:val="19"/>
+              </w:rPr>
+              <w:t xml:space="preserve">Huỷ lệnh sản xuất chưa xong của đơn (vật tư đã xuất không hoàn lại).</w:t>
             </w:r>
           </w:p>
         </w:tc>
       </w:tr>
     </w:tbl>
+    <w:p>
+      <w:pPr>
+        <w:spacing w:after="60"/>
+      </w:pPr>
+    </w:p>
     <w:p>
       <w:pPr>
         <w:pStyle w:val="Heading1"/>
@@ -5958,8 +7158,8 @@
         </w:tblBorders>
       </w:tblPr>
       <w:tblGrid>
-        <w:gridCol w:w="2610"/>
-        <w:gridCol w:w="7028"/>
+        <w:gridCol w:w="3947"/>
+        <w:gridCol w:w="5691"/>
       </w:tblGrid>
       <w:tr>
         <w:trPr>
@@ -5968,7 +7168,7 @@
         </w:trPr>
         <w:tc>
           <w:tcPr>
-            <w:tcW w:type="dxa" w:w="2610"/>
+            <w:tcW w:type="dxa" w:w="3947"/>
             <w:tcBorders>
               <w:top w:val="single" w:color="A6A6A6" w:sz="4"/>
               <w:left w:val="single" w:color="A6A6A6" w:sz="4"/>
@@ -6002,7 +7202,7 @@
         </w:tc>
         <w:tc>
           <w:tcPr>
-            <w:tcW w:type="dxa" w:w="7028"/>
+            <w:tcW w:type="dxa" w:w="5691"/>
             <w:tcBorders>
               <w:top w:val="single" w:color="A6A6A6" w:sz="4"/>
               <w:left w:val="single" w:color="A6A6A6" w:sz="4"/>
@@ -6041,7 +7241,7 @@
         </w:trPr>
         <w:tc>
           <w:tcPr>
-            <w:tcW w:type="dxa" w:w="2610"/>
+            <w:tcW w:type="dxa" w:w="3947"/>
             <w:tcBorders>
               <w:top w:val="single" w:color="A6A6A6" w:sz="4"/>
               <w:left w:val="single" w:color="A6A6A6" w:sz="4"/>
@@ -6072,32 +7272,32 @@
         </w:tc>
         <w:tc>
           <w:tcPr>
-            <w:tcW w:type="dxa" w:w="7028"/>
-            <w:tcBorders>
-              <w:top w:val="single" w:color="A6A6A6" w:sz="4"/>
-              <w:left w:val="single" w:color="A6A6A6" w:sz="4"/>
-              <w:bottom w:val="single" w:color="A6A6A6" w:sz="4"/>
-              <w:right w:val="single" w:color="A6A6A6" w:sz="4"/>
-            </w:tcBorders>
-            <w:tcMar>
-              <w:top w:type="dxa" w:w="60"/>
-              <w:left w:type="dxa" w:w="100"/>
-              <w:bottom w:type="dxa" w:w="60"/>
-              <w:right w:type="dxa" w:w="100"/>
-            </w:tcMar>
-            <w:vAlign w:val="top"/>
-          </w:tcPr>
-          <w:p>
-            <w:pPr>
-              <w:spacing w:after="20" w:line="270"/>
-            </w:pPr>
-            <w:r>
-              <w:rPr>
-                <w:rFonts w:ascii="Arial" w:cs="Arial" w:eastAsia="Arial" w:hAnsi="Arial"/>
-                <w:sz w:val="19"/>
-                <w:szCs w:val="19"/>
-              </w:rPr>
-              <w:t xml:space="preserve">Loại khách, địa chỉ, số ngày được nợ.</w:t>
+            <w:tcW w:type="dxa" w:w="5691"/>
+            <w:tcBorders>
+              <w:top w:val="single" w:color="A6A6A6" w:sz="4"/>
+              <w:left w:val="single" w:color="A6A6A6" w:sz="4"/>
+              <w:bottom w:val="single" w:color="A6A6A6" w:sz="4"/>
+              <w:right w:val="single" w:color="A6A6A6" w:sz="4"/>
+            </w:tcBorders>
+            <w:tcMar>
+              <w:top w:type="dxa" w:w="60"/>
+              <w:left w:type="dxa" w:w="100"/>
+              <w:bottom w:type="dxa" w:w="60"/>
+              <w:right w:type="dxa" w:w="100"/>
+            </w:tcMar>
+            <w:vAlign w:val="top"/>
+          </w:tcPr>
+          <w:p>
+            <w:pPr>
+              <w:spacing w:after="20" w:line="270"/>
+            </w:pPr>
+            <w:r>
+              <w:rPr>
+                <w:rFonts w:ascii="Arial" w:cs="Arial" w:eastAsia="Arial" w:hAnsi="Arial"/>
+                <w:sz w:val="19"/>
+                <w:szCs w:val="19"/>
+              </w:rPr>
+              <w:t xml:space="preserve">Loại khách, bảng giá, hạn mức, địa chỉ, số ngày được nợ.</w:t>
             </w:r>
           </w:p>
         </w:tc>
@@ -6108,63 +7308,63 @@
         </w:trPr>
         <w:tc>
           <w:tcPr>
-            <w:tcW w:type="dxa" w:w="2610"/>
-            <w:tcBorders>
-              <w:top w:val="single" w:color="A6A6A6" w:sz="4"/>
-              <w:left w:val="single" w:color="A6A6A6" w:sz="4"/>
-              <w:bottom w:val="single" w:color="A6A6A6" w:sz="4"/>
-              <w:right w:val="single" w:color="A6A6A6" w:sz="4"/>
-            </w:tcBorders>
-            <w:tcMar>
-              <w:top w:type="dxa" w:w="60"/>
-              <w:left w:type="dxa" w:w="100"/>
-              <w:bottom w:type="dxa" w:w="60"/>
-              <w:right w:type="dxa" w:w="100"/>
-            </w:tcMar>
-            <w:vAlign w:val="top"/>
-          </w:tcPr>
-          <w:p>
-            <w:pPr>
-              <w:spacing w:after="20" w:line="270"/>
-            </w:pPr>
-            <w:r>
-              <w:rPr>
-                <w:rFonts w:ascii="Arial" w:cs="Arial" w:eastAsia="Arial" w:hAnsi="Arial"/>
-                <w:sz w:val="19"/>
-                <w:szCs w:val="19"/>
-              </w:rPr>
-              <w:t xml:space="preserve">Lệnh sản xuất (ATL-07)</w:t>
-            </w:r>
-          </w:p>
-        </w:tc>
-        <w:tc>
-          <w:tcPr>
-            <w:tcW w:type="dxa" w:w="7028"/>
-            <w:tcBorders>
-              <w:top w:val="single" w:color="A6A6A6" w:sz="4"/>
-              <w:left w:val="single" w:color="A6A6A6" w:sz="4"/>
-              <w:bottom w:val="single" w:color="A6A6A6" w:sz="4"/>
-              <w:right w:val="single" w:color="A6A6A6" w:sz="4"/>
-            </w:tcBorders>
-            <w:tcMar>
-              <w:top w:type="dxa" w:w="60"/>
-              <w:left w:type="dxa" w:w="100"/>
-              <w:bottom w:type="dxa" w:w="60"/>
-              <w:right w:type="dxa" w:w="100"/>
-            </w:tcMar>
-            <w:vAlign w:val="top"/>
-          </w:tcPr>
-          <w:p>
-            <w:pPr>
-              <w:spacing w:after="20" w:line="270"/>
-            </w:pPr>
-            <w:r>
-              <w:rPr>
-                <w:rFonts w:ascii="Arial" w:cs="Arial" w:eastAsia="Arial" w:hAnsi="Arial"/>
-                <w:sz w:val="19"/>
-                <w:szCs w:val="19"/>
-              </w:rPr>
-              <w:t xml:space="preserve">Lập từ đơn; trạng thái đơn theo lệnh.</w:t>
+            <w:tcW w:type="dxa" w:w="3947"/>
+            <w:tcBorders>
+              <w:top w:val="single" w:color="A6A6A6" w:sz="4"/>
+              <w:left w:val="single" w:color="A6A6A6" w:sz="4"/>
+              <w:bottom w:val="single" w:color="A6A6A6" w:sz="4"/>
+              <w:right w:val="single" w:color="A6A6A6" w:sz="4"/>
+            </w:tcBorders>
+            <w:tcMar>
+              <w:top w:type="dxa" w:w="60"/>
+              <w:left w:type="dxa" w:w="100"/>
+              <w:bottom w:type="dxa" w:w="60"/>
+              <w:right w:type="dxa" w:w="100"/>
+            </w:tcMar>
+            <w:vAlign w:val="top"/>
+          </w:tcPr>
+          <w:p>
+            <w:pPr>
+              <w:spacing w:after="20" w:line="270"/>
+            </w:pPr>
+            <w:r>
+              <w:rPr>
+                <w:rFonts w:ascii="Arial" w:cs="Arial" w:eastAsia="Arial" w:hAnsi="Arial"/>
+                <w:sz w:val="19"/>
+                <w:szCs w:val="19"/>
+              </w:rPr>
+              <w:t xml:space="preserve">Báo giá (ATL-28)</w:t>
+            </w:r>
+          </w:p>
+        </w:tc>
+        <w:tc>
+          <w:tcPr>
+            <w:tcW w:type="dxa" w:w="5691"/>
+            <w:tcBorders>
+              <w:top w:val="single" w:color="A6A6A6" w:sz="4"/>
+              <w:left w:val="single" w:color="A6A6A6" w:sz="4"/>
+              <w:bottom w:val="single" w:color="A6A6A6" w:sz="4"/>
+              <w:right w:val="single" w:color="A6A6A6" w:sz="4"/>
+            </w:tcBorders>
+            <w:tcMar>
+              <w:top w:type="dxa" w:w="60"/>
+              <w:left w:type="dxa" w:w="100"/>
+              <w:bottom w:type="dxa" w:w="60"/>
+              <w:right w:type="dxa" w:w="100"/>
+            </w:tcMar>
+            <w:vAlign w:val="top"/>
+          </w:tcPr>
+          <w:p>
+            <w:pPr>
+              <w:spacing w:after="20" w:line="270"/>
+            </w:pPr>
+            <w:r>
+              <w:rPr>
+                <w:rFonts w:ascii="Arial" w:cs="Arial" w:eastAsia="Arial" w:hAnsi="Arial"/>
+                <w:sz w:val="19"/>
+                <w:szCs w:val="19"/>
+              </w:rPr>
+              <w:t xml:space="preserve">Lập đơn từ báo giá, giữ giá báo.</w:t>
             </w:r>
           </w:p>
         </w:tc>
@@ -6175,63 +7375,63 @@
         </w:trPr>
         <w:tc>
           <w:tcPr>
-            <w:tcW w:type="dxa" w:w="2610"/>
-            <w:tcBorders>
-              <w:top w:val="single" w:color="A6A6A6" w:sz="4"/>
-              <w:left w:val="single" w:color="A6A6A6" w:sz="4"/>
-              <w:bottom w:val="single" w:color="A6A6A6" w:sz="4"/>
-              <w:right w:val="single" w:color="A6A6A6" w:sz="4"/>
-            </w:tcBorders>
-            <w:tcMar>
-              <w:top w:type="dxa" w:w="60"/>
-              <w:left w:type="dxa" w:w="100"/>
-              <w:bottom w:type="dxa" w:w="60"/>
-              <w:right w:type="dxa" w:w="100"/>
-            </w:tcMar>
-            <w:vAlign w:val="top"/>
-          </w:tcPr>
-          <w:p>
-            <w:pPr>
-              <w:spacing w:after="20" w:line="270"/>
-            </w:pPr>
-            <w:r>
-              <w:rPr>
-                <w:rFonts w:ascii="Arial" w:cs="Arial" w:eastAsia="Arial" w:hAnsi="Arial"/>
-                <w:sz w:val="19"/>
-                <w:szCs w:val="19"/>
-              </w:rPr>
-              <w:t xml:space="preserve">Chuyến giao hàng (ATL-13)</w:t>
-            </w:r>
-          </w:p>
-        </w:tc>
-        <w:tc>
-          <w:tcPr>
-            <w:tcW w:type="dxa" w:w="7028"/>
-            <w:tcBorders>
-              <w:top w:val="single" w:color="A6A6A6" w:sz="4"/>
-              <w:left w:val="single" w:color="A6A6A6" w:sz="4"/>
-              <w:bottom w:val="single" w:color="A6A6A6" w:sz="4"/>
-              <w:right w:val="single" w:color="A6A6A6" w:sz="4"/>
-            </w:tcBorders>
-            <w:tcMar>
-              <w:top w:type="dxa" w:w="60"/>
-              <w:left w:type="dxa" w:w="100"/>
-              <w:bottom w:type="dxa" w:w="60"/>
-              <w:right w:type="dxa" w:w="100"/>
-            </w:tcMar>
-            <w:vAlign w:val="top"/>
-          </w:tcPr>
-          <w:p>
-            <w:pPr>
-              <w:spacing w:after="20" w:line="270"/>
-            </w:pPr>
-            <w:r>
-              <w:rPr>
-                <w:rFonts w:ascii="Arial" w:cs="Arial" w:eastAsia="Arial" w:hAnsi="Arial"/>
-                <w:sz w:val="19"/>
-                <w:szCs w:val="19"/>
-              </w:rPr>
-              <w:t xml:space="preserve">Xếp đơn lên xe.</w:t>
+            <w:tcW w:type="dxa" w:w="3947"/>
+            <w:tcBorders>
+              <w:top w:val="single" w:color="A6A6A6" w:sz="4"/>
+              <w:left w:val="single" w:color="A6A6A6" w:sz="4"/>
+              <w:bottom w:val="single" w:color="A6A6A6" w:sz="4"/>
+              <w:right w:val="single" w:color="A6A6A6" w:sz="4"/>
+            </w:tcBorders>
+            <w:tcMar>
+              <w:top w:type="dxa" w:w="60"/>
+              <w:left w:type="dxa" w:w="100"/>
+              <w:bottom w:type="dxa" w:w="60"/>
+              <w:right w:type="dxa" w:w="100"/>
+            </w:tcMar>
+            <w:vAlign w:val="top"/>
+          </w:tcPr>
+          <w:p>
+            <w:pPr>
+              <w:spacing w:after="20" w:line="270"/>
+            </w:pPr>
+            <w:r>
+              <w:rPr>
+                <w:rFonts w:ascii="Arial" w:cs="Arial" w:eastAsia="Arial" w:hAnsi="Arial"/>
+                <w:sz w:val="19"/>
+                <w:szCs w:val="19"/>
+              </w:rPr>
+              <w:t xml:space="preserve">Bảng giá (ATL-29), Khuyến mãi (ATL-30)</w:t>
+            </w:r>
+          </w:p>
+        </w:tc>
+        <w:tc>
+          <w:tcPr>
+            <w:tcW w:type="dxa" w:w="5691"/>
+            <w:tcBorders>
+              <w:top w:val="single" w:color="A6A6A6" w:sz="4"/>
+              <w:left w:val="single" w:color="A6A6A6" w:sz="4"/>
+              <w:bottom w:val="single" w:color="A6A6A6" w:sz="4"/>
+              <w:right w:val="single" w:color="A6A6A6" w:sz="4"/>
+            </w:tcBorders>
+            <w:tcMar>
+              <w:top w:type="dxa" w:w="60"/>
+              <w:left w:type="dxa" w:w="100"/>
+              <w:bottom w:type="dxa" w:w="60"/>
+              <w:right w:type="dxa" w:w="100"/>
+            </w:tcMar>
+            <w:vAlign w:val="top"/>
+          </w:tcPr>
+          <w:p>
+            <w:pPr>
+              <w:spacing w:after="20" w:line="270"/>
+            </w:pPr>
+            <w:r>
+              <w:rPr>
+                <w:rFonts w:ascii="Arial" w:cs="Arial" w:eastAsia="Arial" w:hAnsi="Arial"/>
+                <w:sz w:val="19"/>
+                <w:szCs w:val="19"/>
+              </w:rPr>
+              <w:t xml:space="preserve">Nguồn đơn giá và chiết khấu tự áp.</w:t>
             </w:r>
           </w:p>
         </w:tc>
@@ -6242,63 +7442,63 @@
         </w:trPr>
         <w:tc>
           <w:tcPr>
-            <w:tcW w:type="dxa" w:w="2610"/>
-            <w:tcBorders>
-              <w:top w:val="single" w:color="A6A6A6" w:sz="4"/>
-              <w:left w:val="single" w:color="A6A6A6" w:sz="4"/>
-              <w:bottom w:val="single" w:color="A6A6A6" w:sz="4"/>
-              <w:right w:val="single" w:color="A6A6A6" w:sz="4"/>
-            </w:tcBorders>
-            <w:tcMar>
-              <w:top w:type="dxa" w:w="60"/>
-              <w:left w:type="dxa" w:w="100"/>
-              <w:bottom w:type="dxa" w:w="60"/>
-              <w:right w:type="dxa" w:w="100"/>
-            </w:tcMar>
-            <w:vAlign w:val="top"/>
-          </w:tcPr>
-          <w:p>
-            <w:pPr>
-              <w:spacing w:after="20" w:line="270"/>
-            </w:pPr>
-            <w:r>
-              <w:rPr>
-                <w:rFonts w:ascii="Arial" w:cs="Arial" w:eastAsia="Arial" w:hAnsi="Arial"/>
-                <w:sz w:val="19"/>
-                <w:szCs w:val="19"/>
-              </w:rPr>
-              <w:t xml:space="preserve">Công nợ phải thu (ATL-15)</w:t>
-            </w:r>
-          </w:p>
-        </w:tc>
-        <w:tc>
-          <w:tcPr>
-            <w:tcW w:type="dxa" w:w="7028"/>
-            <w:tcBorders>
-              <w:top w:val="single" w:color="A6A6A6" w:sz="4"/>
-              <w:left w:val="single" w:color="A6A6A6" w:sz="4"/>
-              <w:bottom w:val="single" w:color="A6A6A6" w:sz="4"/>
-              <w:right w:val="single" w:color="A6A6A6" w:sz="4"/>
-            </w:tcBorders>
-            <w:tcMar>
-              <w:top w:type="dxa" w:w="60"/>
-              <w:left w:type="dxa" w:w="100"/>
-              <w:bottom w:type="dxa" w:w="60"/>
-              <w:right w:type="dxa" w:w="100"/>
-            </w:tcMar>
-            <w:vAlign w:val="top"/>
-          </w:tcPr>
-          <w:p>
-            <w:pPr>
-              <w:spacing w:after="20" w:line="270"/>
-            </w:pPr>
-            <w:r>
-              <w:rPr>
-                <w:rFonts w:ascii="Arial" w:cs="Arial" w:eastAsia="Arial" w:hAnsi="Arial"/>
-                <w:sz w:val="19"/>
-                <w:szCs w:val="19"/>
-              </w:rPr>
-              <w:t xml:space="preserve">Khoản phát sinh dẫn về /don-hang/:id.</w:t>
+            <w:tcW w:type="dxa" w:w="3947"/>
+            <w:tcBorders>
+              <w:top w:val="single" w:color="A6A6A6" w:sz="4"/>
+              <w:left w:val="single" w:color="A6A6A6" w:sz="4"/>
+              <w:bottom w:val="single" w:color="A6A6A6" w:sz="4"/>
+              <w:right w:val="single" w:color="A6A6A6" w:sz="4"/>
+            </w:tcBorders>
+            <w:tcMar>
+              <w:top w:type="dxa" w:w="60"/>
+              <w:left w:type="dxa" w:w="100"/>
+              <w:bottom w:type="dxa" w:w="60"/>
+              <w:right w:type="dxa" w:w="100"/>
+            </w:tcMar>
+            <w:vAlign w:val="top"/>
+          </w:tcPr>
+          <w:p>
+            <w:pPr>
+              <w:spacing w:after="20" w:line="270"/>
+            </w:pPr>
+            <w:r>
+              <w:rPr>
+                <w:rFonts w:ascii="Arial" w:cs="Arial" w:eastAsia="Arial" w:hAnsi="Arial"/>
+                <w:sz w:val="19"/>
+                <w:szCs w:val="19"/>
+              </w:rPr>
+              <w:t xml:space="preserve">Lệnh sản xuất (ATL-07)</w:t>
+            </w:r>
+          </w:p>
+        </w:tc>
+        <w:tc>
+          <w:tcPr>
+            <w:tcW w:type="dxa" w:w="5691"/>
+            <w:tcBorders>
+              <w:top w:val="single" w:color="A6A6A6" w:sz="4"/>
+              <w:left w:val="single" w:color="A6A6A6" w:sz="4"/>
+              <w:bottom w:val="single" w:color="A6A6A6" w:sz="4"/>
+              <w:right w:val="single" w:color="A6A6A6" w:sz="4"/>
+            </w:tcBorders>
+            <w:tcMar>
+              <w:top w:type="dxa" w:w="60"/>
+              <w:left w:type="dxa" w:w="100"/>
+              <w:bottom w:type="dxa" w:w="60"/>
+              <w:right w:type="dxa" w:w="100"/>
+            </w:tcMar>
+            <w:vAlign w:val="top"/>
+          </w:tcPr>
+          <w:p>
+            <w:pPr>
+              <w:spacing w:after="20" w:line="270"/>
+            </w:pPr>
+            <w:r>
+              <w:rPr>
+                <w:rFonts w:ascii="Arial" w:cs="Arial" w:eastAsia="Arial" w:hAnsi="Arial"/>
+                <w:sz w:val="19"/>
+                <w:szCs w:val="19"/>
+              </w:rPr>
+              <w:t xml:space="preserve">Lập từ đơn; trạng thái đơn theo lệnh.</w:t>
             </w:r>
           </w:p>
         </w:tc>
@@ -6309,63 +7509,63 @@
         </w:trPr>
         <w:tc>
           <w:tcPr>
-            <w:tcW w:type="dxa" w:w="2610"/>
-            <w:tcBorders>
-              <w:top w:val="single" w:color="A6A6A6" w:sz="4"/>
-              <w:left w:val="single" w:color="A6A6A6" w:sz="4"/>
-              <w:bottom w:val="single" w:color="A6A6A6" w:sz="4"/>
-              <w:right w:val="single" w:color="A6A6A6" w:sz="4"/>
-            </w:tcBorders>
-            <w:tcMar>
-              <w:top w:type="dxa" w:w="60"/>
-              <w:left w:type="dxa" w:w="100"/>
-              <w:bottom w:type="dxa" w:w="60"/>
-              <w:right w:type="dxa" w:w="100"/>
-            </w:tcMar>
-            <w:vAlign w:val="top"/>
-          </w:tcPr>
-          <w:p>
-            <w:pPr>
-              <w:spacing w:after="20" w:line="270"/>
-            </w:pPr>
-            <w:r>
-              <w:rPr>
-                <w:rFonts w:ascii="Arial" w:cs="Arial" w:eastAsia="Arial" w:hAnsi="Arial"/>
-                <w:sz w:val="19"/>
-                <w:szCs w:val="19"/>
-              </w:rPr>
-              <w:t xml:space="preserve">Phiếu kho (ATL-06)</w:t>
-            </w:r>
-          </w:p>
-        </w:tc>
-        <w:tc>
-          <w:tcPr>
-            <w:tcW w:type="dxa" w:w="7028"/>
-            <w:tcBorders>
-              <w:top w:val="single" w:color="A6A6A6" w:sz="4"/>
-              <w:left w:val="single" w:color="A6A6A6" w:sz="4"/>
-              <w:bottom w:val="single" w:color="A6A6A6" w:sz="4"/>
-              <w:right w:val="single" w:color="A6A6A6" w:sz="4"/>
-            </w:tcBorders>
-            <w:tcMar>
-              <w:top w:type="dxa" w:w="60"/>
-              <w:left w:type="dxa" w:w="100"/>
-              <w:bottom w:type="dxa" w:w="60"/>
-              <w:right w:type="dxa" w:w="100"/>
-            </w:tcMar>
-            <w:vAlign w:val="top"/>
-          </w:tcPr>
-          <w:p>
-            <w:pPr>
-              <w:spacing w:after="20" w:line="270"/>
-            </w:pPr>
-            <w:r>
-              <w:rPr>
-                <w:rFonts w:ascii="Arial" w:cs="Arial" w:eastAsia="Arial" w:hAnsi="Arial"/>
-                <w:sz w:val="19"/>
-                <w:szCs w:val="19"/>
-              </w:rPr>
-              <w:t xml:space="preserve">Phiếu xuất khi giao.</w:t>
+            <w:tcW w:type="dxa" w:w="3947"/>
+            <w:tcBorders>
+              <w:top w:val="single" w:color="A6A6A6" w:sz="4"/>
+              <w:left w:val="single" w:color="A6A6A6" w:sz="4"/>
+              <w:bottom w:val="single" w:color="A6A6A6" w:sz="4"/>
+              <w:right w:val="single" w:color="A6A6A6" w:sz="4"/>
+            </w:tcBorders>
+            <w:tcMar>
+              <w:top w:type="dxa" w:w="60"/>
+              <w:left w:type="dxa" w:w="100"/>
+              <w:bottom w:type="dxa" w:w="60"/>
+              <w:right w:type="dxa" w:w="100"/>
+            </w:tcMar>
+            <w:vAlign w:val="top"/>
+          </w:tcPr>
+          <w:p>
+            <w:pPr>
+              <w:spacing w:after="20" w:line="270"/>
+            </w:pPr>
+            <w:r>
+              <w:rPr>
+                <w:rFonts w:ascii="Arial" w:cs="Arial" w:eastAsia="Arial" w:hAnsi="Arial"/>
+                <w:sz w:val="19"/>
+                <w:szCs w:val="19"/>
+              </w:rPr>
+              <w:t xml:space="preserve">Chuyến giao hàng (ATL-13)</w:t>
+            </w:r>
+          </w:p>
+        </w:tc>
+        <w:tc>
+          <w:tcPr>
+            <w:tcW w:type="dxa" w:w="5691"/>
+            <w:tcBorders>
+              <w:top w:val="single" w:color="A6A6A6" w:sz="4"/>
+              <w:left w:val="single" w:color="A6A6A6" w:sz="4"/>
+              <w:bottom w:val="single" w:color="A6A6A6" w:sz="4"/>
+              <w:right w:val="single" w:color="A6A6A6" w:sz="4"/>
+            </w:tcBorders>
+            <w:tcMar>
+              <w:top w:type="dxa" w:w="60"/>
+              <w:left w:type="dxa" w:w="100"/>
+              <w:bottom w:type="dxa" w:w="60"/>
+              <w:right w:type="dxa" w:w="100"/>
+            </w:tcMar>
+            <w:vAlign w:val="top"/>
+          </w:tcPr>
+          <w:p>
+            <w:pPr>
+              <w:spacing w:after="20" w:line="270"/>
+            </w:pPr>
+            <w:r>
+              <w:rPr>
+                <w:rFonts w:ascii="Arial" w:cs="Arial" w:eastAsia="Arial" w:hAnsi="Arial"/>
+                <w:sz w:val="19"/>
+                <w:szCs w:val="19"/>
+              </w:rPr>
+              <w:t xml:space="preserve">Xếp đơn lên xe, chốt giao.</w:t>
             </w:r>
           </w:p>
         </w:tc>
@@ -6376,63 +7576,63 @@
         </w:trPr>
         <w:tc>
           <w:tcPr>
-            <w:tcW w:type="dxa" w:w="2610"/>
-            <w:tcBorders>
-              <w:top w:val="single" w:color="A6A6A6" w:sz="4"/>
-              <w:left w:val="single" w:color="A6A6A6" w:sz="4"/>
-              <w:bottom w:val="single" w:color="A6A6A6" w:sz="4"/>
-              <w:right w:val="single" w:color="A6A6A6" w:sz="4"/>
-            </w:tcBorders>
-            <w:tcMar>
-              <w:top w:type="dxa" w:w="60"/>
-              <w:left w:type="dxa" w:w="100"/>
-              <w:bottom w:type="dxa" w:w="60"/>
-              <w:right w:type="dxa" w:w="100"/>
-            </w:tcMar>
-            <w:vAlign w:val="top"/>
-          </w:tcPr>
-          <w:p>
-            <w:pPr>
-              <w:spacing w:after="20" w:line="270"/>
-            </w:pPr>
-            <w:r>
-              <w:rPr>
-                <w:rFonts w:ascii="Arial" w:cs="Arial" w:eastAsia="Arial" w:hAnsi="Arial"/>
-                <w:sz w:val="19"/>
-                <w:szCs w:val="19"/>
-              </w:rPr>
-              <w:t xml:space="preserve">Thẻ đánh dấu (ATL-21), Báo cáo (ATL-03)</w:t>
-            </w:r>
-          </w:p>
-        </w:tc>
-        <w:tc>
-          <w:tcPr>
-            <w:tcW w:type="dxa" w:w="7028"/>
-            <w:tcBorders>
-              <w:top w:val="single" w:color="A6A6A6" w:sz="4"/>
-              <w:left w:val="single" w:color="A6A6A6" w:sz="4"/>
-              <w:bottom w:val="single" w:color="A6A6A6" w:sz="4"/>
-              <w:right w:val="single" w:color="A6A6A6" w:sz="4"/>
-            </w:tcBorders>
-            <w:tcMar>
-              <w:top w:type="dxa" w:w="60"/>
-              <w:left w:type="dxa" w:w="100"/>
-              <w:bottom w:type="dxa" w:w="60"/>
-              <w:right w:type="dxa" w:w="100"/>
-            </w:tcMar>
-            <w:vAlign w:val="top"/>
-          </w:tcPr>
-          <w:p>
-            <w:pPr>
-              <w:spacing w:after="20" w:line="270"/>
-            </w:pPr>
-            <w:r>
-              <w:rPr>
-                <w:rFonts w:ascii="Arial" w:cs="Arial" w:eastAsia="Arial" w:hAnsi="Arial"/>
-                <w:sz w:val="19"/>
-                <w:szCs w:val="19"/>
-              </w:rPr>
-              <w:t xml:space="preserve">Gắn thẻ; nguồn số liệu doanh thu.</w:t>
+            <w:tcW w:type="dxa" w:w="3947"/>
+            <w:tcBorders>
+              <w:top w:val="single" w:color="A6A6A6" w:sz="4"/>
+              <w:left w:val="single" w:color="A6A6A6" w:sz="4"/>
+              <w:bottom w:val="single" w:color="A6A6A6" w:sz="4"/>
+              <w:right w:val="single" w:color="A6A6A6" w:sz="4"/>
+            </w:tcBorders>
+            <w:tcMar>
+              <w:top w:type="dxa" w:w="60"/>
+              <w:left w:type="dxa" w:w="100"/>
+              <w:bottom w:type="dxa" w:w="60"/>
+              <w:right w:type="dxa" w:w="100"/>
+            </w:tcMar>
+            <w:vAlign w:val="top"/>
+          </w:tcPr>
+          <w:p>
+            <w:pPr>
+              <w:spacing w:after="20" w:line="270"/>
+            </w:pPr>
+            <w:r>
+              <w:rPr>
+                <w:rFonts w:ascii="Arial" w:cs="Arial" w:eastAsia="Arial" w:hAnsi="Arial"/>
+                <w:sz w:val="19"/>
+                <w:szCs w:val="19"/>
+              </w:rPr>
+              <w:t xml:space="preserve">Công nợ phải thu (ATL-15), Nhắc nợ (ATL-31)</w:t>
+            </w:r>
+          </w:p>
+        </w:tc>
+        <w:tc>
+          <w:tcPr>
+            <w:tcW w:type="dxa" w:w="5691"/>
+            <w:tcBorders>
+              <w:top w:val="single" w:color="A6A6A6" w:sz="4"/>
+              <w:left w:val="single" w:color="A6A6A6" w:sz="4"/>
+              <w:bottom w:val="single" w:color="A6A6A6" w:sz="4"/>
+              <w:right w:val="single" w:color="A6A6A6" w:sz="4"/>
+            </w:tcBorders>
+            <w:tcMar>
+              <w:top w:type="dxa" w:w="60"/>
+              <w:left w:type="dxa" w:w="100"/>
+              <w:bottom w:type="dxa" w:w="60"/>
+              <w:right w:type="dxa" w:w="100"/>
+            </w:tcMar>
+            <w:vAlign w:val="top"/>
+          </w:tcPr>
+          <w:p>
+            <w:pPr>
+              <w:spacing w:after="20" w:line="270"/>
+            </w:pPr>
+            <w:r>
+              <w:rPr>
+                <w:rFonts w:ascii="Arial" w:cs="Arial" w:eastAsia="Arial" w:hAnsi="Arial"/>
+                <w:sz w:val="19"/>
+                <w:szCs w:val="19"/>
+              </w:rPr>
+              <w:t xml:space="preserve">Khoản phát sinh theo đợt dẫn về /don-hang/:id.</w:t>
             </w:r>
           </w:p>
         </w:tc>
@@ -6443,7 +7643,74 @@
         </w:trPr>
         <w:tc>
           <w:tcPr>
-            <w:tcW w:type="dxa" w:w="2610"/>
+            <w:tcW w:type="dxa" w:w="3947"/>
+            <w:tcBorders>
+              <w:top w:val="single" w:color="A6A6A6" w:sz="4"/>
+              <w:left w:val="single" w:color="A6A6A6" w:sz="4"/>
+              <w:bottom w:val="single" w:color="A6A6A6" w:sz="4"/>
+              <w:right w:val="single" w:color="A6A6A6" w:sz="4"/>
+            </w:tcBorders>
+            <w:tcMar>
+              <w:top w:type="dxa" w:w="60"/>
+              <w:left w:type="dxa" w:w="100"/>
+              <w:bottom w:type="dxa" w:w="60"/>
+              <w:right w:type="dxa" w:w="100"/>
+            </w:tcMar>
+            <w:vAlign w:val="top"/>
+          </w:tcPr>
+          <w:p>
+            <w:pPr>
+              <w:spacing w:after="20" w:line="270"/>
+            </w:pPr>
+            <w:r>
+              <w:rPr>
+                <w:rFonts w:ascii="Arial" w:cs="Arial" w:eastAsia="Arial" w:hAnsi="Arial"/>
+                <w:sz w:val="19"/>
+                <w:szCs w:val="19"/>
+              </w:rPr>
+              <w:t xml:space="preserve">Phiếu kho (ATL-06)</w:t>
+            </w:r>
+          </w:p>
+        </w:tc>
+        <w:tc>
+          <w:tcPr>
+            <w:tcW w:type="dxa" w:w="5691"/>
+            <w:tcBorders>
+              <w:top w:val="single" w:color="A6A6A6" w:sz="4"/>
+              <w:left w:val="single" w:color="A6A6A6" w:sz="4"/>
+              <w:bottom w:val="single" w:color="A6A6A6" w:sz="4"/>
+              <w:right w:val="single" w:color="A6A6A6" w:sz="4"/>
+            </w:tcBorders>
+            <w:tcMar>
+              <w:top w:type="dxa" w:w="60"/>
+              <w:left w:type="dxa" w:w="100"/>
+              <w:bottom w:type="dxa" w:w="60"/>
+              <w:right w:type="dxa" w:w="100"/>
+            </w:tcMar>
+            <w:vAlign w:val="top"/>
+          </w:tcPr>
+          <w:p>
+            <w:pPr>
+              <w:spacing w:after="20" w:line="270"/>
+            </w:pPr>
+            <w:r>
+              <w:rPr>
+                <w:rFonts w:ascii="Arial" w:cs="Arial" w:eastAsia="Arial" w:hAnsi="Arial"/>
+                <w:sz w:val="19"/>
+                <w:szCs w:val="19"/>
+              </w:rPr>
+              <w:t xml:space="preserve">Phiếu xuất khi giao; phiếu nhập trả về khi khách trả hàng.</w:t>
+            </w:r>
+          </w:p>
+        </w:tc>
+      </w:tr>
+      <w:tr>
+        <w:trPr>
+          <w:cantSplit/>
+        </w:trPr>
+        <w:tc>
+          <w:tcPr>
+            <w:tcW w:type="dxa" w:w="3947"/>
             <w:tcBorders>
               <w:top w:val="single" w:color="A6A6A6" w:sz="4"/>
               <w:left w:val="single" w:color="A6A6A6" w:sz="4"/>
@@ -6474,37 +7741,109 @@
         </w:tc>
         <w:tc>
           <w:tcPr>
-            <w:tcW w:type="dxa" w:w="7028"/>
-            <w:tcBorders>
-              <w:top w:val="single" w:color="A6A6A6" w:sz="4"/>
-              <w:left w:val="single" w:color="A6A6A6" w:sz="4"/>
-              <w:bottom w:val="single" w:color="A6A6A6" w:sz="4"/>
-              <w:right w:val="single" w:color="A6A6A6" w:sz="4"/>
-            </w:tcBorders>
-            <w:tcMar>
-              <w:top w:type="dxa" w:w="60"/>
-              <w:left w:type="dxa" w:w="100"/>
-              <w:bottom w:type="dxa" w:w="60"/>
-              <w:right w:type="dxa" w:w="100"/>
-            </w:tcMar>
-            <w:vAlign w:val="top"/>
-          </w:tcPr>
-          <w:p>
-            <w:pPr>
-              <w:spacing w:after="20" w:line="270"/>
-            </w:pPr>
-            <w:r>
-              <w:rPr>
-                <w:rFonts w:ascii="Arial" w:cs="Arial" w:eastAsia="Arial" w:hAnsi="Arial"/>
-                <w:sz w:val="19"/>
-                <w:szCs w:val="19"/>
-              </w:rPr>
-              <w:t xml:space="preserve">Phiếu thu tự lập khi Thu tiền ngay; dòng đối trừ trong phiếu bấm mở về đơn.</w:t>
+            <w:tcW w:type="dxa" w:w="5691"/>
+            <w:tcBorders>
+              <w:top w:val="single" w:color="A6A6A6" w:sz="4"/>
+              <w:left w:val="single" w:color="A6A6A6" w:sz="4"/>
+              <w:bottom w:val="single" w:color="A6A6A6" w:sz="4"/>
+              <w:right w:val="single" w:color="A6A6A6" w:sz="4"/>
+            </w:tcBorders>
+            <w:tcMar>
+              <w:top w:type="dxa" w:w="60"/>
+              <w:left w:type="dxa" w:w="100"/>
+              <w:bottom w:type="dxa" w:w="60"/>
+              <w:right w:type="dxa" w:w="100"/>
+            </w:tcMar>
+            <w:vAlign w:val="top"/>
+          </w:tcPr>
+          <w:p>
+            <w:pPr>
+              <w:spacing w:after="20" w:line="270"/>
+            </w:pPr>
+            <w:r>
+              <w:rPr>
+                <w:rFonts w:ascii="Arial" w:cs="Arial" w:eastAsia="Arial" w:hAnsi="Arial"/>
+                <w:sz w:val="19"/>
+                <w:szCs w:val="19"/>
+              </w:rPr>
+              <w:t xml:space="preserve">Phiếu thu tự lập khi Thu tiền ngay; phiếu chi hoàn tiền khách.</w:t>
+            </w:r>
+          </w:p>
+        </w:tc>
+      </w:tr>
+      <w:tr>
+        <w:trPr>
+          <w:cantSplit/>
+        </w:trPr>
+        <w:tc>
+          <w:tcPr>
+            <w:tcW w:type="dxa" w:w="3947"/>
+            <w:tcBorders>
+              <w:top w:val="single" w:color="A6A6A6" w:sz="4"/>
+              <w:left w:val="single" w:color="A6A6A6" w:sz="4"/>
+              <w:bottom w:val="single" w:color="A6A6A6" w:sz="4"/>
+              <w:right w:val="single" w:color="A6A6A6" w:sz="4"/>
+            </w:tcBorders>
+            <w:tcMar>
+              <w:top w:type="dxa" w:w="60"/>
+              <w:left w:type="dxa" w:w="100"/>
+              <w:bottom w:type="dxa" w:w="60"/>
+              <w:right w:type="dxa" w:w="100"/>
+            </w:tcMar>
+            <w:vAlign w:val="top"/>
+          </w:tcPr>
+          <w:p>
+            <w:pPr>
+              <w:spacing w:after="20" w:line="270"/>
+            </w:pPr>
+            <w:r>
+              <w:rPr>
+                <w:rFonts w:ascii="Arial" w:cs="Arial" w:eastAsia="Arial" w:hAnsi="Arial"/>
+                <w:sz w:val="19"/>
+                <w:szCs w:val="19"/>
+              </w:rPr>
+              <w:t xml:space="preserve">Thẻ đánh dấu (ATL-21), Báo cáo (ATL-03)</w:t>
+            </w:r>
+          </w:p>
+        </w:tc>
+        <w:tc>
+          <w:tcPr>
+            <w:tcW w:type="dxa" w:w="5691"/>
+            <w:tcBorders>
+              <w:top w:val="single" w:color="A6A6A6" w:sz="4"/>
+              <w:left w:val="single" w:color="A6A6A6" w:sz="4"/>
+              <w:bottom w:val="single" w:color="A6A6A6" w:sz="4"/>
+              <w:right w:val="single" w:color="A6A6A6" w:sz="4"/>
+            </w:tcBorders>
+            <w:tcMar>
+              <w:top w:type="dxa" w:w="60"/>
+              <w:left w:type="dxa" w:w="100"/>
+              <w:bottom w:type="dxa" w:w="60"/>
+              <w:right w:type="dxa" w:w="100"/>
+            </w:tcMar>
+            <w:vAlign w:val="top"/>
+          </w:tcPr>
+          <w:p>
+            <w:pPr>
+              <w:spacing w:after="20" w:line="270"/>
+            </w:pPr>
+            <w:r>
+              <w:rPr>
+                <w:rFonts w:ascii="Arial" w:cs="Arial" w:eastAsia="Arial" w:hAnsi="Arial"/>
+                <w:sz w:val="19"/>
+                <w:szCs w:val="19"/>
+              </w:rPr>
+              <w:t xml:space="preserve">Gắn thẻ; nguồn số liệu doanh thu, lãi gộp, chiết khấu.</w:t>
             </w:r>
           </w:p>
         </w:tc>
       </w:tr>
     </w:tbl>
+    <w:p>
+      <w:pPr>
+        <w:spacing w:after="60"/>
+      </w:pPr>
+    </w:p>
     <w:p>
       <w:pPr>
         <w:pStyle w:val="Heading1"/>
@@ -6536,8 +7875,8 @@
         </w:tblBorders>
       </w:tblPr>
       <w:tblGrid>
-        <w:gridCol w:w="3614"/>
-        <w:gridCol w:w="6024"/>
+        <w:gridCol w:w="4274"/>
+        <w:gridCol w:w="5364"/>
       </w:tblGrid>
       <w:tr>
         <w:trPr>
@@ -6546,7 +7885,7 @@
         </w:trPr>
         <w:tc>
           <w:tcPr>
-            <w:tcW w:type="dxa" w:w="3614"/>
+            <w:tcW w:type="dxa" w:w="4274"/>
             <w:tcBorders>
               <w:top w:val="single" w:color="A6A6A6" w:sz="4"/>
               <w:left w:val="single" w:color="A6A6A6" w:sz="4"/>
@@ -6580,7 +7919,7 @@
         </w:tc>
         <w:tc>
           <w:tcPr>
-            <w:tcW w:type="dxa" w:w="6024"/>
+            <w:tcW w:type="dxa" w:w="5364"/>
             <w:tcBorders>
               <w:top w:val="single" w:color="A6A6A6" w:sz="4"/>
               <w:left w:val="single" w:color="A6A6A6" w:sz="4"/>
@@ -6619,7 +7958,7 @@
         </w:trPr>
         <w:tc>
           <w:tcPr>
-            <w:tcW w:type="dxa" w:w="3614"/>
+            <w:tcW w:type="dxa" w:w="4274"/>
             <w:tcBorders>
               <w:top w:val="single" w:color="A6A6A6" w:sz="4"/>
               <w:left w:val="single" w:color="A6A6A6" w:sz="4"/>
@@ -6650,7 +7989,7 @@
         </w:tc>
         <w:tc>
           <w:tcPr>
-            <w:tcW w:type="dxa" w:w="6024"/>
+            <w:tcW w:type="dxa" w:w="5364"/>
             <w:tcBorders>
               <w:top w:val="single" w:color="A6A6A6" w:sz="4"/>
               <w:left w:val="single" w:color="A6A6A6" w:sz="4"/>
@@ -6686,63 +8025,63 @@
         </w:trPr>
         <w:tc>
           <w:tcPr>
-            <w:tcW w:type="dxa" w:w="3614"/>
-            <w:tcBorders>
-              <w:top w:val="single" w:color="A6A6A6" w:sz="4"/>
-              <w:left w:val="single" w:color="A6A6A6" w:sz="4"/>
-              <w:bottom w:val="single" w:color="A6A6A6" w:sz="4"/>
-              <w:right w:val="single" w:color="A6A6A6" w:sz="4"/>
-            </w:tcBorders>
-            <w:tcMar>
-              <w:top w:type="dxa" w:w="60"/>
-              <w:left w:type="dxa" w:w="100"/>
-              <w:bottom w:type="dxa" w:w="60"/>
-              <w:right w:type="dxa" w:w="100"/>
-            </w:tcMar>
-            <w:vAlign w:val="top"/>
-          </w:tcPr>
-          <w:p>
-            <w:pPr>
-              <w:spacing w:after="20" w:line="270"/>
-            </w:pPr>
-            <w:r>
-              <w:rPr>
-                <w:rFonts w:ascii="Arial" w:cs="Arial" w:eastAsia="Arial" w:hAnsi="Arial"/>
-                <w:sz w:val="19"/>
-                <w:szCs w:val="19"/>
-              </w:rPr>
-              <w:t xml:space="preserve">Giao vượt số đặt</w:t>
-            </w:r>
-          </w:p>
-        </w:tc>
-        <w:tc>
-          <w:tcPr>
-            <w:tcW w:type="dxa" w:w="6024"/>
-            <w:tcBorders>
-              <w:top w:val="single" w:color="A6A6A6" w:sz="4"/>
-              <w:left w:val="single" w:color="A6A6A6" w:sz="4"/>
-              <w:bottom w:val="single" w:color="A6A6A6" w:sz="4"/>
-              <w:right w:val="single" w:color="A6A6A6" w:sz="4"/>
-            </w:tcBorders>
-            <w:tcMar>
-              <w:top w:type="dxa" w:w="60"/>
-              <w:left w:type="dxa" w:w="100"/>
-              <w:bottom w:type="dxa" w:w="60"/>
-              <w:right w:type="dxa" w:w="100"/>
-            </w:tcMar>
-            <w:vAlign w:val="top"/>
-          </w:tcPr>
-          <w:p>
-            <w:pPr>
-              <w:spacing w:after="20" w:line="270"/>
-            </w:pPr>
-            <w:r>
-              <w:rPr>
-                <w:rFonts w:ascii="Arial" w:cs="Arial" w:eastAsia="Arial" w:hAnsi="Arial"/>
-                <w:sz w:val="19"/>
-                <w:szCs w:val="19"/>
-              </w:rPr>
-              <w:t xml:space="preserve">Giới hạn theo số còn lại của dòng.</w:t>
+            <w:tcW w:type="dxa" w:w="4274"/>
+            <w:tcBorders>
+              <w:top w:val="single" w:color="A6A6A6" w:sz="4"/>
+              <w:left w:val="single" w:color="A6A6A6" w:sz="4"/>
+              <w:bottom w:val="single" w:color="A6A6A6" w:sz="4"/>
+              <w:right w:val="single" w:color="A6A6A6" w:sz="4"/>
+            </w:tcBorders>
+            <w:tcMar>
+              <w:top w:type="dxa" w:w="60"/>
+              <w:left w:type="dxa" w:w="100"/>
+              <w:bottom w:type="dxa" w:w="60"/>
+              <w:right w:type="dxa" w:w="100"/>
+            </w:tcMar>
+            <w:vAlign w:val="top"/>
+          </w:tcPr>
+          <w:p>
+            <w:pPr>
+              <w:spacing w:after="20" w:line="270"/>
+            </w:pPr>
+            <w:r>
+              <w:rPr>
+                <w:rFonts w:ascii="Arial" w:cs="Arial" w:eastAsia="Arial" w:hAnsi="Arial"/>
+                <w:sz w:val="19"/>
+                <w:szCs w:val="19"/>
+              </w:rPr>
+              <w:t xml:space="preserve">Giao vượt số còn phải giao</w:t>
+            </w:r>
+          </w:p>
+        </w:tc>
+        <w:tc>
+          <w:tcPr>
+            <w:tcW w:type="dxa" w:w="5364"/>
+            <w:tcBorders>
+              <w:top w:val="single" w:color="A6A6A6" w:sz="4"/>
+              <w:left w:val="single" w:color="A6A6A6" w:sz="4"/>
+              <w:bottom w:val="single" w:color="A6A6A6" w:sz="4"/>
+              <w:right w:val="single" w:color="A6A6A6" w:sz="4"/>
+            </w:tcBorders>
+            <w:tcMar>
+              <w:top w:type="dxa" w:w="60"/>
+              <w:left w:type="dxa" w:w="100"/>
+              <w:bottom w:type="dxa" w:w="60"/>
+              <w:right w:type="dxa" w:w="100"/>
+            </w:tcMar>
+            <w:vAlign w:val="top"/>
+          </w:tcPr>
+          <w:p>
+            <w:pPr>
+              <w:spacing w:after="20" w:line="270"/>
+            </w:pPr>
+            <w:r>
+              <w:rPr>
+                <w:rFonts w:ascii="Arial" w:cs="Arial" w:eastAsia="Arial" w:hAnsi="Arial"/>
+                <w:sz w:val="19"/>
+                <w:szCs w:val="19"/>
+              </w:rPr>
+              <w:t xml:space="preserve">Máy chủ từ chối, báo số còn lại của dòng.</w:t>
             </w:r>
           </w:p>
         </w:tc>
@@ -6753,63 +8092,63 @@
         </w:trPr>
         <w:tc>
           <w:tcPr>
-            <w:tcW w:type="dxa" w:w="3614"/>
-            <w:tcBorders>
-              <w:top w:val="single" w:color="A6A6A6" w:sz="4"/>
-              <w:left w:val="single" w:color="A6A6A6" w:sz="4"/>
-              <w:bottom w:val="single" w:color="A6A6A6" w:sz="4"/>
-              <w:right w:val="single" w:color="A6A6A6" w:sz="4"/>
-            </w:tcBorders>
-            <w:tcMar>
-              <w:top w:type="dxa" w:w="60"/>
-              <w:left w:type="dxa" w:w="100"/>
-              <w:bottom w:type="dxa" w:w="60"/>
-              <w:right w:type="dxa" w:w="100"/>
-            </w:tcMar>
-            <w:vAlign w:val="top"/>
-          </w:tcPr>
-          <w:p>
-            <w:pPr>
-              <w:spacing w:after="20" w:line="270"/>
-            </w:pPr>
-            <w:r>
-              <w:rPr>
-                <w:rFonts w:ascii="Arial" w:cs="Arial" w:eastAsia="Arial" w:hAnsi="Arial"/>
-                <w:sz w:val="19"/>
-                <w:szCs w:val="19"/>
-              </w:rPr>
-              <w:t xml:space="preserve">Địa chỉ giao trống</w:t>
-            </w:r>
-          </w:p>
-        </w:tc>
-        <w:tc>
-          <w:tcPr>
-            <w:tcW w:type="dxa" w:w="6024"/>
-            <w:tcBorders>
-              <w:top w:val="single" w:color="A6A6A6" w:sz="4"/>
-              <w:left w:val="single" w:color="A6A6A6" w:sz="4"/>
-              <w:bottom w:val="single" w:color="A6A6A6" w:sz="4"/>
-              <w:right w:val="single" w:color="A6A6A6" w:sz="4"/>
-            </w:tcBorders>
-            <w:tcMar>
-              <w:top w:type="dxa" w:w="60"/>
-              <w:left w:type="dxa" w:w="100"/>
-              <w:bottom w:type="dxa" w:w="60"/>
-              <w:right w:type="dxa" w:w="100"/>
-            </w:tcMar>
-            <w:vAlign w:val="top"/>
-          </w:tcPr>
-          <w:p>
-            <w:pPr>
-              <w:spacing w:after="20" w:line="270"/>
-            </w:pPr>
-            <w:r>
-              <w:rPr>
-                <w:rFonts w:ascii="Arial" w:cs="Arial" w:eastAsia="Arial" w:hAnsi="Arial"/>
-                <w:sz w:val="19"/>
-                <w:szCs w:val="19"/>
-              </w:rPr>
-              <w:t xml:space="preserve">Có thể chọn từ danh sách địa chỉ của khách hoặc gõ tay.</w:t>
+            <w:tcW w:type="dxa" w:w="4274"/>
+            <w:tcBorders>
+              <w:top w:val="single" w:color="A6A6A6" w:sz="4"/>
+              <w:left w:val="single" w:color="A6A6A6" w:sz="4"/>
+              <w:bottom w:val="single" w:color="A6A6A6" w:sz="4"/>
+              <w:right w:val="single" w:color="A6A6A6" w:sz="4"/>
+            </w:tcBorders>
+            <w:tcMar>
+              <w:top w:type="dxa" w:w="60"/>
+              <w:left w:type="dxa" w:w="100"/>
+              <w:bottom w:type="dxa" w:w="60"/>
+              <w:right w:type="dxa" w:w="100"/>
+            </w:tcMar>
+            <w:vAlign w:val="top"/>
+          </w:tcPr>
+          <w:p>
+            <w:pPr>
+              <w:spacing w:after="20" w:line="270"/>
+            </w:pPr>
+            <w:r>
+              <w:rPr>
+                <w:rFonts w:ascii="Arial" w:cs="Arial" w:eastAsia="Arial" w:hAnsi="Arial"/>
+                <w:sz w:val="19"/>
+                <w:szCs w:val="19"/>
+              </w:rPr>
+              <w:t xml:space="preserve">Đơn giá dưới giá tối thiểu</w:t>
+            </w:r>
+          </w:p>
+        </w:tc>
+        <w:tc>
+          <w:tcPr>
+            <w:tcW w:type="dxa" w:w="5364"/>
+            <w:tcBorders>
+              <w:top w:val="single" w:color="A6A6A6" w:sz="4"/>
+              <w:left w:val="single" w:color="A6A6A6" w:sz="4"/>
+              <w:bottom w:val="single" w:color="A6A6A6" w:sz="4"/>
+              <w:right w:val="single" w:color="A6A6A6" w:sz="4"/>
+            </w:tcBorders>
+            <w:tcMar>
+              <w:top w:type="dxa" w:w="60"/>
+              <w:left w:type="dxa" w:w="100"/>
+              <w:bottom w:type="dxa" w:w="60"/>
+              <w:right w:type="dxa" w:w="100"/>
+            </w:tcMar>
+            <w:vAlign w:val="top"/>
+          </w:tcPr>
+          <w:p>
+            <w:pPr>
+              <w:spacing w:after="20" w:line="270"/>
+            </w:pPr>
+            <w:r>
+              <w:rPr>
+                <w:rFonts w:ascii="Arial" w:cs="Arial" w:eastAsia="Arial" w:hAnsi="Arial"/>
+                <w:sz w:val="19"/>
+                <w:szCs w:val="19"/>
+              </w:rPr>
+              <w:t xml:space="preserve">Form cảnh báo; máy chủ từ chối với người không có quyền.</w:t>
             </w:r>
           </w:p>
         </w:tc>
@@ -6820,63 +8159,63 @@
         </w:trPr>
         <w:tc>
           <w:tcPr>
-            <w:tcW w:type="dxa" w:w="3614"/>
-            <w:tcBorders>
-              <w:top w:val="single" w:color="A6A6A6" w:sz="4"/>
-              <w:left w:val="single" w:color="A6A6A6" w:sz="4"/>
-              <w:bottom w:val="single" w:color="A6A6A6" w:sz="4"/>
-              <w:right w:val="single" w:color="A6A6A6" w:sz="4"/>
-            </w:tcBorders>
-            <w:tcMar>
-              <w:top w:type="dxa" w:w="60"/>
-              <w:left w:type="dxa" w:w="100"/>
-              <w:bottom w:type="dxa" w:w="60"/>
-              <w:right w:type="dxa" w:w="100"/>
-            </w:tcMar>
-            <w:vAlign w:val="top"/>
-          </w:tcPr>
-          <w:p>
-            <w:pPr>
-              <w:spacing w:after="20" w:line="270"/>
-            </w:pPr>
-            <w:r>
-              <w:rPr>
-                <w:rFonts w:ascii="Arial" w:cs="Arial" w:eastAsia="Arial" w:hAnsi="Arial"/>
-                <w:sz w:val="19"/>
-                <w:szCs w:val="19"/>
-              </w:rPr>
-              <w:t xml:space="preserve">/don-hang/them</w:t>
-            </w:r>
-          </w:p>
-        </w:tc>
-        <w:tc>
-          <w:tcPr>
-            <w:tcW w:type="dxa" w:w="6024"/>
-            <w:tcBorders>
-              <w:top w:val="single" w:color="A6A6A6" w:sz="4"/>
-              <w:left w:val="single" w:color="A6A6A6" w:sz="4"/>
-              <w:bottom w:val="single" w:color="A6A6A6" w:sz="4"/>
-              <w:right w:val="single" w:color="A6A6A6" w:sz="4"/>
-            </w:tcBorders>
-            <w:tcMar>
-              <w:top w:type="dxa" w:w="60"/>
-              <w:left w:type="dxa" w:w="100"/>
-              <w:bottom w:type="dxa" w:w="60"/>
-              <w:right w:type="dxa" w:w="100"/>
-            </w:tcMar>
-            <w:vAlign w:val="top"/>
-          </w:tcPr>
-          <w:p>
-            <w:pPr>
-              <w:spacing w:after="20" w:line="270"/>
-            </w:pPr>
-            <w:r>
-              <w:rPr>
-                <w:rFonts w:ascii="Arial" w:cs="Arial" w:eastAsia="Arial" w:hAnsi="Arial"/>
-                <w:sz w:val="19"/>
-                <w:szCs w:val="19"/>
-              </w:rPr>
-              <w:t xml:space="preserve">Tự chuyển sang /don-hang/them-moi.</w:t>
+            <w:tcW w:type="dxa" w:w="4274"/>
+            <w:tcBorders>
+              <w:top w:val="single" w:color="A6A6A6" w:sz="4"/>
+              <w:left w:val="single" w:color="A6A6A6" w:sz="4"/>
+              <w:bottom w:val="single" w:color="A6A6A6" w:sz="4"/>
+              <w:right w:val="single" w:color="A6A6A6" w:sz="4"/>
+            </w:tcBorders>
+            <w:tcMar>
+              <w:top w:type="dxa" w:w="60"/>
+              <w:left w:type="dxa" w:w="100"/>
+              <w:bottom w:type="dxa" w:w="60"/>
+              <w:right w:type="dxa" w:w="100"/>
+            </w:tcMar>
+            <w:vAlign w:val="top"/>
+          </w:tcPr>
+          <w:p>
+            <w:pPr>
+              <w:spacing w:after="20" w:line="270"/>
+            </w:pPr>
+            <w:r>
+              <w:rPr>
+                <w:rFonts w:ascii="Arial" w:cs="Arial" w:eastAsia="Arial" w:hAnsi="Arial"/>
+                <w:sz w:val="19"/>
+                <w:szCs w:val="19"/>
+              </w:rPr>
+              <w:t xml:space="preserve">Chiết khấu vượt khuyến mãi khi không có quyền</w:t>
+            </w:r>
+          </w:p>
+        </w:tc>
+        <w:tc>
+          <w:tcPr>
+            <w:tcW w:type="dxa" w:w="5364"/>
+            <w:tcBorders>
+              <w:top w:val="single" w:color="A6A6A6" w:sz="4"/>
+              <w:left w:val="single" w:color="A6A6A6" w:sz="4"/>
+              <w:bottom w:val="single" w:color="A6A6A6" w:sz="4"/>
+              <w:right w:val="single" w:color="A6A6A6" w:sz="4"/>
+            </w:tcBorders>
+            <w:tcMar>
+              <w:top w:type="dxa" w:w="60"/>
+              <w:left w:type="dxa" w:w="100"/>
+              <w:bottom w:type="dxa" w:w="60"/>
+              <w:right w:type="dxa" w:w="100"/>
+            </w:tcMar>
+            <w:vAlign w:val="top"/>
+          </w:tcPr>
+          <w:p>
+            <w:pPr>
+              <w:spacing w:after="20" w:line="270"/>
+            </w:pPr>
+            <w:r>
+              <w:rPr>
+                <w:rFonts w:ascii="Arial" w:cs="Arial" w:eastAsia="Arial" w:hAnsi="Arial"/>
+                <w:sz w:val="19"/>
+                <w:szCs w:val="19"/>
+              </w:rPr>
+              <w:t xml:space="preserve">Ô chiết khấu bị khoá; máy chủ tính lại và từ chối phần vượt.</w:t>
             </w:r>
           </w:p>
         </w:tc>
@@ -6887,38 +8226,373 @@
         </w:trPr>
         <w:tc>
           <w:tcPr>
-            <w:tcW w:type="dxa" w:w="3614"/>
-            <w:tcBorders>
-              <w:top w:val="single" w:color="A6A6A6" w:sz="4"/>
-              <w:left w:val="single" w:color="A6A6A6" w:sz="4"/>
-              <w:bottom w:val="single" w:color="A6A6A6" w:sz="4"/>
-              <w:right w:val="single" w:color="A6A6A6" w:sz="4"/>
-            </w:tcBorders>
-            <w:tcMar>
-              <w:top w:type="dxa" w:w="60"/>
-              <w:left w:type="dxa" w:w="100"/>
-              <w:bottom w:type="dxa" w:w="60"/>
-              <w:right w:type="dxa" w:w="100"/>
-            </w:tcMar>
-            <w:vAlign w:val="top"/>
-          </w:tcPr>
-          <w:p>
-            <w:pPr>
-              <w:spacing w:after="20" w:line="270"/>
-            </w:pPr>
-            <w:r>
-              <w:rPr>
-                <w:rFonts w:ascii="Arial" w:cs="Arial" w:eastAsia="Arial" w:hAnsi="Arial"/>
-                <w:sz w:val="19"/>
-                <w:szCs w:val="19"/>
-              </w:rPr>
-              <w:t xml:space="preserve">Thu tiền ngay mà tài khoản đã bị ngừng dùng</w:t>
-            </w:r>
-          </w:p>
-        </w:tc>
-        <w:tc>
-          <w:tcPr>
-            <w:tcW w:type="dxa" w:w="6024"/>
+            <w:tcW w:type="dxa" w:w="4274"/>
+            <w:tcBorders>
+              <w:top w:val="single" w:color="A6A6A6" w:sz="4"/>
+              <w:left w:val="single" w:color="A6A6A6" w:sz="4"/>
+              <w:bottom w:val="single" w:color="A6A6A6" w:sz="4"/>
+              <w:right w:val="single" w:color="A6A6A6" w:sz="4"/>
+            </w:tcBorders>
+            <w:tcMar>
+              <w:top w:type="dxa" w:w="60"/>
+              <w:left w:type="dxa" w:w="100"/>
+              <w:bottom w:type="dxa" w:w="60"/>
+              <w:right w:type="dxa" w:w="100"/>
+            </w:tcMar>
+            <w:vAlign w:val="top"/>
+          </w:tcPr>
+          <w:p>
+            <w:pPr>
+              <w:spacing w:after="20" w:line="270"/>
+            </w:pPr>
+            <w:r>
+              <w:rPr>
+                <w:rFonts w:ascii="Arial" w:cs="Arial" w:eastAsia="Arial" w:hAnsi="Arial"/>
+                <w:sz w:val="19"/>
+                <w:szCs w:val="19"/>
+              </w:rPr>
+              <w:t xml:space="preserve">Vượt hạn mức công nợ</w:t>
+            </w:r>
+          </w:p>
+        </w:tc>
+        <w:tc>
+          <w:tcPr>
+            <w:tcW w:type="dxa" w:w="5364"/>
+            <w:tcBorders>
+              <w:top w:val="single" w:color="A6A6A6" w:sz="4"/>
+              <w:left w:val="single" w:color="A6A6A6" w:sz="4"/>
+              <w:bottom w:val="single" w:color="A6A6A6" w:sz="4"/>
+              <w:right w:val="single" w:color="A6A6A6" w:sz="4"/>
+            </w:tcBorders>
+            <w:tcMar>
+              <w:top w:type="dxa" w:w="60"/>
+              <w:left w:type="dxa" w:w="100"/>
+              <w:bottom w:type="dxa" w:w="60"/>
+              <w:right w:type="dxa" w:w="100"/>
+            </w:tcMar>
+            <w:vAlign w:val="top"/>
+          </w:tcPr>
+          <w:p>
+            <w:pPr>
+              <w:spacing w:after="20" w:line="270"/>
+            </w:pPr>
+            <w:r>
+              <w:rPr>
+                <w:rFonts w:ascii="Arial" w:cs="Arial" w:eastAsia="Arial" w:hAnsi="Arial"/>
+                <w:sz w:val="19"/>
+                <w:szCs w:val="19"/>
+              </w:rPr>
+              <w:t xml:space="preserve">Chặn lưu; người có quyền thấy "Vẫn lưu đơn (vượt hạn mức)".</w:t>
+            </w:r>
+          </w:p>
+        </w:tc>
+      </w:tr>
+      <w:tr>
+        <w:trPr>
+          <w:cantSplit/>
+        </w:trPr>
+        <w:tc>
+          <w:tcPr>
+            <w:tcW w:type="dxa" w:w="4274"/>
+            <w:tcBorders>
+              <w:top w:val="single" w:color="A6A6A6" w:sz="4"/>
+              <w:left w:val="single" w:color="A6A6A6" w:sz="4"/>
+              <w:bottom w:val="single" w:color="A6A6A6" w:sz="4"/>
+              <w:right w:val="single" w:color="A6A6A6" w:sz="4"/>
+            </w:tcBorders>
+            <w:tcMar>
+              <w:top w:type="dxa" w:w="60"/>
+              <w:left w:type="dxa" w:w="100"/>
+              <w:bottom w:type="dxa" w:w="60"/>
+              <w:right w:type="dxa" w:w="100"/>
+            </w:tcMar>
+            <w:vAlign w:val="top"/>
+          </w:tcPr>
+          <w:p>
+            <w:pPr>
+              <w:spacing w:after="20" w:line="270"/>
+            </w:pPr>
+            <w:r>
+              <w:rPr>
+                <w:rFonts w:ascii="Arial" w:cs="Arial" w:eastAsia="Arial" w:hAnsi="Arial"/>
+                <w:sz w:val="19"/>
+                <w:szCs w:val="19"/>
+              </w:rPr>
+              <w:t xml:space="preserve">Đặt vượt tồn tại kho xuất</w:t>
+            </w:r>
+          </w:p>
+        </w:tc>
+        <w:tc>
+          <w:tcPr>
+            <w:tcW w:type="dxa" w:w="5364"/>
+            <w:tcBorders>
+              <w:top w:val="single" w:color="A6A6A6" w:sz="4"/>
+              <w:left w:val="single" w:color="A6A6A6" w:sz="4"/>
+              <w:bottom w:val="single" w:color="A6A6A6" w:sz="4"/>
+              <w:right w:val="single" w:color="A6A6A6" w:sz="4"/>
+            </w:tcBorders>
+            <w:tcMar>
+              <w:top w:type="dxa" w:w="60"/>
+              <w:left w:type="dxa" w:w="100"/>
+              <w:bottom w:type="dxa" w:w="60"/>
+              <w:right w:type="dxa" w:w="100"/>
+            </w:tcMar>
+            <w:vAlign w:val="top"/>
+          </w:tcPr>
+          <w:p>
+            <w:pPr>
+              <w:spacing w:after="20" w:line="270"/>
+            </w:pPr>
+            <w:r>
+              <w:rPr>
+                <w:rFonts w:ascii="Arial" w:cs="Arial" w:eastAsia="Arial" w:hAnsi="Arial"/>
+                <w:sz w:val="19"/>
+                <w:szCs w:val="19"/>
+              </w:rPr>
+              <w:t xml:space="preserve">Cảnh báo "Thiếu …" trên dòng và thanh cảnh báo; vẫn lưu được.</w:t>
+            </w:r>
+          </w:p>
+        </w:tc>
+      </w:tr>
+      <w:tr>
+        <w:trPr>
+          <w:cantSplit/>
+        </w:trPr>
+        <w:tc>
+          <w:tcPr>
+            <w:tcW w:type="dxa" w:w="4274"/>
+            <w:tcBorders>
+              <w:top w:val="single" w:color="A6A6A6" w:sz="4"/>
+              <w:left w:val="single" w:color="A6A6A6" w:sz="4"/>
+              <w:bottom w:val="single" w:color="A6A6A6" w:sz="4"/>
+              <w:right w:val="single" w:color="A6A6A6" w:sz="4"/>
+            </w:tcBorders>
+            <w:tcMar>
+              <w:top w:type="dxa" w:w="60"/>
+              <w:left w:type="dxa" w:w="100"/>
+              <w:bottom w:type="dxa" w:w="60"/>
+              <w:right w:type="dxa" w:w="100"/>
+            </w:tcMar>
+            <w:vAlign w:val="top"/>
+          </w:tcPr>
+          <w:p>
+            <w:pPr>
+              <w:spacing w:after="20" w:line="270"/>
+            </w:pPr>
+            <w:r>
+              <w:rPr>
+                <w:rFonts w:ascii="Arial" w:cs="Arial" w:eastAsia="Arial" w:hAnsi="Arial"/>
+                <w:sz w:val="19"/>
+                <w:szCs w:val="19"/>
+              </w:rPr>
+              <w:t xml:space="preserve">Huỷ / kết thúc đơn đang nằm trên chuyến chưa về kho</w:t>
+            </w:r>
+          </w:p>
+        </w:tc>
+        <w:tc>
+          <w:tcPr>
+            <w:tcW w:type="dxa" w:w="5364"/>
+            <w:tcBorders>
+              <w:top w:val="single" w:color="A6A6A6" w:sz="4"/>
+              <w:left w:val="single" w:color="A6A6A6" w:sz="4"/>
+              <w:bottom w:val="single" w:color="A6A6A6" w:sz="4"/>
+              <w:right w:val="single" w:color="A6A6A6" w:sz="4"/>
+            </w:tcBorders>
+            <w:tcMar>
+              <w:top w:type="dxa" w:w="60"/>
+              <w:left w:type="dxa" w:w="100"/>
+              <w:bottom w:type="dxa" w:w="60"/>
+              <w:right w:type="dxa" w:w="100"/>
+            </w:tcMar>
+            <w:vAlign w:val="top"/>
+          </w:tcPr>
+          <w:p>
+            <w:pPr>
+              <w:spacing w:after="20" w:line="270"/>
+            </w:pPr>
+            <w:r>
+              <w:rPr>
+                <w:rFonts w:ascii="Arial" w:cs="Arial" w:eastAsia="Arial" w:hAnsi="Arial"/>
+                <w:sz w:val="19"/>
+                <w:szCs w:val="19"/>
+              </w:rPr>
+              <w:t xml:space="preserve">Không cho; xử lý ở chuyến trước.</w:t>
+            </w:r>
+          </w:p>
+        </w:tc>
+      </w:tr>
+      <w:tr>
+        <w:trPr>
+          <w:cantSplit/>
+        </w:trPr>
+        <w:tc>
+          <w:tcPr>
+            <w:tcW w:type="dxa" w:w="4274"/>
+            <w:tcBorders>
+              <w:top w:val="single" w:color="A6A6A6" w:sz="4"/>
+              <w:left w:val="single" w:color="A6A6A6" w:sz="4"/>
+              <w:bottom w:val="single" w:color="A6A6A6" w:sz="4"/>
+              <w:right w:val="single" w:color="A6A6A6" w:sz="4"/>
+            </w:tcBorders>
+            <w:tcMar>
+              <w:top w:type="dxa" w:w="60"/>
+              <w:left w:type="dxa" w:w="100"/>
+              <w:bottom w:type="dxa" w:w="60"/>
+              <w:right w:type="dxa" w:w="100"/>
+            </w:tcMar>
+            <w:vAlign w:val="top"/>
+          </w:tcPr>
+          <w:p>
+            <w:pPr>
+              <w:spacing w:after="20" w:line="270"/>
+            </w:pPr>
+            <w:r>
+              <w:rPr>
+                <w:rFonts w:ascii="Arial" w:cs="Arial" w:eastAsia="Arial" w:hAnsi="Arial"/>
+                <w:sz w:val="19"/>
+                <w:szCs w:val="19"/>
+              </w:rPr>
+              <w:t xml:space="preserve">Bỏ chốt giao khi còn phiếu trả hàng</w:t>
+            </w:r>
+          </w:p>
+        </w:tc>
+        <w:tc>
+          <w:tcPr>
+            <w:tcW w:type="dxa" w:w="5364"/>
+            <w:tcBorders>
+              <w:top w:val="single" w:color="A6A6A6" w:sz="4"/>
+              <w:left w:val="single" w:color="A6A6A6" w:sz="4"/>
+              <w:bottom w:val="single" w:color="A6A6A6" w:sz="4"/>
+              <w:right w:val="single" w:color="A6A6A6" w:sz="4"/>
+            </w:tcBorders>
+            <w:tcMar>
+              <w:top w:type="dxa" w:w="60"/>
+              <w:left w:type="dxa" w:w="100"/>
+              <w:bottom w:type="dxa" w:w="60"/>
+              <w:right w:type="dxa" w:w="100"/>
+            </w:tcMar>
+            <w:vAlign w:val="top"/>
+          </w:tcPr>
+          <w:p>
+            <w:pPr>
+              <w:spacing w:after="20" w:line="270"/>
+            </w:pPr>
+            <w:r>
+              <w:rPr>
+                <w:rFonts w:ascii="Arial" w:cs="Arial" w:eastAsia="Arial" w:hAnsi="Arial"/>
+                <w:sz w:val="19"/>
+                <w:szCs w:val="19"/>
+              </w:rPr>
+              <w:t xml:space="preserve">Không cho; huỷ phiếu trả hàng trước.</w:t>
+            </w:r>
+          </w:p>
+        </w:tc>
+      </w:tr>
+      <w:tr>
+        <w:trPr>
+          <w:cantSplit/>
+        </w:trPr>
+        <w:tc>
+          <w:tcPr>
+            <w:tcW w:type="dxa" w:w="4274"/>
+            <w:tcBorders>
+              <w:top w:val="single" w:color="A6A6A6" w:sz="4"/>
+              <w:left w:val="single" w:color="A6A6A6" w:sz="4"/>
+              <w:bottom w:val="single" w:color="A6A6A6" w:sz="4"/>
+              <w:right w:val="single" w:color="A6A6A6" w:sz="4"/>
+            </w:tcBorders>
+            <w:tcMar>
+              <w:top w:type="dxa" w:w="60"/>
+              <w:left w:type="dxa" w:w="100"/>
+              <w:bottom w:type="dxa" w:w="60"/>
+              <w:right w:type="dxa" w:w="100"/>
+            </w:tcMar>
+            <w:vAlign w:val="top"/>
+          </w:tcPr>
+          <w:p>
+            <w:pPr>
+              <w:spacing w:after="20" w:line="270"/>
+            </w:pPr>
+            <w:r>
+              <w:rPr>
+                <w:rFonts w:ascii="Arial" w:cs="Arial" w:eastAsia="Arial" w:hAnsi="Arial"/>
+                <w:sz w:val="19"/>
+                <w:szCs w:val="19"/>
+              </w:rPr>
+              <w:t xml:space="preserve">Đơn xuất khẩu thu ngoại tệ thiếu tỷ giá</w:t>
+            </w:r>
+          </w:p>
+        </w:tc>
+        <w:tc>
+          <w:tcPr>
+            <w:tcW w:type="dxa" w:w="5364"/>
+            <w:tcBorders>
+              <w:top w:val="single" w:color="A6A6A6" w:sz="4"/>
+              <w:left w:val="single" w:color="A6A6A6" w:sz="4"/>
+              <w:bottom w:val="single" w:color="A6A6A6" w:sz="4"/>
+              <w:right w:val="single" w:color="A6A6A6" w:sz="4"/>
+            </w:tcBorders>
+            <w:tcMar>
+              <w:top w:type="dxa" w:w="60"/>
+              <w:left w:type="dxa" w:w="100"/>
+              <w:bottom w:type="dxa" w:w="60"/>
+              <w:right w:type="dxa" w:w="100"/>
+            </w:tcMar>
+            <w:vAlign w:val="top"/>
+          </w:tcPr>
+          <w:p>
+            <w:pPr>
+              <w:spacing w:after="20" w:line="270"/>
+            </w:pPr>
+            <w:r>
+              <w:rPr>
+                <w:rFonts w:ascii="Arial" w:cs="Arial" w:eastAsia="Arial" w:hAnsi="Arial"/>
+                <w:sz w:val="19"/>
+                <w:szCs w:val="19"/>
+              </w:rPr>
+              <w:t xml:space="preserve">Không lưu được, báo tại ô tỷ giá.</w:t>
+            </w:r>
+          </w:p>
+        </w:tc>
+      </w:tr>
+      <w:tr>
+        <w:trPr>
+          <w:cantSplit/>
+        </w:trPr>
+        <w:tc>
+          <w:tcPr>
+            <w:tcW w:type="dxa" w:w="4274"/>
+            <w:tcBorders>
+              <w:top w:val="single" w:color="A6A6A6" w:sz="4"/>
+              <w:left w:val="single" w:color="A6A6A6" w:sz="4"/>
+              <w:bottom w:val="single" w:color="A6A6A6" w:sz="4"/>
+              <w:right w:val="single" w:color="A6A6A6" w:sz="4"/>
+            </w:tcBorders>
+            <w:tcMar>
+              <w:top w:type="dxa" w:w="60"/>
+              <w:left w:type="dxa" w:w="100"/>
+              <w:bottom w:type="dxa" w:w="60"/>
+              <w:right w:type="dxa" w:w="100"/>
+            </w:tcMar>
+            <w:vAlign w:val="top"/>
+          </w:tcPr>
+          <w:p>
+            <w:pPr>
+              <w:spacing w:after="20" w:line="270"/>
+            </w:pPr>
+            <w:r>
+              <w:rPr>
+                <w:rFonts w:ascii="Arial" w:cs="Arial" w:eastAsia="Arial" w:hAnsi="Arial"/>
+                <w:sz w:val="19"/>
+                <w:szCs w:val="19"/>
+              </w:rPr>
+              <w:t xml:space="preserve">Thu tiền ngay mà tài khoản đã ngừng dùng</w:t>
+            </w:r>
+          </w:p>
+        </w:tc>
+        <w:tc>
+          <w:tcPr>
+            <w:tcW w:type="dxa" w:w="5364"/>
             <w:tcBorders>
               <w:top w:val="single" w:color="A6A6A6" w:sz="4"/>
               <w:left w:val="single" w:color="A6A6A6" w:sz="4"/>
@@ -6944,11 +8618,83 @@
                 <w:szCs w:val="19"/>
               </w:rPr>
               <w:t xml:space="preserve">Không tự lập phiếu thu; đơn vẫn giao và ghi công nợ bình thường.</w:t>
+            </w:r>
+          </w:p>
+        </w:tc>
+      </w:tr>
+      <w:tr>
+        <w:trPr>
+          <w:cantSplit/>
+        </w:trPr>
+        <w:tc>
+          <w:tcPr>
+            <w:tcW w:type="dxa" w:w="4274"/>
+            <w:tcBorders>
+              <w:top w:val="single" w:color="A6A6A6" w:sz="4"/>
+              <w:left w:val="single" w:color="A6A6A6" w:sz="4"/>
+              <w:bottom w:val="single" w:color="A6A6A6" w:sz="4"/>
+              <w:right w:val="single" w:color="A6A6A6" w:sz="4"/>
+            </w:tcBorders>
+            <w:tcMar>
+              <w:top w:type="dxa" w:w="60"/>
+              <w:left w:type="dxa" w:w="100"/>
+              <w:bottom w:type="dxa" w:w="60"/>
+              <w:right w:type="dxa" w:w="100"/>
+            </w:tcMar>
+            <w:vAlign w:val="top"/>
+          </w:tcPr>
+          <w:p>
+            <w:pPr>
+              <w:spacing w:after="20" w:line="270"/>
+            </w:pPr>
+            <w:r>
+              <w:rPr>
+                <w:rFonts w:ascii="Arial" w:cs="Arial" w:eastAsia="Arial" w:hAnsi="Arial"/>
+                <w:sz w:val="19"/>
+                <w:szCs w:val="19"/>
+              </w:rPr>
+              <w:t xml:space="preserve">/don-hang/them</w:t>
+            </w:r>
+          </w:p>
+        </w:tc>
+        <w:tc>
+          <w:tcPr>
+            <w:tcW w:type="dxa" w:w="5364"/>
+            <w:tcBorders>
+              <w:top w:val="single" w:color="A6A6A6" w:sz="4"/>
+              <w:left w:val="single" w:color="A6A6A6" w:sz="4"/>
+              <w:bottom w:val="single" w:color="A6A6A6" w:sz="4"/>
+              <w:right w:val="single" w:color="A6A6A6" w:sz="4"/>
+            </w:tcBorders>
+            <w:tcMar>
+              <w:top w:type="dxa" w:w="60"/>
+              <w:left w:type="dxa" w:w="100"/>
+              <w:bottom w:type="dxa" w:w="60"/>
+              <w:right w:type="dxa" w:w="100"/>
+            </w:tcMar>
+            <w:vAlign w:val="top"/>
+          </w:tcPr>
+          <w:p>
+            <w:pPr>
+              <w:spacing w:after="20" w:line="270"/>
+            </w:pPr>
+            <w:r>
+              <w:rPr>
+                <w:rFonts w:ascii="Arial" w:cs="Arial" w:eastAsia="Arial" w:hAnsi="Arial"/>
+                <w:sz w:val="19"/>
+                <w:szCs w:val="19"/>
+              </w:rPr>
+              <w:t xml:space="preserve">Tự chuyển sang /don-hang/them-moi.</w:t>
             </w:r>
           </w:p>
         </w:tc>
       </w:tr>
     </w:tbl>
+    <w:p>
+      <w:pPr>
+        <w:spacing w:after="60"/>
+      </w:pPr>
+    </w:p>
     <w:p>
       <w:pPr>
         <w:pStyle w:val="Heading1"/>
@@ -6972,7 +8718,7 @@
         <w:pStyle w:val="ListParagraph"/>
         <w:numPr>
           <w:ilvl w:val="0"/>
-          <w:numId w:val="2"/>
+          <w:numId w:val="1"/>
         </w:numPr>
         <w:spacing w:after="60" w:line="290"/>
       </w:pPr>
@@ -7000,7 +8746,7 @@
           <w:sz w:val="21"/>
           <w:szCs w:val="21"/>
         </w:rPr>
-        <w:t xml:space="preserve">, dựng bằng khuôn in chung (ATL-26): tiêu đề công ty (logo + tên + địa chỉ, mã số thuế, điện thoại, email, website có nhãn) và số phiếu, tiêu đề, khối thông tin, bảng, khối ký, chân trang "In lúc … · người in".</w:t>
+        <w:t xml:space="preserve"> (A4, A5 hoặc giấy nhiệt K80, giấy được nhớ theo loại phiếu), dựng bằng khuôn in chung (ATL-26): tiêu đề công ty và số phiếu, tiêu đề, khối thông tin, bảng, khối ký, chân trang "In lúc … · người in".</w:t>
       </w:r>
     </w:p>
     <w:p>
@@ -7008,7 +8754,7 @@
         <w:pStyle w:val="ListParagraph"/>
         <w:numPr>
           <w:ilvl w:val="0"/>
-          <w:numId w:val="2"/>
+          <w:numId w:val="1"/>
         </w:numPr>
         <w:spacing w:after="60" w:line="290"/>
       </w:pPr>
@@ -7019,6 +8765,34 @@
           <w:szCs w:val="21"/>
         </w:rPr>
         <w:t xml:space="preserve">Khối thông tin: khách hàng, người nhận, điện thoại, địa chỉ giao, ngày cần giao, nguồn đơn, diễn giải; bảng: STT, mã hàng, tên hàng (kèm kích thước thành phẩm), ĐVT, số lượng, đơn giá, chiết khấu, thuế, thành tiền; tổng: tiền hàng, chiết khấu dòng, chiết khấu cả đơn, thuế GTGT, tổng thanh toán và "Bằng chữ"; ký: Người lập đơn, Nhân viên bán hàng, Thủ kho, Khách hàng.</w:t>
+      </w:r>
+    </w:p>
+    <w:p>
+      <w:pPr>
+        <w:pStyle w:val="ListParagraph"/>
+        <w:numPr>
+          <w:ilvl w:val="0"/>
+          <w:numId w:val="1"/>
+        </w:numPr>
+        <w:spacing w:after="60" w:line="290"/>
+      </w:pPr>
+      <w:r>
+        <w:rPr>
+          <w:rFonts w:ascii="Arial" w:cs="Arial" w:eastAsia="Arial" w:hAnsi="Arial"/>
+          <w:b/>
+          <w:bCs/>
+          <w:sz w:val="21"/>
+          <w:szCs w:val="21"/>
+        </w:rPr>
+        <w:t xml:space="preserve">Xem trước hoá đơn GTGT</w:t>
+      </w:r>
+      <w:r>
+        <w:rPr>
+          <w:rFonts w:ascii="Arial" w:cs="Arial" w:eastAsia="Arial" w:hAnsi="Arial"/>
+          <w:sz w:val="21"/>
+          <w:szCs w:val="21"/>
+        </w:rPr>
+        <w:t xml:space="preserve"> / hoá đơn điều chỉnh giảm: in A4, ghi rõ "BẢN XEM TRƯỚC".</w:t>
       </w:r>
     </w:p>
     <w:p>
@@ -7044,7 +8818,7 @@
         <w:pStyle w:val="ListParagraph"/>
         <w:numPr>
           <w:ilvl w:val="0"/>
-          <w:numId w:val="2"/>
+          <w:numId w:val="1"/>
         </w:numPr>
         <w:spacing w:after="60" w:line="290"/>
       </w:pPr>
@@ -7062,7 +8836,7 @@
         <w:pStyle w:val="ListParagraph"/>
         <w:numPr>
           <w:ilvl w:val="0"/>
-          <w:numId w:val="2"/>
+          <w:numId w:val="1"/>
         </w:numPr>
         <w:spacing w:after="60" w:line="290"/>
       </w:pPr>
@@ -7072,7 +8846,7 @@
           <w:sz w:val="21"/>
           <w:szCs w:val="21"/>
         </w:rPr>
-        <w:t xml:space="preserve">Chưa có cột tài khoản kế toán, hoá đơn điện tử và mã cơ quan thuế như MISA — hệ thống chưa có hệ thống tài khoản; cân nhắc khi cần nối kế toán.</w:t>
+        <w:t xml:space="preserve">Hoá đơn điện tử chưa phát hành được (chỉ xem trước): cần chọn nhà cung cấp hoá đơn điện tử và tài khoản API. Chưa có hệ thống tài khoản kế toán như MISA.</w:t>
       </w:r>
     </w:p>
     <w:p>
@@ -7080,7 +8854,25 @@
         <w:pStyle w:val="ListParagraph"/>
         <w:numPr>
           <w:ilvl w:val="0"/>
-          <w:numId w:val="2"/>
+          <w:numId w:val="1"/>
+        </w:numPr>
+        <w:spacing w:after="60" w:line="290"/>
+      </w:pPr>
+      <w:r>
+        <w:rPr>
+          <w:rFonts w:ascii="Arial" w:cs="Arial" w:eastAsia="Arial" w:hAnsi="Arial"/>
+          <w:sz w:val="21"/>
+          <w:szCs w:val="21"/>
+        </w:rPr>
+        <w:t xml:space="preserve">Còn tính trên phần đơn đã nạp (90 ngày + đơn còn mở): tìm nhanh Ctrl K và nút đơn trước / sau.</w:t>
+      </w:r>
+    </w:p>
+    <w:p>
+      <w:pPr>
+        <w:pStyle w:val="ListParagraph"/>
+        <w:numPr>
+          <w:ilvl w:val="0"/>
+          <w:numId w:val="1"/>
         </w:numPr>
         <w:spacing w:after="60" w:line="290"/>
       </w:pPr>
@@ -7098,7 +8890,7 @@
         <w:pStyle w:val="ListParagraph"/>
         <w:numPr>
           <w:ilvl w:val="0"/>
-          <w:numId w:val="2"/>
+          <w:numId w:val="1"/>
         </w:numPr>
         <w:spacing w:after="60" w:line="290"/>
       </w:pPr>
@@ -7108,7 +8900,7 @@
           <w:sz w:val="21"/>
           <w:szCs w:val="21"/>
         </w:rPr>
-        <w:t xml:space="preserve">Trang chi tiết có mục </w:t>
+        <w:t xml:space="preserve">Trang chi tiết có tab </w:t>
       </w:r>
       <w:r>
         <w:rPr>
@@ -7126,7 +8918,7 @@
           <w:sz w:val="21"/>
           <w:szCs w:val="21"/>
         </w:rPr>
-        <w:t xml:space="preserve">: mọi thao tác trên bản ghi này — ai, lúc nào (đến giây), trường nào đổi từ giá trị nào sang giá trị nào, kể cả thao tác từ chứng từ liên quan. Xem ATL-27.</w:t>
+        <w:t xml:space="preserve">: mọi thao tác trên đơn — ai, lúc nào (đến giây), trường nào đổi từ giá trị nào sang giá trị nào, kể cả thao tác từ chứng từ liên quan. Xem ATL-27.</w:t>
       </w:r>
     </w:p>
     <w:sectPr>
@@ -7179,7 +8971,7 @@
 </file>
 
 <file path=word/footer1.xml><?xml version="1.0" encoding="utf-8"?>
-<w:ftr xmlns:wpc="http://schemas.microsoft.com/office/word/2010/wordprocessingCanvas" xmlns:mc="http://schemas.openxmlformats.org/markup-compatibility/2006" xmlns:o="urn:schemas-microsoft-com:office:office" xmlns:r="http://schemas.openxmlformats.org/officeDocument/2006/relationships" xmlns:m="http://schemas.openxmlformats.org/officeDocument/2006/math" xmlns:v="urn:schemas-microsoft-com:vml" xmlns:wp14="http://schemas.microsoft.com/office/word/2010/wordprocessingDrawing" xmlns:wp="http://schemas.openxmlformats.org/drawingml/2006/wordprocessingDrawing" xmlns:w10="urn:schemas-microsoft-com:office:word" xmlns:w="http://schemas.openxmlformats.org/wordprocessingml/2006/main" xmlns:w14="http://schemas.microsoft.com/office/word/2010/wordml" xmlns:w15="http://schemas.microsoft.com/office/word/2012/wordml" xmlns:wpg="http://schemas.microsoft.com/office/word/2010/wordprocessingGroup" xmlns:wpi="http://schemas.microsoft.com/office/word/2010/wordprocessingInk" xmlns:wne="http://schemas.microsoft.com/office/word/2006/wordml" xmlns:wps="http://schemas.microsoft.com/office/word/2010/wordprocessingShape">
+<w:ftr xmlns:r="http://schemas.openxmlformats.org/officeDocument/2006/relationships" xmlns:w="http://schemas.openxmlformats.org/wordprocessingml/2006/main">
   <w:p>
     <w:pPr>
       <w:jc w:val="center"/>
@@ -7219,6 +9011,15 @@
         <w:szCs w:val="17"/>
       </w:rPr>
       <w:fldChar w:fldCharType="separate"/>
+    </w:r>
+    <w:r>
+      <w:rPr>
+        <w:rFonts w:ascii="Arial" w:cs="Arial" w:eastAsia="Arial" w:hAnsi="Arial"/>
+        <w:color w:val="7F7F7F"/>
+        <w:sz w:val="17"/>
+        <w:szCs w:val="17"/>
+      </w:rPr>
+      <w:t>1</w:t>
     </w:r>
     <w:r>
       <w:rPr>
@@ -7272,6 +9073,15 @@
         <w:sz w:val="17"/>
         <w:szCs w:val="17"/>
       </w:rPr>
+      <w:t>1</w:t>
+    </w:r>
+    <w:r>
+      <w:rPr>
+        <w:rFonts w:ascii="Arial" w:cs="Arial" w:eastAsia="Arial" w:hAnsi="Arial"/>
+        <w:color w:val="7F7F7F"/>
+        <w:sz w:val="17"/>
+        <w:szCs w:val="17"/>
+      </w:rPr>
       <w:fldChar w:fldCharType="end"/>
     </w:r>
   </w:p>
@@ -7316,7 +9126,7 @@
 </file>
 
 <file path=word/header1.xml><?xml version="1.0" encoding="utf-8"?>
-<w:hdr xmlns:wpc="http://schemas.microsoft.com/office/word/2010/wordprocessingCanvas" xmlns:mc="http://schemas.openxmlformats.org/markup-compatibility/2006" xmlns:o="urn:schemas-microsoft-com:office:office" xmlns:r="http://schemas.openxmlformats.org/officeDocument/2006/relationships" xmlns:m="http://schemas.openxmlformats.org/officeDocument/2006/math" xmlns:v="urn:schemas-microsoft-com:vml" xmlns:wp14="http://schemas.microsoft.com/office/word/2010/wordprocessingDrawing" xmlns:wp="http://schemas.openxmlformats.org/drawingml/2006/wordprocessingDrawing" xmlns:w10="urn:schemas-microsoft-com:office:word" xmlns:w="http://schemas.openxmlformats.org/wordprocessingml/2006/main" xmlns:w14="http://schemas.microsoft.com/office/word/2010/wordml" xmlns:w15="http://schemas.microsoft.com/office/word/2012/wordml" xmlns:wpg="http://schemas.microsoft.com/office/word/2010/wordprocessingGroup" xmlns:wpi="http://schemas.microsoft.com/office/word/2010/wordprocessingInk" xmlns:wne="http://schemas.microsoft.com/office/word/2006/wordml" xmlns:wps="http://schemas.microsoft.com/office/word/2010/wordprocessingShape" xmlns:cx="http://schemas.microsoft.com/office/drawing/2014/chartex" xmlns:cx1="http://schemas.microsoft.com/office/drawing/2015/9/8/chartex" xmlns:cx2="http://schemas.microsoft.com/office/drawing/2015/10/21/chartex" xmlns:cx3="http://schemas.microsoft.com/office/drawing/2016/5/9/chartex" xmlns:cx4="http://schemas.microsoft.com/office/drawing/2016/5/10/chartex" xmlns:cx5="http://schemas.microsoft.com/office/drawing/2016/5/11/chartex" xmlns:cx6="http://schemas.microsoft.com/office/drawing/2016/5/12/chartex" xmlns:cx7="http://schemas.microsoft.com/office/drawing/2016/5/13/chartex" xmlns:cx8="http://schemas.microsoft.com/office/drawing/2016/5/14/chartex" xmlns:w16cid="http://schemas.microsoft.com/office/word/2016/wordml/cid" xmlns:w16se="http://schemas.microsoft.com/office/word/2015/wordml/symex">
+<w:hdr xmlns:r="http://schemas.openxmlformats.org/officeDocument/2006/relationships" xmlns:w="http://schemas.openxmlformats.org/wordprocessingml/2006/main">
   <w:p>
     <w:pPr>
       <w:pBdr>
@@ -7342,101 +9152,18 @@
         <w:sz w:val="17"/>
         <w:szCs w:val="17"/>
       </w:rPr>
-      <w:t xml:space="preserve">	ATL-12 · Đơn hàng bán</w:t>
+      <w:tab/>
+      <w:t xml:space="preserve">ATL-12 · Đơn hàng bán</w:t>
     </w:r>
   </w:p>
 </w:hdr>
 </file>
 
 <file path=word/numbering.xml><?xml version="1.0" encoding="utf-8"?>
-<w:numbering xmlns:wpc="http://schemas.microsoft.com/office/word/2010/wordprocessingCanvas" xmlns:mc="http://schemas.openxmlformats.org/markup-compatibility/2006" xmlns:o="urn:schemas-microsoft-com:office:office" xmlns:r="http://schemas.openxmlformats.org/officeDocument/2006/relationships" xmlns:m="http://schemas.openxmlformats.org/officeDocument/2006/math" xmlns:v="urn:schemas-microsoft-com:vml" xmlns:wp14="http://schemas.microsoft.com/office/word/2010/wordprocessingDrawing" xmlns:wp="http://schemas.openxmlformats.org/drawingml/2006/wordprocessingDrawing" xmlns:w10="urn:schemas-microsoft-com:office:word" xmlns:w="http://schemas.openxmlformats.org/wordprocessingml/2006/main" xmlns:w14="http://schemas.microsoft.com/office/word/2010/wordml" xmlns:w15="http://schemas.microsoft.com/office/word/2012/wordml" xmlns:wpg="http://schemas.microsoft.com/office/word/2010/wordprocessingGroup" xmlns:wpi="http://schemas.microsoft.com/office/word/2010/wordprocessingInk" xmlns:wne="http://schemas.microsoft.com/office/word/2006/wordml" xmlns:wps="http://schemas.microsoft.com/office/word/2010/wordprocessingShape" mc:Ignorable="w14 w15 wp14">
-  <w:abstractNum w:abstractNumId="1" w15:restartNumberingAfterBreak="0">
-    <w:multiLevelType w:val="hybridMultilevel"/>
-    <w:lvl w:ilvl="0" w:tentative="1">
-      <w:start w:val="1"/>
-      <w:numFmt w:val="bullet"/>
-      <w:lvlText w:val="●"/>
-      <w:lvlJc w:val="left"/>
-      <w:pPr>
-        <w:ind w:left="720" w:hanging="360"/>
-      </w:pPr>
-    </w:lvl>
-    <w:lvl w:ilvl="1" w:tentative="1">
-      <w:start w:val="1"/>
-      <w:numFmt w:val="bullet"/>
-      <w:lvlText w:val="○"/>
-      <w:lvlJc w:val="left"/>
-      <w:pPr>
-        <w:ind w:left="1440" w:hanging="360"/>
-      </w:pPr>
-    </w:lvl>
-    <w:lvl w:ilvl="2" w:tentative="1">
-      <w:start w:val="1"/>
-      <w:numFmt w:val="bullet"/>
-      <w:lvlText w:val="■"/>
-      <w:lvlJc w:val="left"/>
-      <w:pPr>
-        <w:ind w:left="2160" w:hanging="360"/>
-      </w:pPr>
-    </w:lvl>
-    <w:lvl w:ilvl="3" w:tentative="1">
-      <w:start w:val="1"/>
-      <w:numFmt w:val="bullet"/>
-      <w:lvlText w:val="●"/>
-      <w:lvlJc w:val="left"/>
-      <w:pPr>
-        <w:ind w:left="2880" w:hanging="360"/>
-      </w:pPr>
-    </w:lvl>
-    <w:lvl w:ilvl="4" w:tentative="1">
-      <w:start w:val="1"/>
-      <w:numFmt w:val="bullet"/>
-      <w:lvlText w:val="○"/>
-      <w:lvlJc w:val="left"/>
-      <w:pPr>
-        <w:ind w:left="3600" w:hanging="360"/>
-      </w:pPr>
-    </w:lvl>
-    <w:lvl w:ilvl="5" w:tentative="1">
-      <w:start w:val="1"/>
-      <w:numFmt w:val="bullet"/>
-      <w:lvlText w:val="■"/>
-      <w:lvlJc w:val="left"/>
-      <w:pPr>
-        <w:ind w:left="4320" w:hanging="360"/>
-      </w:pPr>
-    </w:lvl>
-    <w:lvl w:ilvl="6" w:tentative="1">
-      <w:start w:val="1"/>
-      <w:numFmt w:val="bullet"/>
-      <w:lvlText w:val="●"/>
-      <w:lvlJc w:val="left"/>
-      <w:pPr>
-        <w:ind w:left="5040" w:hanging="360"/>
-      </w:pPr>
-    </w:lvl>
-    <w:lvl w:ilvl="7" w:tentative="1">
-      <w:start w:val="1"/>
-      <w:numFmt w:val="bullet"/>
-      <w:lvlText w:val="●"/>
-      <w:lvlJc w:val="left"/>
-      <w:pPr>
-        <w:ind w:left="5760" w:hanging="360"/>
-      </w:pPr>
-    </w:lvl>
-    <w:lvl w:ilvl="8" w:tentative="1">
-      <w:start w:val="1"/>
-      <w:numFmt w:val="bullet"/>
-      <w:lvlText w:val="●"/>
-      <w:lvlJc w:val="left"/>
-      <w:pPr>
-        <w:ind w:left="6480" w:hanging="360"/>
-      </w:pPr>
-    </w:lvl>
-  </w:abstractNum>
-  <w:abstractNum w:abstractNumId="2" w15:restartNumberingAfterBreak="0">
-    <w:multiLevelType w:val="hybridMultilevel"/>
-    <w:lvl w:ilvl="0" w:tentative="1">
+<w:numbering xmlns:r="http://schemas.openxmlformats.org/officeDocument/2006/relationships" xmlns:w="http://schemas.openxmlformats.org/wordprocessingml/2006/main">
+  <w:abstractNum w:abstractNumId="1">
+    <w:multiLevelType w:val="singleLevel"/>
+    <w:lvl w:ilvl="0">
       <w:start w:val="1"/>
       <w:numFmt w:val="bullet"/>
       <w:lvlText w:val="•"/>
@@ -7446,9 +9173,9 @@
       </w:pPr>
     </w:lvl>
   </w:abstractNum>
-  <w:abstractNum w:abstractNumId="3" w15:restartNumberingAfterBreak="0">
-    <w:multiLevelType w:val="hybridMultilevel"/>
-    <w:lvl w:ilvl="0" w:tentative="1">
+  <w:abstractNum w:abstractNumId="2">
+    <w:multiLevelType w:val="singleLevel"/>
+    <w:lvl w:ilvl="0">
       <w:start w:val="1"/>
       <w:numFmt w:val="decimal"/>
       <w:lvlText w:val="%1."/>
@@ -7460,18 +9187,9 @@
   </w:abstractNum>
   <w:num w:numId="1">
     <w:abstractNumId w:val="1"/>
-    <w:lvlOverride w:ilvl="0">
-      <w:startOverride w:val="1"/>
-    </w:lvlOverride>
   </w:num>
   <w:num w:numId="2">
     <w:abstractNumId w:val="2"/>
-    <w:lvlOverride w:ilvl="0">
-      <w:startOverride w:val="1"/>
-    </w:lvlOverride>
-  </w:num>
-  <w:num w:numId="3">
-    <w:abstractNumId w:val="3"/>
     <w:lvlOverride w:ilvl="0">
       <w:startOverride w:val="1"/>
     </w:lvlOverride>
